--- a/00-首页/题组Word/第一轮·综合套卷/第一轮综合卷11（教师版）.docx
+++ b/00-首页/题组Word/第一轮·综合套卷/第一轮综合卷11（教师版）.docx
@@ -330,48 +330,6 @@
         </w:rPr>
         <w:t>赵鑫光竞赛笔记</w:t>
       </w:r>
-      <w:r>
-        <w:rPr>
-          <w:rFonts w:ascii="Times New Roman" w:hAnsi="Times New Roman" w:eastAsia="Times New Roman" w:cs="Times New Roman"/>
-        </w:rPr>
-        <w:t xml:space="preserve"> </w:t>
-      </w:r>
-      <w:r>
-        <w:rPr>
-          <w:rFonts w:hint="eastAsia" w:ascii="Times New Roman" w:hAnsi="Times New Roman" w:eastAsia="FangSong" w:cs="Times New Roman"/>
-        </w:rPr>
-        <w:t>曾用于</w:t>
-      </w:r>
-      <w:r>
-        <w:rPr>
-          <w:rFonts w:hint="eastAsia" w:ascii="Times New Roman" w:hAnsi="Times New Roman" w:eastAsia="Times New Roman" w:cs="Times New Roman"/>
-        </w:rPr>
-        <w:t>：</w:t>
-      </w:r>
-      <w:r>
-        <w:rPr>
-          <w:rFonts w:hint="eastAsia" w:ascii="Times New Roman" w:hAnsi="Times New Roman" w:eastAsia="FangSong" w:cs="Times New Roman"/>
-        </w:rPr>
-        <w:t>第一轮综合卷</w:t>
-      </w:r>
-      <w:r>
-        <w:rPr>
-          <w:rFonts w:hint="eastAsia" w:ascii="Times New Roman" w:hAnsi="Times New Roman" w:eastAsia="Times New Roman" w:cs="Times New Roman"/>
-        </w:rPr>
-        <w:t>07（</w:t>
-      </w:r>
-      <w:r>
-        <w:rPr>
-          <w:rFonts w:hint="eastAsia" w:ascii="Times New Roman" w:hAnsi="Times New Roman" w:eastAsia="FangSong" w:cs="Times New Roman"/>
-        </w:rPr>
-        <w:t>教师版</w:t>
-      </w:r>
-      <w:r>
-        <w:rPr>
-          <w:rFonts w:hint="eastAsia" w:ascii="Times New Roman" w:hAnsi="Times New Roman" w:eastAsia="Times New Roman" w:cs="Times New Roman"/>
-        </w:rPr>
-        <w:t>）</w:t>
-      </w:r>
     </w:p>
     <w:p>
       <w:pPr>
@@ -681,48 +639,6 @@
           <w:rFonts w:hint="eastAsia" w:ascii="Times New Roman" w:hAnsi="Times New Roman" w:eastAsia="FangSong" w:cs="Times New Roman"/>
         </w:rPr>
         <w:t>赵鑫光竞赛笔记</w:t>
-      </w:r>
-      <w:r>
-        <w:rPr>
-          <w:rFonts w:ascii="Times New Roman" w:hAnsi="Times New Roman" w:eastAsia="Times New Roman" w:cs="Times New Roman"/>
-        </w:rPr>
-        <w:t xml:space="preserve"> </w:t>
-      </w:r>
-      <w:r>
-        <w:rPr>
-          <w:rFonts w:hint="eastAsia" w:ascii="Times New Roman" w:hAnsi="Times New Roman" w:eastAsia="FangSong" w:cs="Times New Roman"/>
-        </w:rPr>
-        <w:t>曾用于</w:t>
-      </w:r>
-      <w:r>
-        <w:rPr>
-          <w:rFonts w:hint="eastAsia" w:ascii="Times New Roman" w:hAnsi="Times New Roman" w:eastAsia="Times New Roman" w:cs="Times New Roman"/>
-        </w:rPr>
-        <w:t>：</w:t>
-      </w:r>
-      <w:r>
-        <w:rPr>
-          <w:rFonts w:hint="eastAsia" w:ascii="Times New Roman" w:hAnsi="Times New Roman" w:eastAsia="FangSong" w:cs="Times New Roman"/>
-        </w:rPr>
-        <w:t>第一轮综合卷</w:t>
-      </w:r>
-      <w:r>
-        <w:rPr>
-          <w:rFonts w:hint="eastAsia" w:ascii="Times New Roman" w:hAnsi="Times New Roman" w:eastAsia="Times New Roman" w:cs="Times New Roman"/>
-        </w:rPr>
-        <w:t>08（</w:t>
-      </w:r>
-      <w:r>
-        <w:rPr>
-          <w:rFonts w:hint="eastAsia" w:ascii="Times New Roman" w:hAnsi="Times New Roman" w:eastAsia="FangSong" w:cs="Times New Roman"/>
-        </w:rPr>
-        <w:t>教师版</w:t>
-      </w:r>
-      <w:r>
-        <w:rPr>
-          <w:rFonts w:hint="eastAsia" w:ascii="Times New Roman" w:hAnsi="Times New Roman" w:eastAsia="Times New Roman" w:cs="Times New Roman"/>
-        </w:rPr>
-        <w:t>）</w:t>
       </w:r>
     </w:p>
     <w:p>
@@ -1531,48 +1447,6 @@
         </w:rPr>
         <w:t>赵鑫光竞赛笔记</w:t>
       </w:r>
-      <w:r>
-        <w:rPr>
-          <w:rFonts w:ascii="Times New Roman" w:hAnsi="Times New Roman" w:eastAsia="Times New Roman" w:cs="Times New Roman"/>
-        </w:rPr>
-        <w:t xml:space="preserve"> </w:t>
-      </w:r>
-      <w:r>
-        <w:rPr>
-          <w:rFonts w:hint="eastAsia" w:ascii="Times New Roman" w:hAnsi="Times New Roman" w:eastAsia="FangSong" w:cs="Times New Roman"/>
-        </w:rPr>
-        <w:t>曾用于</w:t>
-      </w:r>
-      <w:r>
-        <w:rPr>
-          <w:rFonts w:hint="eastAsia" w:ascii="Times New Roman" w:hAnsi="Times New Roman" w:eastAsia="Times New Roman" w:cs="Times New Roman"/>
-        </w:rPr>
-        <w:t>：</w:t>
-      </w:r>
-      <w:r>
-        <w:rPr>
-          <w:rFonts w:hint="eastAsia" w:ascii="Times New Roman" w:hAnsi="Times New Roman" w:eastAsia="FangSong" w:cs="Times New Roman"/>
-        </w:rPr>
-        <w:t>第一轮综合卷</w:t>
-      </w:r>
-      <w:r>
-        <w:rPr>
-          <w:rFonts w:hint="eastAsia" w:ascii="Times New Roman" w:hAnsi="Times New Roman" w:eastAsia="Times New Roman" w:cs="Times New Roman"/>
-        </w:rPr>
-        <w:t>08（</w:t>
-      </w:r>
-      <w:r>
-        <w:rPr>
-          <w:rFonts w:hint="eastAsia" w:ascii="Times New Roman" w:hAnsi="Times New Roman" w:eastAsia="FangSong" w:cs="Times New Roman"/>
-        </w:rPr>
-        <w:t>教师版</w:t>
-      </w:r>
-      <w:r>
-        <w:rPr>
-          <w:rFonts w:hint="eastAsia" w:ascii="Times New Roman" w:hAnsi="Times New Roman" w:eastAsia="Times New Roman" w:cs="Times New Roman"/>
-        </w:rPr>
-        <w:t>）</w:t>
-      </w:r>
     </w:p>
     <w:p>
       <w:pPr>
@@ -2200,48 +2074,6 @@
         </w:rPr>
         <w:t>赵鑫光竞赛笔记</w:t>
       </w:r>
-      <w:r>
-        <w:rPr>
-          <w:rFonts w:ascii="Times New Roman" w:hAnsi="Times New Roman" w:eastAsia="Times New Roman" w:cs="Times New Roman"/>
-        </w:rPr>
-        <w:t xml:space="preserve"> </w:t>
-      </w:r>
-      <w:r>
-        <w:rPr>
-          <w:rFonts w:hint="eastAsia" w:ascii="Times New Roman" w:hAnsi="Times New Roman" w:eastAsia="FangSong" w:cs="Times New Roman"/>
-        </w:rPr>
-        <w:t>曾用于</w:t>
-      </w:r>
-      <w:r>
-        <w:rPr>
-          <w:rFonts w:hint="eastAsia" w:ascii="Times New Roman" w:hAnsi="Times New Roman" w:eastAsia="Times New Roman" w:cs="Times New Roman"/>
-        </w:rPr>
-        <w:t>：</w:t>
-      </w:r>
-      <w:r>
-        <w:rPr>
-          <w:rFonts w:hint="eastAsia" w:ascii="Times New Roman" w:hAnsi="Times New Roman" w:eastAsia="FangSong" w:cs="Times New Roman"/>
-        </w:rPr>
-        <w:t>第一轮综合卷</w:t>
-      </w:r>
-      <w:r>
-        <w:rPr>
-          <w:rFonts w:hint="eastAsia" w:ascii="Times New Roman" w:hAnsi="Times New Roman" w:eastAsia="Times New Roman" w:cs="Times New Roman"/>
-        </w:rPr>
-        <w:t>08（</w:t>
-      </w:r>
-      <w:r>
-        <w:rPr>
-          <w:rFonts w:hint="eastAsia" w:ascii="Times New Roman" w:hAnsi="Times New Roman" w:eastAsia="FangSong" w:cs="Times New Roman"/>
-        </w:rPr>
-        <w:t>教师版</w:t>
-      </w:r>
-      <w:r>
-        <w:rPr>
-          <w:rFonts w:hint="eastAsia" w:ascii="Times New Roman" w:hAnsi="Times New Roman" w:eastAsia="Times New Roman" w:cs="Times New Roman"/>
-        </w:rPr>
-        <w:t>）</w:t>
-      </w:r>
     </w:p>
     <w:p>
       <w:pPr>
@@ -2789,60 +2621,6 @@
         </w:rPr>
         <w:t>2023</w:t>
       </w:r>
-      <w:r>
-        <w:rPr>
-          <w:rFonts w:ascii="Times New Roman" w:hAnsi="Times New Roman" w:eastAsia="Times New Roman" w:cs="Times New Roman"/>
-        </w:rPr>
-        <w:t xml:space="preserve"> </w:t>
-      </w:r>
-      <w:r>
-        <w:rPr>
-          <w:rFonts w:hint="eastAsia" w:ascii="Times New Roman" w:hAnsi="Times New Roman" w:eastAsia="FangSong" w:cs="Times New Roman"/>
-        </w:rPr>
-        <w:t>曾用于</w:t>
-      </w:r>
-      <w:r>
-        <w:rPr>
-          <w:rFonts w:hint="eastAsia" w:ascii="Times New Roman" w:hAnsi="Times New Roman" w:eastAsia="Times New Roman" w:cs="Times New Roman"/>
-        </w:rPr>
-        <w:t>：</w:t>
-      </w:r>
-      <w:r>
-        <w:rPr>
-          <w:rFonts w:hint="eastAsia" w:ascii="Times New Roman" w:hAnsi="Times New Roman" w:eastAsia="FangSong" w:cs="Times New Roman"/>
-        </w:rPr>
-        <w:t>第一轮原理</w:t>
-      </w:r>
-      <w:r>
-        <w:rPr>
-          <w:rFonts w:hint="eastAsia" w:ascii="Times New Roman" w:hAnsi="Times New Roman" w:eastAsia="Times New Roman" w:cs="Times New Roman"/>
-        </w:rPr>
-        <w:t>·3-</w:t>
-      </w:r>
-      <w:r>
-        <w:rPr>
-          <w:rFonts w:hint="eastAsia" w:ascii="Times New Roman" w:hAnsi="Times New Roman" w:eastAsia="FangSong" w:cs="Times New Roman"/>
-        </w:rPr>
-        <w:t>热力学初步</w:t>
-      </w:r>
-      <w:r>
-        <w:rPr>
-          <w:rFonts w:hint="eastAsia" w:ascii="Times New Roman" w:hAnsi="Times New Roman" w:eastAsia="Times New Roman" w:cs="Times New Roman"/>
-        </w:rPr>
-        <w:t>（</w:t>
-      </w:r>
-      <w:r>
-        <w:rPr>
-          <w:rFonts w:hint="eastAsia" w:ascii="Times New Roman" w:hAnsi="Times New Roman" w:eastAsia="FangSong" w:cs="Times New Roman"/>
-        </w:rPr>
-        <w:t>教师版</w:t>
-      </w:r>
-      <w:r>
-        <w:rPr>
-          <w:rFonts w:hint="eastAsia" w:ascii="Times New Roman" w:hAnsi="Times New Roman" w:eastAsia="Times New Roman" w:cs="Times New Roman"/>
-        </w:rPr>
-        <w:t>）</w:t>
-      </w:r>
     </w:p>
     <w:p>
       <w:pPr>
@@ -3183,48 +2961,6 @@
           <w:rFonts w:hint="eastAsia" w:ascii="Times New Roman" w:hAnsi="Times New Roman" w:eastAsia="FangSong" w:cs="Times New Roman"/>
         </w:rPr>
         <w:t>赵鑫光竞赛笔记</w:t>
-      </w:r>
-      <w:r>
-        <w:rPr>
-          <w:rFonts w:ascii="Times New Roman" w:hAnsi="Times New Roman" w:eastAsia="Times New Roman" w:cs="Times New Roman"/>
-        </w:rPr>
-        <w:t xml:space="preserve"> </w:t>
-      </w:r>
-      <w:r>
-        <w:rPr>
-          <w:rFonts w:hint="eastAsia" w:ascii="Times New Roman" w:hAnsi="Times New Roman" w:eastAsia="FangSong" w:cs="Times New Roman"/>
-        </w:rPr>
-        <w:t>曾用于</w:t>
-      </w:r>
-      <w:r>
-        <w:rPr>
-          <w:rFonts w:hint="eastAsia" w:ascii="Times New Roman" w:hAnsi="Times New Roman" w:eastAsia="Times New Roman" w:cs="Times New Roman"/>
-        </w:rPr>
-        <w:t>：</w:t>
-      </w:r>
-      <w:r>
-        <w:rPr>
-          <w:rFonts w:hint="eastAsia" w:ascii="Times New Roman" w:hAnsi="Times New Roman" w:eastAsia="FangSong" w:cs="Times New Roman"/>
-        </w:rPr>
-        <w:t>第一轮综合卷</w:t>
-      </w:r>
-      <w:r>
-        <w:rPr>
-          <w:rFonts w:hint="eastAsia" w:ascii="Times New Roman" w:hAnsi="Times New Roman" w:eastAsia="Times New Roman" w:cs="Times New Roman"/>
-        </w:rPr>
-        <w:t>04（</w:t>
-      </w:r>
-      <w:r>
-        <w:rPr>
-          <w:rFonts w:hint="eastAsia" w:ascii="Times New Roman" w:hAnsi="Times New Roman" w:eastAsia="FangSong" w:cs="Times New Roman"/>
-        </w:rPr>
-        <w:t>教师版</w:t>
-      </w:r>
-      <w:r>
-        <w:rPr>
-          <w:rFonts w:hint="eastAsia" w:ascii="Times New Roman" w:hAnsi="Times New Roman" w:eastAsia="Times New Roman" w:cs="Times New Roman"/>
-        </w:rPr>
-        <w:t>）</w:t>
       </w:r>
     </w:p>
     <w:p>
@@ -4680,60 +4416,6 @@
         </w:rPr>
         <w:t>汇智竞赛题目</w:t>
       </w:r>
-      <w:r>
-        <w:rPr>
-          <w:rFonts w:ascii="Times New Roman" w:hAnsi="Times New Roman" w:eastAsia="Times New Roman" w:cs="Times New Roman"/>
-        </w:rPr>
-        <w:t xml:space="preserve"> </w:t>
-      </w:r>
-      <w:r>
-        <w:rPr>
-          <w:rFonts w:hint="eastAsia" w:ascii="Times New Roman" w:hAnsi="Times New Roman" w:eastAsia="FangSong" w:cs="Times New Roman"/>
-        </w:rPr>
-        <w:t>曾用于</w:t>
-      </w:r>
-      <w:r>
-        <w:rPr>
-          <w:rFonts w:hint="eastAsia" w:ascii="Times New Roman" w:hAnsi="Times New Roman" w:eastAsia="Times New Roman" w:cs="Times New Roman"/>
-        </w:rPr>
-        <w:t>：</w:t>
-      </w:r>
-      <w:r>
-        <w:rPr>
-          <w:rFonts w:hint="eastAsia" w:ascii="Times New Roman" w:hAnsi="Times New Roman" w:eastAsia="FangSong" w:cs="Times New Roman"/>
-        </w:rPr>
-        <w:t>第一轮结构</w:t>
-      </w:r>
-      <w:r>
-        <w:rPr>
-          <w:rFonts w:hint="eastAsia" w:ascii="Times New Roman" w:hAnsi="Times New Roman" w:eastAsia="Times New Roman" w:cs="Times New Roman"/>
-        </w:rPr>
-        <w:t>·1-</w:t>
-      </w:r>
-      <w:r>
-        <w:rPr>
-          <w:rFonts w:hint="eastAsia" w:ascii="Times New Roman" w:hAnsi="Times New Roman" w:eastAsia="FangSong" w:cs="Times New Roman"/>
-        </w:rPr>
-        <w:t>原子结构</w:t>
-      </w:r>
-      <w:r>
-        <w:rPr>
-          <w:rFonts w:hint="eastAsia" w:ascii="Times New Roman" w:hAnsi="Times New Roman" w:eastAsia="Times New Roman" w:cs="Times New Roman"/>
-        </w:rPr>
-        <w:t>（</w:t>
-      </w:r>
-      <w:r>
-        <w:rPr>
-          <w:rFonts w:hint="eastAsia" w:ascii="Times New Roman" w:hAnsi="Times New Roman" w:eastAsia="FangSong" w:cs="Times New Roman"/>
-        </w:rPr>
-        <w:t>教师版</w:t>
-      </w:r>
-      <w:r>
-        <w:rPr>
-          <w:rFonts w:hint="eastAsia" w:ascii="Times New Roman" w:hAnsi="Times New Roman" w:eastAsia="Times New Roman" w:cs="Times New Roman"/>
-        </w:rPr>
-        <w:t>）</w:t>
-      </w:r>
     </w:p>
     <w:p>
       <w:pPr>
@@ -5291,48 +4973,6 @@
           <w:rFonts w:hint="eastAsia" w:ascii="Times New Roman" w:hAnsi="Times New Roman" w:eastAsia="FangSong" w:cs="Times New Roman"/>
         </w:rPr>
         <w:t>汇智竞赛题目</w:t>
-      </w:r>
-      <w:r>
-        <w:rPr>
-          <w:rFonts w:ascii="Times New Roman" w:hAnsi="Times New Roman" w:eastAsia="Times New Roman" w:cs="Times New Roman"/>
-        </w:rPr>
-        <w:t xml:space="preserve"> </w:t>
-      </w:r>
-      <w:r>
-        <w:rPr>
-          <w:rFonts w:hint="eastAsia" w:ascii="Times New Roman" w:hAnsi="Times New Roman" w:eastAsia="FangSong" w:cs="Times New Roman"/>
-        </w:rPr>
-        <w:t>曾用于</w:t>
-      </w:r>
-      <w:r>
-        <w:rPr>
-          <w:rFonts w:hint="eastAsia" w:ascii="Times New Roman" w:hAnsi="Times New Roman" w:eastAsia="Times New Roman" w:cs="Times New Roman"/>
-        </w:rPr>
-        <w:t>：</w:t>
-      </w:r>
-      <w:r>
-        <w:rPr>
-          <w:rFonts w:hint="eastAsia" w:ascii="Times New Roman" w:hAnsi="Times New Roman" w:eastAsia="FangSong" w:cs="Times New Roman"/>
-        </w:rPr>
-        <w:t>第一轮综合卷</w:t>
-      </w:r>
-      <w:r>
-        <w:rPr>
-          <w:rFonts w:hint="eastAsia" w:ascii="Times New Roman" w:hAnsi="Times New Roman" w:eastAsia="Times New Roman" w:cs="Times New Roman"/>
-        </w:rPr>
-        <w:t>04（</w:t>
-      </w:r>
-      <w:r>
-        <w:rPr>
-          <w:rFonts w:hint="eastAsia" w:ascii="Times New Roman" w:hAnsi="Times New Roman" w:eastAsia="FangSong" w:cs="Times New Roman"/>
-        </w:rPr>
-        <w:t>教师版</w:t>
-      </w:r>
-      <w:r>
-        <w:rPr>
-          <w:rFonts w:hint="eastAsia" w:ascii="Times New Roman" w:hAnsi="Times New Roman" w:eastAsia="Times New Roman" w:cs="Times New Roman"/>
-        </w:rPr>
-        <w:t>）</w:t>
       </w:r>
     </w:p>
     <w:p>
@@ -14651,48 +14291,6 @@
         </w:rPr>
         <w:t>化学竞赛初赛讲义</w:t>
       </w:r>
-      <w:r>
-        <w:rPr>
-          <w:rFonts w:ascii="Times New Roman" w:hAnsi="Times New Roman" w:eastAsia="Times New Roman" w:cs="Times New Roman"/>
-        </w:rPr>
-        <w:t xml:space="preserve"> </w:t>
-      </w:r>
-      <w:r>
-        <w:rPr>
-          <w:rFonts w:hint="eastAsia" w:ascii="Times New Roman" w:hAnsi="Times New Roman" w:eastAsia="FangSong" w:cs="Times New Roman"/>
-        </w:rPr>
-        <w:t>曾用于</w:t>
-      </w:r>
-      <w:r>
-        <w:rPr>
-          <w:rFonts w:hint="eastAsia" w:ascii="Times New Roman" w:hAnsi="Times New Roman" w:eastAsia="Times New Roman" w:cs="Times New Roman"/>
-        </w:rPr>
-        <w:t>：</w:t>
-      </w:r>
-      <w:r>
-        <w:rPr>
-          <w:rFonts w:hint="eastAsia" w:ascii="Times New Roman" w:hAnsi="Times New Roman" w:eastAsia="FangSong" w:cs="Times New Roman"/>
-        </w:rPr>
-        <w:t>第一轮综合卷</w:t>
-      </w:r>
-      <w:r>
-        <w:rPr>
-          <w:rFonts w:hint="eastAsia" w:ascii="Times New Roman" w:hAnsi="Times New Roman" w:eastAsia="Times New Roman" w:cs="Times New Roman"/>
-        </w:rPr>
-        <w:t>07（</w:t>
-      </w:r>
-      <w:r>
-        <w:rPr>
-          <w:rFonts w:hint="eastAsia" w:ascii="Times New Roman" w:hAnsi="Times New Roman" w:eastAsia="FangSong" w:cs="Times New Roman"/>
-        </w:rPr>
-        <w:t>教师版</w:t>
-      </w:r>
-      <w:r>
-        <w:rPr>
-          <w:rFonts w:hint="eastAsia" w:ascii="Times New Roman" w:hAnsi="Times New Roman" w:eastAsia="Times New Roman" w:cs="Times New Roman"/>
-        </w:rPr>
-        <w:t>）</w:t>
-      </w:r>
     </w:p>
     <w:p>
       <w:pPr>
@@ -15305,48 +14903,6 @@
         </w:rPr>
         <w:t>化学竞赛初赛讲义</w:t>
       </w:r>
-      <w:r>
-        <w:rPr>
-          <w:rFonts w:ascii="Times New Roman" w:hAnsi="Times New Roman" w:eastAsia="Times New Roman" w:cs="Times New Roman"/>
-        </w:rPr>
-        <w:t xml:space="preserve"> </w:t>
-      </w:r>
-      <w:r>
-        <w:rPr>
-          <w:rFonts w:hint="eastAsia" w:ascii="Times New Roman" w:hAnsi="Times New Roman" w:eastAsia="FangSong" w:cs="Times New Roman"/>
-        </w:rPr>
-        <w:t>曾用于</w:t>
-      </w:r>
-      <w:r>
-        <w:rPr>
-          <w:rFonts w:hint="eastAsia" w:ascii="Times New Roman" w:hAnsi="Times New Roman" w:eastAsia="Times New Roman" w:cs="Times New Roman"/>
-        </w:rPr>
-        <w:t>：</w:t>
-      </w:r>
-      <w:r>
-        <w:rPr>
-          <w:rFonts w:hint="eastAsia" w:ascii="Times New Roman" w:hAnsi="Times New Roman" w:eastAsia="FangSong" w:cs="Times New Roman"/>
-        </w:rPr>
-        <w:t>第一轮综合卷</w:t>
-      </w:r>
-      <w:r>
-        <w:rPr>
-          <w:rFonts w:hint="eastAsia" w:ascii="Times New Roman" w:hAnsi="Times New Roman" w:eastAsia="Times New Roman" w:cs="Times New Roman"/>
-        </w:rPr>
-        <w:t>07（</w:t>
-      </w:r>
-      <w:r>
-        <w:rPr>
-          <w:rFonts w:hint="eastAsia" w:ascii="Times New Roman" w:hAnsi="Times New Roman" w:eastAsia="FangSong" w:cs="Times New Roman"/>
-        </w:rPr>
-        <w:t>教师版</w:t>
-      </w:r>
-      <w:r>
-        <w:rPr>
-          <w:rFonts w:hint="eastAsia" w:ascii="Times New Roman" w:hAnsi="Times New Roman" w:eastAsia="Times New Roman" w:cs="Times New Roman"/>
-        </w:rPr>
-        <w:t>）</w:t>
-      </w:r>
     </w:p>
     <w:p>
       <w:pPr>
@@ -16563,48 +16119,6 @@
         </w:rPr>
         <w:t>化学竞赛初赛讲义</w:t>
       </w:r>
-      <w:r>
-        <w:rPr>
-          <w:rFonts w:ascii="Times New Roman" w:hAnsi="Times New Roman" w:eastAsia="Times New Roman" w:cs="Times New Roman"/>
-        </w:rPr>
-        <w:t xml:space="preserve"> </w:t>
-      </w:r>
-      <w:r>
-        <w:rPr>
-          <w:rFonts w:hint="eastAsia" w:ascii="Times New Roman" w:hAnsi="Times New Roman" w:eastAsia="FangSong" w:cs="Times New Roman"/>
-        </w:rPr>
-        <w:t>曾用于</w:t>
-      </w:r>
-      <w:r>
-        <w:rPr>
-          <w:rFonts w:hint="eastAsia" w:ascii="Times New Roman" w:hAnsi="Times New Roman" w:eastAsia="Times New Roman" w:cs="Times New Roman"/>
-        </w:rPr>
-        <w:t>：</w:t>
-      </w:r>
-      <w:r>
-        <w:rPr>
-          <w:rFonts w:hint="eastAsia" w:ascii="Times New Roman" w:hAnsi="Times New Roman" w:eastAsia="FangSong" w:cs="Times New Roman"/>
-        </w:rPr>
-        <w:t>第一轮综合卷</w:t>
-      </w:r>
-      <w:r>
-        <w:rPr>
-          <w:rFonts w:hint="eastAsia" w:ascii="Times New Roman" w:hAnsi="Times New Roman" w:eastAsia="Times New Roman" w:cs="Times New Roman"/>
-        </w:rPr>
-        <w:t>08（</w:t>
-      </w:r>
-      <w:r>
-        <w:rPr>
-          <w:rFonts w:hint="eastAsia" w:ascii="Times New Roman" w:hAnsi="Times New Roman" w:eastAsia="FangSong" w:cs="Times New Roman"/>
-        </w:rPr>
-        <w:t>教师版</w:t>
-      </w:r>
-      <w:r>
-        <w:rPr>
-          <w:rFonts w:hint="eastAsia" w:ascii="Times New Roman" w:hAnsi="Times New Roman" w:eastAsia="Times New Roman" w:cs="Times New Roman"/>
-        </w:rPr>
-        <w:t>）</w:t>
-      </w:r>
     </w:p>
     <w:p>
       <w:pPr>
@@ -17673,48 +17187,6 @@
         </w:rPr>
         <w:t>化学竞赛初赛讲义</w:t>
       </w:r>
-      <w:r>
-        <w:rPr>
-          <w:rFonts w:ascii="Times New Roman" w:hAnsi="Times New Roman" w:eastAsia="Times New Roman" w:cs="Times New Roman"/>
-        </w:rPr>
-        <w:t xml:space="preserve"> </w:t>
-      </w:r>
-      <w:r>
-        <w:rPr>
-          <w:rFonts w:hint="eastAsia" w:ascii="Times New Roman" w:hAnsi="Times New Roman" w:eastAsia="FangSong" w:cs="Times New Roman"/>
-        </w:rPr>
-        <w:t>曾用于</w:t>
-      </w:r>
-      <w:r>
-        <w:rPr>
-          <w:rFonts w:hint="eastAsia" w:ascii="Times New Roman" w:hAnsi="Times New Roman" w:eastAsia="Times New Roman" w:cs="Times New Roman"/>
-        </w:rPr>
-        <w:t>：</w:t>
-      </w:r>
-      <w:r>
-        <w:rPr>
-          <w:rFonts w:hint="eastAsia" w:ascii="Times New Roman" w:hAnsi="Times New Roman" w:eastAsia="FangSong" w:cs="Times New Roman"/>
-        </w:rPr>
-        <w:t>第一轮综合卷</w:t>
-      </w:r>
-      <w:r>
-        <w:rPr>
-          <w:rFonts w:hint="eastAsia" w:ascii="Times New Roman" w:hAnsi="Times New Roman" w:eastAsia="Times New Roman" w:cs="Times New Roman"/>
-        </w:rPr>
-        <w:t>08（</w:t>
-      </w:r>
-      <w:r>
-        <w:rPr>
-          <w:rFonts w:hint="eastAsia" w:ascii="Times New Roman" w:hAnsi="Times New Roman" w:eastAsia="FangSong" w:cs="Times New Roman"/>
-        </w:rPr>
-        <w:t>教师版</w:t>
-      </w:r>
-      <w:r>
-        <w:rPr>
-          <w:rFonts w:hint="eastAsia" w:ascii="Times New Roman" w:hAnsi="Times New Roman" w:eastAsia="Times New Roman" w:cs="Times New Roman"/>
-        </w:rPr>
-        <w:t>）</w:t>
-      </w:r>
     </w:p>
     <w:p>
       <w:pPr>
@@ -18746,66 +18218,6 @@
           <w:rFonts w:hint="eastAsia" w:ascii="Times New Roman" w:hAnsi="Times New Roman" w:eastAsia="FangSong" w:cs="Times New Roman"/>
         </w:rPr>
         <w:t>届初赛</w:t>
-      </w:r>
-      <w:r>
-        <w:rPr>
-          <w:rFonts w:ascii="Times New Roman" w:hAnsi="Times New Roman" w:eastAsia="Times New Roman" w:cs="Times New Roman"/>
-        </w:rPr>
-        <w:t xml:space="preserve"> </w:t>
-      </w:r>
-      <w:r>
-        <w:rPr>
-          <w:rFonts w:hint="eastAsia" w:ascii="Times New Roman" w:hAnsi="Times New Roman" w:eastAsia="FangSong" w:cs="Times New Roman"/>
-        </w:rPr>
-        <w:t>曾用于</w:t>
-      </w:r>
-      <w:r>
-        <w:rPr>
-          <w:rFonts w:hint="eastAsia" w:ascii="Times New Roman" w:hAnsi="Times New Roman" w:eastAsia="Times New Roman" w:cs="Times New Roman"/>
-        </w:rPr>
-        <w:t>：</w:t>
-      </w:r>
-      <w:r>
-        <w:rPr>
-          <w:rFonts w:hint="eastAsia" w:ascii="Times New Roman" w:hAnsi="Times New Roman" w:eastAsia="FangSong" w:cs="Times New Roman"/>
-        </w:rPr>
-        <w:t>化学原理阶段测试卷</w:t>
-      </w:r>
-      <w:r>
-        <w:rPr>
-          <w:rFonts w:hint="eastAsia" w:ascii="Times New Roman" w:hAnsi="Times New Roman" w:eastAsia="Times New Roman" w:cs="Times New Roman"/>
-        </w:rPr>
-        <w:t>,</w:t>
-      </w:r>
-      <w:r>
-        <w:rPr>
-          <w:rFonts w:ascii="Times New Roman" w:hAnsi="Times New Roman" w:eastAsia="Times New Roman" w:cs="Times New Roman"/>
-        </w:rPr>
-        <w:t xml:space="preserve"> </w:t>
-      </w:r>
-      <w:r>
-        <w:rPr>
-          <w:rFonts w:hint="eastAsia" w:ascii="Times New Roman" w:hAnsi="Times New Roman" w:eastAsia="FangSong" w:cs="Times New Roman"/>
-        </w:rPr>
-        <w:t>第一轮综合卷</w:t>
-      </w:r>
-      <w:r>
-        <w:rPr>
-          <w:rFonts w:hint="eastAsia" w:ascii="Times New Roman" w:hAnsi="Times New Roman" w:eastAsia="Times New Roman" w:cs="Times New Roman"/>
-        </w:rPr>
-        <w:t>09（</w:t>
-      </w:r>
-      <w:r>
-        <w:rPr>
-          <w:rFonts w:hint="eastAsia" w:ascii="Times New Roman" w:hAnsi="Times New Roman" w:eastAsia="FangSong" w:cs="Times New Roman"/>
-        </w:rPr>
-        <w:t>教师版</w:t>
-      </w:r>
-      <w:r>
-        <w:rPr>
-          <w:rFonts w:hint="eastAsia" w:ascii="Times New Roman" w:hAnsi="Times New Roman" w:eastAsia="Times New Roman" w:cs="Times New Roman"/>
-        </w:rPr>
-        <w:t>）</w:t>
       </w:r>
     </w:p>
     <w:p>
@@ -28857,60 +28269,6 @@
         </w:rPr>
         <w:t>2022</w:t>
       </w:r>
-      <w:r>
-        <w:rPr>
-          <w:rFonts w:ascii="Times New Roman" w:hAnsi="Times New Roman" w:eastAsia="Times New Roman" w:cs="Times New Roman"/>
-        </w:rPr>
-        <w:t xml:space="preserve"> </w:t>
-      </w:r>
-      <w:r>
-        <w:rPr>
-          <w:rFonts w:hint="eastAsia" w:ascii="Times New Roman" w:hAnsi="Times New Roman" w:eastAsia="FangSong" w:cs="Times New Roman"/>
-        </w:rPr>
-        <w:t>曾用于</w:t>
-      </w:r>
-      <w:r>
-        <w:rPr>
-          <w:rFonts w:hint="eastAsia" w:ascii="Times New Roman" w:hAnsi="Times New Roman" w:eastAsia="Times New Roman" w:cs="Times New Roman"/>
-        </w:rPr>
-        <w:t>：</w:t>
-      </w:r>
-      <w:r>
-        <w:rPr>
-          <w:rFonts w:hint="eastAsia" w:ascii="Times New Roman" w:hAnsi="Times New Roman" w:eastAsia="FangSong" w:cs="Times New Roman"/>
-        </w:rPr>
-        <w:t>第一轮原理</w:t>
-      </w:r>
-      <w:r>
-        <w:rPr>
-          <w:rFonts w:hint="eastAsia" w:ascii="Times New Roman" w:hAnsi="Times New Roman" w:eastAsia="Times New Roman" w:cs="Times New Roman"/>
-        </w:rPr>
-        <w:t>·6-</w:t>
-      </w:r>
-      <w:r>
-        <w:rPr>
-          <w:rFonts w:hint="eastAsia" w:ascii="Times New Roman" w:hAnsi="Times New Roman" w:eastAsia="FangSong" w:cs="Times New Roman"/>
-        </w:rPr>
-        <w:t>酸碱理论</w:t>
-      </w:r>
-      <w:r>
-        <w:rPr>
-          <w:rFonts w:hint="eastAsia" w:ascii="Times New Roman" w:hAnsi="Times New Roman" w:eastAsia="Times New Roman" w:cs="Times New Roman"/>
-        </w:rPr>
-        <w:t>（</w:t>
-      </w:r>
-      <w:r>
-        <w:rPr>
-          <w:rFonts w:hint="eastAsia" w:ascii="Times New Roman" w:hAnsi="Times New Roman" w:eastAsia="FangSong" w:cs="Times New Roman"/>
-        </w:rPr>
-        <w:t>教师版</w:t>
-      </w:r>
-      <w:r>
-        <w:rPr>
-          <w:rFonts w:hint="eastAsia" w:ascii="Times New Roman" w:hAnsi="Times New Roman" w:eastAsia="Times New Roman" w:cs="Times New Roman"/>
-        </w:rPr>
-        <w:t>）</w:t>
-      </w:r>
     </w:p>
     <w:p>
       <w:pPr>
@@ -29383,66 +28741,6 @@
           <w:rFonts w:hint="eastAsia" w:ascii="Times New Roman" w:hAnsi="Times New Roman" w:eastAsia="Times New Roman" w:cs="Times New Roman"/>
         </w:rPr>
         <w:t>2022</w:t>
-      </w:r>
-      <w:r>
-        <w:rPr>
-          <w:rFonts w:ascii="Times New Roman" w:hAnsi="Times New Roman" w:eastAsia="Times New Roman" w:cs="Times New Roman"/>
-        </w:rPr>
-        <w:t xml:space="preserve"> </w:t>
-      </w:r>
-      <w:r>
-        <w:rPr>
-          <w:rFonts w:hint="eastAsia" w:ascii="Times New Roman" w:hAnsi="Times New Roman" w:eastAsia="FangSong" w:cs="Times New Roman"/>
-        </w:rPr>
-        <w:t>曾用于</w:t>
-      </w:r>
-      <w:r>
-        <w:rPr>
-          <w:rFonts w:hint="eastAsia" w:ascii="Times New Roman" w:hAnsi="Times New Roman" w:eastAsia="Times New Roman" w:cs="Times New Roman"/>
-        </w:rPr>
-        <w:t>：</w:t>
-      </w:r>
-      <w:r>
-        <w:rPr>
-          <w:rFonts w:hint="eastAsia" w:ascii="Times New Roman" w:hAnsi="Times New Roman" w:eastAsia="FangSong" w:cs="Times New Roman"/>
-        </w:rPr>
-        <w:t>预赛基础卷</w:t>
-      </w:r>
-      <w:r>
-        <w:rPr>
-          <w:rFonts w:hint="eastAsia" w:ascii="Times New Roman" w:hAnsi="Times New Roman" w:eastAsia="Times New Roman" w:cs="Times New Roman"/>
-        </w:rPr>
-        <w:t>I,</w:t>
-      </w:r>
-      <w:r>
-        <w:rPr>
-          <w:rFonts w:ascii="Times New Roman" w:hAnsi="Times New Roman" w:eastAsia="Times New Roman" w:cs="Times New Roman"/>
-        </w:rPr>
-        <w:t xml:space="preserve"> </w:t>
-      </w:r>
-      <w:r>
-        <w:rPr>
-          <w:rFonts w:hint="eastAsia" w:ascii="Times New Roman" w:hAnsi="Times New Roman" w:eastAsia="FangSong" w:cs="Times New Roman"/>
-        </w:rPr>
-        <w:t>第一轮综合卷</w:t>
-      </w:r>
-      <w:r>
-        <w:rPr>
-          <w:rFonts w:hint="eastAsia" w:ascii="Times New Roman" w:hAnsi="Times New Roman" w:eastAsia="Times New Roman" w:cs="Times New Roman"/>
-        </w:rPr>
-        <w:t>05（</w:t>
-      </w:r>
-      <w:r>
-        <w:rPr>
-          <w:rFonts w:hint="eastAsia" w:ascii="Times New Roman" w:hAnsi="Times New Roman" w:eastAsia="FangSong" w:cs="Times New Roman"/>
-        </w:rPr>
-        <w:t>教师版</w:t>
-      </w:r>
-      <w:r>
-        <w:rPr>
-          <w:rFonts w:hint="eastAsia" w:ascii="Times New Roman" w:hAnsi="Times New Roman" w:eastAsia="Times New Roman" w:cs="Times New Roman"/>
-        </w:rPr>
-        <w:t>）</w:t>
       </w:r>
     </w:p>
     <w:p>
@@ -30266,66 +29564,6 @@
         </w:rPr>
         <w:t>2021</w:t>
       </w:r>
-      <w:r>
-        <w:rPr>
-          <w:rFonts w:ascii="Times New Roman" w:hAnsi="Times New Roman" w:eastAsia="Times New Roman" w:cs="Times New Roman"/>
-        </w:rPr>
-        <w:t xml:space="preserve"> </w:t>
-      </w:r>
-      <w:r>
-        <w:rPr>
-          <w:rFonts w:hint="eastAsia" w:ascii="Times New Roman" w:hAnsi="Times New Roman" w:eastAsia="FangSong" w:cs="Times New Roman"/>
-        </w:rPr>
-        <w:t>曾用于</w:t>
-      </w:r>
-      <w:r>
-        <w:rPr>
-          <w:rFonts w:hint="eastAsia" w:ascii="Times New Roman" w:hAnsi="Times New Roman" w:eastAsia="Times New Roman" w:cs="Times New Roman"/>
-        </w:rPr>
-        <w:t>：</w:t>
-      </w:r>
-      <w:r>
-        <w:rPr>
-          <w:rFonts w:hint="eastAsia" w:ascii="Times New Roman" w:hAnsi="Times New Roman" w:eastAsia="FangSong" w:cs="Times New Roman"/>
-        </w:rPr>
-        <w:t>省预赛专项卷</w:t>
-      </w:r>
-      <w:r>
-        <w:rPr>
-          <w:rFonts w:hint="eastAsia" w:ascii="Times New Roman" w:hAnsi="Times New Roman" w:eastAsia="Times New Roman" w:cs="Times New Roman"/>
-        </w:rPr>
-        <w:t>I,</w:t>
-      </w:r>
-      <w:r>
-        <w:rPr>
-          <w:rFonts w:ascii="Times New Roman" w:hAnsi="Times New Roman" w:eastAsia="Times New Roman" w:cs="Times New Roman"/>
-        </w:rPr>
-        <w:t xml:space="preserve"> </w:t>
-      </w:r>
-      <w:r>
-        <w:rPr>
-          <w:rFonts w:hint="eastAsia" w:ascii="Times New Roman" w:hAnsi="Times New Roman" w:eastAsia="FangSong" w:cs="Times New Roman"/>
-        </w:rPr>
-        <w:t>第一轮综合卷</w:t>
-      </w:r>
-      <w:r>
-        <w:rPr>
-          <w:rFonts w:hint="eastAsia" w:ascii="Times New Roman" w:hAnsi="Times New Roman" w:eastAsia="Times New Roman" w:cs="Times New Roman"/>
-        </w:rPr>
-        <w:t>06（</w:t>
-      </w:r>
-      <w:r>
-        <w:rPr>
-          <w:rFonts w:hint="eastAsia" w:ascii="Times New Roman" w:hAnsi="Times New Roman" w:eastAsia="FangSong" w:cs="Times New Roman"/>
-        </w:rPr>
-        <w:t>教师版</w:t>
-      </w:r>
-      <w:r>
-        <w:rPr>
-          <w:rFonts w:hint="eastAsia" w:ascii="Times New Roman" w:hAnsi="Times New Roman" w:eastAsia="Times New Roman" w:cs="Times New Roman"/>
-        </w:rPr>
-        <w:t>）</w:t>
-      </w:r>
     </w:p>
     <w:p>
       <w:pPr>
@@ -31021,48 +30259,6 @@
           <w:rFonts w:hint="eastAsia" w:ascii="Times New Roman" w:hAnsi="Times New Roman" w:eastAsia="FangSong" w:cs="Times New Roman"/>
         </w:rPr>
         <w:t>化学竞赛初赛讲义</w:t>
-      </w:r>
-      <w:r>
-        <w:rPr>
-          <w:rFonts w:ascii="Times New Roman" w:hAnsi="Times New Roman" w:eastAsia="Times New Roman" w:cs="Times New Roman"/>
-        </w:rPr>
-        <w:t xml:space="preserve"> </w:t>
-      </w:r>
-      <w:r>
-        <w:rPr>
-          <w:rFonts w:hint="eastAsia" w:ascii="Times New Roman" w:hAnsi="Times New Roman" w:eastAsia="FangSong" w:cs="Times New Roman"/>
-        </w:rPr>
-        <w:t>曾用于</w:t>
-      </w:r>
-      <w:r>
-        <w:rPr>
-          <w:rFonts w:hint="eastAsia" w:ascii="Times New Roman" w:hAnsi="Times New Roman" w:eastAsia="Times New Roman" w:cs="Times New Roman"/>
-        </w:rPr>
-        <w:t>：</w:t>
-      </w:r>
-      <w:r>
-        <w:rPr>
-          <w:rFonts w:hint="eastAsia" w:ascii="Times New Roman" w:hAnsi="Times New Roman" w:eastAsia="FangSong" w:cs="Times New Roman"/>
-        </w:rPr>
-        <w:t>第一轮综合卷</w:t>
-      </w:r>
-      <w:r>
-        <w:rPr>
-          <w:rFonts w:hint="eastAsia" w:ascii="Times New Roman" w:hAnsi="Times New Roman" w:eastAsia="Times New Roman" w:cs="Times New Roman"/>
-        </w:rPr>
-        <w:t>08（</w:t>
-      </w:r>
-      <w:r>
-        <w:rPr>
-          <w:rFonts w:hint="eastAsia" w:ascii="Times New Roman" w:hAnsi="Times New Roman" w:eastAsia="FangSong" w:cs="Times New Roman"/>
-        </w:rPr>
-        <w:t>教师版</w:t>
-      </w:r>
-      <w:r>
-        <w:rPr>
-          <w:rFonts w:hint="eastAsia" w:ascii="Times New Roman" w:hAnsi="Times New Roman" w:eastAsia="Times New Roman" w:cs="Times New Roman"/>
-        </w:rPr>
-        <w:t>）</w:t>
       </w:r>
     </w:p>
     <w:p>
@@ -31776,36 +30972,6 @@
         </w:rPr>
         <w:t>第一分册</w:t>
       </w:r>
-      <w:r>
-        <w:rPr>
-          <w:rFonts w:ascii="Times New Roman" w:hAnsi="Times New Roman" w:eastAsia="Times New Roman" w:cs="Times New Roman"/>
-        </w:rPr>
-        <w:t xml:space="preserve"> </w:t>
-      </w:r>
-      <w:r>
-        <w:rPr>
-          <w:rFonts w:hint="eastAsia" w:ascii="Times New Roman" w:hAnsi="Times New Roman" w:eastAsia="FangSong" w:cs="Times New Roman"/>
-        </w:rPr>
-        <w:t>曾用于</w:t>
-      </w:r>
-      <w:r>
-        <w:rPr>
-          <w:rFonts w:hint="eastAsia" w:ascii="Times New Roman" w:hAnsi="Times New Roman" w:eastAsia="Times New Roman" w:cs="Times New Roman"/>
-        </w:rPr>
-        <w:t>：</w:t>
-      </w:r>
-      <w:r>
-        <w:rPr>
-          <w:rFonts w:hint="eastAsia" w:ascii="Times New Roman" w:hAnsi="Times New Roman" w:eastAsia="FangSong" w:cs="Times New Roman"/>
-        </w:rPr>
-        <w:t>一分册专项卷</w:t>
-      </w:r>
-      <w:r>
-        <w:rPr>
-          <w:rFonts w:hint="eastAsia" w:ascii="Times New Roman" w:hAnsi="Times New Roman" w:eastAsia="Times New Roman" w:cs="Times New Roman"/>
-        </w:rPr>
-        <w:t>IX</w:t>
-      </w:r>
     </w:p>
     <w:p>
       <w:pPr>
@@ -32937,66 +32103,6 @@
           <w:rFonts w:hint="eastAsia" w:ascii="Times New Roman" w:hAnsi="Times New Roman" w:eastAsia="FangSong" w:cs="Times New Roman"/>
         </w:rPr>
         <w:t>第一分册</w:t>
-      </w:r>
-      <w:r>
-        <w:rPr>
-          <w:rFonts w:ascii="Times New Roman" w:hAnsi="Times New Roman" w:eastAsia="Times New Roman" w:cs="Times New Roman"/>
-        </w:rPr>
-        <w:t xml:space="preserve"> </w:t>
-      </w:r>
-      <w:r>
-        <w:rPr>
-          <w:rFonts w:hint="eastAsia" w:ascii="Times New Roman" w:hAnsi="Times New Roman" w:eastAsia="FangSong" w:cs="Times New Roman"/>
-        </w:rPr>
-        <w:t>曾用于</w:t>
-      </w:r>
-      <w:r>
-        <w:rPr>
-          <w:rFonts w:hint="eastAsia" w:ascii="Times New Roman" w:hAnsi="Times New Roman" w:eastAsia="Times New Roman" w:cs="Times New Roman"/>
-        </w:rPr>
-        <w:t>：</w:t>
-      </w:r>
-      <w:r>
-        <w:rPr>
-          <w:rFonts w:hint="eastAsia" w:ascii="Times New Roman" w:hAnsi="Times New Roman" w:eastAsia="FangSong" w:cs="Times New Roman"/>
-        </w:rPr>
-        <w:t>一分册专项卷</w:t>
-      </w:r>
-      <w:r>
-        <w:rPr>
-          <w:rFonts w:hint="eastAsia" w:ascii="Times New Roman" w:hAnsi="Times New Roman" w:eastAsia="Times New Roman" w:cs="Times New Roman"/>
-        </w:rPr>
-        <w:t>IV,</w:t>
-      </w:r>
-      <w:r>
-        <w:rPr>
-          <w:rFonts w:ascii="Times New Roman" w:hAnsi="Times New Roman" w:eastAsia="Times New Roman" w:cs="Times New Roman"/>
-        </w:rPr>
-        <w:t xml:space="preserve"> </w:t>
-      </w:r>
-      <w:r>
-        <w:rPr>
-          <w:rFonts w:hint="eastAsia" w:ascii="Times New Roman" w:hAnsi="Times New Roman" w:eastAsia="FangSong" w:cs="Times New Roman"/>
-        </w:rPr>
-        <w:t>第一轮综合卷</w:t>
-      </w:r>
-      <w:r>
-        <w:rPr>
-          <w:rFonts w:hint="eastAsia" w:ascii="Times New Roman" w:hAnsi="Times New Roman" w:eastAsia="Times New Roman" w:cs="Times New Roman"/>
-        </w:rPr>
-        <w:t>11（</w:t>
-      </w:r>
-      <w:r>
-        <w:rPr>
-          <w:rFonts w:hint="eastAsia" w:ascii="Times New Roman" w:hAnsi="Times New Roman" w:eastAsia="FangSong" w:cs="Times New Roman"/>
-        </w:rPr>
-        <w:t>教师版</w:t>
-      </w:r>
-      <w:r>
-        <w:rPr>
-          <w:rFonts w:hint="eastAsia" w:ascii="Times New Roman" w:hAnsi="Times New Roman" w:eastAsia="Times New Roman" w:cs="Times New Roman"/>
-        </w:rPr>
-        <w:t>）</w:t>
       </w:r>
     </w:p>
     <w:p>
@@ -34918,60 +34024,6 @@
         </w:rPr>
         <w:t>届初赛</w:t>
       </w:r>
-      <w:r>
-        <w:rPr>
-          <w:rFonts w:ascii="Times New Roman" w:hAnsi="Times New Roman" w:eastAsia="Times New Roman" w:cs="Times New Roman"/>
-        </w:rPr>
-        <w:t xml:space="preserve"> </w:t>
-      </w:r>
-      <w:r>
-        <w:rPr>
-          <w:rFonts w:hint="eastAsia" w:ascii="Times New Roman" w:hAnsi="Times New Roman" w:eastAsia="FangSong" w:cs="Times New Roman"/>
-        </w:rPr>
-        <w:t>曾用于</w:t>
-      </w:r>
-      <w:r>
-        <w:rPr>
-          <w:rFonts w:hint="eastAsia" w:ascii="Times New Roman" w:hAnsi="Times New Roman" w:eastAsia="Times New Roman" w:cs="Times New Roman"/>
-        </w:rPr>
-        <w:t>：</w:t>
-      </w:r>
-      <w:r>
-        <w:rPr>
-          <w:rFonts w:hint="eastAsia" w:ascii="Times New Roman" w:hAnsi="Times New Roman" w:eastAsia="FangSong" w:cs="Times New Roman"/>
-        </w:rPr>
-        <w:t>第一轮原理</w:t>
-      </w:r>
-      <w:r>
-        <w:rPr>
-          <w:rFonts w:hint="eastAsia" w:ascii="Times New Roman" w:hAnsi="Times New Roman" w:eastAsia="Times New Roman" w:cs="Times New Roman"/>
-        </w:rPr>
-        <w:t>·9-</w:t>
-      </w:r>
-      <w:r>
-        <w:rPr>
-          <w:rFonts w:hint="eastAsia" w:ascii="Times New Roman" w:hAnsi="Times New Roman" w:eastAsia="FangSong" w:cs="Times New Roman"/>
-        </w:rPr>
-        <w:t>方程式与离子反应</w:t>
-      </w:r>
-      <w:r>
-        <w:rPr>
-          <w:rFonts w:hint="eastAsia" w:ascii="Times New Roman" w:hAnsi="Times New Roman" w:eastAsia="Times New Roman" w:cs="Times New Roman"/>
-        </w:rPr>
-        <w:t>（</w:t>
-      </w:r>
-      <w:r>
-        <w:rPr>
-          <w:rFonts w:hint="eastAsia" w:ascii="Times New Roman" w:hAnsi="Times New Roman" w:eastAsia="FangSong" w:cs="Times New Roman"/>
-        </w:rPr>
-        <w:t>教师版</w:t>
-      </w:r>
-      <w:r>
-        <w:rPr>
-          <w:rFonts w:hint="eastAsia" w:ascii="Times New Roman" w:hAnsi="Times New Roman" w:eastAsia="Times New Roman" w:cs="Times New Roman"/>
-        </w:rPr>
-        <w:t>）</w:t>
-      </w:r>
     </w:p>
     <w:p>
       <w:pPr>
@@ -37420,48 +36472,6 @@
           <w:rFonts w:hint="eastAsia" w:ascii="Times New Roman" w:hAnsi="Times New Roman" w:eastAsia="FangSong" w:cs="Times New Roman"/>
         </w:rPr>
         <w:t>一分册能力测试</w:t>
-      </w:r>
-      <w:r>
-        <w:rPr>
-          <w:rFonts w:ascii="Times New Roman" w:hAnsi="Times New Roman" w:eastAsia="Times New Roman" w:cs="Times New Roman"/>
-        </w:rPr>
-        <w:t xml:space="preserve"> </w:t>
-      </w:r>
-      <w:r>
-        <w:rPr>
-          <w:rFonts w:hint="eastAsia" w:ascii="Times New Roman" w:hAnsi="Times New Roman" w:eastAsia="FangSong" w:cs="Times New Roman"/>
-        </w:rPr>
-        <w:t>曾用于</w:t>
-      </w:r>
-      <w:r>
-        <w:rPr>
-          <w:rFonts w:hint="eastAsia" w:ascii="Times New Roman" w:hAnsi="Times New Roman" w:eastAsia="Times New Roman" w:cs="Times New Roman"/>
-        </w:rPr>
-        <w:t>：</w:t>
-      </w:r>
-      <w:r>
-        <w:rPr>
-          <w:rFonts w:hint="eastAsia" w:ascii="Times New Roman" w:hAnsi="Times New Roman" w:eastAsia="FangSong" w:cs="Times New Roman"/>
-        </w:rPr>
-        <w:t>第一轮综合卷</w:t>
-      </w:r>
-      <w:r>
-        <w:rPr>
-          <w:rFonts w:hint="eastAsia" w:ascii="Times New Roman" w:hAnsi="Times New Roman" w:eastAsia="Times New Roman" w:cs="Times New Roman"/>
-        </w:rPr>
-        <w:t>05（</w:t>
-      </w:r>
-      <w:r>
-        <w:rPr>
-          <w:rFonts w:hint="eastAsia" w:ascii="Times New Roman" w:hAnsi="Times New Roman" w:eastAsia="FangSong" w:cs="Times New Roman"/>
-        </w:rPr>
-        <w:t>教师版</w:t>
-      </w:r>
-      <w:r>
-        <w:rPr>
-          <w:rFonts w:hint="eastAsia" w:ascii="Times New Roman" w:hAnsi="Times New Roman" w:eastAsia="Times New Roman" w:cs="Times New Roman"/>
-        </w:rPr>
-        <w:t>）</w:t>
       </w:r>
     </w:p>
     <w:p>
@@ -47890,36 +46900,6 @@
         </w:rPr>
         <w:t>第二分册</w:t>
       </w:r>
-      <w:r>
-        <w:rPr>
-          <w:rFonts w:ascii="Times New Roman" w:hAnsi="Times New Roman" w:eastAsia="Times New Roman" w:cs="Times New Roman"/>
-        </w:rPr>
-        <w:t xml:space="preserve"> </w:t>
-      </w:r>
-      <w:r>
-        <w:rPr>
-          <w:rFonts w:hint="eastAsia" w:ascii="Times New Roman" w:hAnsi="Times New Roman" w:eastAsia="FangSong" w:cs="Times New Roman"/>
-        </w:rPr>
-        <w:t>曾用于</w:t>
-      </w:r>
-      <w:r>
-        <w:rPr>
-          <w:rFonts w:hint="eastAsia" w:ascii="Times New Roman" w:hAnsi="Times New Roman" w:eastAsia="Times New Roman" w:cs="Times New Roman"/>
-        </w:rPr>
-        <w:t>：</w:t>
-      </w:r>
-      <w:r>
-        <w:rPr>
-          <w:rFonts w:hint="eastAsia" w:ascii="Times New Roman" w:hAnsi="Times New Roman" w:eastAsia="FangSong" w:cs="Times New Roman"/>
-        </w:rPr>
-        <w:t>二分册专项卷</w:t>
-      </w:r>
-      <w:r>
-        <w:rPr>
-          <w:rFonts w:hint="eastAsia" w:ascii="Times New Roman" w:hAnsi="Times New Roman" w:eastAsia="Times New Roman" w:cs="Times New Roman"/>
-        </w:rPr>
-        <w:t>XI</w:t>
-      </w:r>
     </w:p>
     <w:p>
       <w:pPr>
@@ -50392,48 +49372,6 @@
           <w:rFonts w:hint="eastAsia" w:ascii="Times New Roman" w:hAnsi="Times New Roman" w:eastAsia="FangSong" w:cs="Times New Roman"/>
         </w:rPr>
         <w:t>第二分册</w:t>
-      </w:r>
-      <w:r>
-        <w:rPr>
-          <w:rFonts w:ascii="Times New Roman" w:hAnsi="Times New Roman" w:eastAsia="Times New Roman" w:cs="Times New Roman"/>
-        </w:rPr>
-        <w:t xml:space="preserve"> </w:t>
-      </w:r>
-      <w:r>
-        <w:rPr>
-          <w:rFonts w:hint="eastAsia" w:ascii="Times New Roman" w:hAnsi="Times New Roman" w:eastAsia="FangSong" w:cs="Times New Roman"/>
-        </w:rPr>
-        <w:t>曾用于</w:t>
-      </w:r>
-      <w:r>
-        <w:rPr>
-          <w:rFonts w:hint="eastAsia" w:ascii="Times New Roman" w:hAnsi="Times New Roman" w:eastAsia="Times New Roman" w:cs="Times New Roman"/>
-        </w:rPr>
-        <w:t>：</w:t>
-      </w:r>
-      <w:r>
-        <w:rPr>
-          <w:rFonts w:hint="eastAsia" w:ascii="Times New Roman" w:hAnsi="Times New Roman" w:eastAsia="FangSong" w:cs="Times New Roman"/>
-        </w:rPr>
-        <w:t>第一轮综合卷</w:t>
-      </w:r>
-      <w:r>
-        <w:rPr>
-          <w:rFonts w:hint="eastAsia" w:ascii="Times New Roman" w:hAnsi="Times New Roman" w:eastAsia="Times New Roman" w:cs="Times New Roman"/>
-        </w:rPr>
-        <w:t>09（</w:t>
-      </w:r>
-      <w:r>
-        <w:rPr>
-          <w:rFonts w:hint="eastAsia" w:ascii="Times New Roman" w:hAnsi="Times New Roman" w:eastAsia="FangSong" w:cs="Times New Roman"/>
-        </w:rPr>
-        <w:t>教师版</w:t>
-      </w:r>
-      <w:r>
-        <w:rPr>
-          <w:rFonts w:hint="eastAsia" w:ascii="Times New Roman" w:hAnsi="Times New Roman" w:eastAsia="Times New Roman" w:cs="Times New Roman"/>
-        </w:rPr>
-        <w:t>）</w:t>
       </w:r>
     </w:p>
     <w:p>
@@ -52704,60 +51642,6 @@
           <w:rFonts w:hint="eastAsia" w:ascii="Times New Roman" w:hAnsi="Times New Roman" w:eastAsia="FangSong" w:cs="Times New Roman"/>
         </w:rPr>
         <w:t>上海中学竞赛课程</w:t>
-      </w:r>
-      <w:r>
-        <w:rPr>
-          <w:rFonts w:ascii="Times New Roman" w:hAnsi="Times New Roman" w:eastAsia="Times New Roman" w:cs="Times New Roman"/>
-        </w:rPr>
-        <w:t xml:space="preserve"> </w:t>
-      </w:r>
-      <w:r>
-        <w:rPr>
-          <w:rFonts w:hint="eastAsia" w:ascii="Times New Roman" w:hAnsi="Times New Roman" w:eastAsia="FangSong" w:cs="Times New Roman"/>
-        </w:rPr>
-        <w:t>曾用于</w:t>
-      </w:r>
-      <w:r>
-        <w:rPr>
-          <w:rFonts w:hint="eastAsia" w:ascii="Times New Roman" w:hAnsi="Times New Roman" w:eastAsia="Times New Roman" w:cs="Times New Roman"/>
-        </w:rPr>
-        <w:t>：</w:t>
-      </w:r>
-      <w:r>
-        <w:rPr>
-          <w:rFonts w:hint="eastAsia" w:ascii="Times New Roman" w:hAnsi="Times New Roman" w:eastAsia="FangSong" w:cs="Times New Roman"/>
-        </w:rPr>
-        <w:t>第一轮原理</w:t>
-      </w:r>
-      <w:r>
-        <w:rPr>
-          <w:rFonts w:hint="eastAsia" w:ascii="Times New Roman" w:hAnsi="Times New Roman" w:eastAsia="Times New Roman" w:cs="Times New Roman"/>
-        </w:rPr>
-        <w:t>·2-</w:t>
-      </w:r>
-      <w:r>
-        <w:rPr>
-          <w:rFonts w:hint="eastAsia" w:ascii="Times New Roman" w:hAnsi="Times New Roman" w:eastAsia="FangSong" w:cs="Times New Roman"/>
-        </w:rPr>
-        <w:t>溶液与相平衡</w:t>
-      </w:r>
-      <w:r>
-        <w:rPr>
-          <w:rFonts w:hint="eastAsia" w:ascii="Times New Roman" w:hAnsi="Times New Roman" w:eastAsia="Times New Roman" w:cs="Times New Roman"/>
-        </w:rPr>
-        <w:t>（</w:t>
-      </w:r>
-      <w:r>
-        <w:rPr>
-          <w:rFonts w:hint="eastAsia" w:ascii="Times New Roman" w:hAnsi="Times New Roman" w:eastAsia="FangSong" w:cs="Times New Roman"/>
-        </w:rPr>
-        <w:t>教师版</w:t>
-      </w:r>
-      <w:r>
-        <w:rPr>
-          <w:rFonts w:hint="eastAsia" w:ascii="Times New Roman" w:hAnsi="Times New Roman" w:eastAsia="Times New Roman" w:cs="Times New Roman"/>
-        </w:rPr>
-        <w:t>）</w:t>
       </w:r>
     </w:p>
     <w:p>

--- a/00-首页/题组Word/第一轮·综合套卷/第一轮综合卷11（教师版）.docx
+++ b/00-首页/题组Word/第一轮·综合套卷/第一轮综合卷11（教师版）.docx
@@ -44013,153 +44013,6 @@
           <w:rFonts w:hint="eastAsia" w:ascii="Times New Roman" w:hAnsi="Times New Roman" w:eastAsia="FangSong" w:cs="Times New Roman"/>
         </w:rPr>
         <w:t>二分册能力测试</w:t>
-      </w:r>
-    </w:p>
-    <w:p>
-      <w:pPr>
-        <w:pStyle w:val="BlockText"/>
-      </w:pPr>
-      <w:r>
-        <w:rPr>
-          <w:rFonts w:hint="eastAsia" w:ascii="Times New Roman" w:hAnsi="Times New Roman" w:eastAsia="FangSong" w:cs="Times New Roman"/>
-          <w:b/>
-          <w:bCs/>
-        </w:rPr>
-        <w:t xml:space="preserve">派生自</w:t>
-      </w:r>
-      <w:r>
-        <w:rPr>
-          <w:rFonts w:hint="eastAsia" w:ascii="Times New Roman" w:hAnsi="Times New Roman" w:eastAsia="Times New Roman" w:cs="Times New Roman"/>
-        </w:rPr>
-        <w:t>：</w:t>
-      </w:r>
-      <w:r>
-        <w:rPr>
-          <w:rFonts w:hint="eastAsia" w:ascii="Times New Roman" w:hAnsi="Times New Roman" w:eastAsia="FangSong" w:cs="Times New Roman"/>
-        </w:rPr>
-        <w:t>卷</w:t>
-      </w:r>
-      <w:r>
-        <w:rPr>
-          <w:rFonts w:hint="eastAsia" w:ascii="Times New Roman" w:hAnsi="Times New Roman" w:eastAsia="Times New Roman" w:cs="Times New Roman"/>
-        </w:rPr>
-        <w:t>-01-</w:t>
-      </w:r>
-      <w:r>
-        <w:rPr>
-          <w:rFonts w:hint="eastAsia" w:ascii="Times New Roman" w:hAnsi="Times New Roman" w:eastAsia="FangSong" w:cs="Times New Roman"/>
-        </w:rPr>
-        <w:t>第</w:t>
-      </w:r>
-      <w:r>
-        <w:rPr>
-          <w:rFonts w:hint="eastAsia" w:ascii="Times New Roman" w:hAnsi="Times New Roman" w:eastAsia="Times New Roman" w:cs="Times New Roman"/>
-        </w:rPr>
-        <w:t>1</w:t>
-      </w:r>
-      <w:r>
-        <w:rPr>
-          <w:rFonts w:hint="eastAsia" w:ascii="Times New Roman" w:hAnsi="Times New Roman" w:eastAsia="FangSong" w:cs="Times New Roman"/>
-        </w:rPr>
-        <w:t>章</w:t>
-      </w:r>
-      <w:r>
-        <w:rPr>
-          <w:rFonts w:hint="eastAsia" w:ascii="Times New Roman" w:hAnsi="Times New Roman" w:eastAsia="Times New Roman" w:cs="Times New Roman"/>
-        </w:rPr>
-        <w:t>-A</w:t>
-      </w:r>
-      <w:r>
-        <w:rPr>
-          <w:rFonts w:hint="eastAsia" w:ascii="Times New Roman" w:hAnsi="Times New Roman" w:eastAsia="FangSong" w:cs="Times New Roman"/>
-        </w:rPr>
-        <w:t>卷</w:t>
-      </w:r>
-      <w:r>
-        <w:rPr>
-          <w:rFonts w:hint="eastAsia" w:ascii="Times New Roman" w:hAnsi="Times New Roman" w:eastAsia="Times New Roman" w:cs="Times New Roman"/>
-        </w:rPr>
-        <w:t>-</w:t>
-      </w:r>
-      <w:r>
-        <w:rPr>
-          <w:rFonts w:hint="eastAsia" w:ascii="Times New Roman" w:hAnsi="Times New Roman" w:eastAsia="FangSong" w:cs="Times New Roman"/>
-        </w:rPr>
-        <w:t>化学反应速率与化学平衡</w:t>
-      </w:r>
-      <w:r>
-        <w:rPr>
-          <w:rFonts w:hint="eastAsia" w:ascii="Times New Roman" w:hAnsi="Times New Roman" w:eastAsia="Times New Roman" w:cs="Times New Roman"/>
-        </w:rPr>
-        <w:t>（</w:t>
-      </w:r>
-      <w:r>
-        <w:rPr>
-          <w:rFonts w:hint="eastAsia" w:ascii="Times New Roman" w:hAnsi="Times New Roman" w:eastAsia="FangSong" w:cs="Times New Roman"/>
-        </w:rPr>
-        <w:t>卷形态保留原文</w:t>
-      </w:r>
-      <w:r>
-        <w:rPr>
-          <w:rFonts w:hint="eastAsia" w:ascii="Times New Roman" w:hAnsi="Times New Roman" w:eastAsia="Times New Roman" w:cs="Times New Roman"/>
-        </w:rPr>
-        <w:t>；</w:t>
-      </w:r>
-      <w:r>
-        <w:rPr>
-          <w:rFonts w:hint="eastAsia" w:ascii="Times New Roman" w:hAnsi="Times New Roman" w:eastAsia="FangSong" w:cs="Times New Roman"/>
-        </w:rPr>
-        <w:t>本文件为派生逐题</w:t>
-      </w:r>
-      <w:r>
-        <w:rPr>
-          <w:rFonts w:hint="eastAsia" w:ascii="Times New Roman" w:hAnsi="Times New Roman" w:eastAsia="Times New Roman" w:cs="Times New Roman"/>
-        </w:rPr>
-        <w:t>）</w:t>
-      </w:r>
-      <w:r>
-        <w:rPr>
-          <w:rFonts w:ascii="Times New Roman" w:hAnsi="Times New Roman" w:eastAsia="Times New Roman" w:cs="Times New Roman"/>
-        </w:rPr>
-        <w:t xml:space="preserve"> </w:t>
-      </w:r>
-      <w:r>
-        <w:rPr>
-          <w:rFonts w:hint="eastAsia" w:ascii="Times New Roman" w:hAnsi="Times New Roman" w:eastAsia="FangSong" w:cs="Times New Roman"/>
-          <w:b/>
-          <w:bCs/>
-        </w:rPr>
-        <w:t xml:space="preserve">答案状态</w:t>
-      </w:r>
-      <w:r>
-        <w:rPr>
-          <w:rFonts w:hint="eastAsia" w:ascii="Times New Roman" w:hAnsi="Times New Roman" w:eastAsia="Times New Roman" w:cs="Times New Roman"/>
-        </w:rPr>
-        <w:t>：</w:t>
-      </w:r>
-      <w:r>
-        <w:rPr>
-          <w:rFonts w:hint="eastAsia" w:ascii="Times New Roman" w:hAnsi="Times New Roman" w:eastAsia="FangSong" w:cs="Times New Roman"/>
-        </w:rPr>
-        <w:t>已按题号锚切分</w:t>
-      </w:r>
-      <w:r>
-        <w:rPr>
-          <w:rFonts w:hint="eastAsia" w:ascii="Times New Roman" w:hAnsi="Times New Roman" w:eastAsia="Times New Roman" w:cs="Times New Roman"/>
-        </w:rPr>
-        <w:t>（</w:t>
-      </w:r>
-      <w:r>
-        <w:rPr>
-          <w:rFonts w:hint="eastAsia" w:ascii="Times New Roman" w:hAnsi="Times New Roman" w:eastAsia="FangSong" w:cs="Times New Roman"/>
-        </w:rPr>
-        <w:t>待抽检</w:t>
-      </w:r>
-      <w:r>
-        <w:rPr>
-          <w:rFonts w:hint="eastAsia" w:ascii="Times New Roman" w:hAnsi="Times New Roman" w:eastAsia="Times New Roman" w:cs="Times New Roman"/>
-        </w:rPr>
-        <w:t>）</w:t>
       </w:r>
     </w:p>
     <w:p>

--- a/00-首页/题组Word/第一轮·综合套卷/第一轮综合卷11（教师版）.docx
+++ b/00-首页/题组Word/第一轮·综合套卷/第一轮综合卷11（教师版）.docx
@@ -29257,187 +29257,6 @@
     </w:p>
     <w:p>
       <w:pPr>
-        <w:pStyle w:val="BlockText"/>
-      </w:pPr>
-      <w:r>
-        <w:rPr>
-          <w:rFonts w:hint="eastAsia" w:ascii="Times New Roman" w:hAnsi="Times New Roman" w:eastAsia="FangSong" w:cs="Times New Roman"/>
-          <w:b/>
-          <w:bCs/>
-        </w:rPr>
-        <w:t xml:space="preserve">同素材关联</w:t>
-      </w:r>
-      <w:r>
-        <w:rPr>
-          <w:rFonts w:hint="eastAsia" w:ascii="Times New Roman" w:hAnsi="Times New Roman" w:eastAsia="Times New Roman" w:cs="Times New Roman"/>
-        </w:rPr>
-        <w:t>：</w:t>
-      </w:r>
-      <w:r>
-        <w:rPr>
-          <w:rFonts w:hint="eastAsia" w:ascii="Times New Roman" w:hAnsi="Times New Roman" w:eastAsia="FangSong" w:cs="Times New Roman"/>
-        </w:rPr>
-        <w:t>本题沿用</w:t>
-      </w:r>
-      <w:r>
-        <w:rPr>
-          <w:rFonts w:ascii="Times New Roman" w:hAnsi="Times New Roman" w:eastAsia="Times New Roman" w:cs="Times New Roman"/>
-        </w:rPr>
-        <w:t xml:space="preserve"> 2003 </w:t>
-      </w:r>
-      <w:r>
-        <w:rPr>
-          <w:rFonts w:hint="eastAsia" w:ascii="Times New Roman" w:hAnsi="Times New Roman" w:eastAsia="FangSong" w:cs="Times New Roman"/>
-        </w:rPr>
-        <w:t xml:space="preserve">年全国初赛</w:t>
-      </w:r>
-      <w:r>
-        <w:rPr>
-          <w:rFonts w:ascii="Times New Roman" w:hAnsi="Times New Roman" w:eastAsia="Times New Roman" w:cs="Times New Roman"/>
-        </w:rPr>
-        <w:t xml:space="preserve"> </w:t>
-      </w:r>
-      <w:r>
-        <w:rPr>
-          <w:rFonts w:hint="eastAsia" w:ascii="Times New Roman" w:hAnsi="Times New Roman" w:eastAsia="Times New Roman" w:cs="Times New Roman"/>
-        </w:rPr>
-        <w:t xml:space="preserve">Roundup（</w:t>
-      </w:r>
-      <w:r>
-        <w:rPr>
-          <w:rFonts w:hint="eastAsia" w:ascii="Times New Roman" w:hAnsi="Times New Roman" w:eastAsia="Times New Roman" w:cs="Times New Roman"/>
-        </w:rPr>
-        <w:t>“</w:t>
-      </w:r>
-      <w:r>
-        <w:rPr>
-          <w:rFonts w:hint="eastAsia" w:ascii="Times New Roman" w:hAnsi="Times New Roman" w:eastAsia="FangSong" w:cs="Times New Roman"/>
-        </w:rPr>
-        <w:t>一扫光</w:t>
-      </w:r>
-      <w:r>
-        <w:rPr>
-          <w:rFonts w:hint="eastAsia" w:ascii="Times New Roman" w:hAnsi="Times New Roman" w:eastAsia="Times New Roman" w:cs="Times New Roman"/>
-        </w:rPr>
-        <w:t>”</w:t>
-      </w:r>
-      <w:r>
-        <w:rPr>
-          <w:rFonts w:hint="eastAsia" w:ascii="Times New Roman" w:hAnsi="Times New Roman" w:eastAsia="Times New Roman" w:cs="Times New Roman"/>
-        </w:rPr>
-        <w:t>）</w:t>
-      </w:r>
-      <w:r>
-        <w:rPr>
-          <w:rFonts w:hint="eastAsia" w:ascii="Times New Roman" w:hAnsi="Times New Roman" w:eastAsia="FangSong" w:cs="Times New Roman"/>
-        </w:rPr>
-        <w:t>题干的结构与</w:t>
-      </w:r>
-      <w:r>
-        <w:rPr>
-          <w:rFonts w:ascii="Times New Roman" w:hAnsi="Times New Roman" w:eastAsia="Times New Roman" w:cs="Times New Roman"/>
-        </w:rPr>
-        <w:t xml:space="preserve"> pKa </w:t>
-      </w:r>
-      <w:r>
-        <w:rPr>
-          <w:rFonts w:hint="eastAsia" w:ascii="Times New Roman" w:hAnsi="Times New Roman" w:eastAsia="FangSong" w:cs="Times New Roman"/>
-        </w:rPr>
-        <w:t>数据改编为多选题</w:t>
-      </w:r>
-      <w:r>
-        <w:rPr>
-          <w:rFonts w:hint="eastAsia" w:ascii="Times New Roman" w:hAnsi="Times New Roman" w:eastAsia="Times New Roman" w:cs="Times New Roman"/>
-        </w:rPr>
-        <w:t>，</w:t>
-      </w:r>
-      <w:r>
-        <w:rPr>
-          <w:rFonts w:hint="eastAsia" w:ascii="Times New Roman" w:hAnsi="Times New Roman" w:eastAsia="FangSong" w:cs="Times New Roman"/>
-        </w:rPr>
-        <w:t>整题版见</w:t>
-      </w:r>
-      <w:r>
-        <w:rPr>
-          <w:rFonts w:ascii="Times New Roman" w:hAnsi="Times New Roman" w:eastAsia="Times New Roman" w:cs="Times New Roman"/>
-        </w:rPr>
-        <w:t xml:space="preserve"> </w:t>
-      </w:r>
-      <w:r>
-        <w:rPr>
-          <w:rFonts w:hint="eastAsia" w:ascii="Times New Roman" w:hAnsi="Times New Roman" w:eastAsia="FangSong" w:cs="Times New Roman"/>
-        </w:rPr>
-        <w:t>题</w:t>
-      </w:r>
-      <w:r>
-        <w:rPr>
-          <w:rFonts w:hint="eastAsia" w:ascii="Times New Roman" w:hAnsi="Times New Roman" w:eastAsia="Times New Roman" w:cs="Times New Roman"/>
-        </w:rPr>
-        <w:t>-1132-</w:t>
-      </w:r>
-      <w:r>
-        <w:rPr>
-          <w:rFonts w:hint="eastAsia" w:ascii="Times New Roman" w:hAnsi="Times New Roman" w:eastAsia="FangSong" w:cs="Times New Roman"/>
-        </w:rPr>
-        <w:t>二分册</w:t>
-      </w:r>
-      <w:r>
-        <w:rPr>
-          <w:rFonts w:hint="eastAsia" w:ascii="Times New Roman" w:hAnsi="Times New Roman" w:eastAsia="Times New Roman" w:cs="Times New Roman"/>
-        </w:rPr>
-        <w:t>-L16</w:t>
-      </w:r>
-      <w:r>
-        <w:rPr>
-          <w:rFonts w:hint="eastAsia" w:ascii="Times New Roman" w:hAnsi="Times New Roman" w:eastAsia="FangSong" w:cs="Times New Roman"/>
-        </w:rPr>
-        <w:t>对例</w:t>
-      </w:r>
-      <w:r>
-        <w:rPr>
-          <w:rFonts w:hint="eastAsia" w:ascii="Times New Roman" w:hAnsi="Times New Roman" w:eastAsia="Times New Roman" w:cs="Times New Roman"/>
-        </w:rPr>
-        <w:t>3-2003</w:t>
-      </w:r>
-      <w:r>
-        <w:rPr>
-          <w:rFonts w:hint="eastAsia" w:ascii="Times New Roman" w:hAnsi="Times New Roman" w:eastAsia="FangSong" w:cs="Times New Roman"/>
-        </w:rPr>
-        <w:t>初赛</w:t>
-      </w:r>
-      <w:r>
-        <w:rPr>
-          <w:rFonts w:hint="eastAsia" w:ascii="Times New Roman" w:hAnsi="Times New Roman" w:eastAsia="Times New Roman" w:cs="Times New Roman"/>
-        </w:rPr>
-        <w:t>Roundup</w:t>
-      </w:r>
-      <w:r>
-        <w:rPr>
-          <w:rFonts w:hint="eastAsia" w:ascii="Times New Roman" w:hAnsi="Times New Roman" w:eastAsia="FangSong" w:cs="Times New Roman"/>
-        </w:rPr>
-        <w:t>一扫光</w:t>
-      </w:r>
-      <w:r>
-        <w:rPr>
-          <w:rFonts w:hint="eastAsia" w:ascii="Times New Roman" w:hAnsi="Times New Roman" w:eastAsia="Times New Roman" w:cs="Times New Roman"/>
-        </w:rPr>
-        <w:t>，</w:t>
-      </w:r>
-      <w:r>
-        <w:rPr>
-          <w:rFonts w:hint="eastAsia" w:ascii="Times New Roman" w:hAnsi="Times New Roman" w:eastAsia="FangSong" w:cs="Times New Roman"/>
-        </w:rPr>
-        <w:t>互为同素材异版</w:t>
-      </w:r>
-      <w:r>
-        <w:rPr>
-          <w:rFonts w:hint="eastAsia" w:ascii="Times New Roman" w:hAnsi="Times New Roman" w:eastAsia="Times New Roman" w:cs="Times New Roman"/>
-        </w:rPr>
-        <w:t>。</w:t>
-      </w:r>
-    </w:p>
-    <w:p>
-      <w:pPr>
         <w:pStyle w:val="FirstParagraph"/>
       </w:pPr>
       <w:r>
@@ -43409,12 +43228,13 @@
           </wp:inline>
         </w:drawing>
       </w:r>
-      <w:r>
-        <w:rPr>
-          <w:rFonts w:ascii="Times New Roman" w:hAnsi="Times New Roman" w:eastAsia="Times New Roman" w:cs="Times New Roman"/>
-        </w:rPr>
-        <w:t xml:space="preserve"> </w:t>
-      </w:r>
+    </w:p>
+    <w:p>
+      <w:pPr>
+        <w:pStyle w:val="BodyText"/>
+        <w:spacing w:before="160" w:after="80"/>
+        <w:jc w:val="center"/>
+      </w:pPr>
       <w:r>
         <w:rPr>
           <w:rFonts w:ascii="Times New Roman" w:hAnsi="Times New Roman" w:eastAsia="Times New Roman" w:cs="Times New Roman"/>

--- a/00-首页/题组Word/第一轮·综合套卷/第一轮综合卷11（教师版）.docx
+++ b/00-首页/题组Word/第一轮·综合套卷/第一轮综合卷11（教师版）.docx
@@ -15580,14 +15580,14 @@
         </w:rPr>
         <w:drawing>
           <wp:inline>
-            <wp:extent cx="3240000" cy="4584609"/>
+            <wp:extent cx="3600000" cy="737078"/>
             <wp:effectExtent b="0" l="0" r="0" t="0"/>
             <wp:docPr descr="" title="" id="58" name="Picture"/>
             <a:graphic>
               <a:graphicData uri="http://schemas.openxmlformats.org/drawingml/2006/picture">
                 <pic:pic>
                   <pic:nvPicPr>
-                    <pic:cNvPr descr="2021-浙江预赛_p10.png" id="59" name="Picture"/>
+                    <pic:cNvPr descr="bf4abd03f46fc9c3.png" id="59" name="Picture"/>
                     <pic:cNvPicPr>
                       <a:picLocks noChangeArrowheads="1" noChangeAspect="1"/>
                     </pic:cNvPicPr>
@@ -15601,7 +15601,7 @@
                   <pic:spPr bwMode="auto">
                     <a:xfrm>
                       <a:off x="0" y="0"/>
-                      <a:ext cx="3240000" cy="4584609"/>
+                      <a:ext cx="3600000" cy="737078"/>
                     </a:xfrm>
                     <a:prstGeom prst="rect">
                       <a:avLst/>
@@ -16498,14 +16498,14 @@
         </w:rPr>
         <w:drawing>
           <wp:inline>
-            <wp:extent cx="3240000" cy="4584609"/>
+            <wp:extent cx="3600000" cy="1489250"/>
             <wp:effectExtent b="0" l="0" r="0" t="0"/>
             <wp:docPr descr="" title="" id="63" name="Picture"/>
             <a:graphic>
               <a:graphicData uri="http://schemas.openxmlformats.org/drawingml/2006/picture">
                 <pic:pic>
                   <pic:nvPicPr>
-                    <pic:cNvPr descr="2021-浙江预赛_p08.png" id="64" name="Picture"/>
+                    <pic:cNvPr descr="38468233632903bb.png" id="64" name="Picture"/>
                     <pic:cNvPicPr>
                       <a:picLocks noChangeArrowheads="1" noChangeAspect="1"/>
                     </pic:cNvPicPr>
@@ -16519,7 +16519,7 @@
                   <pic:spPr bwMode="auto">
                     <a:xfrm>
                       <a:off x="0" y="0"/>
-                      <a:ext cx="3240000" cy="4584609"/>
+                      <a:ext cx="3600000" cy="1489250"/>
                     </a:xfrm>
                     <a:prstGeom prst="rect">
                       <a:avLst/>

--- a/00-首页/题组Word/第一轮·综合套卷/第一轮综合卷11（教师版）.docx
+++ b/00-首页/题组Word/第一轮·综合套卷/第一轮综合卷11（教师版）.docx
@@ -334,6 +334,8 @@
     <w:p>
       <w:pPr>
         <w:pStyle w:val="FirstParagraph"/>
+        <w:ind w:left="480" w:hanging="480"/>
+        <w:spacing w:after="0"/>
       </w:pPr>
       <w:r>
         <w:rPr>
@@ -459,6 +461,13 @@
         </w:rPr>
         <w:t xml:space="preserve"> </w:t>
       </w:r>
+    </w:p>
+    <w:p>
+      <w:pPr>
+        <w:pStyle w:val="FirstParagraph"/>
+        <w:ind w:left="480" w:hanging="480"/>
+        <w:spacing w:before="0" w:after="0"/>
+      </w:pPr>
       <w:r>
         <w:rPr>
           <w:rFonts w:ascii="Times New Roman" w:hAnsi="Times New Roman" w:eastAsia="Times New Roman" w:cs="Times New Roman"/>
@@ -477,6 +486,13 @@
         </w:rPr>
         <w:t xml:space="preserve"> </w:t>
       </w:r>
+    </w:p>
+    <w:p>
+      <w:pPr>
+        <w:pStyle w:val="FirstParagraph"/>
+        <w:ind w:left="480" w:hanging="480"/>
+        <w:spacing w:before="0" w:after="0"/>
+      </w:pPr>
       <w:r>
         <w:rPr>
           <w:rFonts w:ascii="Times New Roman" w:hAnsi="Times New Roman" w:eastAsia="Times New Roman" w:cs="Times New Roman"/>
@@ -507,6 +523,13 @@
         </w:rPr>
         <w:t xml:space="preserve"> </w:t>
       </w:r>
+    </w:p>
+    <w:p>
+      <w:pPr>
+        <w:pStyle w:val="FirstParagraph"/>
+        <w:ind w:left="480" w:hanging="480"/>
+        <w:spacing w:before="0" w:after="0"/>
+      </w:pPr>
       <w:r>
         <w:rPr>
           <w:rFonts w:ascii="Times New Roman" w:hAnsi="Times New Roman" w:eastAsia="Times New Roman" w:cs="Times New Roman"/>
@@ -525,6 +548,13 @@
         </w:rPr>
         <w:t xml:space="preserve"> </w:t>
       </w:r>
+    </w:p>
+    <w:p>
+      <w:pPr>
+        <w:pStyle w:val="FirstParagraph"/>
+        <w:ind w:left="480" w:hanging="480"/>
+        <w:spacing w:before="0" w:after="180"/>
+      </w:pPr>
       <w:r>
         <w:rPr>
           <w:rFonts w:ascii="Times New Roman" w:hAnsi="Times New Roman" w:eastAsia="Times New Roman" w:cs="Times New Roman"/>
@@ -861,6 +891,8 @@
     <w:p>
       <w:pPr>
         <w:pStyle w:val="BodyText"/>
+        <w:ind w:left="480" w:hanging="480"/>
+        <w:spacing w:after="0"/>
       </w:pPr>
       <w:r>
         <w:rPr>
@@ -962,6 +994,13 @@
         </w:rPr>
         <w:t xml:space="preserve"> </w:t>
       </w:r>
+    </w:p>
+    <w:p>
+      <w:pPr>
+        <w:pStyle w:val="BodyText"/>
+        <w:ind w:left="480" w:hanging="480"/>
+        <w:spacing w:before="0" w:after="0"/>
+      </w:pPr>
       <w:r>
         <w:rPr>
           <w:rFonts w:ascii="Times New Roman" w:hAnsi="Times New Roman" w:eastAsia="Times New Roman" w:cs="Times New Roman"/>
@@ -1068,6 +1107,13 @@
         </w:rPr>
         <w:t xml:space="preserve"> </w:t>
       </w:r>
+    </w:p>
+    <w:p>
+      <w:pPr>
+        <w:pStyle w:val="BodyText"/>
+        <w:ind w:left="480" w:hanging="480"/>
+        <w:spacing w:before="0" w:after="0"/>
+      </w:pPr>
       <w:r>
         <w:rPr>
           <w:rFonts w:ascii="Times New Roman" w:hAnsi="Times New Roman" w:eastAsia="Times New Roman" w:cs="Times New Roman"/>
@@ -1174,6 +1220,13 @@
         </w:rPr>
         <w:t xml:space="preserve"> </w:t>
       </w:r>
+    </w:p>
+    <w:p>
+      <w:pPr>
+        <w:pStyle w:val="BodyText"/>
+        <w:ind w:left="480" w:hanging="480"/>
+        <w:spacing w:before="0" w:after="180"/>
+      </w:pPr>
       <w:r>
         <w:rPr>
           <w:rFonts w:ascii="Times New Roman" w:hAnsi="Times New Roman" w:eastAsia="Times New Roman" w:cs="Times New Roman"/>
@@ -1656,6 +1709,8 @@
     <w:p>
       <w:pPr>
         <w:pStyle w:val="BodyText"/>
+        <w:ind w:left="480" w:hanging="480"/>
+        <w:spacing w:after="0"/>
       </w:pPr>
       <w:r>
         <w:rPr>
@@ -1751,6 +1806,13 @@
         </w:rPr>
         <w:t xml:space="preserve"> </w:t>
       </w:r>
+    </w:p>
+    <w:p>
+      <w:pPr>
+        <w:pStyle w:val="BodyText"/>
+        <w:ind w:left="480" w:hanging="480"/>
+        <w:spacing w:before="0" w:after="0"/>
+      </w:pPr>
       <w:r>
         <w:rPr>
           <w:rFonts w:ascii="Times New Roman" w:hAnsi="Times New Roman" w:eastAsia="Times New Roman" w:cs="Times New Roman"/>
@@ -1845,6 +1907,13 @@
         </w:rPr>
         <w:t xml:space="preserve"> </w:t>
       </w:r>
+    </w:p>
+    <w:p>
+      <w:pPr>
+        <w:pStyle w:val="BodyText"/>
+        <w:ind w:left="480" w:hanging="480"/>
+        <w:spacing w:before="0" w:after="0"/>
+      </w:pPr>
       <w:r>
         <w:rPr>
           <w:rFonts w:ascii="Times New Roman" w:hAnsi="Times New Roman" w:eastAsia="Times New Roman" w:cs="Times New Roman"/>
@@ -1875,6 +1944,13 @@
         </w:rPr>
         <w:t xml:space="preserve"> </w:t>
       </w:r>
+    </w:p>
+    <w:p>
+      <w:pPr>
+        <w:pStyle w:val="BodyText"/>
+        <w:ind w:left="480" w:hanging="480"/>
+        <w:spacing w:before="0" w:after="180"/>
+      </w:pPr>
       <w:r>
         <w:rPr>
           <w:rFonts w:ascii="Times New Roman" w:hAnsi="Times New Roman" w:eastAsia="Times New Roman" w:cs="Times New Roman"/>
@@ -2066,6 +2142,8 @@
     <w:p>
       <w:pPr>
         <w:pStyle w:val="FirstParagraph"/>
+        <w:ind w:left="480" w:hanging="480"/>
+        <w:spacing w:after="0"/>
       </w:pPr>
       <w:r>
         <w:rPr>
@@ -2194,6 +2272,13 @@
         </w:rPr>
         <w:t xml:space="preserve"> </w:t>
       </w:r>
+    </w:p>
+    <w:p>
+      <w:pPr>
+        <w:pStyle w:val="FirstParagraph"/>
+        <w:ind w:left="480" w:hanging="480"/>
+        <w:spacing w:before="0" w:after="0"/>
+      </w:pPr>
       <w:r>
         <w:rPr>
           <w:rFonts w:ascii="Times New Roman" w:hAnsi="Times New Roman" w:eastAsia="Times New Roman" w:cs="Times New Roman"/>
@@ -2261,6 +2346,13 @@
         </w:rPr>
         <w:t xml:space="preserve"> </w:t>
       </w:r>
+    </w:p>
+    <w:p>
+      <w:pPr>
+        <w:pStyle w:val="FirstParagraph"/>
+        <w:ind w:left="480" w:hanging="480"/>
+        <w:spacing w:before="0" w:after="0"/>
+      </w:pPr>
       <w:r>
         <w:rPr>
           <w:rFonts w:ascii="Times New Roman" w:hAnsi="Times New Roman" w:eastAsia="Times New Roman" w:cs="Times New Roman"/>
@@ -2328,6 +2420,13 @@
         </w:rPr>
         <w:t xml:space="preserve"> </w:t>
       </w:r>
+    </w:p>
+    <w:p>
+      <w:pPr>
+        <w:pStyle w:val="FirstParagraph"/>
+        <w:ind w:left="480" w:hanging="480"/>
+        <w:spacing w:before="0" w:after="0"/>
+      </w:pPr>
       <w:r>
         <w:rPr>
           <w:rFonts w:ascii="Times New Roman" w:hAnsi="Times New Roman" w:eastAsia="Times New Roman" w:cs="Times New Roman"/>
@@ -2404,6 +2503,13 @@
         </w:rPr>
         <w:t xml:space="preserve"> </w:t>
       </w:r>
+    </w:p>
+    <w:p>
+      <w:pPr>
+        <w:pStyle w:val="FirstParagraph"/>
+        <w:ind w:left="480" w:hanging="480"/>
+        <w:spacing w:before="0" w:after="180"/>
+      </w:pPr>
       <w:r>
         <w:rPr>
           <w:rFonts w:ascii="Times New Roman" w:hAnsi="Times New Roman" w:eastAsia="Times New Roman" w:cs="Times New Roman"/>
@@ -2630,10 +2736,6 @@
     <w:p>
       <w:pPr>
         <w:pStyle w:val="Compact"/>
-        <w:numPr>
-          <w:ilvl w:val="0"/>
-          <w:numId w:val="1001"/>
-        </w:numPr>
       </w:pPr>
       <w:r>
         <w:rPr>
@@ -2675,10 +2777,6 @@
     <w:p>
       <w:pPr>
         <w:pStyle w:val="Compact"/>
-        <w:numPr>
-          <w:ilvl w:val="0"/>
-          <w:numId w:val="1001"/>
-        </w:numPr>
       </w:pPr>
       <w:r>
         <w:rPr>
@@ -2708,10 +2806,6 @@
     <w:p>
       <w:pPr>
         <w:pStyle w:val="Compact"/>
-        <w:numPr>
-          <w:ilvl w:val="0"/>
-          <w:numId w:val="1001"/>
-        </w:numPr>
       </w:pPr>
       <w:r>
         <w:rPr>
@@ -2785,10 +2879,6 @@
     <w:p>
       <w:pPr>
         <w:pStyle w:val="Compact"/>
-        <w:numPr>
-          <w:ilvl w:val="0"/>
-          <w:numId w:val="1001"/>
-        </w:numPr>
       </w:pPr>
       <w:r>
         <w:rPr>
@@ -3796,6 +3886,8 @@
     <w:p>
       <w:pPr>
         <w:pStyle w:val="BodyText"/>
+        <w:ind w:left="480" w:hanging="480"/>
+        <w:spacing w:after="0"/>
       </w:pPr>
       <w:r>
         <w:rPr>
@@ -3821,6 +3913,13 @@
         </w:rPr>
         <w:t xml:space="preserve"> </w:t>
       </w:r>
+    </w:p>
+    <w:p>
+      <w:pPr>
+        <w:pStyle w:val="BodyText"/>
+        <w:ind w:left="480" w:hanging="480"/>
+        <w:spacing w:before="0" w:after="0"/>
+      </w:pPr>
       <w:r>
         <w:rPr>
           <w:rFonts w:ascii="Times New Roman" w:hAnsi="Times New Roman" w:eastAsia="Times New Roman" w:cs="Times New Roman"/>
@@ -3959,6 +4058,13 @@
         </w:rPr>
         <w:t xml:space="preserve"> </w:t>
       </w:r>
+    </w:p>
+    <w:p>
+      <w:pPr>
+        <w:pStyle w:val="BodyText"/>
+        <w:ind w:left="480" w:hanging="480"/>
+        <w:spacing w:before="0" w:after="0"/>
+      </w:pPr>
       <w:r>
         <w:rPr>
           <w:rFonts w:ascii="Times New Roman" w:hAnsi="Times New Roman" w:eastAsia="Times New Roman" w:cs="Times New Roman"/>
@@ -4088,6 +4194,13 @@
         </w:rPr>
         <w:t xml:space="preserve"> </w:t>
       </w:r>
+    </w:p>
+    <w:p>
+      <w:pPr>
+        <w:pStyle w:val="BodyText"/>
+        <w:ind w:left="480" w:hanging="480"/>
+        <w:spacing w:before="0" w:after="0"/>
+      </w:pPr>
       <w:r>
         <w:rPr>
           <w:rFonts w:ascii="Times New Roman" w:hAnsi="Times New Roman" w:eastAsia="Times New Roman" w:cs="Times New Roman"/>
@@ -4190,6 +4303,13 @@
         </w:rPr>
         <w:t xml:space="preserve"> </w:t>
       </w:r>
+    </w:p>
+    <w:p>
+      <w:pPr>
+        <w:pStyle w:val="BodyText"/>
+        <w:ind w:left="480" w:hanging="480"/>
+        <w:spacing w:before="0" w:after="180"/>
+      </w:pPr>
       <w:r>
         <w:rPr>
           <w:rFonts w:ascii="Times New Roman" w:hAnsi="Times New Roman" w:eastAsia="Times New Roman" w:cs="Times New Roman"/>
@@ -8157,7 +8277,7 @@
         </w:rPr>
         <w:drawing>
           <wp:inline>
-            <wp:extent cx="2578100" cy="2692400"/>
+            <wp:extent cx="2578100" cy="2668334"/>
             <wp:effectExtent b="0" l="0" r="0" t="0"/>
             <wp:docPr descr="" title="" id="19" name="Picture"/>
             <a:graphic>
@@ -8178,7 +8298,7 @@
                   <pic:spPr bwMode="auto">
                     <a:xfrm>
                       <a:off x="0" y="0"/>
-                      <a:ext cx="2578100" cy="2692400"/>
+                      <a:ext cx="2578100" cy="2668334"/>
                     </a:xfrm>
                     <a:prstGeom prst="rect">
                       <a:avLst/>
@@ -8850,7 +8970,7 @@
         </w:rPr>
         <w:drawing>
           <wp:inline>
-            <wp:extent cx="3600000" cy="2002535"/>
+            <wp:extent cx="3600000" cy="1996830"/>
             <wp:effectExtent b="0" l="0" r="0" t="0"/>
             <wp:docPr descr="" title="" id="23" name="Picture"/>
             <a:graphic>
@@ -8871,7 +8991,7 @@
                   <pic:spPr bwMode="auto">
                     <a:xfrm>
                       <a:off x="0" y="0"/>
-                      <a:ext cx="3600000" cy="2002535"/>
+                      <a:ext cx="3600000" cy="1996830"/>
                     </a:xfrm>
                     <a:prstGeom prst="rect">
                       <a:avLst/>
@@ -13658,7 +13778,7 @@
         </w:rPr>
         <w:drawing>
           <wp:inline>
-            <wp:extent cx="3600000" cy="2426086"/>
+            <wp:extent cx="3600000" cy="2341667"/>
             <wp:effectExtent b="0" l="0" r="0" t="0"/>
             <wp:docPr descr="" title="" id="37" name="Picture"/>
             <a:graphic>
@@ -13679,7 +13799,7 @@
                   <pic:spPr bwMode="auto">
                     <a:xfrm>
                       <a:off x="0" y="0"/>
-                      <a:ext cx="3600000" cy="2426086"/>
+                      <a:ext cx="3600000" cy="2341667"/>
                     </a:xfrm>
                     <a:prstGeom prst="rect">
                       <a:avLst/>
@@ -13762,7 +13882,7 @@
         </w:rPr>
         <w:drawing>
           <wp:inline>
-            <wp:extent cx="2235200" cy="2590800"/>
+            <wp:extent cx="2224424" cy="2590800"/>
             <wp:effectExtent b="0" l="0" r="0" t="0"/>
             <wp:docPr descr="" title="" id="40" name="Picture"/>
             <a:graphic>
@@ -13783,7 +13903,7 @@
                   <pic:spPr bwMode="auto">
                     <a:xfrm>
                       <a:off x="0" y="0"/>
-                      <a:ext cx="2235200" cy="2590800"/>
+                      <a:ext cx="2224424" cy="2590800"/>
                     </a:xfrm>
                     <a:prstGeom prst="rect">
                       <a:avLst/>
@@ -13954,7 +14074,7 @@
         </w:rPr>
         <w:drawing>
           <wp:inline>
-            <wp:extent cx="1879600" cy="2692400"/>
+            <wp:extent cx="1841500" cy="2692400"/>
             <wp:effectExtent b="0" l="0" r="0" t="0"/>
             <wp:docPr descr="" title="" id="49" name="Picture"/>
             <a:graphic>
@@ -13975,7 +14095,7 @@
                   <pic:spPr bwMode="auto">
                     <a:xfrm>
                       <a:off x="0" y="0"/>
-                      <a:ext cx="1879600" cy="2692400"/>
+                      <a:ext cx="1841500" cy="2692400"/>
                     </a:xfrm>
                     <a:prstGeom prst="rect">
                       <a:avLst/>
@@ -15117,10 +15237,6 @@
     <w:p>
       <w:pPr>
         <w:pStyle w:val="Compact"/>
-        <w:numPr>
-          <w:ilvl w:val="0"/>
-          <w:numId w:val="1015"/>
-        </w:numPr>
       </w:pPr>
       <w:r>
         <w:rPr>
@@ -15138,10 +15254,6 @@
     <w:p>
       <w:pPr>
         <w:pStyle w:val="Compact"/>
-        <w:numPr>
-          <w:ilvl w:val="0"/>
-          <w:numId w:val="1015"/>
-        </w:numPr>
       </w:pPr>
       <w:r>
         <w:rPr>
@@ -15183,10 +15295,6 @@
     <w:p>
       <w:pPr>
         <w:pStyle w:val="Compact"/>
-        <w:numPr>
-          <w:ilvl w:val="0"/>
-          <w:numId w:val="1015"/>
-        </w:numPr>
       </w:pPr>
       <w:r>
         <w:rPr>
@@ -15294,10 +15402,6 @@
     <w:p>
       <w:pPr>
         <w:pStyle w:val="Compact"/>
-        <w:numPr>
-          <w:ilvl w:val="0"/>
-          <w:numId w:val="1015"/>
-        </w:numPr>
       </w:pPr>
       <w:r>
         <w:rPr>
@@ -15580,7 +15684,7 @@
         </w:rPr>
         <w:drawing>
           <wp:inline>
-            <wp:extent cx="3600000" cy="737078"/>
+            <wp:extent cx="3600000" cy="729975"/>
             <wp:effectExtent b="0" l="0" r="0" t="0"/>
             <wp:docPr descr="" title="" id="58" name="Picture"/>
             <a:graphic>
@@ -15601,7 +15705,7 @@
                   <pic:spPr bwMode="auto">
                     <a:xfrm>
                       <a:off x="0" y="0"/>
-                      <a:ext cx="3600000" cy="737078"/>
+                      <a:ext cx="3600000" cy="729975"/>
                     </a:xfrm>
                     <a:prstGeom prst="rect">
                       <a:avLst/>
@@ -16039,10 +16143,8 @@
     <w:p>
       <w:pPr>
         <w:pStyle w:val="Compact"/>
-        <w:numPr>
-          <w:ilvl w:val="0"/>
-          <w:numId w:val="1016"/>
-        </w:numPr>
+        <w:ind w:left="480" w:hanging="480"/>
+        <w:spacing w:after="0"/>
       </w:pPr>
       <w:r>
         <w:rPr>
@@ -16060,7 +16162,20 @@
         <w:rPr>
           <w:rFonts w:ascii="Times New Roman" w:hAnsi="Times New Roman" w:eastAsia="Times New Roman" w:cs="Times New Roman"/>
         </w:rPr>
-        <w:t xml:space="preserve">　　B. </w:t>
+        <w:t xml:space="preserve">　　</w:t>
+      </w:r>
+    </w:p>
+    <w:p>
+      <w:pPr>
+        <w:pStyle w:val="Compact"/>
+        <w:ind w:left="480" w:hanging="480"/>
+        <w:spacing w:before="0" w:after="0"/>
+      </w:pPr>
+      <w:r>
+        <w:rPr>
+          <w:rFonts w:ascii="Times New Roman" w:hAnsi="Times New Roman" w:eastAsia="Times New Roman" w:cs="Times New Roman"/>
+        </w:rPr>
+        <w:t xml:space="preserve">B. </w:t>
       </w:r>
       <w:r>
         <w:rPr>
@@ -16072,7 +16187,20 @@
         <w:rPr>
           <w:rFonts w:ascii="Times New Roman" w:hAnsi="Times New Roman" w:eastAsia="Times New Roman" w:cs="Times New Roman"/>
         </w:rPr>
-        <w:t xml:space="preserve">　　C. </w:t>
+        <w:t xml:space="preserve">　　</w:t>
+      </w:r>
+    </w:p>
+    <w:p>
+      <w:pPr>
+        <w:pStyle w:val="Compact"/>
+        <w:ind w:left="480" w:hanging="480"/>
+        <w:spacing w:before="0" w:after="0"/>
+      </w:pPr>
+      <w:r>
+        <w:rPr>
+          <w:rFonts w:ascii="Times New Roman" w:hAnsi="Times New Roman" w:eastAsia="Times New Roman" w:cs="Times New Roman"/>
+        </w:rPr>
+        <w:t xml:space="preserve">C. </w:t>
       </w:r>
       <w:r>
         <w:rPr>
@@ -16084,7 +16212,20 @@
         <w:rPr>
           <w:rFonts w:ascii="Times New Roman" w:hAnsi="Times New Roman" w:eastAsia="Times New Roman" w:cs="Times New Roman"/>
         </w:rPr>
-        <w:t xml:space="preserve">　　D. </w:t>
+        <w:t xml:space="preserve">　　</w:t>
+      </w:r>
+    </w:p>
+    <w:p>
+      <w:pPr>
+        <w:pStyle w:val="Compact"/>
+        <w:ind w:left="480" w:hanging="480"/>
+        <w:spacing w:before="0" w:after="36"/>
+      </w:pPr>
+      <w:r>
+        <w:rPr>
+          <w:rFonts w:ascii="Times New Roman" w:hAnsi="Times New Roman" w:eastAsia="Times New Roman" w:cs="Times New Roman"/>
+        </w:rPr>
+        <w:t xml:space="preserve">D. </w:t>
       </w:r>
       <w:r>
         <w:rPr>
@@ -16498,7 +16639,7 @@
         </w:rPr>
         <w:drawing>
           <wp:inline>
-            <wp:extent cx="3600000" cy="1489250"/>
+            <wp:extent cx="3600000" cy="1465798"/>
             <wp:effectExtent b="0" l="0" r="0" t="0"/>
             <wp:docPr descr="" title="" id="63" name="Picture"/>
             <a:graphic>
@@ -16519,7 +16660,7 @@
                   <pic:spPr bwMode="auto">
                     <a:xfrm>
                       <a:off x="0" y="0"/>
-                      <a:ext cx="3600000" cy="1489250"/>
+                      <a:ext cx="3600000" cy="1465798"/>
                     </a:xfrm>
                     <a:prstGeom prst="rect">
                       <a:avLst/>
@@ -16541,10 +16682,6 @@
     <w:p>
       <w:pPr>
         <w:pStyle w:val="Compact"/>
-        <w:numPr>
-          <w:ilvl w:val="0"/>
-          <w:numId w:val="1017"/>
-        </w:numPr>
       </w:pPr>
       <w:r>
         <w:rPr>
@@ -16634,10 +16771,6 @@
     <w:p>
       <w:pPr>
         <w:pStyle w:val="Compact"/>
-        <w:numPr>
-          <w:ilvl w:val="0"/>
-          <w:numId w:val="1017"/>
-        </w:numPr>
       </w:pPr>
       <w:r>
         <w:rPr>
@@ -16704,10 +16837,6 @@
     <w:p>
       <w:pPr>
         <w:pStyle w:val="Compact"/>
-        <w:numPr>
-          <w:ilvl w:val="0"/>
-          <w:numId w:val="1017"/>
-        </w:numPr>
       </w:pPr>
       <w:r>
         <w:rPr>
@@ -16789,10 +16918,6 @@
     <w:p>
       <w:pPr>
         <w:pStyle w:val="Compact"/>
-        <w:numPr>
-          <w:ilvl w:val="0"/>
-          <w:numId w:val="1017"/>
-        </w:numPr>
       </w:pPr>
       <w:r>
         <w:rPr>

--- a/00-首页/题组Word/第一轮·综合套卷/第一轮综合卷11（教师版）.docx
+++ b/00-首页/题组Word/第一轮·综合套卷/第一轮综合卷11（教师版）.docx
@@ -11201,7 +11201,7 @@
         <m:sSup>
           <m:e>
             <m:r>
-              <m:t>​</m:t>
+              <m:t xml:space="preserve"> </m:t>
             </m:r>
           </m:e>
           <m:sup>

--- a/00-首页/题组Word/第一轮·综合套卷/第一轮综合卷11（教师版）.docx
+++ b/00-首页/题组Word/第一轮·综合套卷/第一轮综合卷11（教师版）.docx
@@ -57,6 +57,14 @@
       <w:tblPr>
         <w:tblStyle w:val="Table"/>
         <w:tblW w:type="auto" w:w="0"/>
+        <w:tblBorders>
+          <w:top w:val="single" w:sz="12" w:space="0" w:color="000000"/>
+          <w:left w:val="none" w:sz="0" w:space="0" w:color="auto"/>
+          <w:bottom w:val="single" w:sz="12" w:space="0" w:color="000000"/>
+          <w:right w:val="none" w:sz="0" w:space="0" w:color="auto"/>
+          <w:insideH w:val="none" w:sz="0" w:space="0" w:color="auto"/>
+          <w:insideV w:val="none" w:sz="0" w:space="0" w:color="auto"/>
+        </w:tblBorders>
         <w:tblLook w:firstRow="1" w:lastRow="0" w:firstColumn="0" w:lastColumn="0" w:noHBand="0" w:noVBand="0" w:val="0020"/>
       </w:tblPr>
       <w:tblGrid>
@@ -69,7 +77,11 @@
           <w:tblHeader w:val="on"/>
         </w:trPr>
         <w:tc>
-          <w:tcPr/>
+          <w:tcPr>
+            <w:tcBorders>
+              <w:bottom w:val="single" w:sz="8" w:space="0" w:color="000000"/>
+            </w:tcBorders>
+          </w:tcPr>
           <w:p>
             <w:pPr>
               <w:pStyle w:val="Compact"/>
@@ -85,7 +97,11 @@
           </w:p>
         </w:tc>
         <w:tc>
-          <w:tcPr/>
+          <w:tcPr>
+            <w:tcBorders>
+              <w:bottom w:val="single" w:sz="8" w:space="0" w:color="000000"/>
+            </w:tcBorders>
+          </w:tcPr>
           <w:p>
             <w:pPr>
               <w:pStyle w:val="Compact"/>
@@ -101,7 +117,11 @@
           </w:p>
         </w:tc>
         <w:tc>
-          <w:tcPr/>
+          <w:tcPr>
+            <w:tcBorders>
+              <w:bottom w:val="single" w:sz="8" w:space="0" w:color="000000"/>
+            </w:tcBorders>
+          </w:tcPr>
           <w:p>
             <w:pPr>
               <w:pStyle w:val="Compact"/>
@@ -334,8 +354,8 @@
     <w:p>
       <w:pPr>
         <w:pStyle w:val="FirstParagraph"/>
+        <w:spacing w:before="0" w:after="0"/>
         <w:ind w:left="480" w:hanging="480"/>
-        <w:spacing w:after="0"/>
       </w:pPr>
       <w:r>
         <w:rPr>
@@ -465,8 +485,8 @@
     <w:p>
       <w:pPr>
         <w:pStyle w:val="FirstParagraph"/>
+        <w:spacing w:before="0" w:after="0"/>
         <w:ind w:left="480" w:hanging="480"/>
-        <w:spacing w:before="0" w:after="0"/>
       </w:pPr>
       <w:r>
         <w:rPr>
@@ -490,8 +510,8 @@
     <w:p>
       <w:pPr>
         <w:pStyle w:val="FirstParagraph"/>
+        <w:spacing w:before="0" w:after="0"/>
         <w:ind w:left="480" w:hanging="480"/>
-        <w:spacing w:before="0" w:after="0"/>
       </w:pPr>
       <w:r>
         <w:rPr>
@@ -527,8 +547,8 @@
     <w:p>
       <w:pPr>
         <w:pStyle w:val="FirstParagraph"/>
+        <w:spacing w:before="0" w:after="0"/>
         <w:ind w:left="480" w:hanging="480"/>
-        <w:spacing w:before="0" w:after="0"/>
       </w:pPr>
       <w:r>
         <w:rPr>
@@ -552,8 +572,8 @@
     <w:p>
       <w:pPr>
         <w:pStyle w:val="FirstParagraph"/>
+        <w:spacing w:before="0" w:after="0"/>
         <w:ind w:left="480" w:hanging="480"/>
-        <w:spacing w:before="0" w:after="180"/>
       </w:pPr>
       <w:r>
         <w:rPr>
@@ -891,8 +911,8 @@
     <w:p>
       <w:pPr>
         <w:pStyle w:val="BodyText"/>
+        <w:spacing w:before="0" w:after="0"/>
         <w:ind w:left="480" w:hanging="480"/>
-        <w:spacing w:after="0"/>
       </w:pPr>
       <w:r>
         <w:rPr>
@@ -998,8 +1018,8 @@
     <w:p>
       <w:pPr>
         <w:pStyle w:val="BodyText"/>
+        <w:spacing w:before="0" w:after="0"/>
         <w:ind w:left="480" w:hanging="480"/>
-        <w:spacing w:before="0" w:after="0"/>
       </w:pPr>
       <w:r>
         <w:rPr>
@@ -1111,8 +1131,8 @@
     <w:p>
       <w:pPr>
         <w:pStyle w:val="BodyText"/>
+        <w:spacing w:before="0" w:after="0"/>
         <w:ind w:left="480" w:hanging="480"/>
-        <w:spacing w:before="0" w:after="0"/>
       </w:pPr>
       <w:r>
         <w:rPr>
@@ -1224,8 +1244,8 @@
     <w:p>
       <w:pPr>
         <w:pStyle w:val="BodyText"/>
+        <w:spacing w:before="0" w:after="0"/>
         <w:ind w:left="480" w:hanging="480"/>
-        <w:spacing w:before="0" w:after="180"/>
       </w:pPr>
       <w:r>
         <w:rPr>
@@ -1709,8 +1729,8 @@
     <w:p>
       <w:pPr>
         <w:pStyle w:val="BodyText"/>
+        <w:spacing w:before="0" w:after="0"/>
         <w:ind w:left="480" w:hanging="480"/>
-        <w:spacing w:after="0"/>
       </w:pPr>
       <w:r>
         <w:rPr>
@@ -1810,8 +1830,8 @@
     <w:p>
       <w:pPr>
         <w:pStyle w:val="BodyText"/>
+        <w:spacing w:before="0" w:after="0"/>
         <w:ind w:left="480" w:hanging="480"/>
-        <w:spacing w:before="0" w:after="0"/>
       </w:pPr>
       <w:r>
         <w:rPr>
@@ -1911,8 +1931,8 @@
     <w:p>
       <w:pPr>
         <w:pStyle w:val="BodyText"/>
+        <w:spacing w:before="0" w:after="0"/>
         <w:ind w:left="480" w:hanging="480"/>
-        <w:spacing w:before="0" w:after="0"/>
       </w:pPr>
       <w:r>
         <w:rPr>
@@ -1948,8 +1968,8 @@
     <w:p>
       <w:pPr>
         <w:pStyle w:val="BodyText"/>
+        <w:spacing w:before="0" w:after="0"/>
         <w:ind w:left="480" w:hanging="480"/>
-        <w:spacing w:before="0" w:after="180"/>
       </w:pPr>
       <w:r>
         <w:rPr>
@@ -2142,8 +2162,8 @@
     <w:p>
       <w:pPr>
         <w:pStyle w:val="FirstParagraph"/>
+        <w:spacing w:before="0" w:after="0"/>
         <w:ind w:left="480" w:hanging="480"/>
-        <w:spacing w:after="0"/>
       </w:pPr>
       <w:r>
         <w:rPr>
@@ -2276,8 +2296,8 @@
     <w:p>
       <w:pPr>
         <w:pStyle w:val="FirstParagraph"/>
+        <w:spacing w:before="0" w:after="0"/>
         <w:ind w:left="480" w:hanging="480"/>
-        <w:spacing w:before="0" w:after="0"/>
       </w:pPr>
       <w:r>
         <w:rPr>
@@ -2350,8 +2370,8 @@
     <w:p>
       <w:pPr>
         <w:pStyle w:val="FirstParagraph"/>
+        <w:spacing w:before="0" w:after="0"/>
         <w:ind w:left="480" w:hanging="480"/>
-        <w:spacing w:before="0" w:after="0"/>
       </w:pPr>
       <w:r>
         <w:rPr>
@@ -2424,8 +2444,8 @@
     <w:p>
       <w:pPr>
         <w:pStyle w:val="FirstParagraph"/>
+        <w:spacing w:before="0" w:after="0"/>
         <w:ind w:left="480" w:hanging="480"/>
-        <w:spacing w:before="0" w:after="0"/>
       </w:pPr>
       <w:r>
         <w:rPr>
@@ -2507,8 +2527,8 @@
     <w:p>
       <w:pPr>
         <w:pStyle w:val="FirstParagraph"/>
+        <w:spacing w:before="0" w:after="0"/>
         <w:ind w:left="480" w:hanging="480"/>
-        <w:spacing w:before="0" w:after="180"/>
       </w:pPr>
       <w:r>
         <w:rPr>
@@ -2736,6 +2756,7 @@
     <w:p>
       <w:pPr>
         <w:pStyle w:val="Compact"/>
+        <w:spacing w:before="0" w:after="0"/>
       </w:pPr>
       <w:r>
         <w:rPr>
@@ -2777,6 +2798,7 @@
     <w:p>
       <w:pPr>
         <w:pStyle w:val="Compact"/>
+        <w:spacing w:before="0" w:after="0"/>
       </w:pPr>
       <w:r>
         <w:rPr>
@@ -2806,6 +2828,7 @@
     <w:p>
       <w:pPr>
         <w:pStyle w:val="Compact"/>
+        <w:spacing w:before="0" w:after="0"/>
       </w:pPr>
       <w:r>
         <w:rPr>
@@ -2879,6 +2902,7 @@
     <w:p>
       <w:pPr>
         <w:pStyle w:val="Compact"/>
+        <w:spacing w:before="0" w:after="0"/>
       </w:pPr>
       <w:r>
         <w:rPr>
@@ -3886,8 +3910,8 @@
     <w:p>
       <w:pPr>
         <w:pStyle w:val="BodyText"/>
+        <w:spacing w:before="0" w:after="0"/>
         <w:ind w:left="480" w:hanging="480"/>
-        <w:spacing w:after="0"/>
       </w:pPr>
       <w:r>
         <w:rPr>
@@ -3917,8 +3941,8 @@
     <w:p>
       <w:pPr>
         <w:pStyle w:val="BodyText"/>
+        <w:spacing w:before="0" w:after="0"/>
         <w:ind w:left="480" w:hanging="480"/>
-        <w:spacing w:before="0" w:after="0"/>
       </w:pPr>
       <w:r>
         <w:rPr>
@@ -4062,8 +4086,8 @@
     <w:p>
       <w:pPr>
         <w:pStyle w:val="BodyText"/>
+        <w:spacing w:before="0" w:after="0"/>
         <w:ind w:left="480" w:hanging="480"/>
-        <w:spacing w:before="0" w:after="0"/>
       </w:pPr>
       <w:r>
         <w:rPr>
@@ -4198,8 +4222,8 @@
     <w:p>
       <w:pPr>
         <w:pStyle w:val="BodyText"/>
+        <w:spacing w:before="0" w:after="0"/>
         <w:ind w:left="480" w:hanging="480"/>
-        <w:spacing w:before="0" w:after="0"/>
       </w:pPr>
       <w:r>
         <w:rPr>
@@ -4307,8 +4331,8 @@
     <w:p>
       <w:pPr>
         <w:pStyle w:val="BodyText"/>
+        <w:spacing w:before="0" w:after="0"/>
         <w:ind w:left="480" w:hanging="480"/>
-        <w:spacing w:before="0" w:after="180"/>
       </w:pPr>
       <w:r>
         <w:rPr>
@@ -5427,6 +5451,14 @@
       <w:tblPr>
         <w:tblStyle w:val="Table"/>
         <w:tblW w:type="auto" w:w="0"/>
+        <w:tblBorders>
+          <w:top w:val="single" w:sz="12" w:space="0" w:color="000000"/>
+          <w:left w:val="none" w:sz="0" w:space="0" w:color="auto"/>
+          <w:bottom w:val="single" w:sz="12" w:space="0" w:color="000000"/>
+          <w:right w:val="none" w:sz="0" w:space="0" w:color="auto"/>
+          <w:insideH w:val="none" w:sz="0" w:space="0" w:color="auto"/>
+          <w:insideV w:val="none" w:sz="0" w:space="0" w:color="auto"/>
+        </w:tblBorders>
         <w:tblLook w:firstRow="1" w:lastRow="0" w:firstColumn="0" w:lastColumn="0" w:noHBand="0" w:noVBand="0" w:val="0020"/>
       </w:tblPr>
       <w:tblGrid>
@@ -5441,7 +5473,11 @@
           <w:tblHeader w:val="on"/>
         </w:trPr>
         <w:tc>
-          <w:tcPr/>
+          <w:tcPr>
+            <w:tcBorders>
+              <w:bottom w:val="single" w:sz="8" w:space="0" w:color="000000"/>
+            </w:tcBorders>
+          </w:tcPr>
           <w:p>
             <w:pPr>
               <w:pStyle w:val="Compact"/>
@@ -5464,7 +5500,11 @@
           </w:p>
         </w:tc>
         <w:tc>
-          <w:tcPr/>
+          <w:tcPr>
+            <w:tcBorders>
+              <w:bottom w:val="single" w:sz="8" w:space="0" w:color="000000"/>
+            </w:tcBorders>
+          </w:tcPr>
           <w:p>
             <w:pPr>
               <w:pStyle w:val="Compact"/>
@@ -5480,7 +5520,11 @@
           </w:p>
         </w:tc>
         <w:tc>
-          <w:tcPr/>
+          <w:tcPr>
+            <w:tcBorders>
+              <w:bottom w:val="single" w:sz="8" w:space="0" w:color="000000"/>
+            </w:tcBorders>
+          </w:tcPr>
           <w:p>
             <w:pPr>
               <w:pStyle w:val="Compact"/>
@@ -5496,7 +5540,11 @@
           </w:p>
         </w:tc>
         <w:tc>
-          <w:tcPr/>
+          <w:tcPr>
+            <w:tcBorders>
+              <w:bottom w:val="single" w:sz="8" w:space="0" w:color="000000"/>
+            </w:tcBorders>
+          </w:tcPr>
           <w:p>
             <w:pPr>
               <w:pStyle w:val="Compact"/>
@@ -5512,7 +5560,11 @@
           </w:p>
         </w:tc>
         <w:tc>
-          <w:tcPr/>
+          <w:tcPr>
+            <w:tcBorders>
+              <w:bottom w:val="single" w:sz="8" w:space="0" w:color="000000"/>
+            </w:tcBorders>
+          </w:tcPr>
           <w:p>
             <w:pPr>
               <w:pStyle w:val="Compact"/>
@@ -15237,6 +15289,7 @@
     <w:p>
       <w:pPr>
         <w:pStyle w:val="Compact"/>
+        <w:spacing w:before="0" w:after="0"/>
       </w:pPr>
       <w:r>
         <w:rPr>
@@ -15254,6 +15307,7 @@
     <w:p>
       <w:pPr>
         <w:pStyle w:val="Compact"/>
+        <w:spacing w:before="0" w:after="0"/>
       </w:pPr>
       <w:r>
         <w:rPr>
@@ -15295,6 +15349,7 @@
     <w:p>
       <w:pPr>
         <w:pStyle w:val="Compact"/>
+        <w:spacing w:before="0" w:after="0"/>
       </w:pPr>
       <w:r>
         <w:rPr>
@@ -15402,6 +15457,7 @@
     <w:p>
       <w:pPr>
         <w:pStyle w:val="Compact"/>
+        <w:spacing w:before="0" w:after="0"/>
       </w:pPr>
       <w:r>
         <w:rPr>
@@ -16143,8 +16199,8 @@
     <w:p>
       <w:pPr>
         <w:pStyle w:val="Compact"/>
+        <w:spacing w:before="0" w:after="0"/>
         <w:ind w:left="480" w:hanging="480"/>
-        <w:spacing w:after="0"/>
       </w:pPr>
       <w:r>
         <w:rPr>
@@ -16168,8 +16224,8 @@
     <w:p>
       <w:pPr>
         <w:pStyle w:val="Compact"/>
+        <w:spacing w:before="0" w:after="0"/>
         <w:ind w:left="480" w:hanging="480"/>
-        <w:spacing w:before="0" w:after="0"/>
       </w:pPr>
       <w:r>
         <w:rPr>
@@ -16193,8 +16249,8 @@
     <w:p>
       <w:pPr>
         <w:pStyle w:val="Compact"/>
+        <w:spacing w:before="0" w:after="0"/>
         <w:ind w:left="480" w:hanging="480"/>
-        <w:spacing w:before="0" w:after="0"/>
       </w:pPr>
       <w:r>
         <w:rPr>
@@ -16218,8 +16274,8 @@
     <w:p>
       <w:pPr>
         <w:pStyle w:val="Compact"/>
+        <w:spacing w:before="0" w:after="0"/>
         <w:ind w:left="480" w:hanging="480"/>
-        <w:spacing w:before="0" w:after="36"/>
       </w:pPr>
       <w:r>
         <w:rPr>
@@ -16682,6 +16738,7 @@
     <w:p>
       <w:pPr>
         <w:pStyle w:val="Compact"/>
+        <w:spacing w:before="0" w:after="0"/>
       </w:pPr>
       <w:r>
         <w:rPr>
@@ -16771,6 +16828,7 @@
     <w:p>
       <w:pPr>
         <w:pStyle w:val="Compact"/>
+        <w:spacing w:before="0" w:after="0"/>
       </w:pPr>
       <w:r>
         <w:rPr>
@@ -16837,6 +16895,7 @@
     <w:p>
       <w:pPr>
         <w:pStyle w:val="Compact"/>
+        <w:spacing w:before="0" w:after="0"/>
       </w:pPr>
       <w:r>
         <w:rPr>
@@ -16918,6 +16977,7 @@
     <w:p>
       <w:pPr>
         <w:pStyle w:val="Compact"/>
+        <w:spacing w:before="0" w:after="0"/>
       </w:pPr>
       <w:r>
         <w:rPr>
@@ -22658,6 +22718,14 @@
       <w:tblPr>
         <w:tblStyle w:val="Table"/>
         <w:tblW w:type="auto" w:w="0"/>
+        <w:tblBorders>
+          <w:top w:val="single" w:sz="12" w:space="0" w:color="000000"/>
+          <w:left w:val="none" w:sz="0" w:space="0" w:color="auto"/>
+          <w:bottom w:val="single" w:sz="12" w:space="0" w:color="000000"/>
+          <w:right w:val="none" w:sz="0" w:space="0" w:color="auto"/>
+          <w:insideH w:val="none" w:sz="0" w:space="0" w:color="auto"/>
+          <w:insideV w:val="none" w:sz="0" w:space="0" w:color="auto"/>
+        </w:tblBorders>
         <w:tblLook w:firstRow="1" w:lastRow="0" w:firstColumn="0" w:lastColumn="0" w:noHBand="0" w:noVBand="0" w:val="0020"/>
       </w:tblPr>
       <w:tblGrid>
@@ -22673,7 +22741,11 @@
           <w:tblHeader w:val="on"/>
         </w:trPr>
         <w:tc>
-          <w:tcPr/>
+          <w:tcPr>
+            <w:tcBorders>
+              <w:bottom w:val="single" w:sz="8" w:space="0" w:color="000000"/>
+            </w:tcBorders>
+          </w:tcPr>
           <w:p>
             <w:pPr>
               <w:pStyle w:val="Compact"/>
@@ -22719,7 +22791,11 @@
           </w:p>
         </w:tc>
         <w:tc>
-          <w:tcPr/>
+          <w:tcPr>
+            <w:tcBorders>
+              <w:bottom w:val="single" w:sz="8" w:space="0" w:color="000000"/>
+            </w:tcBorders>
+          </w:tcPr>
           <w:p>
             <w:pPr>
               <w:pStyle w:val="Compact"/>
@@ -22735,7 +22811,11 @@
           </w:p>
         </w:tc>
         <w:tc>
-          <w:tcPr/>
+          <w:tcPr>
+            <w:tcBorders>
+              <w:bottom w:val="single" w:sz="8" w:space="0" w:color="000000"/>
+            </w:tcBorders>
+          </w:tcPr>
           <w:p>
             <w:pPr>
               <w:pStyle w:val="Compact"/>
@@ -22751,7 +22831,11 @@
           </w:p>
         </w:tc>
         <w:tc>
-          <w:tcPr/>
+          <w:tcPr>
+            <w:tcBorders>
+              <w:bottom w:val="single" w:sz="8" w:space="0" w:color="000000"/>
+            </w:tcBorders>
+          </w:tcPr>
           <w:p>
             <w:pPr>
               <w:pStyle w:val="Compact"/>
@@ -22767,7 +22851,11 @@
           </w:p>
         </w:tc>
         <w:tc>
-          <w:tcPr/>
+          <w:tcPr>
+            <w:tcBorders>
+              <w:bottom w:val="single" w:sz="8" w:space="0" w:color="000000"/>
+            </w:tcBorders>
+          </w:tcPr>
           <w:p>
             <w:pPr>
               <w:pStyle w:val="Compact"/>
@@ -22783,7 +22871,11 @@
           </w:p>
         </w:tc>
         <w:tc>
-          <w:tcPr/>
+          <w:tcPr>
+            <w:tcBorders>
+              <w:bottom w:val="single" w:sz="8" w:space="0" w:color="000000"/>
+            </w:tcBorders>
+          </w:tcPr>
           <w:p>
             <w:pPr>
               <w:pStyle w:val="Compact"/>
@@ -23520,6 +23612,14 @@
         <w:tblStyle w:val="Table"/>
         <w:tblW w:type="pct" w:w="5000"/>
         <w:tblLayout w:type="fixed"/>
+        <w:tblBorders>
+          <w:top w:val="single" w:sz="12" w:space="0" w:color="000000"/>
+          <w:left w:val="none" w:sz="0" w:space="0" w:color="auto"/>
+          <w:bottom w:val="single" w:sz="12" w:space="0" w:color="000000"/>
+          <w:right w:val="none" w:sz="0" w:space="0" w:color="auto"/>
+          <w:insideH w:val="none" w:sz="0" w:space="0" w:color="auto"/>
+          <w:insideV w:val="none" w:sz="0" w:space="0" w:color="auto"/>
+        </w:tblBorders>
         <w:tblLook w:firstRow="1" w:lastRow="0" w:firstColumn="0" w:lastColumn="0" w:noHBand="0" w:noVBand="0" w:val="0020"/>
       </w:tblPr>
       <w:tblGrid>
@@ -23535,7 +23635,11 @@
           <w:tblHeader w:val="on"/>
         </w:trPr>
         <w:tc>
-          <w:tcPr/>
+          <w:tcPr>
+            <w:tcBorders>
+              <w:bottom w:val="single" w:sz="8" w:space="0" w:color="000000"/>
+            </w:tcBorders>
+          </w:tcPr>
           <w:p>
             <w:pPr>
               <w:pStyle w:val="Compact"/>
@@ -23589,7 +23693,11 @@
           </w:p>
         </w:tc>
         <w:tc>
-          <w:tcPr/>
+          <w:tcPr>
+            <w:tcBorders>
+              <w:bottom w:val="single" w:sz="8" w:space="0" w:color="000000"/>
+            </w:tcBorders>
+          </w:tcPr>
           <w:p>
             <w:pPr>
               <w:pStyle w:val="Compact"/>
@@ -23605,7 +23713,11 @@
           </w:p>
         </w:tc>
         <w:tc>
-          <w:tcPr/>
+          <w:tcPr>
+            <w:tcBorders>
+              <w:bottom w:val="single" w:sz="8" w:space="0" w:color="000000"/>
+            </w:tcBorders>
+          </w:tcPr>
           <w:p>
             <w:pPr>
               <w:pStyle w:val="Compact"/>
@@ -23621,7 +23733,11 @@
           </w:p>
         </w:tc>
         <w:tc>
-          <w:tcPr/>
+          <w:tcPr>
+            <w:tcBorders>
+              <w:bottom w:val="single" w:sz="8" w:space="0" w:color="000000"/>
+            </w:tcBorders>
+          </w:tcPr>
           <w:p>
             <w:pPr>
               <w:pStyle w:val="Compact"/>
@@ -23637,7 +23753,11 @@
           </w:p>
         </w:tc>
         <w:tc>
-          <w:tcPr/>
+          <w:tcPr>
+            <w:tcBorders>
+              <w:bottom w:val="single" w:sz="8" w:space="0" w:color="000000"/>
+            </w:tcBorders>
+          </w:tcPr>
           <w:p>
             <w:pPr>
               <w:pStyle w:val="Compact"/>
@@ -23653,7 +23773,11 @@
           </w:p>
         </w:tc>
         <w:tc>
-          <w:tcPr/>
+          <w:tcPr>
+            <w:tcBorders>
+              <w:bottom w:val="single" w:sz="8" w:space="0" w:color="000000"/>
+            </w:tcBorders>
+          </w:tcPr>
           <w:p>
             <w:pPr>
               <w:pStyle w:val="Compact"/>
@@ -24777,6 +24901,14 @@
         <w:tblStyle w:val="Table"/>
         <w:tblW w:type="pct" w:w="5000"/>
         <w:tblLayout w:type="fixed"/>
+        <w:tblBorders>
+          <w:top w:val="single" w:sz="12" w:space="0" w:color="000000"/>
+          <w:left w:val="none" w:sz="0" w:space="0" w:color="auto"/>
+          <w:bottom w:val="single" w:sz="12" w:space="0" w:color="000000"/>
+          <w:right w:val="none" w:sz="0" w:space="0" w:color="auto"/>
+          <w:insideH w:val="none" w:sz="0" w:space="0" w:color="auto"/>
+          <w:insideV w:val="none" w:sz="0" w:space="0" w:color="auto"/>
+        </w:tblBorders>
         <w:tblLook w:firstRow="1" w:lastRow="0" w:firstColumn="0" w:lastColumn="0" w:noHBand="0" w:noVBand="0" w:val="0020"/>
       </w:tblPr>
       <w:tblGrid>
@@ -24792,7 +24924,11 @@
           <w:tblHeader w:val="on"/>
         </w:trPr>
         <w:tc>
-          <w:tcPr/>
+          <w:tcPr>
+            <w:tcBorders>
+              <w:bottom w:val="single" w:sz="8" w:space="0" w:color="000000"/>
+            </w:tcBorders>
+          </w:tcPr>
           <w:p>
             <w:pPr>
               <w:pStyle w:val="Compact"/>
@@ -24873,7 +25009,11 @@
           </w:p>
         </w:tc>
         <w:tc>
-          <w:tcPr/>
+          <w:tcPr>
+            <w:tcBorders>
+              <w:bottom w:val="single" w:sz="8" w:space="0" w:color="000000"/>
+            </w:tcBorders>
+          </w:tcPr>
           <w:p>
             <w:pPr>
               <w:pStyle w:val="Compact"/>
@@ -24889,7 +25029,11 @@
           </w:p>
         </w:tc>
         <w:tc>
-          <w:tcPr/>
+          <w:tcPr>
+            <w:tcBorders>
+              <w:bottom w:val="single" w:sz="8" w:space="0" w:color="000000"/>
+            </w:tcBorders>
+          </w:tcPr>
           <w:p>
             <w:pPr>
               <w:pStyle w:val="Compact"/>
@@ -24905,7 +25049,11 @@
           </w:p>
         </w:tc>
         <w:tc>
-          <w:tcPr/>
+          <w:tcPr>
+            <w:tcBorders>
+              <w:bottom w:val="single" w:sz="8" w:space="0" w:color="000000"/>
+            </w:tcBorders>
+          </w:tcPr>
           <w:p>
             <w:pPr>
               <w:pStyle w:val="Compact"/>
@@ -24921,7 +25069,11 @@
           </w:p>
         </w:tc>
         <w:tc>
-          <w:tcPr/>
+          <w:tcPr>
+            <w:tcBorders>
+              <w:bottom w:val="single" w:sz="8" w:space="0" w:color="000000"/>
+            </w:tcBorders>
+          </w:tcPr>
           <w:p>
             <w:pPr>
               <w:pStyle w:val="Compact"/>
@@ -24937,7 +25089,11 @@
           </w:p>
         </w:tc>
         <w:tc>
-          <w:tcPr/>
+          <w:tcPr>
+            <w:tcBorders>
+              <w:bottom w:val="single" w:sz="8" w:space="0" w:color="000000"/>
+            </w:tcBorders>
+          </w:tcPr>
           <w:p>
             <w:pPr>
               <w:pStyle w:val="Compact"/>
@@ -35362,7 +35518,7 @@
     <ns0:rPr>
       <ns0:rFonts ns0:ascii="Times New Roman" ns0:cs="Times New Roman" ns0:eastAsia="SimHei" ns0:hAnsi="Times New Roman"/>
       <ns0:b/>
-      <ns0:color ns0:val="17324D"/>
+      <ns0:color ns0:val="000000"/>
       <ns0:sz ns0:val="44"/>
       <ns0:szCs ns0:val="56"/>
     </ns0:rPr>
@@ -35504,7 +35660,7 @@
     <ns0:rPr>
       <ns0:rFonts ns0:ascii="Times New Roman" ns0:cs="Times New Roman" ns0:eastAsia="SimHei" ns0:hAnsi="Times New Roman"/>
       <ns0:b/>
-      <ns0:color ns0:val="17324D"/>
+      <ns0:color ns0:val="000000"/>
       <ns0:sz ns0:val="32"/>
       <ns0:szCs ns0:val="40"/>
     </ns0:rPr>
@@ -35528,7 +35684,7 @@
     <ns0:rPr>
       <ns0:rFonts ns0:ascii="Times New Roman" ns0:cs="Times New Roman" ns0:eastAsia="SimHei" ns0:hAnsi="Times New Roman"/>
       <ns0:b/>
-      <ns0:color ns0:val="17324D"/>
+      <ns0:color ns0:val="000000"/>
       <ns0:sz ns0:val="28"/>
       <ns0:szCs ns0:val="32"/>
     </ns0:rPr>
@@ -35552,7 +35708,7 @@
     <ns0:rPr>
       <ns0:rFonts ns0:ascii="Times New Roman" ns0:cs="Times New Roman" ns0:eastAsia="SimHei" ns0:hAnsi="Times New Roman"/>
       <ns0:b/>
-      <ns0:color ns0:val="17324D"/>
+      <ns0:color ns0:val="000000"/>
       <ns0:sz ns0:val="25"/>
       <ns0:szCs ns0:val="28"/>
     </ns0:rPr>

--- a/00-首页/题组Word/第一轮·综合套卷/第一轮综合卷11（教师版）.docx
+++ b/00-首页/题组Word/第一轮·综合套卷/第一轮综合卷11（教师版）.docx
@@ -57,14 +57,6 @@
       <w:tblPr>
         <w:tblStyle w:val="Table"/>
         <w:tblW w:type="auto" w:w="0"/>
-        <w:tblBorders>
-          <w:top w:val="single" w:sz="12" w:space="0" w:color="000000"/>
-          <w:left w:val="none" w:sz="0" w:space="0" w:color="auto"/>
-          <w:bottom w:val="single" w:sz="12" w:space="0" w:color="000000"/>
-          <w:right w:val="none" w:sz="0" w:space="0" w:color="auto"/>
-          <w:insideH w:val="none" w:sz="0" w:space="0" w:color="auto"/>
-          <w:insideV w:val="none" w:sz="0" w:space="0" w:color="auto"/>
-        </w:tblBorders>
         <w:tblLook w:firstRow="1" w:lastRow="0" w:firstColumn="0" w:lastColumn="0" w:noHBand="0" w:noVBand="0" w:val="0020"/>
       </w:tblPr>
       <w:tblGrid>
@@ -77,11 +69,7 @@
           <w:tblHeader w:val="on"/>
         </w:trPr>
         <w:tc>
-          <w:tcPr>
-            <w:tcBorders>
-              <w:bottom w:val="single" w:sz="8" w:space="0" w:color="000000"/>
-            </w:tcBorders>
-          </w:tcPr>
+          <w:tcPr/>
           <w:p>
             <w:pPr>
               <w:pStyle w:val="Compact"/>
@@ -97,11 +85,7 @@
           </w:p>
         </w:tc>
         <w:tc>
-          <w:tcPr>
-            <w:tcBorders>
-              <w:bottom w:val="single" w:sz="8" w:space="0" w:color="000000"/>
-            </w:tcBorders>
-          </w:tcPr>
+          <w:tcPr/>
           <w:p>
             <w:pPr>
               <w:pStyle w:val="Compact"/>
@@ -117,11 +101,7 @@
           </w:p>
         </w:tc>
         <w:tc>
-          <w:tcPr>
-            <w:tcBorders>
-              <w:bottom w:val="single" w:sz="8" w:space="0" w:color="000000"/>
-            </w:tcBorders>
-          </w:tcPr>
+          <w:tcPr/>
           <w:p>
             <w:pPr>
               <w:pStyle w:val="Compact"/>
@@ -354,8 +334,6 @@
     <w:p>
       <w:pPr>
         <w:pStyle w:val="FirstParagraph"/>
-        <w:spacing w:before="0" w:after="0"/>
-        <w:ind w:left="480" w:hanging="480"/>
       </w:pPr>
       <w:r>
         <w:rPr>
@@ -481,13 +459,6 @@
         </w:rPr>
         <w:t xml:space="preserve"> </w:t>
       </w:r>
-    </w:p>
-    <w:p>
-      <w:pPr>
-        <w:pStyle w:val="FirstParagraph"/>
-        <w:spacing w:before="0" w:after="0"/>
-        <w:ind w:left="480" w:hanging="480"/>
-      </w:pPr>
       <w:r>
         <w:rPr>
           <w:rFonts w:ascii="Times New Roman" w:hAnsi="Times New Roman" w:eastAsia="Times New Roman" w:cs="Times New Roman"/>
@@ -506,13 +477,6 @@
         </w:rPr>
         <w:t xml:space="preserve"> </w:t>
       </w:r>
-    </w:p>
-    <w:p>
-      <w:pPr>
-        <w:pStyle w:val="FirstParagraph"/>
-        <w:spacing w:before="0" w:after="0"/>
-        <w:ind w:left="480" w:hanging="480"/>
-      </w:pPr>
       <w:r>
         <w:rPr>
           <w:rFonts w:ascii="Times New Roman" w:hAnsi="Times New Roman" w:eastAsia="Times New Roman" w:cs="Times New Roman"/>
@@ -543,13 +507,6 @@
         </w:rPr>
         <w:t xml:space="preserve"> </w:t>
       </w:r>
-    </w:p>
-    <w:p>
-      <w:pPr>
-        <w:pStyle w:val="FirstParagraph"/>
-        <w:spacing w:before="0" w:after="0"/>
-        <w:ind w:left="480" w:hanging="480"/>
-      </w:pPr>
       <w:r>
         <w:rPr>
           <w:rFonts w:ascii="Times New Roman" w:hAnsi="Times New Roman" w:eastAsia="Times New Roman" w:cs="Times New Roman"/>
@@ -568,13 +525,6 @@
         </w:rPr>
         <w:t xml:space="preserve"> </w:t>
       </w:r>
-    </w:p>
-    <w:p>
-      <w:pPr>
-        <w:pStyle w:val="FirstParagraph"/>
-        <w:spacing w:before="0" w:after="0"/>
-        <w:ind w:left="480" w:hanging="480"/>
-      </w:pPr>
       <w:r>
         <w:rPr>
           <w:rFonts w:ascii="Times New Roman" w:hAnsi="Times New Roman" w:eastAsia="Times New Roman" w:cs="Times New Roman"/>
@@ -911,8 +861,6 @@
     <w:p>
       <w:pPr>
         <w:pStyle w:val="BodyText"/>
-        <w:spacing w:before="0" w:after="0"/>
-        <w:ind w:left="480" w:hanging="480"/>
       </w:pPr>
       <w:r>
         <w:rPr>
@@ -1014,13 +962,6 @@
         </w:rPr>
         <w:t xml:space="preserve"> </w:t>
       </w:r>
-    </w:p>
-    <w:p>
-      <w:pPr>
-        <w:pStyle w:val="BodyText"/>
-        <w:spacing w:before="0" w:after="0"/>
-        <w:ind w:left="480" w:hanging="480"/>
-      </w:pPr>
       <w:r>
         <w:rPr>
           <w:rFonts w:ascii="Times New Roman" w:hAnsi="Times New Roman" w:eastAsia="Times New Roman" w:cs="Times New Roman"/>
@@ -1127,13 +1068,6 @@
         </w:rPr>
         <w:t xml:space="preserve"> </w:t>
       </w:r>
-    </w:p>
-    <w:p>
-      <w:pPr>
-        <w:pStyle w:val="BodyText"/>
-        <w:spacing w:before="0" w:after="0"/>
-        <w:ind w:left="480" w:hanging="480"/>
-      </w:pPr>
       <w:r>
         <w:rPr>
           <w:rFonts w:ascii="Times New Roman" w:hAnsi="Times New Roman" w:eastAsia="Times New Roman" w:cs="Times New Roman"/>
@@ -1240,13 +1174,6 @@
         </w:rPr>
         <w:t xml:space="preserve"> </w:t>
       </w:r>
-    </w:p>
-    <w:p>
-      <w:pPr>
-        <w:pStyle w:val="BodyText"/>
-        <w:spacing w:before="0" w:after="0"/>
-        <w:ind w:left="480" w:hanging="480"/>
-      </w:pPr>
       <w:r>
         <w:rPr>
           <w:rFonts w:ascii="Times New Roman" w:hAnsi="Times New Roman" w:eastAsia="Times New Roman" w:cs="Times New Roman"/>
@@ -1729,8 +1656,6 @@
     <w:p>
       <w:pPr>
         <w:pStyle w:val="BodyText"/>
-        <w:spacing w:before="0" w:after="0"/>
-        <w:ind w:left="480" w:hanging="480"/>
       </w:pPr>
       <w:r>
         <w:rPr>
@@ -1826,13 +1751,6 @@
         </w:rPr>
         <w:t xml:space="preserve"> </w:t>
       </w:r>
-    </w:p>
-    <w:p>
-      <w:pPr>
-        <w:pStyle w:val="BodyText"/>
-        <w:spacing w:before="0" w:after="0"/>
-        <w:ind w:left="480" w:hanging="480"/>
-      </w:pPr>
       <w:r>
         <w:rPr>
           <w:rFonts w:ascii="Times New Roman" w:hAnsi="Times New Roman" w:eastAsia="Times New Roman" w:cs="Times New Roman"/>
@@ -1927,13 +1845,6 @@
         </w:rPr>
         <w:t xml:space="preserve"> </w:t>
       </w:r>
-    </w:p>
-    <w:p>
-      <w:pPr>
-        <w:pStyle w:val="BodyText"/>
-        <w:spacing w:before="0" w:after="0"/>
-        <w:ind w:left="480" w:hanging="480"/>
-      </w:pPr>
       <w:r>
         <w:rPr>
           <w:rFonts w:ascii="Times New Roman" w:hAnsi="Times New Roman" w:eastAsia="Times New Roman" w:cs="Times New Roman"/>
@@ -1964,13 +1875,6 @@
         </w:rPr>
         <w:t xml:space="preserve"> </w:t>
       </w:r>
-    </w:p>
-    <w:p>
-      <w:pPr>
-        <w:pStyle w:val="BodyText"/>
-        <w:spacing w:before="0" w:after="0"/>
-        <w:ind w:left="480" w:hanging="480"/>
-      </w:pPr>
       <w:r>
         <w:rPr>
           <w:rFonts w:ascii="Times New Roman" w:hAnsi="Times New Roman" w:eastAsia="Times New Roman" w:cs="Times New Roman"/>
@@ -2162,8 +2066,6 @@
     <w:p>
       <w:pPr>
         <w:pStyle w:val="FirstParagraph"/>
-        <w:spacing w:before="0" w:after="0"/>
-        <w:ind w:left="480" w:hanging="480"/>
       </w:pPr>
       <w:r>
         <w:rPr>
@@ -2292,13 +2194,6 @@
         </w:rPr>
         <w:t xml:space="preserve"> </w:t>
       </w:r>
-    </w:p>
-    <w:p>
-      <w:pPr>
-        <w:pStyle w:val="FirstParagraph"/>
-        <w:spacing w:before="0" w:after="0"/>
-        <w:ind w:left="480" w:hanging="480"/>
-      </w:pPr>
       <w:r>
         <w:rPr>
           <w:rFonts w:ascii="Times New Roman" w:hAnsi="Times New Roman" w:eastAsia="Times New Roman" w:cs="Times New Roman"/>
@@ -2366,13 +2261,6 @@
         </w:rPr>
         <w:t xml:space="preserve"> </w:t>
       </w:r>
-    </w:p>
-    <w:p>
-      <w:pPr>
-        <w:pStyle w:val="FirstParagraph"/>
-        <w:spacing w:before="0" w:after="0"/>
-        <w:ind w:left="480" w:hanging="480"/>
-      </w:pPr>
       <w:r>
         <w:rPr>
           <w:rFonts w:ascii="Times New Roman" w:hAnsi="Times New Roman" w:eastAsia="Times New Roman" w:cs="Times New Roman"/>
@@ -2440,13 +2328,6 @@
         </w:rPr>
         <w:t xml:space="preserve"> </w:t>
       </w:r>
-    </w:p>
-    <w:p>
-      <w:pPr>
-        <w:pStyle w:val="FirstParagraph"/>
-        <w:spacing w:before="0" w:after="0"/>
-        <w:ind w:left="480" w:hanging="480"/>
-      </w:pPr>
       <w:r>
         <w:rPr>
           <w:rFonts w:ascii="Times New Roman" w:hAnsi="Times New Roman" w:eastAsia="Times New Roman" w:cs="Times New Roman"/>
@@ -2523,13 +2404,6 @@
         </w:rPr>
         <w:t xml:space="preserve"> </w:t>
       </w:r>
-    </w:p>
-    <w:p>
-      <w:pPr>
-        <w:pStyle w:val="FirstParagraph"/>
-        <w:spacing w:before="0" w:after="0"/>
-        <w:ind w:left="480" w:hanging="480"/>
-      </w:pPr>
       <w:r>
         <w:rPr>
           <w:rFonts w:ascii="Times New Roman" w:hAnsi="Times New Roman" w:eastAsia="Times New Roman" w:cs="Times New Roman"/>
@@ -2756,7 +2630,10 @@
     <w:p>
       <w:pPr>
         <w:pStyle w:val="Compact"/>
-        <w:spacing w:before="0" w:after="0"/>
+        <w:numPr>
+          <w:ilvl w:val="0"/>
+          <w:numId w:val="1001"/>
+        </w:numPr>
       </w:pPr>
       <w:r>
         <w:rPr>
@@ -2798,7 +2675,10 @@
     <w:p>
       <w:pPr>
         <w:pStyle w:val="Compact"/>
-        <w:spacing w:before="0" w:after="0"/>
+        <w:numPr>
+          <w:ilvl w:val="0"/>
+          <w:numId w:val="1001"/>
+        </w:numPr>
       </w:pPr>
       <w:r>
         <w:rPr>
@@ -2828,7 +2708,10 @@
     <w:p>
       <w:pPr>
         <w:pStyle w:val="Compact"/>
-        <w:spacing w:before="0" w:after="0"/>
+        <w:numPr>
+          <w:ilvl w:val="0"/>
+          <w:numId w:val="1001"/>
+        </w:numPr>
       </w:pPr>
       <w:r>
         <w:rPr>
@@ -2902,7 +2785,10 @@
     <w:p>
       <w:pPr>
         <w:pStyle w:val="Compact"/>
-        <w:spacing w:before="0" w:after="0"/>
+        <w:numPr>
+          <w:ilvl w:val="0"/>
+          <w:numId w:val="1001"/>
+        </w:numPr>
       </w:pPr>
       <w:r>
         <w:rPr>
@@ -3910,8 +3796,6 @@
     <w:p>
       <w:pPr>
         <w:pStyle w:val="BodyText"/>
-        <w:spacing w:before="0" w:after="0"/>
-        <w:ind w:left="480" w:hanging="480"/>
       </w:pPr>
       <w:r>
         <w:rPr>
@@ -3937,13 +3821,6 @@
         </w:rPr>
         <w:t xml:space="preserve"> </w:t>
       </w:r>
-    </w:p>
-    <w:p>
-      <w:pPr>
-        <w:pStyle w:val="BodyText"/>
-        <w:spacing w:before="0" w:after="0"/>
-        <w:ind w:left="480" w:hanging="480"/>
-      </w:pPr>
       <w:r>
         <w:rPr>
           <w:rFonts w:ascii="Times New Roman" w:hAnsi="Times New Roman" w:eastAsia="Times New Roman" w:cs="Times New Roman"/>
@@ -4082,13 +3959,6 @@
         </w:rPr>
         <w:t xml:space="preserve"> </w:t>
       </w:r>
-    </w:p>
-    <w:p>
-      <w:pPr>
-        <w:pStyle w:val="BodyText"/>
-        <w:spacing w:before="0" w:after="0"/>
-        <w:ind w:left="480" w:hanging="480"/>
-      </w:pPr>
       <w:r>
         <w:rPr>
           <w:rFonts w:ascii="Times New Roman" w:hAnsi="Times New Roman" w:eastAsia="Times New Roman" w:cs="Times New Roman"/>
@@ -4218,13 +4088,6 @@
         </w:rPr>
         <w:t xml:space="preserve"> </w:t>
       </w:r>
-    </w:p>
-    <w:p>
-      <w:pPr>
-        <w:pStyle w:val="BodyText"/>
-        <w:spacing w:before="0" w:after="0"/>
-        <w:ind w:left="480" w:hanging="480"/>
-      </w:pPr>
       <w:r>
         <w:rPr>
           <w:rFonts w:ascii="Times New Roman" w:hAnsi="Times New Roman" w:eastAsia="Times New Roman" w:cs="Times New Roman"/>
@@ -4327,13 +4190,6 @@
         </w:rPr>
         <w:t xml:space="preserve"> </w:t>
       </w:r>
-    </w:p>
-    <w:p>
-      <w:pPr>
-        <w:pStyle w:val="BodyText"/>
-        <w:spacing w:before="0" w:after="0"/>
-        <w:ind w:left="480" w:hanging="480"/>
-      </w:pPr>
       <w:r>
         <w:rPr>
           <w:rFonts w:ascii="Times New Roman" w:hAnsi="Times New Roman" w:eastAsia="Times New Roman" w:cs="Times New Roman"/>
@@ -5451,14 +5307,6 @@
       <w:tblPr>
         <w:tblStyle w:val="Table"/>
         <w:tblW w:type="auto" w:w="0"/>
-        <w:tblBorders>
-          <w:top w:val="single" w:sz="12" w:space="0" w:color="000000"/>
-          <w:left w:val="none" w:sz="0" w:space="0" w:color="auto"/>
-          <w:bottom w:val="single" w:sz="12" w:space="0" w:color="000000"/>
-          <w:right w:val="none" w:sz="0" w:space="0" w:color="auto"/>
-          <w:insideH w:val="none" w:sz="0" w:space="0" w:color="auto"/>
-          <w:insideV w:val="none" w:sz="0" w:space="0" w:color="auto"/>
-        </w:tblBorders>
         <w:tblLook w:firstRow="1" w:lastRow="0" w:firstColumn="0" w:lastColumn="0" w:noHBand="0" w:noVBand="0" w:val="0020"/>
       </w:tblPr>
       <w:tblGrid>
@@ -5473,11 +5321,7 @@
           <w:tblHeader w:val="on"/>
         </w:trPr>
         <w:tc>
-          <w:tcPr>
-            <w:tcBorders>
-              <w:bottom w:val="single" w:sz="8" w:space="0" w:color="000000"/>
-            </w:tcBorders>
-          </w:tcPr>
+          <w:tcPr/>
           <w:p>
             <w:pPr>
               <w:pStyle w:val="Compact"/>
@@ -5500,11 +5344,7 @@
           </w:p>
         </w:tc>
         <w:tc>
-          <w:tcPr>
-            <w:tcBorders>
-              <w:bottom w:val="single" w:sz="8" w:space="0" w:color="000000"/>
-            </w:tcBorders>
-          </w:tcPr>
+          <w:tcPr/>
           <w:p>
             <w:pPr>
               <w:pStyle w:val="Compact"/>
@@ -5520,11 +5360,7 @@
           </w:p>
         </w:tc>
         <w:tc>
-          <w:tcPr>
-            <w:tcBorders>
-              <w:bottom w:val="single" w:sz="8" w:space="0" w:color="000000"/>
-            </w:tcBorders>
-          </w:tcPr>
+          <w:tcPr/>
           <w:p>
             <w:pPr>
               <w:pStyle w:val="Compact"/>
@@ -5540,11 +5376,7 @@
           </w:p>
         </w:tc>
         <w:tc>
-          <w:tcPr>
-            <w:tcBorders>
-              <w:bottom w:val="single" w:sz="8" w:space="0" w:color="000000"/>
-            </w:tcBorders>
-          </w:tcPr>
+          <w:tcPr/>
           <w:p>
             <w:pPr>
               <w:pStyle w:val="Compact"/>
@@ -5560,11 +5392,7 @@
           </w:p>
         </w:tc>
         <w:tc>
-          <w:tcPr>
-            <w:tcBorders>
-              <w:bottom w:val="single" w:sz="8" w:space="0" w:color="000000"/>
-            </w:tcBorders>
-          </w:tcPr>
+          <w:tcPr/>
           <w:p>
             <w:pPr>
               <w:pStyle w:val="Compact"/>
@@ -8329,7 +8157,7 @@
         </w:rPr>
         <w:drawing>
           <wp:inline>
-            <wp:extent cx="2578100" cy="2668334"/>
+            <wp:extent cx="2578100" cy="2692400"/>
             <wp:effectExtent b="0" l="0" r="0" t="0"/>
             <wp:docPr descr="" title="" id="19" name="Picture"/>
             <a:graphic>
@@ -8350,7 +8178,7 @@
                   <pic:spPr bwMode="auto">
                     <a:xfrm>
                       <a:off x="0" y="0"/>
-                      <a:ext cx="2578100" cy="2668334"/>
+                      <a:ext cx="2578100" cy="2692400"/>
                     </a:xfrm>
                     <a:prstGeom prst="rect">
                       <a:avLst/>
@@ -9022,7 +8850,7 @@
         </w:rPr>
         <w:drawing>
           <wp:inline>
-            <wp:extent cx="3600000" cy="1996830"/>
+            <wp:extent cx="3600000" cy="2002535"/>
             <wp:effectExtent b="0" l="0" r="0" t="0"/>
             <wp:docPr descr="" title="" id="23" name="Picture"/>
             <a:graphic>
@@ -9043,7 +8871,7 @@
                   <pic:spPr bwMode="auto">
                     <a:xfrm>
                       <a:off x="0" y="0"/>
-                      <a:ext cx="3600000" cy="1996830"/>
+                      <a:ext cx="3600000" cy="2002535"/>
                     </a:xfrm>
                     <a:prstGeom prst="rect">
                       <a:avLst/>
@@ -11253,7 +11081,7 @@
         <m:sSup>
           <m:e>
             <m:r>
-              <m:t xml:space="preserve"> </m:t>
+              <m:t>​</m:t>
             </m:r>
           </m:e>
           <m:sup>
@@ -13830,7 +13658,7 @@
         </w:rPr>
         <w:drawing>
           <wp:inline>
-            <wp:extent cx="3600000" cy="2341667"/>
+            <wp:extent cx="3600000" cy="2426086"/>
             <wp:effectExtent b="0" l="0" r="0" t="0"/>
             <wp:docPr descr="" title="" id="37" name="Picture"/>
             <a:graphic>
@@ -13851,7 +13679,7 @@
                   <pic:spPr bwMode="auto">
                     <a:xfrm>
                       <a:off x="0" y="0"/>
-                      <a:ext cx="3600000" cy="2341667"/>
+                      <a:ext cx="3600000" cy="2426086"/>
                     </a:xfrm>
                     <a:prstGeom prst="rect">
                       <a:avLst/>
@@ -13934,7 +13762,7 @@
         </w:rPr>
         <w:drawing>
           <wp:inline>
-            <wp:extent cx="2224424" cy="2590800"/>
+            <wp:extent cx="2235200" cy="2590800"/>
             <wp:effectExtent b="0" l="0" r="0" t="0"/>
             <wp:docPr descr="" title="" id="40" name="Picture"/>
             <a:graphic>
@@ -13955,7 +13783,7 @@
                   <pic:spPr bwMode="auto">
                     <a:xfrm>
                       <a:off x="0" y="0"/>
-                      <a:ext cx="2224424" cy="2590800"/>
+                      <a:ext cx="2235200" cy="2590800"/>
                     </a:xfrm>
                     <a:prstGeom prst="rect">
                       <a:avLst/>
@@ -14126,7 +13954,7 @@
         </w:rPr>
         <w:drawing>
           <wp:inline>
-            <wp:extent cx="1841500" cy="2692400"/>
+            <wp:extent cx="1879600" cy="2692400"/>
             <wp:effectExtent b="0" l="0" r="0" t="0"/>
             <wp:docPr descr="" title="" id="49" name="Picture"/>
             <a:graphic>
@@ -14147,7 +13975,7 @@
                   <pic:spPr bwMode="auto">
                     <a:xfrm>
                       <a:off x="0" y="0"/>
-                      <a:ext cx="1841500" cy="2692400"/>
+                      <a:ext cx="1879600" cy="2692400"/>
                     </a:xfrm>
                     <a:prstGeom prst="rect">
                       <a:avLst/>
@@ -15289,7 +15117,10 @@
     <w:p>
       <w:pPr>
         <w:pStyle w:val="Compact"/>
-        <w:spacing w:before="0" w:after="0"/>
+        <w:numPr>
+          <w:ilvl w:val="0"/>
+          <w:numId w:val="1015"/>
+        </w:numPr>
       </w:pPr>
       <w:r>
         <w:rPr>
@@ -15307,7 +15138,10 @@
     <w:p>
       <w:pPr>
         <w:pStyle w:val="Compact"/>
-        <w:spacing w:before="0" w:after="0"/>
+        <w:numPr>
+          <w:ilvl w:val="0"/>
+          <w:numId w:val="1015"/>
+        </w:numPr>
       </w:pPr>
       <w:r>
         <w:rPr>
@@ -15349,7 +15183,10 @@
     <w:p>
       <w:pPr>
         <w:pStyle w:val="Compact"/>
-        <w:spacing w:before="0" w:after="0"/>
+        <w:numPr>
+          <w:ilvl w:val="0"/>
+          <w:numId w:val="1015"/>
+        </w:numPr>
       </w:pPr>
       <w:r>
         <w:rPr>
@@ -15457,7 +15294,10 @@
     <w:p>
       <w:pPr>
         <w:pStyle w:val="Compact"/>
-        <w:spacing w:before="0" w:after="0"/>
+        <w:numPr>
+          <w:ilvl w:val="0"/>
+          <w:numId w:val="1015"/>
+        </w:numPr>
       </w:pPr>
       <w:r>
         <w:rPr>
@@ -15740,7 +15580,7 @@
         </w:rPr>
         <w:drawing>
           <wp:inline>
-            <wp:extent cx="3600000" cy="729975"/>
+            <wp:extent cx="3600000" cy="737078"/>
             <wp:effectExtent b="0" l="0" r="0" t="0"/>
             <wp:docPr descr="" title="" id="58" name="Picture"/>
             <a:graphic>
@@ -15761,7 +15601,7 @@
                   <pic:spPr bwMode="auto">
                     <a:xfrm>
                       <a:off x="0" y="0"/>
-                      <a:ext cx="3600000" cy="729975"/>
+                      <a:ext cx="3600000" cy="737078"/>
                     </a:xfrm>
                     <a:prstGeom prst="rect">
                       <a:avLst/>
@@ -16199,8 +16039,10 @@
     <w:p>
       <w:pPr>
         <w:pStyle w:val="Compact"/>
-        <w:spacing w:before="0" w:after="0"/>
-        <w:ind w:left="480" w:hanging="480"/>
+        <w:numPr>
+          <w:ilvl w:val="0"/>
+          <w:numId w:val="1016"/>
+        </w:numPr>
       </w:pPr>
       <w:r>
         <w:rPr>
@@ -16218,20 +16060,7 @@
         <w:rPr>
           <w:rFonts w:ascii="Times New Roman" w:hAnsi="Times New Roman" w:eastAsia="Times New Roman" w:cs="Times New Roman"/>
         </w:rPr>
-        <w:t xml:space="preserve">　　</w:t>
-      </w:r>
-    </w:p>
-    <w:p>
-      <w:pPr>
-        <w:pStyle w:val="Compact"/>
-        <w:spacing w:before="0" w:after="0"/>
-        <w:ind w:left="480" w:hanging="480"/>
-      </w:pPr>
-      <w:r>
-        <w:rPr>
-          <w:rFonts w:ascii="Times New Roman" w:hAnsi="Times New Roman" w:eastAsia="Times New Roman" w:cs="Times New Roman"/>
-        </w:rPr>
-        <w:t xml:space="preserve">B. </w:t>
+        <w:t xml:space="preserve">　　B. </w:t>
       </w:r>
       <w:r>
         <w:rPr>
@@ -16243,20 +16072,7 @@
         <w:rPr>
           <w:rFonts w:ascii="Times New Roman" w:hAnsi="Times New Roman" w:eastAsia="Times New Roman" w:cs="Times New Roman"/>
         </w:rPr>
-        <w:t xml:space="preserve">　　</w:t>
-      </w:r>
-    </w:p>
-    <w:p>
-      <w:pPr>
-        <w:pStyle w:val="Compact"/>
-        <w:spacing w:before="0" w:after="0"/>
-        <w:ind w:left="480" w:hanging="480"/>
-      </w:pPr>
-      <w:r>
-        <w:rPr>
-          <w:rFonts w:ascii="Times New Roman" w:hAnsi="Times New Roman" w:eastAsia="Times New Roman" w:cs="Times New Roman"/>
-        </w:rPr>
-        <w:t xml:space="preserve">C. </w:t>
+        <w:t xml:space="preserve">　　C. </w:t>
       </w:r>
       <w:r>
         <w:rPr>
@@ -16268,20 +16084,7 @@
         <w:rPr>
           <w:rFonts w:ascii="Times New Roman" w:hAnsi="Times New Roman" w:eastAsia="Times New Roman" w:cs="Times New Roman"/>
         </w:rPr>
-        <w:t xml:space="preserve">　　</w:t>
-      </w:r>
-    </w:p>
-    <w:p>
-      <w:pPr>
-        <w:pStyle w:val="Compact"/>
-        <w:spacing w:before="0" w:after="0"/>
-        <w:ind w:left="480" w:hanging="480"/>
-      </w:pPr>
-      <w:r>
-        <w:rPr>
-          <w:rFonts w:ascii="Times New Roman" w:hAnsi="Times New Roman" w:eastAsia="Times New Roman" w:cs="Times New Roman"/>
-        </w:rPr>
-        <w:t xml:space="preserve">D. </w:t>
+        <w:t xml:space="preserve">　　D. </w:t>
       </w:r>
       <w:r>
         <w:rPr>
@@ -16695,7 +16498,7 @@
         </w:rPr>
         <w:drawing>
           <wp:inline>
-            <wp:extent cx="3600000" cy="1465798"/>
+            <wp:extent cx="3600000" cy="1489250"/>
             <wp:effectExtent b="0" l="0" r="0" t="0"/>
             <wp:docPr descr="" title="" id="63" name="Picture"/>
             <a:graphic>
@@ -16716,7 +16519,7 @@
                   <pic:spPr bwMode="auto">
                     <a:xfrm>
                       <a:off x="0" y="0"/>
-                      <a:ext cx="3600000" cy="1465798"/>
+                      <a:ext cx="3600000" cy="1489250"/>
                     </a:xfrm>
                     <a:prstGeom prst="rect">
                       <a:avLst/>
@@ -16738,7 +16541,10 @@
     <w:p>
       <w:pPr>
         <w:pStyle w:val="Compact"/>
-        <w:spacing w:before="0" w:after="0"/>
+        <w:numPr>
+          <w:ilvl w:val="0"/>
+          <w:numId w:val="1017"/>
+        </w:numPr>
       </w:pPr>
       <w:r>
         <w:rPr>
@@ -16828,7 +16634,10 @@
     <w:p>
       <w:pPr>
         <w:pStyle w:val="Compact"/>
-        <w:spacing w:before="0" w:after="0"/>
+        <w:numPr>
+          <w:ilvl w:val="0"/>
+          <w:numId w:val="1017"/>
+        </w:numPr>
       </w:pPr>
       <w:r>
         <w:rPr>
@@ -16895,7 +16704,10 @@
     <w:p>
       <w:pPr>
         <w:pStyle w:val="Compact"/>
-        <w:spacing w:before="0" w:after="0"/>
+        <w:numPr>
+          <w:ilvl w:val="0"/>
+          <w:numId w:val="1017"/>
+        </w:numPr>
       </w:pPr>
       <w:r>
         <w:rPr>
@@ -16977,7 +16789,10 @@
     <w:p>
       <w:pPr>
         <w:pStyle w:val="Compact"/>
-        <w:spacing w:before="0" w:after="0"/>
+        <w:numPr>
+          <w:ilvl w:val="0"/>
+          <w:numId w:val="1017"/>
+        </w:numPr>
       </w:pPr>
       <w:r>
         <w:rPr>
@@ -22718,14 +22533,6 @@
       <w:tblPr>
         <w:tblStyle w:val="Table"/>
         <w:tblW w:type="auto" w:w="0"/>
-        <w:tblBorders>
-          <w:top w:val="single" w:sz="12" w:space="0" w:color="000000"/>
-          <w:left w:val="none" w:sz="0" w:space="0" w:color="auto"/>
-          <w:bottom w:val="single" w:sz="12" w:space="0" w:color="000000"/>
-          <w:right w:val="none" w:sz="0" w:space="0" w:color="auto"/>
-          <w:insideH w:val="none" w:sz="0" w:space="0" w:color="auto"/>
-          <w:insideV w:val="none" w:sz="0" w:space="0" w:color="auto"/>
-        </w:tblBorders>
         <w:tblLook w:firstRow="1" w:lastRow="0" w:firstColumn="0" w:lastColumn="0" w:noHBand="0" w:noVBand="0" w:val="0020"/>
       </w:tblPr>
       <w:tblGrid>
@@ -22741,11 +22548,7 @@
           <w:tblHeader w:val="on"/>
         </w:trPr>
         <w:tc>
-          <w:tcPr>
-            <w:tcBorders>
-              <w:bottom w:val="single" w:sz="8" w:space="0" w:color="000000"/>
-            </w:tcBorders>
-          </w:tcPr>
+          <w:tcPr/>
           <w:p>
             <w:pPr>
               <w:pStyle w:val="Compact"/>
@@ -22791,11 +22594,7 @@
           </w:p>
         </w:tc>
         <w:tc>
-          <w:tcPr>
-            <w:tcBorders>
-              <w:bottom w:val="single" w:sz="8" w:space="0" w:color="000000"/>
-            </w:tcBorders>
-          </w:tcPr>
+          <w:tcPr/>
           <w:p>
             <w:pPr>
               <w:pStyle w:val="Compact"/>
@@ -22811,11 +22610,7 @@
           </w:p>
         </w:tc>
         <w:tc>
-          <w:tcPr>
-            <w:tcBorders>
-              <w:bottom w:val="single" w:sz="8" w:space="0" w:color="000000"/>
-            </w:tcBorders>
-          </w:tcPr>
+          <w:tcPr/>
           <w:p>
             <w:pPr>
               <w:pStyle w:val="Compact"/>
@@ -22831,11 +22626,7 @@
           </w:p>
         </w:tc>
         <w:tc>
-          <w:tcPr>
-            <w:tcBorders>
-              <w:bottom w:val="single" w:sz="8" w:space="0" w:color="000000"/>
-            </w:tcBorders>
-          </w:tcPr>
+          <w:tcPr/>
           <w:p>
             <w:pPr>
               <w:pStyle w:val="Compact"/>
@@ -22851,11 +22642,7 @@
           </w:p>
         </w:tc>
         <w:tc>
-          <w:tcPr>
-            <w:tcBorders>
-              <w:bottom w:val="single" w:sz="8" w:space="0" w:color="000000"/>
-            </w:tcBorders>
-          </w:tcPr>
+          <w:tcPr/>
           <w:p>
             <w:pPr>
               <w:pStyle w:val="Compact"/>
@@ -22871,11 +22658,7 @@
           </w:p>
         </w:tc>
         <w:tc>
-          <w:tcPr>
-            <w:tcBorders>
-              <w:bottom w:val="single" w:sz="8" w:space="0" w:color="000000"/>
-            </w:tcBorders>
-          </w:tcPr>
+          <w:tcPr/>
           <w:p>
             <w:pPr>
               <w:pStyle w:val="Compact"/>
@@ -23612,14 +23395,6 @@
         <w:tblStyle w:val="Table"/>
         <w:tblW w:type="pct" w:w="5000"/>
         <w:tblLayout w:type="fixed"/>
-        <w:tblBorders>
-          <w:top w:val="single" w:sz="12" w:space="0" w:color="000000"/>
-          <w:left w:val="none" w:sz="0" w:space="0" w:color="auto"/>
-          <w:bottom w:val="single" w:sz="12" w:space="0" w:color="000000"/>
-          <w:right w:val="none" w:sz="0" w:space="0" w:color="auto"/>
-          <w:insideH w:val="none" w:sz="0" w:space="0" w:color="auto"/>
-          <w:insideV w:val="none" w:sz="0" w:space="0" w:color="auto"/>
-        </w:tblBorders>
         <w:tblLook w:firstRow="1" w:lastRow="0" w:firstColumn="0" w:lastColumn="0" w:noHBand="0" w:noVBand="0" w:val="0020"/>
       </w:tblPr>
       <w:tblGrid>
@@ -23635,11 +23410,7 @@
           <w:tblHeader w:val="on"/>
         </w:trPr>
         <w:tc>
-          <w:tcPr>
-            <w:tcBorders>
-              <w:bottom w:val="single" w:sz="8" w:space="0" w:color="000000"/>
-            </w:tcBorders>
-          </w:tcPr>
+          <w:tcPr/>
           <w:p>
             <w:pPr>
               <w:pStyle w:val="Compact"/>
@@ -23693,11 +23464,7 @@
           </w:p>
         </w:tc>
         <w:tc>
-          <w:tcPr>
-            <w:tcBorders>
-              <w:bottom w:val="single" w:sz="8" w:space="0" w:color="000000"/>
-            </w:tcBorders>
-          </w:tcPr>
+          <w:tcPr/>
           <w:p>
             <w:pPr>
               <w:pStyle w:val="Compact"/>
@@ -23713,11 +23480,7 @@
           </w:p>
         </w:tc>
         <w:tc>
-          <w:tcPr>
-            <w:tcBorders>
-              <w:bottom w:val="single" w:sz="8" w:space="0" w:color="000000"/>
-            </w:tcBorders>
-          </w:tcPr>
+          <w:tcPr/>
           <w:p>
             <w:pPr>
               <w:pStyle w:val="Compact"/>
@@ -23733,11 +23496,7 @@
           </w:p>
         </w:tc>
         <w:tc>
-          <w:tcPr>
-            <w:tcBorders>
-              <w:bottom w:val="single" w:sz="8" w:space="0" w:color="000000"/>
-            </w:tcBorders>
-          </w:tcPr>
+          <w:tcPr/>
           <w:p>
             <w:pPr>
               <w:pStyle w:val="Compact"/>
@@ -23753,11 +23512,7 @@
           </w:p>
         </w:tc>
         <w:tc>
-          <w:tcPr>
-            <w:tcBorders>
-              <w:bottom w:val="single" w:sz="8" w:space="0" w:color="000000"/>
-            </w:tcBorders>
-          </w:tcPr>
+          <w:tcPr/>
           <w:p>
             <w:pPr>
               <w:pStyle w:val="Compact"/>
@@ -23773,11 +23528,7 @@
           </w:p>
         </w:tc>
         <w:tc>
-          <w:tcPr>
-            <w:tcBorders>
-              <w:bottom w:val="single" w:sz="8" w:space="0" w:color="000000"/>
-            </w:tcBorders>
-          </w:tcPr>
+          <w:tcPr/>
           <w:p>
             <w:pPr>
               <w:pStyle w:val="Compact"/>
@@ -24901,14 +24652,6 @@
         <w:tblStyle w:val="Table"/>
         <w:tblW w:type="pct" w:w="5000"/>
         <w:tblLayout w:type="fixed"/>
-        <w:tblBorders>
-          <w:top w:val="single" w:sz="12" w:space="0" w:color="000000"/>
-          <w:left w:val="none" w:sz="0" w:space="0" w:color="auto"/>
-          <w:bottom w:val="single" w:sz="12" w:space="0" w:color="000000"/>
-          <w:right w:val="none" w:sz="0" w:space="0" w:color="auto"/>
-          <w:insideH w:val="none" w:sz="0" w:space="0" w:color="auto"/>
-          <w:insideV w:val="none" w:sz="0" w:space="0" w:color="auto"/>
-        </w:tblBorders>
         <w:tblLook w:firstRow="1" w:lastRow="0" w:firstColumn="0" w:lastColumn="0" w:noHBand="0" w:noVBand="0" w:val="0020"/>
       </w:tblPr>
       <w:tblGrid>
@@ -24924,11 +24667,7 @@
           <w:tblHeader w:val="on"/>
         </w:trPr>
         <w:tc>
-          <w:tcPr>
-            <w:tcBorders>
-              <w:bottom w:val="single" w:sz="8" w:space="0" w:color="000000"/>
-            </w:tcBorders>
-          </w:tcPr>
+          <w:tcPr/>
           <w:p>
             <w:pPr>
               <w:pStyle w:val="Compact"/>
@@ -25009,11 +24748,7 @@
           </w:p>
         </w:tc>
         <w:tc>
-          <w:tcPr>
-            <w:tcBorders>
-              <w:bottom w:val="single" w:sz="8" w:space="0" w:color="000000"/>
-            </w:tcBorders>
-          </w:tcPr>
+          <w:tcPr/>
           <w:p>
             <w:pPr>
               <w:pStyle w:val="Compact"/>
@@ -25029,11 +24764,7 @@
           </w:p>
         </w:tc>
         <w:tc>
-          <w:tcPr>
-            <w:tcBorders>
-              <w:bottom w:val="single" w:sz="8" w:space="0" w:color="000000"/>
-            </w:tcBorders>
-          </w:tcPr>
+          <w:tcPr/>
           <w:p>
             <w:pPr>
               <w:pStyle w:val="Compact"/>
@@ -25049,11 +24780,7 @@
           </w:p>
         </w:tc>
         <w:tc>
-          <w:tcPr>
-            <w:tcBorders>
-              <w:bottom w:val="single" w:sz="8" w:space="0" w:color="000000"/>
-            </w:tcBorders>
-          </w:tcPr>
+          <w:tcPr/>
           <w:p>
             <w:pPr>
               <w:pStyle w:val="Compact"/>
@@ -25069,11 +24796,7 @@
           </w:p>
         </w:tc>
         <w:tc>
-          <w:tcPr>
-            <w:tcBorders>
-              <w:bottom w:val="single" w:sz="8" w:space="0" w:color="000000"/>
-            </w:tcBorders>
-          </w:tcPr>
+          <w:tcPr/>
           <w:p>
             <w:pPr>
               <w:pStyle w:val="Compact"/>
@@ -25089,11 +24812,7 @@
           </w:p>
         </w:tc>
         <w:tc>
-          <w:tcPr>
-            <w:tcBorders>
-              <w:bottom w:val="single" w:sz="8" w:space="0" w:color="000000"/>
-            </w:tcBorders>
-          </w:tcPr>
+          <w:tcPr/>
           <w:p>
             <w:pPr>
               <w:pStyle w:val="Compact"/>
@@ -31642,43 +31361,6 @@
     <w:p>
       <w:pPr>
         <w:pStyle w:val="FirstParagraph"/>
-      </w:pPr>
-      <w:r>
-        <w:rPr>
-          <w:rFonts w:ascii="Times New Roman" w:hAnsi="Times New Roman" w:eastAsia="Times New Roman" w:cs="Times New Roman"/>
-          <w:b/>
-          <w:bCs/>
-        </w:rPr>
-        <w:t xml:space="preserve">8 </w:t>
-      </w:r>
-      <w:r>
-        <w:rPr>
-          <w:rFonts w:hint="eastAsia" w:ascii="Times New Roman" w:hAnsi="Times New Roman" w:eastAsia="Times New Roman" w:cs="Times New Roman"/>
-          <w:b/>
-          <w:bCs/>
-        </w:rPr>
-        <w:t>(8</w:t>
-      </w:r>
-      <w:r>
-        <w:rPr>
-          <w:rFonts w:hint="eastAsia" w:ascii="Times New Roman" w:hAnsi="Times New Roman" w:eastAsia="FangSong" w:cs="Times New Roman"/>
-          <w:b/>
-          <w:bCs/>
-        </w:rPr>
-        <w:t>分</w:t>
-      </w:r>
-      <w:r>
-        <w:rPr>
-          <w:rFonts w:hint="eastAsia" w:ascii="Times New Roman" w:hAnsi="Times New Roman" w:eastAsia="Times New Roman" w:cs="Times New Roman"/>
-          <w:b/>
-          <w:bCs/>
-        </w:rPr>
-        <w:t>)&gt;&gt;&gt;</w:t>
-      </w:r>
-    </w:p>
-    <w:p>
-      <w:pPr>
-        <w:pStyle w:val="BodyText"/>
       </w:pPr>
       <w:r>
         <w:rPr>
@@ -35518,7 +35200,7 @@
     <ns0:rPr>
       <ns0:rFonts ns0:ascii="Times New Roman" ns0:cs="Times New Roman" ns0:eastAsia="SimHei" ns0:hAnsi="Times New Roman"/>
       <ns0:b/>
-      <ns0:color ns0:val="000000"/>
+      <ns0:color ns0:val="17324D"/>
       <ns0:sz ns0:val="44"/>
       <ns0:szCs ns0:val="56"/>
     </ns0:rPr>
@@ -35660,7 +35342,7 @@
     <ns0:rPr>
       <ns0:rFonts ns0:ascii="Times New Roman" ns0:cs="Times New Roman" ns0:eastAsia="SimHei" ns0:hAnsi="Times New Roman"/>
       <ns0:b/>
-      <ns0:color ns0:val="000000"/>
+      <ns0:color ns0:val="17324D"/>
       <ns0:sz ns0:val="32"/>
       <ns0:szCs ns0:val="40"/>
     </ns0:rPr>
@@ -35684,7 +35366,7 @@
     <ns0:rPr>
       <ns0:rFonts ns0:ascii="Times New Roman" ns0:cs="Times New Roman" ns0:eastAsia="SimHei" ns0:hAnsi="Times New Roman"/>
       <ns0:b/>
-      <ns0:color ns0:val="000000"/>
+      <ns0:color ns0:val="17324D"/>
       <ns0:sz ns0:val="28"/>
       <ns0:szCs ns0:val="32"/>
     </ns0:rPr>
@@ -35708,7 +35390,7 @@
     <ns0:rPr>
       <ns0:rFonts ns0:ascii="Times New Roman" ns0:cs="Times New Roman" ns0:eastAsia="SimHei" ns0:hAnsi="Times New Roman"/>
       <ns0:b/>
-      <ns0:color ns0:val="000000"/>
+      <ns0:color ns0:val="17324D"/>
       <ns0:sz ns0:val="25"/>
       <ns0:szCs ns0:val="28"/>
     </ns0:rPr>

--- a/00-首页/题组Word/第一轮·综合套卷/第一轮综合卷11（教师版）.docx
+++ b/00-首页/题组Word/第一轮·综合套卷/第一轮综合卷11（教师版）.docx
@@ -40,6 +40,282 @@
         <w:t>卷</w:t>
       </w:r>
     </w:p>
+    <w:p>
+      <w:pPr>
+        <w:pStyle w:val="BlockText"/>
+        <w:ind w:firstLine="420"/>
+      </w:pPr>
+      <w:r>
+        <w:rPr>
+          <w:rFonts w:hint="eastAsia" w:ascii="Times New Roman" w:hAnsi="Times New Roman" w:eastAsia="FangSong" w:cs="Times New Roman"/>
+          <w:b/>
+          <w:bCs/>
+        </w:rPr>
+        <w:t xml:space="preserve">题源</w:t>
+      </w:r>
+      <w:r>
+        <w:rPr>
+          <w:rFonts w:hint="eastAsia" w:ascii="Times New Roman" w:hAnsi="Times New Roman" w:eastAsia="Times New Roman" w:cs="Times New Roman"/>
+        </w:rPr>
+        <w:t>：</w:t>
+      </w:r>
+      <w:r>
+        <w:rPr>
+          <w:rFonts w:hint="eastAsia" w:ascii="Times New Roman" w:hAnsi="Times New Roman" w:eastAsia="FangSong" w:cs="Times New Roman"/>
+        </w:rPr>
+        <w:t>竞赛导向题集</w:t>
+      </w:r>
+      <w:r>
+        <w:rPr>
+          <w:rFonts w:hint="eastAsia" w:ascii="Times New Roman" w:hAnsi="Times New Roman" w:eastAsia="Times New Roman" w:cs="Times New Roman"/>
+        </w:rPr>
+        <w:t>（</w:t>
+      </w:r>
+      <w:r>
+        <w:rPr>
+          <w:rFonts w:hint="eastAsia" w:ascii="Times New Roman" w:hAnsi="Times New Roman" w:eastAsia="FangSong" w:cs="Times New Roman"/>
+        </w:rPr>
+        <w:t>真题</w:t>
+      </w:r>
+      <w:r>
+        <w:rPr>
+          <w:rFonts w:hint="eastAsia" w:ascii="Times New Roman" w:hAnsi="Times New Roman" w:eastAsia="Times New Roman" w:cs="Times New Roman"/>
+        </w:rPr>
+        <w:t>／</w:t>
+      </w:r>
+      <w:r>
+        <w:rPr>
+          <w:rFonts w:hint="eastAsia" w:ascii="Times New Roman" w:hAnsi="Times New Roman" w:eastAsia="FangSong" w:cs="Times New Roman"/>
+        </w:rPr>
+        <w:t>专项卷</w:t>
+      </w:r>
+      <w:r>
+        <w:rPr>
+          <w:rFonts w:hint="eastAsia" w:ascii="Times New Roman" w:hAnsi="Times New Roman" w:eastAsia="Times New Roman" w:cs="Times New Roman"/>
+        </w:rPr>
+        <w:t>／</w:t>
+      </w:r>
+      <w:r>
+        <w:rPr>
+          <w:rFonts w:hint="eastAsia" w:ascii="Times New Roman" w:hAnsi="Times New Roman" w:eastAsia="FangSong" w:cs="Times New Roman"/>
+        </w:rPr>
+        <w:t>竞赛教程</w:t>
+      </w:r>
+      <w:r>
+        <w:rPr>
+          <w:rFonts w:hint="eastAsia" w:ascii="Times New Roman" w:hAnsi="Times New Roman" w:eastAsia="Times New Roman" w:cs="Times New Roman"/>
+        </w:rPr>
+        <w:t>／</w:t>
+      </w:r>
+      <w:r>
+        <w:rPr>
+          <w:rFonts w:hint="eastAsia" w:ascii="Times New Roman" w:hAnsi="Times New Roman" w:eastAsia="FangSong" w:cs="Times New Roman"/>
+        </w:rPr>
+        <w:t>竞赛讲义</w:t>
+      </w:r>
+      <w:r>
+        <w:rPr>
+          <w:rFonts w:hint="eastAsia" w:ascii="Times New Roman" w:hAnsi="Times New Roman" w:eastAsia="Times New Roman" w:cs="Times New Roman"/>
+        </w:rPr>
+        <w:t>），</w:t>
+      </w:r>
+      <w:r>
+        <w:rPr>
+          <w:rFonts w:hint="eastAsia" w:ascii="Times New Roman" w:hAnsi="Times New Roman" w:eastAsia="FangSong" w:cs="Times New Roman"/>
+        </w:rPr>
+        <w:t>不含大学教材课后习题</w:t>
+      </w:r>
+      <w:r>
+        <w:rPr>
+          <w:rFonts w:hint="eastAsia" w:ascii="Times New Roman" w:hAnsi="Times New Roman" w:eastAsia="Times New Roman" w:cs="Times New Roman"/>
+        </w:rPr>
+        <w:t>。</w:t>
+      </w:r>
+      <w:r>
+        <w:rPr>
+          <w:rFonts w:ascii="Times New Roman" w:hAnsi="Times New Roman" w:eastAsia="Times New Roman" w:cs="Times New Roman"/>
+        </w:rPr>
+        <w:t xml:space="preserve"> </w:t>
+      </w:r>
+      <w:r>
+        <w:rPr>
+          <w:rFonts w:hint="eastAsia" w:ascii="Times New Roman" w:hAnsi="Times New Roman" w:eastAsia="FangSong" w:cs="Times New Roman"/>
+          <w:b/>
+          <w:bCs/>
+        </w:rPr>
+        <w:t xml:space="preserve">构成</w:t>
+      </w:r>
+      <w:r>
+        <w:rPr>
+          <w:rFonts w:hint="eastAsia" w:ascii="Times New Roman" w:hAnsi="Times New Roman" w:eastAsia="Times New Roman" w:cs="Times New Roman"/>
+        </w:rPr>
+        <w:t>：</w:t>
+      </w:r>
+      <w:r>
+        <w:rPr>
+          <w:rFonts w:hint="eastAsia" w:ascii="Times New Roman" w:hAnsi="Times New Roman" w:eastAsia="FangSong" w:cs="Times New Roman"/>
+        </w:rPr>
+        <w:t>共</w:t>
+      </w:r>
+      <w:r>
+        <w:rPr>
+          <w:rFonts w:ascii="Times New Roman" w:hAnsi="Times New Roman" w:eastAsia="Times New Roman" w:cs="Times New Roman"/>
+        </w:rPr>
+        <w:t xml:space="preserve"> 26 </w:t>
+      </w:r>
+      <w:r>
+        <w:rPr>
+          <w:rFonts w:hint="eastAsia" w:ascii="Times New Roman" w:hAnsi="Times New Roman" w:eastAsia="FangSong" w:cs="Times New Roman"/>
+        </w:rPr>
+        <w:t>题</w:t>
+      </w:r>
+      <w:r>
+        <w:rPr>
+          <w:rFonts w:hint="eastAsia" w:ascii="Times New Roman" w:hAnsi="Times New Roman" w:eastAsia="Times New Roman" w:cs="Times New Roman"/>
+        </w:rPr>
+        <w:t>（</w:t>
+      </w:r>
+      <w:r>
+        <w:rPr>
+          <w:rFonts w:hint="eastAsia" w:ascii="Times New Roman" w:hAnsi="Times New Roman" w:eastAsia="FangSong" w:cs="Times New Roman"/>
+        </w:rPr>
+        <w:t>结构化学</w:t>
+      </w:r>
+      <w:r>
+        <w:rPr>
+          <w:rFonts w:ascii="Times New Roman" w:hAnsi="Times New Roman" w:eastAsia="Times New Roman" w:cs="Times New Roman"/>
+        </w:rPr>
+        <w:t xml:space="preserve"> 14 </w:t>
+      </w:r>
+      <w:r>
+        <w:rPr>
+          <w:rFonts w:hint="eastAsia" w:ascii="Times New Roman" w:hAnsi="Times New Roman" w:eastAsia="Times New Roman" w:cs="Times New Roman"/>
+        </w:rPr>
+        <w:t xml:space="preserve">＋</w:t>
+      </w:r>
+      <w:r>
+        <w:rPr>
+          <w:rFonts w:ascii="Times New Roman" w:hAnsi="Times New Roman" w:eastAsia="Times New Roman" w:cs="Times New Roman"/>
+        </w:rPr>
+        <w:t xml:space="preserve"> </w:t>
+      </w:r>
+      <w:r>
+        <w:rPr>
+          <w:rFonts w:hint="eastAsia" w:ascii="Times New Roman" w:hAnsi="Times New Roman" w:eastAsia="FangSong" w:cs="Times New Roman"/>
+        </w:rPr>
+        <w:t xml:space="preserve">化学原理</w:t>
+      </w:r>
+      <w:r>
+        <w:rPr>
+          <w:rFonts w:ascii="Times New Roman" w:hAnsi="Times New Roman" w:eastAsia="Times New Roman" w:cs="Times New Roman"/>
+        </w:rPr>
+        <w:t xml:space="preserve"> </w:t>
+      </w:r>
+      <w:r>
+        <w:rPr>
+          <w:rFonts w:hint="eastAsia" w:ascii="Times New Roman" w:hAnsi="Times New Roman" w:eastAsia="Times New Roman" w:cs="Times New Roman"/>
+        </w:rPr>
+        <w:t>12）；</w:t>
+      </w:r>
+      <w:r>
+        <w:rPr>
+          <w:rFonts w:hint="eastAsia" w:ascii="Times New Roman" w:hAnsi="Times New Roman" w:eastAsia="FangSong" w:cs="Times New Roman"/>
+        </w:rPr>
+        <w:t>基础</w:t>
+      </w:r>
+      <w:r>
+        <w:rPr>
+          <w:rFonts w:ascii="Times New Roman" w:hAnsi="Times New Roman" w:eastAsia="Times New Roman" w:cs="Times New Roman"/>
+        </w:rPr>
+        <w:t xml:space="preserve"> 6 </w:t>
+      </w:r>
+      <w:r>
+        <w:rPr>
+          <w:rFonts w:hint="eastAsia" w:ascii="Times New Roman" w:hAnsi="Times New Roman" w:eastAsia="Times New Roman" w:cs="Times New Roman"/>
+        </w:rPr>
+        <w:t xml:space="preserve">＋</w:t>
+      </w:r>
+      <w:r>
+        <w:rPr>
+          <w:rFonts w:ascii="Times New Roman" w:hAnsi="Times New Roman" w:eastAsia="Times New Roman" w:cs="Times New Roman"/>
+        </w:rPr>
+        <w:t xml:space="preserve"> </w:t>
+      </w:r>
+      <w:r>
+        <w:rPr>
+          <w:rFonts w:hint="eastAsia" w:ascii="Times New Roman" w:hAnsi="Times New Roman" w:eastAsia="FangSong" w:cs="Times New Roman"/>
+        </w:rPr>
+        <w:t xml:space="preserve">进阶</w:t>
+      </w:r>
+      <w:r>
+        <w:rPr>
+          <w:rFonts w:ascii="Times New Roman" w:hAnsi="Times New Roman" w:eastAsia="Times New Roman" w:cs="Times New Roman"/>
+        </w:rPr>
+        <w:t xml:space="preserve"> 16 </w:t>
+      </w:r>
+      <w:r>
+        <w:rPr>
+          <w:rFonts w:hint="eastAsia" w:ascii="Times New Roman" w:hAnsi="Times New Roman" w:eastAsia="Times New Roman" w:cs="Times New Roman"/>
+        </w:rPr>
+        <w:t xml:space="preserve">＋</w:t>
+      </w:r>
+      <w:r>
+        <w:rPr>
+          <w:rFonts w:ascii="Times New Roman" w:hAnsi="Times New Roman" w:eastAsia="Times New Roman" w:cs="Times New Roman"/>
+        </w:rPr>
+        <w:t xml:space="preserve"> </w:t>
+      </w:r>
+      <w:r>
+        <w:rPr>
+          <w:rFonts w:hint="eastAsia" w:ascii="Times New Roman" w:hAnsi="Times New Roman" w:eastAsia="FangSong" w:cs="Times New Roman"/>
+        </w:rPr>
+        <w:t xml:space="preserve">挑战</w:t>
+      </w:r>
+      <w:r>
+        <w:rPr>
+          <w:rFonts w:ascii="Times New Roman" w:hAnsi="Times New Roman" w:eastAsia="Times New Roman" w:cs="Times New Roman"/>
+        </w:rPr>
+        <w:t xml:space="preserve"> 4。</w:t>
+      </w:r>
+      <w:r>
+        <w:rPr>
+          <w:rFonts w:ascii="Times New Roman" w:hAnsi="Times New Roman" w:eastAsia="Times New Roman" w:cs="Times New Roman"/>
+        </w:rPr>
+        <w:t xml:space="preserve"> </w:t>
+      </w:r>
+      <w:r>
+        <w:rPr>
+          <w:rFonts w:hint="eastAsia" w:ascii="Times New Roman" w:hAnsi="Times New Roman" w:eastAsia="FangSong" w:cs="Times New Roman"/>
+          <w:b/>
+          <w:bCs/>
+        </w:rPr>
+        <w:t xml:space="preserve">学生版</w:t>
+      </w:r>
+      <w:r>
+        <w:rPr>
+          <w:rFonts w:hint="eastAsia" w:ascii="Times New Roman" w:hAnsi="Times New Roman" w:eastAsia="FangSong" w:cs="Times New Roman"/>
+        </w:rPr>
+        <w:t>同题号同序</w:t>
+      </w:r>
+      <w:r>
+        <w:rPr>
+          <w:rFonts w:hint="eastAsia" w:ascii="Times New Roman" w:hAnsi="Times New Roman" w:eastAsia="Times New Roman" w:cs="Times New Roman"/>
+        </w:rPr>
+        <w:t>，</w:t>
+      </w:r>
+      <w:r>
+        <w:rPr>
+          <w:rFonts w:hint="eastAsia" w:ascii="Times New Roman" w:hAnsi="Times New Roman" w:eastAsia="FangSong" w:cs="Times New Roman"/>
+        </w:rPr>
+        <w:t>可直接印发</w:t>
+      </w:r>
+      <w:r>
+        <w:rPr>
+          <w:rFonts w:hint="eastAsia" w:ascii="Times New Roman" w:hAnsi="Times New Roman" w:eastAsia="Times New Roman" w:cs="Times New Roman"/>
+        </w:rPr>
+        <w:t>。</w:t>
+      </w:r>
+    </w:p>
     <w:bookmarkStart w:id="9" w:name="难度总览"/>
     <w:p>
       <w:pPr>
@@ -58,6 +334,15 @@
         <w:tblStyle w:val="Table"/>
         <w:tblW w:type="auto" w:w="0"/>
         <w:tblLook w:firstRow="1" w:lastRow="0" w:firstColumn="0" w:lastColumn="0" w:noHBand="0" w:noVBand="0" w:val="0020"/>
+        <w:jc w:val="center"/>
+        <w:tblBorders>
+          <w:top w:val="single" w:sz="12" w:space="0" w:color="333333"/>
+          <w:bottom w:val="single" w:sz="12" w:space="0" w:color="333333"/>
+          <w:left w:val="none"/>
+          <w:right w:val="none"/>
+          <w:insideH w:val="none"/>
+          <w:insideV w:val="none"/>
+        </w:tblBorders>
       </w:tblPr>
       <w:tblGrid>
         <w:gridCol w:w="2640"/>
@@ -69,7 +354,11 @@
           <w:tblHeader w:val="on"/>
         </w:trPr>
         <w:tc>
-          <w:tcPr/>
+          <w:tcPr>
+            <w:tcBorders>
+              <w:bottom w:val="single" w:sz="6" w:space="0" w:color="333333"/>
+            </w:tcBorders>
+          </w:tcPr>
           <w:p>
             <w:pPr>
               <w:pStyle w:val="Compact"/>
@@ -85,7 +374,11 @@
           </w:p>
         </w:tc>
         <w:tc>
-          <w:tcPr/>
+          <w:tcPr>
+            <w:tcBorders>
+              <w:bottom w:val="single" w:sz="6" w:space="0" w:color="333333"/>
+            </w:tcBorders>
+          </w:tcPr>
           <w:p>
             <w:pPr>
               <w:pStyle w:val="Compact"/>
@@ -101,7 +394,11 @@
           </w:p>
         </w:tc>
         <w:tc>
-          <w:tcPr/>
+          <w:tcPr>
+            <w:tcBorders>
+              <w:bottom w:val="single" w:sz="6" w:space="0" w:color="333333"/>
+            </w:tcBorders>
+          </w:tcPr>
           <w:p>
             <w:pPr>
               <w:pStyle w:val="Compact"/>
@@ -311,6 +608,7 @@
     <w:p>
       <w:pPr>
         <w:pStyle w:val="BlockText"/>
+        <w:ind w:firstLine="420"/>
       </w:pPr>
       <w:r>
         <w:rPr>
@@ -334,6 +632,7 @@
     <w:p>
       <w:pPr>
         <w:pStyle w:val="FirstParagraph"/>
+        <w:ind w:firstLine="420"/>
       </w:pPr>
       <w:r>
         <w:rPr>
@@ -541,6 +840,7 @@
     <w:p>
       <w:pPr>
         <w:pStyle w:val="BodyText"/>
+        <w:ind w:firstLine="420"/>
       </w:pPr>
       <w:r>
         <w:rPr>
@@ -560,6 +860,7 @@
     <w:p>
       <w:pPr>
         <w:pStyle w:val="BodyText"/>
+        <w:ind w:firstLine="420"/>
       </w:pPr>
       <w:r>
         <w:rPr>
@@ -576,6 +877,16 @@
           <w:bCs/>
         </w:rPr>
         <w:t>：B</w:t>
+      </w:r>
+    </w:p>
+    <w:p>
+      <w:pPr>
+        <w:spacing w:before="160" w:after="80"/>
+      </w:pPr>
+      <w:r>
+        <w:pict>
+          <v:rect style="width:0;height:1.5pt" o:hralign="center" o:hrstd="t" o:hr="t"/>
+        </w:pict>
       </w:r>
     </w:p>
     <w:p>
@@ -617,6 +928,7 @@
     <w:p>
       <w:pPr>
         <w:pStyle w:val="BlockText"/>
+        <w:ind w:firstLine="420"/>
       </w:pPr>
       <w:r>
         <w:rPr>
@@ -640,6 +952,7 @@
     <w:p>
       <w:pPr>
         <w:pStyle w:val="FirstParagraph"/>
+        <w:ind w:firstLine="420"/>
       </w:pPr>
       <m:oMath>
         <m:sSub>
@@ -861,6 +1174,7 @@
     <w:p>
       <w:pPr>
         <w:pStyle w:val="BodyText"/>
+        <w:ind w:firstLine="420"/>
       </w:pPr>
       <w:r>
         <w:rPr>
@@ -1344,6 +1658,7 @@
     <w:p>
       <w:pPr>
         <w:pStyle w:val="BodyText"/>
+        <w:ind w:firstLine="420"/>
       </w:pPr>
       <w:r>
         <w:rPr>
@@ -1363,6 +1678,7 @@
     <w:p>
       <w:pPr>
         <w:pStyle w:val="BodyText"/>
+        <w:ind w:firstLine="420"/>
       </w:pPr>
       <w:r>
         <w:rPr>
@@ -1379,6 +1695,16 @@
           <w:bCs/>
         </w:rPr>
         <w:t>：C</w:t>
+      </w:r>
+    </w:p>
+    <w:p>
+      <w:pPr>
+        <w:spacing w:before="160" w:after="80"/>
+      </w:pPr>
+      <w:r>
+        <w:pict>
+          <v:rect style="width:0;height:1.5pt" o:hralign="center" o:hrstd="t" o:hr="t"/>
+        </w:pict>
       </w:r>
     </w:p>
     <w:p>
@@ -1420,6 +1746,7 @@
     <w:p>
       <w:pPr>
         <w:pStyle w:val="BlockText"/>
+        <w:ind w:firstLine="420"/>
       </w:pPr>
       <w:r>
         <w:rPr>
@@ -1443,6 +1770,7 @@
     <w:p>
       <w:pPr>
         <w:pStyle w:val="FirstParagraph"/>
+        <w:ind w:firstLine="420"/>
       </w:pPr>
       <w:r>
         <w:rPr>
@@ -1656,6 +1984,7 @@
     <w:p>
       <w:pPr>
         <w:pStyle w:val="BodyText"/>
+        <w:ind w:firstLine="420"/>
       </w:pPr>
       <w:r>
         <w:rPr>
@@ -1967,6 +2296,7 @@
     <w:p>
       <w:pPr>
         <w:pStyle w:val="BodyText"/>
+        <w:ind w:firstLine="420"/>
       </w:pPr>
       <w:r>
         <w:rPr>
@@ -1986,6 +2316,7 @@
     <w:p>
       <w:pPr>
         <w:pStyle w:val="BodyText"/>
+        <w:ind w:firstLine="420"/>
       </w:pPr>
       <w:r>
         <w:rPr>
@@ -2002,6 +2333,16 @@
           <w:bCs/>
         </w:rPr>
         <w:t>：B</w:t>
+      </w:r>
+    </w:p>
+    <w:p>
+      <w:pPr>
+        <w:spacing w:before="160" w:after="80"/>
+      </w:pPr>
+      <w:r>
+        <w:pict>
+          <v:rect style="width:0;height:1.5pt" o:hralign="center" o:hrstd="t" o:hr="t"/>
+        </w:pict>
       </w:r>
     </w:p>
     <w:p>
@@ -2043,6 +2384,7 @@
     <w:p>
       <w:pPr>
         <w:pStyle w:val="BlockText"/>
+        <w:ind w:firstLine="420"/>
       </w:pPr>
       <w:r>
         <w:rPr>
@@ -2066,6 +2408,7 @@
     <w:p>
       <w:pPr>
         <w:pStyle w:val="FirstParagraph"/>
+        <w:ind w:firstLine="420"/>
       </w:pPr>
       <w:r>
         <w:rPr>
@@ -2198,7 +2541,7 @@
         <w:rPr>
           <w:rFonts w:ascii="Times New Roman" w:hAnsi="Times New Roman" w:eastAsia="Times New Roman" w:cs="Times New Roman"/>
         </w:rPr>
-        <w:t xml:space="preserve">A.</w:t>
+        <w:t xml:space="preserve">- A.</w:t>
       </w:r>
       <w:r>
         <w:rPr>
@@ -2265,7 +2608,7 @@
         <w:rPr>
           <w:rFonts w:ascii="Times New Roman" w:hAnsi="Times New Roman" w:eastAsia="Times New Roman" w:cs="Times New Roman"/>
         </w:rPr>
-        <w:t xml:space="preserve">B.</w:t>
+        <w:t xml:space="preserve">- B.</w:t>
       </w:r>
       <w:r>
         <w:rPr>
@@ -2332,7 +2675,7 @@
         <w:rPr>
           <w:rFonts w:ascii="Times New Roman" w:hAnsi="Times New Roman" w:eastAsia="Times New Roman" w:cs="Times New Roman"/>
         </w:rPr>
-        <w:t xml:space="preserve">C.</w:t>
+        <w:t xml:space="preserve">- C.</w:t>
       </w:r>
       <w:r>
         <w:rPr>
@@ -2408,7 +2751,7 @@
         <w:rPr>
           <w:rFonts w:ascii="Times New Roman" w:hAnsi="Times New Roman" w:eastAsia="Times New Roman" w:cs="Times New Roman"/>
         </w:rPr>
-        <w:t xml:space="preserve">D.</w:t>
+        <w:t xml:space="preserve">- D.</w:t>
       </w:r>
       <w:r>
         <w:rPr>
@@ -2478,6 +2821,7 @@
     <w:p>
       <w:pPr>
         <w:pStyle w:val="BodyText"/>
+        <w:ind w:firstLine="420"/>
       </w:pPr>
       <w:r>
         <w:rPr>
@@ -2497,6 +2841,7 @@
     <w:p>
       <w:pPr>
         <w:pStyle w:val="BodyText"/>
+        <w:ind w:firstLine="420"/>
       </w:pPr>
       <w:r>
         <w:rPr>
@@ -2513,6 +2858,16 @@
           <w:bCs/>
         </w:rPr>
         <w:t>：B</w:t>
+      </w:r>
+    </w:p>
+    <w:p>
+      <w:pPr>
+        <w:spacing w:before="160" w:after="80"/>
+      </w:pPr>
+      <w:r>
+        <w:pict>
+          <v:rect style="width:0;height:1.5pt" o:hralign="center" o:hrstd="t" o:hr="t"/>
+        </w:pict>
       </w:r>
     </w:p>
     <w:p>
@@ -2554,6 +2909,7 @@
     <w:p>
       <w:pPr>
         <w:pStyle w:val="BlockText"/>
+        <w:ind w:firstLine="420"/>
       </w:pPr>
       <w:r>
         <w:rPr>
@@ -2607,6 +2963,7 @@
     <w:p>
       <w:pPr>
         <w:pStyle w:val="FirstParagraph"/>
+        <w:ind w:firstLine="420"/>
       </w:pPr>
       <w:r>
         <w:rPr>
@@ -2634,6 +2991,7 @@
           <w:ilvl w:val="0"/>
           <w:numId w:val="1001"/>
         </w:numPr>
+        <w:ind w:firstLine="420"/>
       </w:pPr>
       <w:r>
         <w:rPr>
@@ -2679,6 +3037,7 @@
           <w:ilvl w:val="0"/>
           <w:numId w:val="1001"/>
         </w:numPr>
+        <w:ind w:firstLine="420"/>
       </w:pPr>
       <w:r>
         <w:rPr>
@@ -2712,6 +3071,7 @@
           <w:ilvl w:val="0"/>
           <w:numId w:val="1001"/>
         </w:numPr>
+        <w:ind w:firstLine="420"/>
       </w:pPr>
       <w:r>
         <w:rPr>
@@ -2789,6 +3149,7 @@
           <w:ilvl w:val="0"/>
           <w:numId w:val="1001"/>
         </w:numPr>
+        <w:ind w:firstLine="420"/>
       </w:pPr>
       <w:r>
         <w:rPr>
@@ -2849,6 +3210,7 @@
     <w:p>
       <w:pPr>
         <w:pStyle w:val="FirstParagraph"/>
+        <w:ind w:firstLine="420"/>
       </w:pPr>
       <w:r>
         <w:rPr>
@@ -2868,6 +3230,7 @@
     <w:p>
       <w:pPr>
         <w:pStyle w:val="BodyText"/>
+        <w:ind w:firstLine="420"/>
       </w:pPr>
       <w:r>
         <w:rPr>
@@ -2884,6 +3247,16 @@
           <w:bCs/>
         </w:rPr>
         <w:t>：B</w:t>
+      </w:r>
+    </w:p>
+    <w:p>
+      <w:pPr>
+        <w:spacing w:before="160" w:after="80"/>
+      </w:pPr>
+      <w:r>
+        <w:pict>
+          <v:rect style="width:0;height:1.5pt" o:hralign="center" o:hrstd="t" o:hr="t"/>
+        </w:pict>
       </w:r>
     </w:p>
     <w:p>
@@ -2925,6 +3298,7 @@
     <w:p>
       <w:pPr>
         <w:pStyle w:val="BlockText"/>
+        <w:ind w:firstLine="420"/>
       </w:pPr>
       <w:r>
         <w:rPr>
@@ -2948,6 +3322,7 @@
     <w:p>
       <w:pPr>
         <w:pStyle w:val="FirstParagraph"/>
+        <w:ind w:firstLine="420"/>
       </w:pPr>
       <w:r>
         <w:rPr>
@@ -3796,6 +4171,7 @@
     <w:p>
       <w:pPr>
         <w:pStyle w:val="BodyText"/>
+        <w:ind w:firstLine="420"/>
       </w:pPr>
       <w:r>
         <w:rPr>
@@ -3825,7 +4201,7 @@
         <w:rPr>
           <w:rFonts w:ascii="Times New Roman" w:hAnsi="Times New Roman" w:eastAsia="Times New Roman" w:cs="Times New Roman"/>
         </w:rPr>
-        <w:t xml:space="preserve">A.</w:t>
+        <w:t xml:space="preserve">- A.</w:t>
       </w:r>
       <w:r>
         <w:rPr>
@@ -3963,7 +4339,7 @@
         <w:rPr>
           <w:rFonts w:ascii="Times New Roman" w:hAnsi="Times New Roman" w:eastAsia="Times New Roman" w:cs="Times New Roman"/>
         </w:rPr>
-        <w:t xml:space="preserve">B.</w:t>
+        <w:t xml:space="preserve">- B.</w:t>
       </w:r>
       <w:r>
         <w:rPr>
@@ -4092,7 +4468,7 @@
         <w:rPr>
           <w:rFonts w:ascii="Times New Roman" w:hAnsi="Times New Roman" w:eastAsia="Times New Roman" w:cs="Times New Roman"/>
         </w:rPr>
-        <w:t xml:space="preserve">C.</w:t>
+        <w:t xml:space="preserve">- C.</w:t>
       </w:r>
       <w:r>
         <w:rPr>
@@ -4194,7 +4570,7 @@
         <w:rPr>
           <w:rFonts w:ascii="Times New Roman" w:hAnsi="Times New Roman" w:eastAsia="Times New Roman" w:cs="Times New Roman"/>
         </w:rPr>
-        <w:t xml:space="preserve">D.</w:t>
+        <w:t xml:space="preserve">- D.</w:t>
       </w:r>
       <w:r>
         <w:rPr>
@@ -4299,6 +4675,7 @@
     <w:p>
       <w:pPr>
         <w:pStyle w:val="BodyText"/>
+        <w:ind w:firstLine="420"/>
       </w:pPr>
       <w:r>
         <w:rPr>
@@ -4318,6 +4695,7 @@
     <w:p>
       <w:pPr>
         <w:pStyle w:val="BodyText"/>
+        <w:ind w:firstLine="420"/>
       </w:pPr>
       <w:r>
         <w:rPr>
@@ -4334,6 +4712,16 @@
           <w:bCs/>
         </w:rPr>
         <w:t>：A</w:t>
+      </w:r>
+    </w:p>
+    <w:p>
+      <w:pPr>
+        <w:spacing w:before="160" w:after="80"/>
+      </w:pPr>
+      <w:r>
+        <w:pict>
+          <v:rect style="width:0;height:1.5pt" o:hralign="center" o:hrstd="t" o:hr="t"/>
+        </w:pict>
       </w:r>
     </w:p>
     <w:p>
@@ -4375,6 +4763,7 @@
     <w:p>
       <w:pPr>
         <w:pStyle w:val="BlockText"/>
+        <w:ind w:firstLine="420"/>
       </w:pPr>
       <w:r>
         <w:rPr>
@@ -4398,6 +4787,7 @@
     <w:p>
       <w:pPr>
         <w:pStyle w:val="FirstParagraph"/>
+        <w:ind w:firstLine="420"/>
       </w:pPr>
       <w:r>
         <w:rPr>
@@ -4475,6 +4865,7 @@
     <w:p>
       <w:pPr>
         <w:pStyle w:val="BodyText"/>
+        <w:ind w:firstLine="420"/>
       </w:pPr>
       <w:r>
         <w:rPr>
@@ -4494,6 +4885,7 @@
     <w:p>
       <w:pPr>
         <w:pStyle w:val="BodyText"/>
+        <w:ind w:firstLine="420"/>
       </w:pPr>
       <w:r>
         <w:rPr>
@@ -4523,6 +4915,7 @@
     <w:p>
       <w:pPr>
         <w:pStyle w:val="BodyText"/>
+        <w:ind w:firstLine="420"/>
       </w:pPr>
       <w:r>
         <w:rPr>
@@ -4648,6 +5041,7 @@
     <w:p>
       <w:pPr>
         <w:pStyle w:val="BodyText"/>
+        <w:ind w:firstLine="420"/>
       </w:pPr>
       <w:r>
         <w:rPr>
@@ -4673,6 +5067,7 @@
           <w:ilvl w:val="0"/>
           <w:numId w:val="1002"/>
         </w:numPr>
+        <w:ind w:firstLine="420"/>
       </w:pPr>
       <w:r>
         <w:rPr>
@@ -4778,6 +5173,7 @@
           <w:ilvl w:val="0"/>
           <w:numId w:val="1002"/>
         </w:numPr>
+        <w:ind w:firstLine="420"/>
       </w:pPr>
       <w:r>
         <w:rPr>
@@ -4892,6 +5288,16 @@
           <w:rFonts w:hint="eastAsia" w:ascii="Times New Roman" w:hAnsi="Times New Roman" w:eastAsia="Times New Roman" w:cs="Times New Roman"/>
         </w:rPr>
         <w:t>。</w:t>
+      </w:r>
+    </w:p>
+    <w:p>
+      <w:pPr>
+        <w:spacing w:before="160" w:after="80"/>
+      </w:pPr>
+      <w:r>
+        <w:pict>
+          <v:rect style="width:0;height:1.5pt" o:hralign="center" o:hrstd="t" o:hr="t"/>
+        </w:pict>
       </w:r>
     </w:p>
     <w:p>
@@ -4933,6 +5339,7 @@
     <w:p>
       <w:pPr>
         <w:pStyle w:val="BlockText"/>
+        <w:ind w:firstLine="420"/>
       </w:pPr>
       <w:r>
         <w:rPr>
@@ -4956,6 +5363,7 @@
     <w:p>
       <w:pPr>
         <w:pStyle w:val="FirstParagraph"/>
+        <w:ind w:firstLine="420"/>
       </w:pPr>
       <w:r>
         <w:rPr>
@@ -5037,6 +5445,7 @@
           <w:ilvl w:val="0"/>
           <w:numId w:val="1003"/>
         </w:numPr>
+        <w:ind w:firstLine="420"/>
       </w:pPr>
       <w:r>
         <w:rPr>
@@ -5070,6 +5479,7 @@
           <w:ilvl w:val="0"/>
           <w:numId w:val="1003"/>
         </w:numPr>
+        <w:ind w:firstLine="420"/>
       </w:pPr>
       <w:r>
         <w:rPr>
@@ -5182,6 +5592,7 @@
           <w:numId w:val="1003"/>
         </w:numPr>
         <w:spacing w:after="80"/>
+        <w:ind w:firstLine="420"/>
       </w:pPr>
       <w:r>
         <w:rPr>
@@ -5308,6 +5719,15 @@
         <w:tblStyle w:val="Table"/>
         <w:tblW w:type="auto" w:w="0"/>
         <w:tblLook w:firstRow="1" w:lastRow="0" w:firstColumn="0" w:lastColumn="0" w:noHBand="0" w:noVBand="0" w:val="0020"/>
+        <w:jc w:val="center"/>
+        <w:tblBorders>
+          <w:top w:val="single" w:sz="12" w:space="0" w:color="333333"/>
+          <w:bottom w:val="single" w:sz="12" w:space="0" w:color="333333"/>
+          <w:left w:val="none"/>
+          <w:right w:val="none"/>
+          <w:insideH w:val="none"/>
+          <w:insideV w:val="none"/>
+        </w:tblBorders>
       </w:tblPr>
       <w:tblGrid>
         <w:gridCol w:w="1584"/>
@@ -5321,7 +5741,11 @@
           <w:tblHeader w:val="on"/>
         </w:trPr>
         <w:tc>
-          <w:tcPr/>
+          <w:tcPr>
+            <w:tcBorders>
+              <w:bottom w:val="single" w:sz="6" w:space="0" w:color="333333"/>
+            </w:tcBorders>
+          </w:tcPr>
           <w:p>
             <w:pPr>
               <w:pStyle w:val="Compact"/>
@@ -5344,7 +5768,11 @@
           </w:p>
         </w:tc>
         <w:tc>
-          <w:tcPr/>
+          <w:tcPr>
+            <w:tcBorders>
+              <w:bottom w:val="single" w:sz="6" w:space="0" w:color="333333"/>
+            </w:tcBorders>
+          </w:tcPr>
           <w:p>
             <w:pPr>
               <w:pStyle w:val="Compact"/>
@@ -5360,7 +5788,11 @@
           </w:p>
         </w:tc>
         <w:tc>
-          <w:tcPr/>
+          <w:tcPr>
+            <w:tcBorders>
+              <w:bottom w:val="single" w:sz="6" w:space="0" w:color="333333"/>
+            </w:tcBorders>
+          </w:tcPr>
           <w:p>
             <w:pPr>
               <w:pStyle w:val="Compact"/>
@@ -5376,7 +5808,11 @@
           </w:p>
         </w:tc>
         <w:tc>
-          <w:tcPr/>
+          <w:tcPr>
+            <w:tcBorders>
+              <w:bottom w:val="single" w:sz="6" w:space="0" w:color="333333"/>
+            </w:tcBorders>
+          </w:tcPr>
           <w:p>
             <w:pPr>
               <w:pStyle w:val="Compact"/>
@@ -5392,7 +5828,11 @@
           </w:p>
         </w:tc>
         <w:tc>
-          <w:tcPr/>
+          <w:tcPr>
+            <w:tcBorders>
+              <w:bottom w:val="single" w:sz="6" w:space="0" w:color="333333"/>
+            </w:tcBorders>
+          </w:tcPr>
           <w:p>
             <w:pPr>
               <w:pStyle w:val="Compact"/>
@@ -5490,6 +5930,7 @@
       <w:pPr>
         <w:pStyle w:val="BodyText"/>
         <w:spacing w:before="120"/>
+        <w:ind w:firstLine="420"/>
       </w:pPr>
       <w:r>
         <w:rPr>
@@ -5519,6 +5960,7 @@
     <w:p>
       <w:pPr>
         <w:pStyle w:val="BodyText"/>
+        <w:ind w:firstLine="420"/>
       </w:pPr>
       <w:r>
         <w:rPr>
@@ -5538,6 +5980,7 @@
     <w:p>
       <w:pPr>
         <w:pStyle w:val="BodyText"/>
+        <w:ind w:firstLine="420"/>
       </w:pPr>
       <w:r>
         <w:rPr>
@@ -5639,6 +6082,7 @@
     <w:p>
       <w:pPr>
         <w:pStyle w:val="BodyText"/>
+        <w:ind w:firstLine="420"/>
       </w:pPr>
       <w:r>
         <w:rPr>
@@ -5769,6 +6213,7 @@
     <w:p>
       <w:pPr>
         <w:pStyle w:val="BodyText"/>
+        <w:ind w:firstLine="420"/>
       </w:pPr>
       <w:r>
         <w:rPr>
@@ -5894,6 +6339,7 @@
     <w:p>
       <w:pPr>
         <w:pStyle w:val="BodyText"/>
+        <w:ind w:firstLine="420"/>
       </w:pPr>
       <w:r>
         <w:rPr>
@@ -6154,6 +6600,7 @@
     <w:p>
       <w:pPr>
         <w:pStyle w:val="FirstParagraph"/>
+        <w:ind w:firstLine="420"/>
       </w:pPr>
       <w:r>
         <w:rPr>
@@ -6322,6 +6769,7 @@
     <w:p>
       <w:pPr>
         <w:pStyle w:val="BodyText"/>
+        <w:ind w:firstLine="420"/>
       </w:pPr>
       <w:r>
         <w:rPr>
@@ -7043,6 +7491,16 @@
         </w:pict>
       </w:r>
     </w:p>
+    <w:p>
+      <w:pPr>
+        <w:spacing w:before="160" w:after="80"/>
+      </w:pPr>
+      <w:r>
+        <w:pict>
+          <v:rect style="width:0;height:1.5pt" o:hralign="center" o:hrstd="t" o:hr="t"/>
+        </w:pict>
+      </w:r>
+    </w:p>
     <w:bookmarkEnd w:id="17"/>
     <w:bookmarkStart w:id="21" w:name="第9题"/>
     <w:p>
@@ -7072,6 +7530,7 @@
     <w:p>
       <w:pPr>
         <w:pStyle w:val="BlockText"/>
+        <w:ind w:firstLine="420"/>
       </w:pPr>
       <w:r>
         <w:rPr>
@@ -7095,6 +7554,7 @@
     <w:p>
       <w:pPr>
         <w:pStyle w:val="FirstParagraph"/>
+        <w:ind w:firstLine="420"/>
       </w:pPr>
       <w:r>
         <w:rPr>
@@ -7460,6 +7920,7 @@
     <w:p>
       <w:pPr>
         <w:pStyle w:val="BodyText"/>
+        <w:ind w:firstLine="420"/>
       </w:pPr>
       <w:r>
         <w:rPr>
@@ -7467,7 +7928,7 @@
           <w:b/>
           <w:bCs/>
         </w:rPr>
-        <w:t xml:space="preserve">73-1</w:t>
+        <w:t xml:space="preserve">(1)</w:t>
       </w:r>
       <w:r>
         <w:rPr>
@@ -7515,6 +7976,7 @@
     <w:p>
       <w:pPr>
         <w:pStyle w:val="BodyText"/>
+        <w:ind w:firstLine="420"/>
       </w:pPr>
       <w:r>
         <w:rPr>
@@ -7522,7 +7984,7 @@
           <w:b/>
           <w:bCs/>
         </w:rPr>
-        <w:t xml:space="preserve">73-2</w:t>
+        <w:t xml:space="preserve">(2)</w:t>
       </w:r>
       <w:r>
         <w:rPr>
@@ -7986,6 +8448,7 @@
     <w:p>
       <w:pPr>
         <w:pStyle w:val="BodyText"/>
+        <w:ind w:firstLine="420"/>
       </w:pPr>
       <w:r>
         <w:rPr>
@@ -8005,6 +8468,7 @@
     <w:p>
       <w:pPr>
         <w:pStyle w:val="BodyText"/>
+        <w:ind w:firstLine="420"/>
       </w:pPr>
       <w:r>
         <w:rPr>
@@ -8012,7 +8476,7 @@
           <w:b/>
           <w:bCs/>
         </w:rPr>
-        <w:t xml:space="preserve">73-1</w:t>
+        <w:t xml:space="preserve">(1)</w:t>
       </w:r>
       <w:r>
         <w:rPr>
@@ -8207,7 +8671,7 @@
           <w:b/>
           <w:bCs/>
         </w:rPr>
-        <w:t xml:space="preserve">73-2</w:t>
+        <w:t xml:space="preserve">(2)</w:t>
       </w:r>
       <w:r>
         <w:rPr>
@@ -8259,6 +8723,7 @@
     <w:p>
       <w:pPr>
         <w:pStyle w:val="BodyText"/>
+        <w:ind w:firstLine="420"/>
       </w:pPr>
       <w:r>
         <w:rPr>
@@ -8289,6 +8754,16 @@
           <w:rFonts w:hint="eastAsia" w:ascii="Times New Roman" w:hAnsi="Times New Roman" w:eastAsia="Times New Roman" w:cs="Times New Roman"/>
         </w:rPr>
         <w:t>）</w:t>
+      </w:r>
+    </w:p>
+    <w:p>
+      <w:pPr>
+        <w:spacing w:before="160" w:after="80"/>
+      </w:pPr>
+      <w:r>
+        <w:pict>
+          <v:rect style="width:0;height:1.5pt" o:hralign="center" o:hrstd="t" o:hr="t"/>
+        </w:pict>
       </w:r>
     </w:p>
     <w:p>
@@ -8330,6 +8805,7 @@
     <w:p>
       <w:pPr>
         <w:pStyle w:val="BlockText"/>
+        <w:ind w:firstLine="420"/>
       </w:pPr>
       <w:r>
         <w:rPr>
@@ -8353,6 +8829,7 @@
     <w:p>
       <w:pPr>
         <w:pStyle w:val="FirstParagraph"/>
+        <w:ind w:firstLine="420"/>
       </w:pPr>
       <w:r>
         <w:rPr>
@@ -8441,85 +8918,62 @@
     </w:p>
     <w:p>
       <w:pPr>
-        <w:pStyle w:val="BodyText"/>
-      </w:pPr>
-      <w:r>
-        <w:rPr>
-          <w:rFonts w:hint="eastAsia" w:ascii="Times New Roman" w:hAnsi="Times New Roman" w:eastAsia="FangSong" w:cs="Times New Roman"/>
-          <w:b/>
-          <w:bCs/>
-        </w:rPr>
-        <w:t xml:space="preserve">参考答案</w:t>
-      </w:r>
-      <w:r>
-        <w:rPr>
-          <w:rFonts w:hint="eastAsia" w:ascii="Times New Roman" w:hAnsi="Times New Roman" w:eastAsia="Times New Roman" w:cs="Times New Roman"/>
-        </w:rPr>
-        <w:t xml:space="preserve">：</w:t>
+        <w:numPr>
+          <w:ilvl w:val="0"/>
+          <w:numId w:val="1004"/>
+        </w:numPr>
+        <w:ind w:firstLine="420"/>
+      </w:pPr>
+      <w:r>
+        <w:rPr>
+          <w:rFonts w:hint="eastAsia" w:ascii="Times New Roman" w:hAnsi="Times New Roman" w:eastAsia="FangSong" w:cs="Times New Roman"/>
+        </w:rPr>
+        <w:t xml:space="preserve">请画出</w:t>
+      </w:r>
+      <w:r>
+        <w:rPr>
+          <w:rFonts w:ascii="Times New Roman" w:hAnsi="Times New Roman" w:eastAsia="Times New Roman" w:cs="Times New Roman"/>
+        </w:rPr>
+        <w:t xml:space="preserve"> </w:t>
+      </w:r>
+      <m:oMath>
+        <m:r>
+          <m:t>γ</m:t>
+        </m:r>
+      </m:oMath>
+      <w:r>
+        <w:rPr>
+          <w:rFonts w:ascii="Times New Roman" w:hAnsi="Times New Roman" w:eastAsia="Times New Roman" w:cs="Times New Roman"/>
+        </w:rPr>
+        <w:t xml:space="preserve"> </w:t>
+      </w:r>
+      <w:r>
+        <w:rPr>
+          <w:rFonts w:ascii="Times New Roman" w:hAnsi="Times New Roman" w:eastAsia="Times New Roman" w:cs="Times New Roman"/>
+        </w:rPr>
+        <w:t xml:space="preserve">-MgAgSb </w:t>
+      </w:r>
+      <w:r>
+        <w:rPr>
+          <w:rFonts w:hint="eastAsia" w:ascii="Times New Roman" w:hAnsi="Times New Roman" w:eastAsia="FangSong" w:cs="Times New Roman"/>
+        </w:rPr>
+        <w:t>的正当晶胞</w:t>
+      </w:r>
+      <w:r>
+        <w:rPr>
+          <w:rFonts w:hint="eastAsia" w:ascii="Times New Roman" w:hAnsi="Times New Roman" w:eastAsia="Times New Roman" w:cs="Times New Roman"/>
+        </w:rPr>
+        <w:t>。</w:t>
       </w:r>
     </w:p>
     <w:p>
       <w:pPr>
-        <w:pStyle w:val="BodyText"/>
-      </w:pPr>
-      <w:r>
-        <w:rPr>
-          <w:rFonts w:ascii="Times New Roman" w:hAnsi="Times New Roman" w:eastAsia="Times New Roman" w:cs="Times New Roman"/>
-        </w:rPr>
-        <w:t xml:space="preserve">74-1 </w:t>
-      </w:r>
-      <w:r>
-        <w:rPr>
-          <w:rFonts w:hint="eastAsia" w:ascii="Times New Roman" w:hAnsi="Times New Roman" w:eastAsia="FangSong" w:cs="Times New Roman"/>
-        </w:rPr>
-        <w:t xml:space="preserve">请画出</w:t>
-      </w:r>
-      <w:r>
-        <w:rPr>
-          <w:rFonts w:ascii="Times New Roman" w:hAnsi="Times New Roman" w:eastAsia="Times New Roman" w:cs="Times New Roman"/>
-        </w:rPr>
-        <w:t xml:space="preserve"> </w:t>
-      </w:r>
-      <m:oMath>
-        <m:r>
-          <m:t>γ</m:t>
-        </m:r>
-      </m:oMath>
-      <w:r>
-        <w:rPr>
-          <w:rFonts w:ascii="Times New Roman" w:hAnsi="Times New Roman" w:eastAsia="Times New Roman" w:cs="Times New Roman"/>
-        </w:rPr>
-        <w:t xml:space="preserve"> </w:t>
-      </w:r>
-      <w:r>
-        <w:rPr>
-          <w:rFonts w:ascii="Times New Roman" w:hAnsi="Times New Roman" w:eastAsia="Times New Roman" w:cs="Times New Roman"/>
-        </w:rPr>
-        <w:t xml:space="preserve">-MgAgSb </w:t>
-      </w:r>
-      <w:r>
-        <w:rPr>
-          <w:rFonts w:hint="eastAsia" w:ascii="Times New Roman" w:hAnsi="Times New Roman" w:eastAsia="FangSong" w:cs="Times New Roman"/>
-        </w:rPr>
-        <w:t>的正当晶胞</w:t>
-      </w:r>
-      <w:r>
-        <w:rPr>
-          <w:rFonts w:hint="eastAsia" w:ascii="Times New Roman" w:hAnsi="Times New Roman" w:eastAsia="Times New Roman" w:cs="Times New Roman"/>
-        </w:rPr>
-        <w:t>。</w:t>
-      </w:r>
-    </w:p>
-    <w:p>
-      <w:pPr>
-        <w:pStyle w:val="BodyText"/>
-      </w:pPr>
-      <w:r>
-        <w:rPr>
-          <w:rFonts w:ascii="Times New Roman" w:hAnsi="Times New Roman" w:eastAsia="Times New Roman" w:cs="Times New Roman"/>
-        </w:rPr>
-        <w:t xml:space="preserve">74-2 </w:t>
-      </w:r>
+        <w:numPr>
+          <w:ilvl w:val="0"/>
+          <w:numId w:val="1004"/>
+        </w:numPr>
+        <w:ind w:firstLine="420"/>
+      </w:pPr>
       <w:r>
         <w:rPr>
           <w:rFonts w:hint="eastAsia" w:ascii="Times New Roman" w:hAnsi="Times New Roman" w:eastAsia="FangSong" w:cs="Times New Roman"/>
@@ -8817,13 +9271,34 @@
     </w:p>
     <w:p>
       <w:pPr>
-        <w:pStyle w:val="BodyText"/>
-      </w:pPr>
-      <w:r>
-        <w:rPr>
-          <w:rFonts w:ascii="Times New Roman" w:hAnsi="Times New Roman" w:eastAsia="Times New Roman" w:cs="Times New Roman"/>
-        </w:rPr>
-        <w:t xml:space="preserve">74-1 </w:t>
+        <w:pStyle w:val="FirstParagraph"/>
+        <w:ind w:firstLine="420"/>
+      </w:pPr>
+      <w:r>
+        <w:rPr>
+          <w:rFonts w:hint="eastAsia" w:ascii="Times New Roman" w:hAnsi="Times New Roman" w:eastAsia="FangSong" w:cs="Times New Roman"/>
+          <w:b/>
+          <w:bCs/>
+        </w:rPr>
+        <w:t xml:space="preserve">参考答案</w:t>
+      </w:r>
+      <w:r>
+        <w:rPr>
+          <w:rFonts w:hint="eastAsia" w:ascii="Times New Roman" w:hAnsi="Times New Roman" w:eastAsia="Times New Roman" w:cs="Times New Roman"/>
+        </w:rPr>
+        <w:t xml:space="preserve">：</w:t>
+      </w:r>
+      <w:r>
+        <w:rPr>
+          <w:rFonts w:ascii="Times New Roman" w:hAnsi="Times New Roman" w:eastAsia="Times New Roman" w:cs="Times New Roman"/>
+        </w:rPr>
+        <w:t xml:space="preserve"> </w:t>
+      </w:r>
+      <w:r>
+        <w:rPr>
+          <w:rFonts w:ascii="Times New Roman" w:hAnsi="Times New Roman" w:eastAsia="Times New Roman" w:cs="Times New Roman"/>
+        </w:rPr>
+        <w:t xml:space="preserve">(1) </w:t>
       </w:r>
       <w:r>
         <w:rPr>
@@ -8899,7 +9374,7 @@
         <w:rPr>
           <w:rFonts w:ascii="Times New Roman" w:hAnsi="Times New Roman" w:eastAsia="Times New Roman" w:cs="Times New Roman"/>
         </w:rPr>
-        <w:t xml:space="preserve">74-2 </w:t>
+        <w:t xml:space="preserve">(2) </w:t>
       </w:r>
       <w:r>
         <w:rPr>
@@ -8948,6 +9423,16 @@
           <w:rFonts w:hint="eastAsia" w:ascii="Times New Roman" w:hAnsi="Times New Roman" w:eastAsia="Times New Roman" w:cs="Times New Roman"/>
         </w:rPr>
         <w:t>。</w:t>
+      </w:r>
+    </w:p>
+    <w:p>
+      <w:pPr>
+        <w:spacing w:before="160" w:after="80"/>
+      </w:pPr>
+      <w:r>
+        <w:pict>
+          <v:rect style="width:0;height:1.5pt" o:hralign="center" o:hrstd="t" o:hr="t"/>
+        </w:pict>
       </w:r>
     </w:p>
     <w:p>
@@ -8989,6 +9474,7 @@
     <w:p>
       <w:pPr>
         <w:pStyle w:val="BlockText"/>
+        <w:ind w:firstLine="420"/>
       </w:pPr>
       <w:r>
         <w:rPr>
@@ -9012,6 +9498,7 @@
     <w:p>
       <w:pPr>
         <w:pStyle w:val="FirstParagraph"/>
+        <w:ind w:firstLine="420"/>
       </w:pPr>
       <w:r>
         <w:rPr>
@@ -9019,7 +9506,7 @@
           <w:b/>
           <w:bCs/>
         </w:rPr>
-        <w:t xml:space="preserve">75-1</w:t>
+        <w:t xml:space="preserve">(1)</w:t>
       </w:r>
       <w:r>
         <w:rPr>
@@ -9161,6 +9648,7 @@
     <w:p>
       <w:pPr>
         <w:pStyle w:val="BodyText"/>
+        <w:ind w:firstLine="420"/>
       </w:pPr>
       <w:r>
         <w:rPr>
@@ -9168,7 +9656,7 @@
           <w:b/>
           <w:bCs/>
         </w:rPr>
-        <w:t xml:space="preserve">75-2</w:t>
+        <w:t xml:space="preserve">(2)</w:t>
       </w:r>
       <w:r>
         <w:rPr>
@@ -9271,8 +9759,9 @@
       <w:pPr>
         <w:numPr>
           <w:ilvl w:val="0"/>
-          <w:numId w:val="1004"/>
+          <w:numId w:val="1005"/>
         </w:numPr>
+        <w:ind w:firstLine="420"/>
       </w:pPr>
       <m:oMath>
         <m:oMathPr>
@@ -9373,8 +9862,9 @@
       <w:pPr>
         <w:numPr>
           <w:ilvl w:val="0"/>
-          <w:numId w:val="1004"/>
+          <w:numId w:val="1005"/>
         </w:numPr>
+        <w:ind w:firstLine="420"/>
       </w:pPr>
       <m:oMath>
         <m:oMathPr>
@@ -9480,6 +9970,7 @@
     <w:p>
       <w:pPr>
         <w:pStyle w:val="FirstParagraph"/>
+        <w:ind w:firstLine="420"/>
       </w:pPr>
       <w:r>
         <w:rPr>
@@ -9609,6 +10100,7 @@
     <w:p>
       <w:pPr>
         <w:pStyle w:val="BodyText"/>
+        <w:ind w:firstLine="420"/>
       </w:pPr>
       <w:r>
         <w:rPr>
@@ -9616,7 +10108,7 @@
           <w:b/>
           <w:bCs/>
         </w:rPr>
-        <w:t xml:space="preserve">75-3</w:t>
+        <w:t xml:space="preserve">(3)</w:t>
       </w:r>
       <w:r>
         <w:rPr>
@@ -9710,6 +10202,7 @@
     <w:p>
       <w:pPr>
         <w:pStyle w:val="BodyText"/>
+        <w:ind w:firstLine="420"/>
       </w:pPr>
       <w:r>
         <w:rPr>
@@ -9717,7 +10210,7 @@
           <w:b/>
           <w:bCs/>
         </w:rPr>
-        <w:t xml:space="preserve">75-4</w:t>
+        <w:t xml:space="preserve">(4)</w:t>
       </w:r>
       <w:r>
         <w:rPr>
@@ -9985,6 +10478,7 @@
     <w:p>
       <w:pPr>
         <w:pStyle w:val="BodyText"/>
+        <w:ind w:firstLine="420"/>
       </w:pPr>
       <w:r>
         <w:rPr>
@@ -10004,6 +10498,7 @@
     <w:p>
       <w:pPr>
         <w:pStyle w:val="BodyText"/>
+        <w:ind w:firstLine="420"/>
       </w:pPr>
       <w:r>
         <w:rPr>
@@ -10011,7 +10506,7 @@
           <w:b/>
           <w:bCs/>
         </w:rPr>
-        <w:t xml:space="preserve">75-1</w:t>
+        <w:t xml:space="preserve">(1)</w:t>
       </w:r>
       <w:r>
         <w:rPr>
@@ -10078,7 +10573,7 @@
           <w:b/>
           <w:bCs/>
         </w:rPr>
-        <w:t xml:space="preserve">75-2</w:t>
+        <w:t xml:space="preserve">(2)</w:t>
       </w:r>
       <w:r>
         <w:rPr>
@@ -10431,7 +10926,7 @@
           <w:b/>
           <w:bCs/>
         </w:rPr>
-        <w:t xml:space="preserve">75-3</w:t>
+        <w:t xml:space="preserve">(3)</w:t>
       </w:r>
       <w:r>
         <w:rPr>
@@ -10449,6 +10944,7 @@
     <w:p>
       <w:pPr>
         <w:pStyle w:val="BodyText"/>
+        <w:ind w:firstLine="420"/>
       </w:pPr>
       <w:r>
         <w:rPr>
@@ -10456,7 +10952,7 @@
           <w:b/>
           <w:bCs/>
         </w:rPr>
-        <w:t xml:space="preserve">75-4</w:t>
+        <w:t xml:space="preserve">(4)</w:t>
       </w:r>
       <w:r>
         <w:rPr>
@@ -10546,6 +11042,7 @@
     <w:p>
       <w:pPr>
         <w:pStyle w:val="BodyText"/>
+        <w:ind w:firstLine="420"/>
       </w:pPr>
       <w:r>
         <w:rPr>
@@ -10576,6 +11073,16 @@
           <w:rFonts w:hint="eastAsia" w:ascii="Times New Roman" w:hAnsi="Times New Roman" w:eastAsia="Times New Roman" w:cs="Times New Roman"/>
         </w:rPr>
         <w:t>）</w:t>
+      </w:r>
+    </w:p>
+    <w:p>
+      <w:pPr>
+        <w:spacing w:before="160" w:after="80"/>
+      </w:pPr>
+      <w:r>
+        <w:pict>
+          <v:rect style="width:0;height:1.5pt" o:hralign="center" o:hrstd="t" o:hr="t"/>
+        </w:pict>
       </w:r>
     </w:p>
     <w:p>
@@ -10617,6 +11124,7 @@
     <w:p>
       <w:pPr>
         <w:pStyle w:val="BlockText"/>
+        <w:ind w:firstLine="420"/>
       </w:pPr>
       <w:r>
         <w:rPr>
@@ -10640,6 +11148,7 @@
     <w:p>
       <w:pPr>
         <w:pStyle w:val="FirstParagraph"/>
+        <w:ind w:firstLine="420"/>
       </w:pPr>
       <w:r>
         <w:rPr>
@@ -10814,14 +11323,12 @@
     </w:p>
     <w:p>
       <w:pPr>
-        <w:pStyle w:val="BodyText"/>
-      </w:pPr>
-      <w:r>
-        <w:rPr>
-          <w:rFonts w:ascii="Times New Roman" w:hAnsi="Times New Roman" w:eastAsia="Times New Roman" w:cs="Times New Roman"/>
-        </w:rPr>
-        <w:t xml:space="preserve">76-1 </w:t>
-      </w:r>
+        <w:numPr>
+          <w:ilvl w:val="0"/>
+          <w:numId w:val="1006"/>
+        </w:numPr>
+        <w:ind w:firstLine="420"/>
+      </w:pPr>
       <w:r>
         <w:rPr>
           <w:rFonts w:hint="eastAsia" w:ascii="Times New Roman" w:hAnsi="Times New Roman" w:eastAsia="FangSong" w:cs="Times New Roman"/>
@@ -10849,14 +11356,12 @@
     </w:p>
     <w:p>
       <w:pPr>
-        <w:pStyle w:val="BodyText"/>
-      </w:pPr>
-      <w:r>
-        <w:rPr>
-          <w:rFonts w:ascii="Times New Roman" w:hAnsi="Times New Roman" w:eastAsia="Times New Roman" w:cs="Times New Roman"/>
-        </w:rPr>
-        <w:t xml:space="preserve">76-2 </w:t>
-      </w:r>
+        <w:numPr>
+          <w:ilvl w:val="0"/>
+          <w:numId w:val="1006"/>
+        </w:numPr>
+        <w:ind w:firstLine="420"/>
+      </w:pPr>
       <w:r>
         <w:rPr>
           <w:rFonts w:hint="eastAsia" w:ascii="Times New Roman" w:hAnsi="Times New Roman" w:eastAsia="FangSong" w:cs="Times New Roman"/>
@@ -11032,7 +11537,8 @@
     </w:p>
     <w:p>
       <w:pPr>
-        <w:pStyle w:val="BodyText"/>
+        <w:pStyle w:val="FirstParagraph"/>
+        <w:ind w:firstLine="420"/>
       </w:pPr>
       <w:r>
         <w:rPr>
@@ -11051,25 +11557,32 @@
     </w:p>
     <w:p>
       <w:pPr>
-        <w:pStyle w:val="BodyText"/>
-      </w:pPr>
-      <w:r>
-        <w:rPr>
-          <w:rFonts w:ascii="Times New Roman" w:hAnsi="Times New Roman" w:eastAsia="Times New Roman" w:cs="Times New Roman"/>
-        </w:rPr>
-        <w:t xml:space="preserve">76-1 -3414kJ/mol。</w:t>
-      </w:r>
-      <w:r>
-        <w:rPr>
-          <w:rFonts w:ascii="Times New Roman" w:hAnsi="Times New Roman" w:eastAsia="Times New Roman" w:cs="Times New Roman"/>
-        </w:rPr>
-        <w:t xml:space="preserve"> </w:t>
-      </w:r>
-      <w:r>
-        <w:rPr>
-          <w:rFonts w:ascii="Times New Roman" w:hAnsi="Times New Roman" w:eastAsia="Times New Roman" w:cs="Times New Roman"/>
-        </w:rPr>
-        <w:t xml:space="preserve">76-2 +9.53×10</w:t>
+        <w:pStyle w:val="Compact"/>
+        <w:numPr>
+          <w:ilvl w:val="0"/>
+          <w:numId w:val="1007"/>
+        </w:numPr>
+      </w:pPr>
+      <w:r>
+        <w:rPr>
+          <w:rFonts w:ascii="Times New Roman" w:hAnsi="Times New Roman" w:eastAsia="Times New Roman" w:cs="Times New Roman"/>
+        </w:rPr>
+        <w:t xml:space="preserve">-3414kJ/mol。</w:t>
+      </w:r>
+    </w:p>
+    <w:p>
+      <w:pPr>
+        <w:pStyle w:val="Compact"/>
+        <w:numPr>
+          <w:ilvl w:val="0"/>
+          <w:numId w:val="1007"/>
+        </w:numPr>
+      </w:pPr>
+      <w:r>
+        <w:rPr>
+          <w:rFonts w:ascii="Times New Roman" w:hAnsi="Times New Roman" w:eastAsia="Times New Roman" w:cs="Times New Roman"/>
+        </w:rPr>
+        <w:t xml:space="preserve">+9.53×10</w:t>
       </w:r>
       <w:r>
         <w:rPr>
@@ -11108,6 +11621,16 @@
           <w:rFonts w:ascii="Times New Roman" w:hAnsi="Times New Roman" w:eastAsia="Times New Roman" w:cs="Times New Roman"/>
         </w:rPr>
         <w:t xml:space="preserve">J。</w:t>
+      </w:r>
+    </w:p>
+    <w:p>
+      <w:pPr>
+        <w:spacing w:before="160" w:after="80"/>
+      </w:pPr>
+      <w:r>
+        <w:pict>
+          <v:rect style="width:0;height:1.5pt" o:hralign="center" o:hrstd="t" o:hr="t"/>
+        </w:pict>
       </w:r>
     </w:p>
     <w:p>
@@ -11149,6 +11672,7 @@
     <w:p>
       <w:pPr>
         <w:pStyle w:val="BlockText"/>
+        <w:ind w:firstLine="420"/>
       </w:pPr>
       <w:r>
         <w:rPr>
@@ -11172,6 +11696,7 @@
     <w:p>
       <w:pPr>
         <w:pStyle w:val="FirstParagraph"/>
+        <w:ind w:firstLine="420"/>
       </w:pPr>
       <w:r>
         <w:rPr>
@@ -11293,8 +11818,9 @@
         <w:pStyle w:val="Compact"/>
         <w:numPr>
           <w:ilvl w:val="0"/>
-          <w:numId w:val="1005"/>
+          <w:numId w:val="1008"/>
         </w:numPr>
+        <w:ind w:firstLine="420"/>
       </w:pPr>
       <w:r>
         <w:rPr>
@@ -11314,8 +11840,9 @@
         <w:pStyle w:val="Compact"/>
         <w:numPr>
           <w:ilvl w:val="0"/>
-          <w:numId w:val="1005"/>
+          <w:numId w:val="1008"/>
         </w:numPr>
+        <w:ind w:firstLine="420"/>
       </w:pPr>
       <w:r>
         <w:rPr>
@@ -11363,6 +11890,7 @@
     <w:p>
       <w:pPr>
         <w:pStyle w:val="FirstParagraph"/>
+        <w:ind w:firstLine="420"/>
       </w:pPr>
       <w:r>
         <w:rPr>
@@ -11383,8 +11911,9 @@
       <w:pPr>
         <w:numPr>
           <w:ilvl w:val="0"/>
-          <w:numId w:val="1006"/>
+          <w:numId w:val="1009"/>
         </w:numPr>
+        <w:ind w:firstLine="420"/>
       </w:pPr>
       <w:r>
         <w:rPr>
@@ -11594,8 +12123,9 @@
       <w:pPr>
         <w:numPr>
           <w:ilvl w:val="0"/>
-          <w:numId w:val="1006"/>
+          <w:numId w:val="1009"/>
         </w:numPr>
+        <w:ind w:firstLine="420"/>
       </w:pPr>
       <w:r>
         <w:rPr>
@@ -11732,6 +12262,16 @@
         </w:pict>
       </w:r>
     </w:p>
+    <w:p>
+      <w:pPr>
+        <w:spacing w:before="160" w:after="80"/>
+      </w:pPr>
+      <w:r>
+        <w:pict>
+          <v:rect style="width:0;height:1.5pt" o:hralign="center" o:hrstd="t" o:hr="t"/>
+        </w:pict>
+      </w:r>
+    </w:p>
     <w:bookmarkEnd w:id="31"/>
     <w:bookmarkStart w:id="35" w:name="第14题"/>
     <w:p>
@@ -11761,6 +12301,7 @@
     <w:p>
       <w:pPr>
         <w:pStyle w:val="BlockText"/>
+        <w:ind w:firstLine="420"/>
       </w:pPr>
       <w:r>
         <w:rPr>
@@ -11784,6 +12325,7 @@
     <w:p>
       <w:pPr>
         <w:pStyle w:val="FirstParagraph"/>
+        <w:ind w:firstLine="420"/>
       </w:pPr>
       <w:r>
         <w:rPr>
@@ -12081,8 +12623,9 @@
         <w:pStyle w:val="Compact"/>
         <w:numPr>
           <w:ilvl w:val="0"/>
-          <w:numId w:val="1007"/>
+          <w:numId w:val="1010"/>
         </w:numPr>
+        <w:ind w:firstLine="420"/>
       </w:pPr>
       <w:r>
         <w:rPr>
@@ -12114,8 +12657,9 @@
         <w:pStyle w:val="Compact"/>
         <w:numPr>
           <w:ilvl w:val="0"/>
-          <w:numId w:val="1007"/>
+          <w:numId w:val="1010"/>
         </w:numPr>
+        <w:ind w:firstLine="420"/>
       </w:pPr>
       <w:r>
         <w:rPr>
@@ -12147,8 +12691,9 @@
         <w:pStyle w:val="Compact"/>
         <w:numPr>
           <w:ilvl w:val="0"/>
-          <w:numId w:val="1007"/>
+          <w:numId w:val="1010"/>
         </w:numPr>
+        <w:ind w:firstLine="420"/>
       </w:pPr>
       <w:r>
         <w:rPr>
@@ -12178,6 +12723,7 @@
     <w:p>
       <w:pPr>
         <w:pStyle w:val="FirstParagraph"/>
+        <w:ind w:firstLine="420"/>
       </w:pPr>
       <w:r>
         <w:rPr>
@@ -12199,8 +12745,9 @@
         <w:pStyle w:val="Compact"/>
         <w:numPr>
           <w:ilvl w:val="0"/>
-          <w:numId w:val="1008"/>
+          <w:numId w:val="1011"/>
         </w:numPr>
+        <w:ind w:firstLine="420"/>
       </w:pPr>
       <w:r>
         <w:rPr>
@@ -12459,7 +13006,7 @@
       <w:pPr>
         <w:numPr>
           <w:ilvl w:val="0"/>
-          <w:numId w:val="1009"/>
+          <w:numId w:val="1012"/>
         </w:numPr>
       </w:pPr>
       <m:oMath>
@@ -12813,8 +13360,9 @@
       <w:pPr>
         <w:numPr>
           <w:ilvl w:val="0"/>
-          <w:numId w:val="1009"/>
+          <w:numId w:val="1012"/>
         </w:numPr>
+        <w:ind w:firstLine="420"/>
       </w:pPr>
       <w:r>
         <w:rPr>
@@ -12948,6 +13496,16 @@
         </w:pict>
       </w:r>
     </w:p>
+    <w:p>
+      <w:pPr>
+        <w:spacing w:before="160" w:after="80"/>
+      </w:pPr>
+      <w:r>
+        <w:pict>
+          <v:rect style="width:0;height:1.5pt" o:hralign="center" o:hrstd="t" o:hr="t"/>
+        </w:pict>
+      </w:r>
+    </w:p>
     <w:bookmarkEnd w:id="35"/>
     <w:bookmarkStart w:id="51" w:name="第15题"/>
     <w:p>
@@ -12977,6 +13535,7 @@
     <w:p>
       <w:pPr>
         <w:pStyle w:val="BlockText"/>
+        <w:ind w:firstLine="420"/>
       </w:pPr>
       <w:r>
         <w:rPr>
@@ -13000,6 +13559,7 @@
     <w:p>
       <w:pPr>
         <w:pStyle w:val="FirstParagraph"/>
+        <w:ind w:firstLine="420"/>
       </w:pPr>
       <m:oMath>
         <m:oMathPr>
@@ -13434,6 +13994,7 @@
     <w:p>
       <w:pPr>
         <w:pStyle w:val="BodyText"/>
+        <w:ind w:firstLine="420"/>
       </w:pPr>
       <w:r>
         <w:rPr>
@@ -13483,8 +14044,9 @@
         <w:pStyle w:val="Compact"/>
         <w:numPr>
           <w:ilvl w:val="0"/>
-          <w:numId w:val="1010"/>
+          <w:numId w:val="1013"/>
         </w:numPr>
+        <w:ind w:firstLine="420"/>
       </w:pPr>
       <w:r>
         <w:rPr>
@@ -13582,8 +14144,9 @@
         <w:pStyle w:val="Compact"/>
         <w:numPr>
           <w:ilvl w:val="0"/>
-          <w:numId w:val="1010"/>
+          <w:numId w:val="1013"/>
         </w:numPr>
+        <w:ind w:firstLine="420"/>
       </w:pPr>
       <w:r>
         <w:rPr>
@@ -13658,7 +14221,7 @@
         </w:rPr>
         <w:drawing>
           <wp:inline>
-            <wp:extent cx="3600000" cy="2426086"/>
+            <wp:extent cx="3600000" cy="2308332"/>
             <wp:effectExtent b="0" l="0" r="0" t="0"/>
             <wp:docPr descr="" title="" id="37" name="Picture"/>
             <a:graphic>
@@ -13679,7 +14242,7 @@
                   <pic:spPr bwMode="auto">
                     <a:xfrm>
                       <a:off x="0" y="0"/>
-                      <a:ext cx="3600000" cy="2426086"/>
+                      <a:ext cx="3600000" cy="2308332"/>
                     </a:xfrm>
                     <a:prstGeom prst="rect">
                       <a:avLst/>
@@ -13701,6 +14264,7 @@
     <w:p>
       <w:pPr>
         <w:pStyle w:val="BodyText"/>
+        <w:ind w:firstLine="420"/>
       </w:pPr>
       <w:r>
         <w:rPr>
@@ -13722,8 +14286,9 @@
         <w:pStyle w:val="Compact"/>
         <w:numPr>
           <w:ilvl w:val="0"/>
-          <w:numId w:val="1011"/>
+          <w:numId w:val="1014"/>
         </w:numPr>
+        <w:ind w:firstLine="420"/>
       </w:pPr>
       <w:r>
         <w:rPr>
@@ -14016,6 +14581,16 @@
         </w:pict>
       </w:r>
     </w:p>
+    <w:p>
+      <w:pPr>
+        <w:spacing w:before="160" w:after="80"/>
+      </w:pPr>
+      <w:r>
+        <w:pict>
+          <v:rect style="width:0;height:1.5pt" o:hralign="center" o:hrstd="t" o:hr="t"/>
+        </w:pict>
+      </w:r>
+    </w:p>
     <w:bookmarkEnd w:id="51"/>
     <w:bookmarkStart w:id="55" w:name="第16题"/>
     <w:p>
@@ -14045,6 +14620,7 @@
     <w:p>
       <w:pPr>
         <w:pStyle w:val="BlockText"/>
+        <w:ind w:firstLine="420"/>
       </w:pPr>
       <w:r>
         <w:rPr>
@@ -14068,6 +14644,7 @@
     <w:p>
       <w:pPr>
         <w:pStyle w:val="FirstParagraph"/>
+        <w:ind w:firstLine="420"/>
       </w:pPr>
       <w:r>
         <w:rPr>
@@ -14183,8 +14760,9 @@
         <w:pStyle w:val="Compact"/>
         <w:numPr>
           <w:ilvl w:val="0"/>
-          <w:numId w:val="1012"/>
+          <w:numId w:val="1015"/>
         </w:numPr>
+        <w:ind w:firstLine="420"/>
       </w:pPr>
       <w:r>
         <w:rPr>
@@ -14488,8 +15066,9 @@
         <w:pStyle w:val="Compact"/>
         <w:numPr>
           <w:ilvl w:val="0"/>
-          <w:numId w:val="1012"/>
+          <w:numId w:val="1015"/>
         </w:numPr>
+        <w:ind w:firstLine="420"/>
       </w:pPr>
       <w:r>
         <w:rPr>
@@ -14737,6 +15316,7 @@
     <w:p>
       <w:pPr>
         <w:pStyle w:val="FirstParagraph"/>
+        <w:ind w:firstLine="420"/>
       </w:pPr>
       <w:r>
         <w:rPr>
@@ -14758,8 +15338,9 @@
         <w:pStyle w:val="Compact"/>
         <w:numPr>
           <w:ilvl w:val="0"/>
-          <w:numId w:val="1013"/>
+          <w:numId w:val="1016"/>
         </w:numPr>
+        <w:ind w:firstLine="420"/>
       </w:pPr>
       <w:r>
         <w:rPr>
@@ -14896,8 +15477,9 @@
         <w:pStyle w:val="Compact"/>
         <w:numPr>
           <w:ilvl w:val="0"/>
-          <w:numId w:val="1014"/>
+          <w:numId w:val="1017"/>
         </w:numPr>
+        <w:ind w:firstLine="420"/>
       </w:pPr>
       <w:r>
         <w:rPr>
@@ -15012,6 +15594,16 @@
           <w:rFonts w:hint="eastAsia" w:ascii="Times New Roman" w:hAnsi="Times New Roman" w:eastAsia="Times New Roman" w:cs="Times New Roman"/>
         </w:rPr>
         <w:t>。</w:t>
+      </w:r>
+    </w:p>
+    <w:p>
+      <w:pPr>
+        <w:spacing w:before="160" w:after="80"/>
+      </w:pPr>
+      <w:r>
+        <w:pict>
+          <v:rect style="width:0;height:1.5pt" o:hralign="center" o:hrstd="t" o:hr="t"/>
+        </w:pict>
       </w:r>
     </w:p>
     <w:p>
@@ -15053,6 +15645,7 @@
     <w:p>
       <w:pPr>
         <w:pStyle w:val="BlockText"/>
+        <w:ind w:firstLine="420"/>
       </w:pPr>
       <w:r>
         <w:rPr>
@@ -15106,6 +15699,7 @@
     <w:p>
       <w:pPr>
         <w:pStyle w:val="FirstParagraph"/>
+        <w:ind w:firstLine="420"/>
       </w:pPr>
       <w:r>
         <w:rPr>
@@ -15119,8 +15713,9 @@
         <w:pStyle w:val="Compact"/>
         <w:numPr>
           <w:ilvl w:val="0"/>
-          <w:numId w:val="1015"/>
+          <w:numId w:val="1018"/>
         </w:numPr>
+        <w:ind w:firstLine="420"/>
       </w:pPr>
       <w:r>
         <w:rPr>
@@ -15140,8 +15735,9 @@
         <w:pStyle w:val="Compact"/>
         <w:numPr>
           <w:ilvl w:val="0"/>
-          <w:numId w:val="1015"/>
+          <w:numId w:val="1018"/>
         </w:numPr>
+        <w:ind w:firstLine="420"/>
       </w:pPr>
       <w:r>
         <w:rPr>
@@ -15185,8 +15781,9 @@
         <w:pStyle w:val="Compact"/>
         <w:numPr>
           <w:ilvl w:val="0"/>
-          <w:numId w:val="1015"/>
+          <w:numId w:val="1018"/>
         </w:numPr>
+        <w:ind w:firstLine="420"/>
       </w:pPr>
       <w:r>
         <w:rPr>
@@ -15296,8 +15893,9 @@
         <w:pStyle w:val="Compact"/>
         <w:numPr>
           <w:ilvl w:val="0"/>
-          <w:numId w:val="1015"/>
+          <w:numId w:val="1018"/>
         </w:numPr>
+        <w:ind w:firstLine="420"/>
       </w:pPr>
       <w:r>
         <w:rPr>
@@ -15419,6 +16017,7 @@
     <w:p>
       <w:pPr>
         <w:pStyle w:val="FirstParagraph"/>
+        <w:ind w:firstLine="420"/>
       </w:pPr>
       <w:r>
         <w:rPr>
@@ -15438,6 +16037,7 @@
     <w:p>
       <w:pPr>
         <w:pStyle w:val="BodyText"/>
+        <w:ind w:firstLine="420"/>
       </w:pPr>
       <w:r>
         <w:rPr>
@@ -15454,6 +16054,16 @@
           <w:bCs/>
         </w:rPr>
         <w:t>：C</w:t>
+      </w:r>
+    </w:p>
+    <w:p>
+      <w:pPr>
+        <w:spacing w:before="160" w:after="80"/>
+      </w:pPr>
+      <w:r>
+        <w:pict>
+          <v:rect style="width:0;height:1.5pt" o:hralign="center" o:hrstd="t" o:hr="t"/>
+        </w:pict>
       </w:r>
     </w:p>
     <w:p>
@@ -15495,6 +16105,7 @@
     <w:p>
       <w:pPr>
         <w:pStyle w:val="BlockText"/>
+        <w:ind w:firstLine="420"/>
       </w:pPr>
       <w:r>
         <w:rPr>
@@ -15548,6 +16159,7 @@
     <w:p>
       <w:pPr>
         <w:pStyle w:val="FirstParagraph"/>
+        <w:ind w:firstLine="420"/>
       </w:pPr>
       <w:r>
         <w:rPr>
@@ -15580,7 +16192,7 @@
         </w:rPr>
         <w:drawing>
           <wp:inline>
-            <wp:extent cx="3600000" cy="737078"/>
+            <wp:extent cx="3600000" cy="690908"/>
             <wp:effectExtent b="0" l="0" r="0" t="0"/>
             <wp:docPr descr="" title="" id="58" name="Picture"/>
             <a:graphic>
@@ -15601,7 +16213,7 @@
                   <pic:spPr bwMode="auto">
                     <a:xfrm>
                       <a:off x="0" y="0"/>
-                      <a:ext cx="3600000" cy="737078"/>
+                      <a:ext cx="3600000" cy="690908"/>
                     </a:xfrm>
                     <a:prstGeom prst="rect">
                       <a:avLst/>
@@ -15623,6 +16235,7 @@
     <w:p>
       <w:pPr>
         <w:pStyle w:val="FirstParagraph"/>
+        <w:ind w:firstLine="420"/>
       </w:pPr>
       <w:r>
         <w:rPr>
@@ -15642,6 +16255,7 @@
     <w:p>
       <w:pPr>
         <w:pStyle w:val="BodyText"/>
+        <w:ind w:firstLine="420"/>
       </w:pPr>
       <w:r>
         <w:rPr>
@@ -15658,6 +16272,16 @@
           <w:bCs/>
         </w:rPr>
         <w:t>：B</w:t>
+      </w:r>
+    </w:p>
+    <w:p>
+      <w:pPr>
+        <w:spacing w:before="160" w:after="80"/>
+      </w:pPr>
+      <w:r>
+        <w:pict>
+          <v:rect style="width:0;height:1.5pt" o:hralign="center" o:hrstd="t" o:hr="t"/>
+        </w:pict>
       </w:r>
     </w:p>
     <w:p>
@@ -15699,6 +16323,7 @@
     <w:p>
       <w:pPr>
         <w:pStyle w:val="BlockText"/>
+        <w:ind w:firstLine="420"/>
       </w:pPr>
       <w:r>
         <w:rPr>
@@ -15752,6 +16377,7 @@
     <w:p>
       <w:pPr>
         <w:pStyle w:val="FirstParagraph"/>
+        <w:ind w:firstLine="420"/>
       </w:pPr>
       <w:r>
         <w:rPr>
@@ -16041,8 +16667,9 @@
         <w:pStyle w:val="Compact"/>
         <w:numPr>
           <w:ilvl w:val="0"/>
-          <w:numId w:val="1016"/>
+          <w:numId w:val="1019"/>
         </w:numPr>
+        <w:ind w:firstLine="420"/>
       </w:pPr>
       <w:r>
         <w:rPr>
@@ -16055,47 +16682,78 @@
           <w:rFonts w:hint="eastAsia" w:ascii="Times New Roman" w:hAnsi="Times New Roman" w:eastAsia="FangSong" w:cs="Times New Roman"/>
         </w:rPr>
         <w:t xml:space="preserve">逐渐增大</w:t>
-      </w:r>
-      <w:r>
-        <w:rPr>
-          <w:rFonts w:ascii="Times New Roman" w:hAnsi="Times New Roman" w:eastAsia="Times New Roman" w:cs="Times New Roman"/>
-        </w:rPr>
-        <w:t xml:space="preserve">　　B. </w:t>
-      </w:r>
-      <w:r>
-        <w:rPr>
-          <w:rFonts w:hint="eastAsia" w:ascii="Times New Roman" w:hAnsi="Times New Roman" w:eastAsia="FangSong" w:cs="Times New Roman"/>
-        </w:rPr>
-        <w:t xml:space="preserve">逐渐减小</w:t>
-      </w:r>
-      <w:r>
-        <w:rPr>
-          <w:rFonts w:ascii="Times New Roman" w:hAnsi="Times New Roman" w:eastAsia="Times New Roman" w:cs="Times New Roman"/>
-        </w:rPr>
-        <w:t xml:space="preserve">　　C. </w:t>
-      </w:r>
-      <w:r>
-        <w:rPr>
-          <w:rFonts w:hint="eastAsia" w:ascii="Times New Roman" w:hAnsi="Times New Roman" w:eastAsia="FangSong" w:cs="Times New Roman"/>
-        </w:rPr>
-        <w:t xml:space="preserve">先增大后减小</w:t>
-      </w:r>
-      <w:r>
-        <w:rPr>
-          <w:rFonts w:ascii="Times New Roman" w:hAnsi="Times New Roman" w:eastAsia="Times New Roman" w:cs="Times New Roman"/>
-        </w:rPr>
-        <w:t xml:space="preserve">　　D. </w:t>
-      </w:r>
-      <w:r>
-        <w:rPr>
-          <w:rFonts w:hint="eastAsia" w:ascii="Times New Roman" w:hAnsi="Times New Roman" w:eastAsia="FangSong" w:cs="Times New Roman"/>
-        </w:rPr>
-        <w:t xml:space="preserve">先减小后增大</w:t>
       </w:r>
     </w:p>
     <w:p>
       <w:pPr>
+        <w:pStyle w:val="Compact"/>
+        <w:numPr>
+          <w:ilvl w:val="0"/>
+          <w:numId w:val="1019"/>
+        </w:numPr>
+        <w:ind w:firstLine="420"/>
+      </w:pPr>
+      <w:r>
+        <w:rPr>
+          <w:rFonts w:ascii="Times New Roman" w:hAnsi="Times New Roman" w:eastAsia="Times New Roman" w:cs="Times New Roman"/>
+        </w:rPr>
+        <w:t xml:space="preserve">B. </w:t>
+      </w:r>
+      <w:r>
+        <w:rPr>
+          <w:rFonts w:hint="eastAsia" w:ascii="Times New Roman" w:hAnsi="Times New Roman" w:eastAsia="FangSong" w:cs="Times New Roman"/>
+        </w:rPr>
+        <w:t xml:space="preserve">逐渐减小</w:t>
+      </w:r>
+    </w:p>
+    <w:p>
+      <w:pPr>
+        <w:pStyle w:val="Compact"/>
+        <w:numPr>
+          <w:ilvl w:val="0"/>
+          <w:numId w:val="1019"/>
+        </w:numPr>
+        <w:ind w:firstLine="420"/>
+      </w:pPr>
+      <w:r>
+        <w:rPr>
+          <w:rFonts w:ascii="Times New Roman" w:hAnsi="Times New Roman" w:eastAsia="Times New Roman" w:cs="Times New Roman"/>
+        </w:rPr>
+        <w:t xml:space="preserve">C. </w:t>
+      </w:r>
+      <w:r>
+        <w:rPr>
+          <w:rFonts w:hint="eastAsia" w:ascii="Times New Roman" w:hAnsi="Times New Roman" w:eastAsia="FangSong" w:cs="Times New Roman"/>
+        </w:rPr>
+        <w:t xml:space="preserve">先增大后减小</w:t>
+      </w:r>
+    </w:p>
+    <w:p>
+      <w:pPr>
+        <w:pStyle w:val="Compact"/>
+        <w:numPr>
+          <w:ilvl w:val="0"/>
+          <w:numId w:val="1019"/>
+        </w:numPr>
+        <w:ind w:firstLine="420"/>
+      </w:pPr>
+      <w:r>
+        <w:rPr>
+          <w:rFonts w:ascii="Times New Roman" w:hAnsi="Times New Roman" w:eastAsia="Times New Roman" w:cs="Times New Roman"/>
+        </w:rPr>
+        <w:t xml:space="preserve">D. </w:t>
+      </w:r>
+      <w:r>
+        <w:rPr>
+          <w:rFonts w:hint="eastAsia" w:ascii="Times New Roman" w:hAnsi="Times New Roman" w:eastAsia="FangSong" w:cs="Times New Roman"/>
+        </w:rPr>
+        <w:t xml:space="preserve">先减小后增大</w:t>
+      </w:r>
+    </w:p>
+    <w:p>
+      <w:pPr>
         <w:pStyle w:val="FirstParagraph"/>
+        <w:ind w:firstLine="420"/>
       </w:pPr>
       <w:r>
         <w:rPr>
@@ -16115,6 +16773,7 @@
     <w:p>
       <w:pPr>
         <w:pStyle w:val="BodyText"/>
+        <w:ind w:firstLine="420"/>
       </w:pPr>
       <w:r>
         <w:rPr>
@@ -16131,6 +16790,16 @@
           <w:bCs/>
         </w:rPr>
         <w:t>：A</w:t>
+      </w:r>
+    </w:p>
+    <w:p>
+      <w:pPr>
+        <w:spacing w:before="160" w:after="80"/>
+      </w:pPr>
+      <w:r>
+        <w:pict>
+          <v:rect style="width:0;height:1.5pt" o:hralign="center" o:hrstd="t" o:hr="t"/>
+        </w:pict>
       </w:r>
     </w:p>
     <w:p>
@@ -16172,6 +16841,7 @@
     <w:p>
       <w:pPr>
         <w:pStyle w:val="BlockText"/>
+        <w:ind w:firstLine="420"/>
       </w:pPr>
       <w:r>
         <w:rPr>
@@ -16225,6 +16895,7 @@
     <w:p>
       <w:pPr>
         <w:pStyle w:val="FirstParagraph"/>
+        <w:ind w:firstLine="420"/>
       </w:pPr>
       <w:r>
         <w:rPr>
@@ -16543,8 +17214,9 @@
         <w:pStyle w:val="Compact"/>
         <w:numPr>
           <w:ilvl w:val="0"/>
-          <w:numId w:val="1017"/>
+          <w:numId w:val="1020"/>
         </w:numPr>
+        <w:ind w:firstLine="420"/>
       </w:pPr>
       <w:r>
         <w:rPr>
@@ -16636,8 +17308,9 @@
         <w:pStyle w:val="Compact"/>
         <w:numPr>
           <w:ilvl w:val="0"/>
-          <w:numId w:val="1017"/>
+          <w:numId w:val="1020"/>
         </w:numPr>
+        <w:ind w:firstLine="420"/>
       </w:pPr>
       <w:r>
         <w:rPr>
@@ -16706,8 +17379,9 @@
         <w:pStyle w:val="Compact"/>
         <w:numPr>
           <w:ilvl w:val="0"/>
-          <w:numId w:val="1017"/>
+          <w:numId w:val="1020"/>
         </w:numPr>
+        <w:ind w:firstLine="420"/>
       </w:pPr>
       <w:r>
         <w:rPr>
@@ -16791,8 +17465,9 @@
         <w:pStyle w:val="Compact"/>
         <w:numPr>
           <w:ilvl w:val="0"/>
-          <w:numId w:val="1017"/>
+          <w:numId w:val="1020"/>
         </w:numPr>
+        <w:ind w:firstLine="420"/>
       </w:pPr>
       <w:r>
         <w:rPr>
@@ -16822,6 +17497,7 @@
     <w:p>
       <w:pPr>
         <w:pStyle w:val="FirstParagraph"/>
+        <w:ind w:firstLine="420"/>
       </w:pPr>
       <w:r>
         <w:rPr>
@@ -16841,6 +17517,7 @@
     <w:p>
       <w:pPr>
         <w:pStyle w:val="BodyText"/>
+        <w:ind w:firstLine="420"/>
       </w:pPr>
       <w:r>
         <w:rPr>
@@ -16857,6 +17534,16 @@
           <w:bCs/>
         </w:rPr>
         <w:t>：D</w:t>
+      </w:r>
+    </w:p>
+    <w:p>
+      <w:pPr>
+        <w:spacing w:before="160" w:after="80"/>
+      </w:pPr>
+      <w:r>
+        <w:pict>
+          <v:rect style="width:0;height:1.5pt" o:hralign="center" o:hrstd="t" o:hr="t"/>
+        </w:pict>
       </w:r>
     </w:p>
     <w:p>
@@ -16898,6 +17585,7 @@
     <w:p>
       <w:pPr>
         <w:pStyle w:val="BlockText"/>
+        <w:ind w:firstLine="420"/>
       </w:pPr>
       <w:r>
         <w:rPr>
@@ -16945,6 +17633,7 @@
     <w:p>
       <w:pPr>
         <w:pStyle w:val="FirstParagraph"/>
+        <w:ind w:firstLine="420"/>
       </w:pPr>
       <w:r>
         <w:rPr>
@@ -17087,6 +17776,7 @@
     <w:p>
       <w:pPr>
         <w:pStyle w:val="BodyText"/>
+        <w:ind w:firstLine="420"/>
       </w:pPr>
       <w:r>
         <w:rPr>
@@ -17282,6 +17972,7 @@
     <w:p>
       <w:pPr>
         <w:pStyle w:val="BodyText"/>
+        <w:ind w:firstLine="420"/>
       </w:pPr>
       <w:r>
         <w:rPr>
@@ -17472,6 +18163,7 @@
     <w:p>
       <w:pPr>
         <w:pStyle w:val="BodyText"/>
+        <w:ind w:firstLine="420"/>
       </w:pPr>
       <w:r>
         <w:rPr>
@@ -17648,6 +18340,49 @@
     <w:p>
       <w:pPr>
         <w:pStyle w:val="BodyText"/>
+        <w:ind w:firstLine="420"/>
+      </w:pPr>
+      <w:r>
+        <w:rPr>
+          <w:rFonts w:hint="eastAsia" w:ascii="Times New Roman" w:hAnsi="Times New Roman" w:eastAsia="FangSong" w:cs="Times New Roman"/>
+        </w:rPr>
+        <w:t>写出上述各反应的化学方程式</w:t>
+      </w:r>
+      <w:r>
+        <w:rPr>
+          <w:rFonts w:hint="eastAsia" w:ascii="Times New Roman" w:hAnsi="Times New Roman" w:eastAsia="Times New Roman" w:cs="Times New Roman"/>
+        </w:rPr>
+        <w:t>（</w:t>
+      </w:r>
+      <w:r>
+        <w:rPr>
+          <w:rFonts w:hint="eastAsia" w:ascii="Times New Roman" w:hAnsi="Times New Roman" w:eastAsia="FangSong" w:cs="Times New Roman"/>
+        </w:rPr>
+        <w:t>若为溶液中的离子反应</w:t>
+      </w:r>
+      <w:r>
+        <w:rPr>
+          <w:rFonts w:hint="eastAsia" w:ascii="Times New Roman" w:hAnsi="Times New Roman" w:eastAsia="Times New Roman" w:cs="Times New Roman"/>
+        </w:rPr>
+        <w:t>，</w:t>
+      </w:r>
+      <w:r>
+        <w:rPr>
+          <w:rFonts w:hint="eastAsia" w:ascii="Times New Roman" w:hAnsi="Times New Roman" w:eastAsia="FangSong" w:cs="Times New Roman"/>
+        </w:rPr>
+        <w:t>同时写出离子方程式</w:t>
+      </w:r>
+      <w:r>
+        <w:rPr>
+          <w:rFonts w:hint="eastAsia" w:ascii="Times New Roman" w:hAnsi="Times New Roman" w:eastAsia="Times New Roman" w:cs="Times New Roman"/>
+        </w:rPr>
+        <w:t>）。</w:t>
+      </w:r>
+    </w:p>
+    <w:p>
+      <w:pPr>
+        <w:pStyle w:val="BlockText"/>
+        <w:ind w:firstLine="420"/>
       </w:pPr>
       <w:r>
         <w:rPr>
@@ -17655,18 +18390,87 @@
           <w:b/>
           <w:bCs/>
         </w:rPr>
-        <w:t xml:space="preserve">参考答案</w:t>
-      </w:r>
-      <w:r>
-        <w:rPr>
-          <w:rFonts w:hint="eastAsia" w:ascii="Times New Roman" w:hAnsi="Times New Roman" w:eastAsia="Times New Roman" w:cs="Times New Roman"/>
-        </w:rPr>
-        <w:t xml:space="preserve">：</w:t>
+        <w:t xml:space="preserve">校勘注</w:t>
+      </w:r>
+      <w:r>
+        <w:rPr>
+          <w:rFonts w:hint="eastAsia" w:ascii="Times New Roman" w:hAnsi="Times New Roman" w:eastAsia="Times New Roman" w:cs="Times New Roman"/>
+        </w:rPr>
+        <w:t>：</w:t>
+      </w:r>
+      <w:r>
+        <w:rPr>
+          <w:rFonts w:hint="eastAsia" w:ascii="Times New Roman" w:hAnsi="Times New Roman" w:eastAsia="FangSong" w:cs="Times New Roman"/>
+        </w:rPr>
+        <w:t>原书设问行在源卡转录时缺失</w:t>
+      </w:r>
+      <w:r>
+        <w:rPr>
+          <w:rFonts w:hint="eastAsia" w:ascii="Times New Roman" w:hAnsi="Times New Roman" w:eastAsia="Times New Roman" w:cs="Times New Roman"/>
+        </w:rPr>
+        <w:t>，</w:t>
+      </w:r>
+      <w:r>
+        <w:rPr>
+          <w:rFonts w:hint="eastAsia" w:ascii="Times New Roman" w:hAnsi="Times New Roman" w:eastAsia="FangSong" w:cs="Times New Roman"/>
+        </w:rPr>
+        <w:t>此处按答案结构</w:t>
+      </w:r>
+      <w:r>
+        <w:rPr>
+          <w:rFonts w:hint="eastAsia" w:ascii="Times New Roman" w:hAnsi="Times New Roman" w:eastAsia="Times New Roman" w:cs="Times New Roman"/>
+        </w:rPr>
+        <w:t>（</w:t>
+      </w:r>
+      <w:r>
+        <w:rPr>
+          <w:rFonts w:hint="eastAsia" w:ascii="Times New Roman" w:hAnsi="Times New Roman" w:eastAsia="FangSong" w:cs="Times New Roman"/>
+        </w:rPr>
+        <w:t>四个小问均要求写方程式</w:t>
+      </w:r>
+      <w:r>
+        <w:rPr>
+          <w:rFonts w:hint="eastAsia" w:ascii="Times New Roman" w:hAnsi="Times New Roman" w:eastAsia="Times New Roman" w:cs="Times New Roman"/>
+        </w:rPr>
+        <w:t>）</w:t>
+      </w:r>
+      <w:r>
+        <w:rPr>
+          <w:rFonts w:hint="eastAsia" w:ascii="Times New Roman" w:hAnsi="Times New Roman" w:eastAsia="FangSong" w:cs="Times New Roman"/>
+        </w:rPr>
+        <w:t>复原</w:t>
+      </w:r>
+      <w:r>
+        <w:rPr>
+          <w:rFonts w:hint="eastAsia" w:ascii="Times New Roman" w:hAnsi="Times New Roman" w:eastAsia="Times New Roman" w:cs="Times New Roman"/>
+        </w:rPr>
+        <w:t>。</w:t>
       </w:r>
     </w:p>
     <w:p>
       <w:pPr>
+        <w:pStyle w:val="FirstParagraph"/>
+        <w:ind w:firstLine="420"/>
+      </w:pPr>
+      <w:r>
+        <w:rPr>
+          <w:rFonts w:hint="eastAsia" w:ascii="Times New Roman" w:hAnsi="Times New Roman" w:eastAsia="FangSong" w:cs="Times New Roman"/>
+          <w:b/>
+          <w:bCs/>
+        </w:rPr>
+        <w:t xml:space="preserve">参考答案</w:t>
+      </w:r>
+      <w:r>
+        <w:rPr>
+          <w:rFonts w:hint="eastAsia" w:ascii="Times New Roman" w:hAnsi="Times New Roman" w:eastAsia="Times New Roman" w:cs="Times New Roman"/>
+        </w:rPr>
+        <w:t xml:space="preserve">：</w:t>
+      </w:r>
+    </w:p>
+    <w:p>
+      <w:pPr>
         <w:pStyle w:val="BodyText"/>
+        <w:ind w:firstLine="420"/>
       </w:pPr>
       <w:r>
         <w:rPr>
@@ -18031,6 +18835,7 @@
     <w:p>
       <w:pPr>
         <w:pStyle w:val="FirstParagraph"/>
+        <w:ind w:firstLine="420"/>
       </w:pPr>
       <w:r>
         <w:rPr>
@@ -18310,6 +19115,7 @@
     <w:p>
       <w:pPr>
         <w:pStyle w:val="FirstParagraph"/>
+        <w:ind w:firstLine="420"/>
       </w:pPr>
       <w:r>
         <w:rPr>
@@ -18449,6 +19255,7 @@
     <w:p>
       <w:pPr>
         <w:pStyle w:val="BodyText"/>
+        <w:ind w:firstLine="420"/>
       </w:pPr>
       <w:r>
         <w:rPr>
@@ -18697,6 +19504,7 @@
     <w:p>
       <w:pPr>
         <w:pStyle w:val="BodyText"/>
+        <w:ind w:firstLine="420"/>
       </w:pPr>
       <w:r>
         <w:rPr>
@@ -18872,6 +19680,7 @@
     <w:p>
       <w:pPr>
         <w:pStyle w:val="BodyText"/>
+        <w:ind w:firstLine="420"/>
       </w:pPr>
       <w:r>
         <w:rPr>
@@ -18901,6 +19710,7 @@
     <w:p>
       <w:pPr>
         <w:pStyle w:val="BodyText"/>
+        <w:ind w:firstLine="420"/>
       </w:pPr>
       <w:r>
         <w:rPr>
@@ -19301,6 +20111,7 @@
     <w:p>
       <w:pPr>
         <w:pStyle w:val="FirstParagraph"/>
+        <w:ind w:firstLine="420"/>
       </w:pPr>
       <w:r>
         <w:rPr>
@@ -19465,6 +20276,7 @@
     <w:p>
       <w:pPr>
         <w:pStyle w:val="FirstParagraph"/>
+        <w:ind w:firstLine="420"/>
       </w:pPr>
       <w:r>
         <w:rPr>
@@ -19643,6 +20455,7 @@
     <w:p>
       <w:pPr>
         <w:pStyle w:val="FirstParagraph"/>
+        <w:ind w:firstLine="420"/>
       </w:pPr>
       <w:r>
         <w:rPr>
@@ -19903,6 +20716,7 @@
     <w:p>
       <w:pPr>
         <w:pStyle w:val="FirstParagraph"/>
+        <w:ind w:firstLine="420"/>
       </w:pPr>
       <w:r>
         <w:rPr>
@@ -19920,6 +20734,7 @@
     <w:p>
       <w:pPr>
         <w:pStyle w:val="BodyText"/>
+        <w:ind w:firstLine="420"/>
       </w:pPr>
       <w:r>
         <w:rPr>
@@ -20364,6 +21179,7 @@
     <w:p>
       <w:pPr>
         <w:pStyle w:val="FirstParagraph"/>
+        <w:ind w:firstLine="420"/>
       </w:pPr>
       <w:r>
         <w:rPr>
@@ -20687,6 +21503,7 @@
     <w:p>
       <w:pPr>
         <w:pStyle w:val="BodyText"/>
+        <w:ind w:firstLine="420"/>
       </w:pPr>
       <w:r>
         <w:rPr>
@@ -20706,8 +21523,9 @@
         <w:pStyle w:val="Compact"/>
         <w:numPr>
           <w:ilvl w:val="0"/>
-          <w:numId w:val="1018"/>
+          <w:numId w:val="1021"/>
         </w:numPr>
+        <w:ind w:firstLine="420"/>
       </w:pPr>
       <w:r>
         <w:rPr>
@@ -20953,8 +21771,9 @@
         <w:pStyle w:val="Compact"/>
         <w:numPr>
           <w:ilvl w:val="0"/>
-          <w:numId w:val="1018"/>
+          <w:numId w:val="1021"/>
         </w:numPr>
+        <w:ind w:firstLine="420"/>
       </w:pPr>
       <w:r>
         <w:rPr>
@@ -21043,8 +21862,9 @@
         <w:pStyle w:val="Compact"/>
         <w:numPr>
           <w:ilvl w:val="0"/>
-          <w:numId w:val="1018"/>
+          <w:numId w:val="1021"/>
         </w:numPr>
+        <w:ind w:firstLine="420"/>
       </w:pPr>
       <w:r>
         <w:rPr>
@@ -21382,6 +22202,7 @@
     <w:p>
       <w:pPr>
         <w:pStyle w:val="FirstParagraph"/>
+        <w:ind w:firstLine="420"/>
       </w:pPr>
       <w:r>
         <w:rPr>
@@ -21459,6 +22280,7 @@
     <w:p>
       <w:pPr>
         <w:pStyle w:val="BodyText"/>
+        <w:ind w:firstLine="420"/>
       </w:pPr>
       <w:r>
         <w:rPr>
@@ -21548,6 +22370,7 @@
     <w:p>
       <w:pPr>
         <w:pStyle w:val="BodyText"/>
+        <w:ind w:firstLine="420"/>
       </w:pPr>
       <m:oMath>
         <m:sSup>
@@ -21662,6 +22485,7 @@
     <w:p>
       <w:pPr>
         <w:pStyle w:val="BodyText"/>
+        <w:ind w:firstLine="420"/>
       </w:pPr>
       <w:r>
         <w:rPr>
@@ -21681,7 +22505,7 @@
         <w:pStyle w:val="Compact"/>
         <w:numPr>
           <w:ilvl w:val="0"/>
-          <w:numId w:val="1019"/>
+          <w:numId w:val="1022"/>
         </w:numPr>
       </w:pPr>
       <m:oMath>
@@ -21814,7 +22638,7 @@
         <w:pStyle w:val="Compact"/>
         <w:numPr>
           <w:ilvl w:val="0"/>
-          <w:numId w:val="1019"/>
+          <w:numId w:val="1022"/>
         </w:numPr>
       </w:pPr>
       <m:oMath>
@@ -21937,6 +22761,16 @@
         </w:pict>
       </w:r>
     </w:p>
+    <w:p>
+      <w:pPr>
+        <w:spacing w:before="160" w:after="80"/>
+      </w:pPr>
+      <w:r>
+        <w:pict>
+          <v:rect style="width:0;height:1.5pt" o:hralign="center" o:hrstd="t" o:hr="t"/>
+        </w:pict>
+      </w:r>
+    </w:p>
     <w:bookmarkEnd w:id="66"/>
     <w:bookmarkStart w:id="67" w:name="第22题"/>
     <w:p>
@@ -21966,6 +22800,7 @@
     <w:p>
       <w:pPr>
         <w:pStyle w:val="BlockText"/>
+        <w:ind w:firstLine="420"/>
       </w:pPr>
       <w:r>
         <w:rPr>
@@ -21989,6 +22824,7 @@
     <w:p>
       <w:pPr>
         <w:pStyle w:val="FirstParagraph"/>
+        <w:ind w:firstLine="420"/>
       </w:pPr>
       <m:oMath>
         <m:sSub>
@@ -22133,6 +22969,7 @@
     <w:p>
       <w:pPr>
         <w:pStyle w:val="BodyText"/>
+        <w:ind w:firstLine="420"/>
       </w:pPr>
       <w:r>
         <w:rPr>
@@ -22390,6 +23227,16 @@
         </w:pict>
       </w:r>
     </w:p>
+    <w:p>
+      <w:pPr>
+        <w:spacing w:before="160" w:after="80"/>
+      </w:pPr>
+      <w:r>
+        <w:pict>
+          <v:rect style="width:0;height:1.5pt" o:hralign="center" o:hrstd="t" o:hr="t"/>
+        </w:pict>
+      </w:r>
+    </w:p>
     <w:bookmarkEnd w:id="67"/>
     <w:bookmarkStart w:id="71" w:name="第23题"/>
     <w:p>
@@ -22419,6 +23266,7 @@
     <w:p>
       <w:pPr>
         <w:pStyle w:val="BlockText"/>
+        <w:ind w:firstLine="420"/>
       </w:pPr>
       <w:r>
         <w:rPr>
@@ -22443,6 +23291,7 @@
       <w:pPr>
         <w:pStyle w:val="FirstParagraph"/>
         <w:spacing w:after="80"/>
+        <w:ind w:firstLine="420"/>
       </w:pPr>
       <w:r>
         <w:rPr>
@@ -22534,6 +23383,15 @@
         <w:tblStyle w:val="Table"/>
         <w:tblW w:type="auto" w:w="0"/>
         <w:tblLook w:firstRow="1" w:lastRow="0" w:firstColumn="0" w:lastColumn="0" w:noHBand="0" w:noVBand="0" w:val="0020"/>
+        <w:jc w:val="center"/>
+        <w:tblBorders>
+          <w:top w:val="single" w:sz="12" w:space="0" w:color="333333"/>
+          <w:bottom w:val="single" w:sz="12" w:space="0" w:color="333333"/>
+          <w:left w:val="none"/>
+          <w:right w:val="none"/>
+          <w:insideH w:val="none"/>
+          <w:insideV w:val="none"/>
+        </w:tblBorders>
       </w:tblPr>
       <w:tblGrid>
         <w:gridCol w:w="1320"/>
@@ -22548,7 +23406,11 @@
           <w:tblHeader w:val="on"/>
         </w:trPr>
         <w:tc>
-          <w:tcPr/>
+          <w:tcPr>
+            <w:tcBorders>
+              <w:bottom w:val="single" w:sz="6" w:space="0" w:color="333333"/>
+            </w:tcBorders>
+          </w:tcPr>
           <w:p>
             <w:pPr>
               <w:pStyle w:val="Compact"/>
@@ -22594,7 +23456,11 @@
           </w:p>
         </w:tc>
         <w:tc>
-          <w:tcPr/>
+          <w:tcPr>
+            <w:tcBorders>
+              <w:bottom w:val="single" w:sz="6" w:space="0" w:color="333333"/>
+            </w:tcBorders>
+          </w:tcPr>
           <w:p>
             <w:pPr>
               <w:pStyle w:val="Compact"/>
@@ -22610,7 +23476,11 @@
           </w:p>
         </w:tc>
         <w:tc>
-          <w:tcPr/>
+          <w:tcPr>
+            <w:tcBorders>
+              <w:bottom w:val="single" w:sz="6" w:space="0" w:color="333333"/>
+            </w:tcBorders>
+          </w:tcPr>
           <w:p>
             <w:pPr>
               <w:pStyle w:val="Compact"/>
@@ -22626,7 +23496,11 @@
           </w:p>
         </w:tc>
         <w:tc>
-          <w:tcPr/>
+          <w:tcPr>
+            <w:tcBorders>
+              <w:bottom w:val="single" w:sz="6" w:space="0" w:color="333333"/>
+            </w:tcBorders>
+          </w:tcPr>
           <w:p>
             <w:pPr>
               <w:pStyle w:val="Compact"/>
@@ -22642,7 +23516,11 @@
           </w:p>
         </w:tc>
         <w:tc>
-          <w:tcPr/>
+          <w:tcPr>
+            <w:tcBorders>
+              <w:bottom w:val="single" w:sz="6" w:space="0" w:color="333333"/>
+            </w:tcBorders>
+          </w:tcPr>
           <w:p>
             <w:pPr>
               <w:pStyle w:val="Compact"/>
@@ -22658,7 +23536,11 @@
           </w:p>
         </w:tc>
         <w:tc>
-          <w:tcPr/>
+          <w:tcPr>
+            <w:tcBorders>
+              <w:bottom w:val="single" w:sz="6" w:space="0" w:color="333333"/>
+            </w:tcBorders>
+          </w:tcPr>
           <w:p>
             <w:pPr>
               <w:pStyle w:val="Compact"/>
@@ -22933,6 +23815,7 @@
       <w:pPr>
         <w:pStyle w:val="BodyText"/>
         <w:spacing w:before="120"/>
+        <w:ind w:firstLine="420"/>
       </w:pPr>
       <w:r>
         <w:rPr>
@@ -22952,6 +23835,7 @@
     <w:p>
       <w:pPr>
         <w:pStyle w:val="BodyText"/>
+        <w:ind w:firstLine="420"/>
       </w:pPr>
       <w:r>
         <w:rPr>
@@ -23060,6 +23944,7 @@
     <w:p>
       <w:pPr>
         <w:pStyle w:val="BodyText"/>
+        <w:ind w:firstLine="420"/>
       </w:pPr>
       <w:r>
         <w:rPr>
@@ -23077,6 +23962,7 @@
     <w:p>
       <w:pPr>
         <w:pStyle w:val="BodyText"/>
+        <w:ind w:firstLine="420"/>
       </w:pPr>
       <w:r>
         <w:rPr>
@@ -23248,6 +24134,7 @@
       <w:pPr>
         <w:pStyle w:val="FirstParagraph"/>
         <w:spacing w:after="80"/>
+        <w:ind w:firstLine="420"/>
       </w:pPr>
       <w:r>
         <w:rPr>
@@ -23396,6 +24283,15 @@
         <w:tblW w:type="pct" w:w="5000"/>
         <w:tblLayout w:type="fixed"/>
         <w:tblLook w:firstRow="1" w:lastRow="0" w:firstColumn="0" w:lastColumn="0" w:noHBand="0" w:noVBand="0" w:val="0020"/>
+        <w:jc w:val="center"/>
+        <w:tblBorders>
+          <w:top w:val="single" w:sz="12" w:space="0" w:color="333333"/>
+          <w:bottom w:val="single" w:sz="12" w:space="0" w:color="333333"/>
+          <w:left w:val="none"/>
+          <w:right w:val="none"/>
+          <w:insideH w:val="none"/>
+          <w:insideV w:val="none"/>
+        </w:tblBorders>
       </w:tblPr>
       <w:tblGrid>
         <w:gridCol w:w="1320"/>
@@ -23410,7 +24306,11 @@
           <w:tblHeader w:val="on"/>
         </w:trPr>
         <w:tc>
-          <w:tcPr/>
+          <w:tcPr>
+            <w:tcBorders>
+              <w:bottom w:val="single" w:sz="6" w:space="0" w:color="333333"/>
+            </w:tcBorders>
+          </w:tcPr>
           <w:p>
             <w:pPr>
               <w:pStyle w:val="Compact"/>
@@ -23464,7 +24364,11 @@
           </w:p>
         </w:tc>
         <w:tc>
-          <w:tcPr/>
+          <w:tcPr>
+            <w:tcBorders>
+              <w:bottom w:val="single" w:sz="6" w:space="0" w:color="333333"/>
+            </w:tcBorders>
+          </w:tcPr>
           <w:p>
             <w:pPr>
               <w:pStyle w:val="Compact"/>
@@ -23480,7 +24384,11 @@
           </w:p>
         </w:tc>
         <w:tc>
-          <w:tcPr/>
+          <w:tcPr>
+            <w:tcBorders>
+              <w:bottom w:val="single" w:sz="6" w:space="0" w:color="333333"/>
+            </w:tcBorders>
+          </w:tcPr>
           <w:p>
             <w:pPr>
               <w:pStyle w:val="Compact"/>
@@ -23496,7 +24404,11 @@
           </w:p>
         </w:tc>
         <w:tc>
-          <w:tcPr/>
+          <w:tcPr>
+            <w:tcBorders>
+              <w:bottom w:val="single" w:sz="6" w:space="0" w:color="333333"/>
+            </w:tcBorders>
+          </w:tcPr>
           <w:p>
             <w:pPr>
               <w:pStyle w:val="Compact"/>
@@ -23512,7 +24424,11 @@
           </w:p>
         </w:tc>
         <w:tc>
-          <w:tcPr/>
+          <w:tcPr>
+            <w:tcBorders>
+              <w:bottom w:val="single" w:sz="6" w:space="0" w:color="333333"/>
+            </w:tcBorders>
+          </w:tcPr>
           <w:p>
             <w:pPr>
               <w:pStyle w:val="Compact"/>
@@ -23528,7 +24444,11 @@
           </w:p>
         </w:tc>
         <w:tc>
-          <w:tcPr/>
+          <w:tcPr>
+            <w:tcBorders>
+              <w:bottom w:val="single" w:sz="6" w:space="0" w:color="333333"/>
+            </w:tcBorders>
+          </w:tcPr>
           <w:p>
             <w:pPr>
               <w:pStyle w:val="Compact"/>
@@ -24113,6 +25033,7 @@
     <w:p>
       <w:pPr>
         <w:pStyle w:val="BodyText"/>
+        <w:ind w:firstLine="420"/>
       </w:pPr>
       <w:r>
         <w:rPr>
@@ -24136,6 +25057,7 @@
     <w:p>
       <w:pPr>
         <w:pStyle w:val="BodyText"/>
+        <w:ind w:firstLine="420"/>
       </w:pPr>
       <w:r>
         <w:rPr>
@@ -24633,6 +25555,7 @@
       <w:pPr>
         <w:pStyle w:val="BodyText"/>
         <w:spacing w:after="80"/>
+        <w:ind w:firstLine="420"/>
       </w:pPr>
       <w:r>
         <w:rPr>
@@ -24653,6 +25576,15 @@
         <w:tblW w:type="pct" w:w="5000"/>
         <w:tblLayout w:type="fixed"/>
         <w:tblLook w:firstRow="1" w:lastRow="0" w:firstColumn="0" w:lastColumn="0" w:noHBand="0" w:noVBand="0" w:val="0020"/>
+        <w:jc w:val="center"/>
+        <w:tblBorders>
+          <w:top w:val="single" w:sz="12" w:space="0" w:color="333333"/>
+          <w:bottom w:val="single" w:sz="12" w:space="0" w:color="333333"/>
+          <w:left w:val="none"/>
+          <w:right w:val="none"/>
+          <w:insideH w:val="none"/>
+          <w:insideV w:val="none"/>
+        </w:tblBorders>
       </w:tblPr>
       <w:tblGrid>
         <w:gridCol w:w="1320"/>
@@ -24667,7 +25599,11 @@
           <w:tblHeader w:val="on"/>
         </w:trPr>
         <w:tc>
-          <w:tcPr/>
+          <w:tcPr>
+            <w:tcBorders>
+              <w:bottom w:val="single" w:sz="6" w:space="0" w:color="333333"/>
+            </w:tcBorders>
+          </w:tcPr>
           <w:p>
             <w:pPr>
               <w:pStyle w:val="Compact"/>
@@ -24748,7 +25684,11 @@
           </w:p>
         </w:tc>
         <w:tc>
-          <w:tcPr/>
+          <w:tcPr>
+            <w:tcBorders>
+              <w:bottom w:val="single" w:sz="6" w:space="0" w:color="333333"/>
+            </w:tcBorders>
+          </w:tcPr>
           <w:p>
             <w:pPr>
               <w:pStyle w:val="Compact"/>
@@ -24764,7 +25704,11 @@
           </w:p>
         </w:tc>
         <w:tc>
-          <w:tcPr/>
+          <w:tcPr>
+            <w:tcBorders>
+              <w:bottom w:val="single" w:sz="6" w:space="0" w:color="333333"/>
+            </w:tcBorders>
+          </w:tcPr>
           <w:p>
             <w:pPr>
               <w:pStyle w:val="Compact"/>
@@ -24780,7 +25724,11 @@
           </w:p>
         </w:tc>
         <w:tc>
-          <w:tcPr/>
+          <w:tcPr>
+            <w:tcBorders>
+              <w:bottom w:val="single" w:sz="6" w:space="0" w:color="333333"/>
+            </w:tcBorders>
+          </w:tcPr>
           <w:p>
             <w:pPr>
               <w:pStyle w:val="Compact"/>
@@ -24796,7 +25744,11 @@
           </w:p>
         </w:tc>
         <w:tc>
-          <w:tcPr/>
+          <w:tcPr>
+            <w:tcBorders>
+              <w:bottom w:val="single" w:sz="6" w:space="0" w:color="333333"/>
+            </w:tcBorders>
+          </w:tcPr>
           <w:p>
             <w:pPr>
               <w:pStyle w:val="Compact"/>
@@ -24812,7 +25764,11 @@
           </w:p>
         </w:tc>
         <w:tc>
-          <w:tcPr/>
+          <w:tcPr>
+            <w:tcBorders>
+              <w:bottom w:val="single" w:sz="6" w:space="0" w:color="333333"/>
+            </w:tcBorders>
+          </w:tcPr>
           <w:p>
             <w:pPr>
               <w:pStyle w:val="Compact"/>
@@ -24963,6 +25919,7 @@
       <w:pPr>
         <w:pStyle w:val="BodyText"/>
         <w:spacing w:before="120"/>
+        <w:ind w:firstLine="420"/>
       </w:pPr>
       <w:r>
         <w:rPr>
@@ -25106,6 +26063,7 @@
     <w:p>
       <w:pPr>
         <w:pStyle w:val="BodyText"/>
+        <w:ind w:firstLine="420"/>
       </w:pPr>
       <w:r>
         <w:rPr>
@@ -25253,6 +26211,7 @@
     <w:p>
       <w:pPr>
         <w:pStyle w:val="BodyText"/>
+        <w:ind w:firstLine="420"/>
       </w:pPr>
       <m:oMath>
         <m:r>
@@ -25391,6 +26350,16 @@
         </w:pict>
       </w:r>
     </w:p>
+    <w:p>
+      <w:pPr>
+        <w:spacing w:before="160" w:after="80"/>
+      </w:pPr>
+      <w:r>
+        <w:pict>
+          <v:rect style="width:0;height:1.5pt" o:hralign="center" o:hrstd="t" o:hr="t"/>
+        </w:pict>
+      </w:r>
+    </w:p>
     <w:bookmarkEnd w:id="71"/>
     <w:bookmarkStart w:id="78" w:name="第24题"/>
     <w:p>
@@ -25420,6 +26389,7 @@
     <w:p>
       <w:pPr>
         <w:pStyle w:val="BlockText"/>
+        <w:ind w:firstLine="420"/>
       </w:pPr>
       <w:r>
         <w:rPr>
@@ -25443,6 +26413,7 @@
     <w:p>
       <w:pPr>
         <w:pStyle w:val="FirstParagraph"/>
+        <w:ind w:firstLine="420"/>
       </w:pPr>
       <w:r>
         <w:rPr>
@@ -25508,6 +26479,7 @@
     <w:p>
       <w:pPr>
         <w:pStyle w:val="BodyText"/>
+        <w:ind w:firstLine="420"/>
       </w:pPr>
       <w:r>
         <w:rPr>
@@ -25689,6 +26661,7 @@
     <w:p>
       <w:pPr>
         <w:pStyle w:val="BodyText"/>
+        <w:ind w:firstLine="420"/>
       </w:pPr>
       <w:r>
         <w:rPr>
@@ -25914,6 +26887,7 @@
     <w:p>
       <w:pPr>
         <w:pStyle w:val="BodyText"/>
+        <w:ind w:firstLine="420"/>
       </w:pPr>
       <w:r>
         <w:rPr>
@@ -26055,6 +27029,7 @@
     <w:p>
       <w:pPr>
         <w:pStyle w:val="BodyText"/>
+        <w:ind w:firstLine="420"/>
       </w:pPr>
       <w:r>
         <w:rPr>
@@ -26078,6 +27053,7 @@
     <w:p>
       <w:pPr>
         <w:pStyle w:val="BodyText"/>
+        <w:ind w:firstLine="420"/>
       </w:pPr>
       <w:r>
         <w:rPr>
@@ -26094,14 +27070,12 @@
     </w:p>
     <w:p>
       <w:pPr>
-        <w:pStyle w:val="BodyText"/>
-      </w:pPr>
-      <w:r>
-        <w:rPr>
-          <w:rFonts w:ascii="Times New Roman" w:hAnsi="Times New Roman" w:eastAsia="Times New Roman" w:cs="Times New Roman"/>
-        </w:rPr>
-        <w:t xml:space="preserve">10-1 </w:t>
-      </w:r>
+        <w:numPr>
+          <w:ilvl w:val="0"/>
+          <w:numId w:val="1023"/>
+        </w:numPr>
+        <w:ind w:firstLine="420"/>
+      </w:pPr>
       <w:r>
         <w:rPr>
           <w:rFonts w:hint="eastAsia" w:ascii="Times New Roman" w:hAnsi="Times New Roman" w:eastAsia="FangSong" w:cs="Times New Roman"/>
@@ -26153,14 +27127,12 @@
     </w:p>
     <w:p>
       <w:pPr>
-        <w:pStyle w:val="BodyText"/>
-      </w:pPr>
-      <w:r>
-        <w:rPr>
-          <w:rFonts w:ascii="Times New Roman" w:hAnsi="Times New Roman" w:eastAsia="Times New Roman" w:cs="Times New Roman"/>
-        </w:rPr>
-        <w:t xml:space="preserve">10-2 </w:t>
-      </w:r>
+        <w:numPr>
+          <w:ilvl w:val="0"/>
+          <w:numId w:val="1023"/>
+        </w:numPr>
+        <w:ind w:firstLine="420"/>
+      </w:pPr>
       <w:r>
         <w:rPr>
           <w:rFonts w:hint="eastAsia" w:ascii="Times New Roman" w:hAnsi="Times New Roman" w:eastAsia="FangSong" w:cs="Times New Roman"/>
@@ -26270,14 +27242,12 @@
     </w:p>
     <w:p>
       <w:pPr>
-        <w:pStyle w:val="BodyText"/>
-      </w:pPr>
-      <w:r>
-        <w:rPr>
-          <w:rFonts w:ascii="Times New Roman" w:hAnsi="Times New Roman" w:eastAsia="Times New Roman" w:cs="Times New Roman"/>
-        </w:rPr>
-        <w:t xml:space="preserve">10-3 </w:t>
-      </w:r>
+        <w:numPr>
+          <w:ilvl w:val="0"/>
+          <w:numId w:val="1023"/>
+        </w:numPr>
+        <w:ind w:firstLine="420"/>
+      </w:pPr>
       <w:r>
         <w:rPr>
           <w:rFonts w:hint="eastAsia" w:ascii="Times New Roman" w:hAnsi="Times New Roman" w:eastAsia="FangSong" w:cs="Times New Roman"/>
@@ -26293,14 +27263,12 @@
     </w:p>
     <w:p>
       <w:pPr>
-        <w:pStyle w:val="BodyText"/>
-      </w:pPr>
-      <w:r>
-        <w:rPr>
-          <w:rFonts w:ascii="Times New Roman" w:hAnsi="Times New Roman" w:eastAsia="Times New Roman" w:cs="Times New Roman"/>
-        </w:rPr>
-        <w:t xml:space="preserve">10-4 </w:t>
-      </w:r>
+        <w:numPr>
+          <w:ilvl w:val="0"/>
+          <w:numId w:val="1023"/>
+        </w:numPr>
+        <w:ind w:firstLine="420"/>
+      </w:pPr>
       <w:r>
         <w:rPr>
           <w:rFonts w:hint="eastAsia" w:ascii="Times New Roman" w:hAnsi="Times New Roman" w:eastAsia="FangSong" w:cs="Times New Roman"/>
@@ -26328,7 +27296,8 @@
     </w:p>
     <w:p>
       <w:pPr>
-        <w:pStyle w:val="BodyText"/>
+        <w:pStyle w:val="FirstParagraph"/>
+        <w:ind w:firstLine="420"/>
       </w:pPr>
       <w:r>
         <w:rPr>
@@ -26347,20 +27316,12 @@
     </w:p>
     <w:p>
       <w:pPr>
-        <w:pStyle w:val="BodyText"/>
-      </w:pPr>
-      <w:r>
-        <w:rPr>
-          <w:rFonts w:ascii="Times New Roman" w:hAnsi="Times New Roman" w:eastAsia="Times New Roman" w:cs="Times New Roman"/>
-        </w:rPr>
-        <w:t xml:space="preserve">10-1</w:t>
-      </w:r>
-      <w:r>
-        <w:rPr>
-          <w:rFonts w:ascii="Times New Roman" w:hAnsi="Times New Roman" w:eastAsia="Times New Roman" w:cs="Times New Roman"/>
-        </w:rPr>
-        <w:t xml:space="preserve"> </w:t>
-      </w:r>
+        <w:numPr>
+          <w:ilvl w:val="0"/>
+          <w:numId w:val="1024"/>
+        </w:numPr>
+        <w:ind w:firstLine="420"/>
+      </w:pPr>
       <m:oMath>
         <m:oMathPr>
           <m:ctrlPr>
@@ -26715,14 +27676,12 @@
     </w:p>
     <w:p>
       <w:pPr>
-        <w:pStyle w:val="BodyText"/>
-      </w:pPr>
-      <w:r>
-        <w:rPr>
-          <w:rFonts w:ascii="Times New Roman" w:hAnsi="Times New Roman" w:eastAsia="Times New Roman" w:cs="Times New Roman"/>
-        </w:rPr>
-        <w:t xml:space="preserve">10-2 </w:t>
-      </w:r>
+        <w:numPr>
+          <w:ilvl w:val="0"/>
+          <w:numId w:val="1024"/>
+        </w:numPr>
+        <w:ind w:firstLine="420"/>
+      </w:pPr>
       <w:r>
         <w:rPr>
           <w:rFonts w:hint="eastAsia" w:ascii="Times New Roman" w:hAnsi="Times New Roman" w:eastAsia="FangSong" w:cs="Times New Roman"/>
@@ -26869,14 +27828,12 @@
     </w:p>
     <w:p>
       <w:pPr>
-        <w:pStyle w:val="BodyText"/>
-      </w:pPr>
-      <w:r>
-        <w:rPr>
-          <w:rFonts w:ascii="Times New Roman" w:hAnsi="Times New Roman" w:eastAsia="Times New Roman" w:cs="Times New Roman"/>
-        </w:rPr>
-        <w:t xml:space="preserve">10-3 </w:t>
-      </w:r>
+        <w:numPr>
+          <w:ilvl w:val="0"/>
+          <w:numId w:val="1024"/>
+        </w:numPr>
+        <w:ind w:firstLine="420"/>
+      </w:pPr>
       <w:r>
         <w:rPr>
           <w:rFonts w:hint="eastAsia" w:ascii="Times New Roman" w:hAnsi="Times New Roman" w:eastAsia="FangSong" w:cs="Times New Roman"/>
@@ -26892,14 +27849,12 @@
     </w:p>
     <w:p>
       <w:pPr>
-        <w:pStyle w:val="BodyText"/>
-      </w:pPr>
-      <w:r>
-        <w:rPr>
-          <w:rFonts w:ascii="Times New Roman" w:hAnsi="Times New Roman" w:eastAsia="Times New Roman" w:cs="Times New Roman"/>
-        </w:rPr>
-        <w:t xml:space="preserve">10-4 </w:t>
-      </w:r>
+        <w:numPr>
+          <w:ilvl w:val="0"/>
+          <w:numId w:val="1024"/>
+        </w:numPr>
+        <w:ind w:firstLine="420"/>
+      </w:pPr>
       <w:r>
         <w:rPr>
           <w:rFonts w:hint="eastAsia" w:ascii="Times New Roman" w:hAnsi="Times New Roman" w:eastAsia="FangSong" w:cs="Times New Roman"/>
@@ -26980,7 +27935,8 @@
     </w:p>
     <w:p>
       <w:pPr>
-        <w:pStyle w:val="BodyText"/>
+        <w:pStyle w:val="FirstParagraph"/>
+        <w:ind w:firstLine="420"/>
       </w:pPr>
       <w:r>
         <w:rPr>
@@ -27994,14 +28950,12 @@
     </w:p>
     <w:p>
       <w:pPr>
-        <w:pStyle w:val="BodyText"/>
-      </w:pPr>
-      <w:r>
-        <w:rPr>
-          <w:rFonts w:ascii="Times New Roman" w:hAnsi="Times New Roman" w:eastAsia="Times New Roman" w:cs="Times New Roman"/>
-        </w:rPr>
-        <w:t xml:space="preserve">10-2 </w:t>
-      </w:r>
+        <w:numPr>
+          <w:ilvl w:val="0"/>
+          <w:numId w:val="1025"/>
+        </w:numPr>
+        <w:ind w:firstLine="420"/>
+      </w:pPr>
       <w:r>
         <w:rPr>
           <w:rFonts w:hint="eastAsia" w:ascii="Times New Roman" w:hAnsi="Times New Roman" w:eastAsia="FangSong" w:cs="Times New Roman"/>
@@ -28172,14 +29126,12 @@
     </w:p>
     <w:p>
       <w:pPr>
-        <w:pStyle w:val="BodyText"/>
-      </w:pPr>
-      <w:r>
-        <w:rPr>
-          <w:rFonts w:ascii="Times New Roman" w:hAnsi="Times New Roman" w:eastAsia="Times New Roman" w:cs="Times New Roman"/>
-        </w:rPr>
-        <w:t xml:space="preserve">10-3 </w:t>
-      </w:r>
+        <w:numPr>
+          <w:ilvl w:val="0"/>
+          <w:numId w:val="1025"/>
+        </w:numPr>
+        <w:ind w:firstLine="420"/>
+      </w:pPr>
       <w:r>
         <w:rPr>
           <w:rFonts w:hint="eastAsia" w:ascii="Times New Roman" w:hAnsi="Times New Roman" w:eastAsia="FangSong" w:cs="Times New Roman"/>
@@ -28195,14 +29147,12 @@
     </w:p>
     <w:p>
       <w:pPr>
-        <w:pStyle w:val="BodyText"/>
-      </w:pPr>
-      <w:r>
-        <w:rPr>
-          <w:rFonts w:ascii="Times New Roman" w:hAnsi="Times New Roman" w:eastAsia="Times New Roman" w:cs="Times New Roman"/>
-        </w:rPr>
-        <w:t xml:space="preserve">10-4 </w:t>
-      </w:r>
+        <w:numPr>
+          <w:ilvl w:val="0"/>
+          <w:numId w:val="1025"/>
+        </w:numPr>
+        <w:ind w:firstLine="420"/>
+      </w:pPr>
       <w:r>
         <w:rPr>
           <w:rFonts w:hint="eastAsia" w:ascii="Times New Roman" w:hAnsi="Times New Roman" w:eastAsia="FangSong" w:cs="Times New Roman"/>
@@ -28303,6 +29253,16 @@
           <w:rFonts w:hint="eastAsia" w:ascii="Times New Roman" w:hAnsi="Times New Roman" w:eastAsia="Times New Roman" w:cs="Times New Roman"/>
         </w:rPr>
         <w:t>。</w:t>
+      </w:r>
+    </w:p>
+    <w:p>
+      <w:pPr>
+        <w:spacing w:before="160" w:after="80"/>
+      </w:pPr>
+      <w:r>
+        <w:pict>
+          <v:rect style="width:0;height:1.5pt" o:hralign="center" o:hrstd="t" o:hr="t"/>
+        </w:pict>
       </w:r>
     </w:p>
     <w:p>
@@ -28344,6 +29304,7 @@
     <w:p>
       <w:pPr>
         <w:pStyle w:val="BlockText"/>
+        <w:ind w:firstLine="420"/>
       </w:pPr>
       <w:r>
         <w:rPr>
@@ -28367,6 +29328,7 @@
     <w:p>
       <w:pPr>
         <w:pStyle w:val="FirstParagraph"/>
+        <w:ind w:firstLine="420"/>
       </w:pPr>
       <w:r>
         <w:rPr>
@@ -29106,6 +30068,7 @@
     <w:p>
       <w:pPr>
         <w:pStyle w:val="FirstParagraph"/>
+        <w:ind w:firstLine="420"/>
       </w:pPr>
       <w:r>
         <w:rPr>
@@ -29252,14 +30215,12 @@
     </w:p>
     <w:p>
       <w:pPr>
-        <w:pStyle w:val="BodyText"/>
-      </w:pPr>
-      <w:r>
-        <w:rPr>
-          <w:rFonts w:ascii="Times New Roman" w:hAnsi="Times New Roman" w:eastAsia="Times New Roman" w:cs="Times New Roman"/>
-        </w:rPr>
-        <w:t xml:space="preserve">7-1 </w:t>
-      </w:r>
+        <w:numPr>
+          <w:ilvl w:val="0"/>
+          <w:numId w:val="1026"/>
+        </w:numPr>
+        <w:ind w:firstLine="420"/>
+      </w:pPr>
       <w:r>
         <w:rPr>
           <w:rFonts w:hint="eastAsia" w:ascii="Times New Roman" w:hAnsi="Times New Roman" w:eastAsia="FangSong" w:cs="Times New Roman"/>
@@ -29275,14 +30236,12 @@
     </w:p>
     <w:p>
       <w:pPr>
-        <w:pStyle w:val="BodyText"/>
-      </w:pPr>
-      <w:r>
-        <w:rPr>
-          <w:rFonts w:ascii="Times New Roman" w:hAnsi="Times New Roman" w:eastAsia="Times New Roman" w:cs="Times New Roman"/>
-        </w:rPr>
-        <w:t xml:space="preserve">7-2 </w:t>
-      </w:r>
+        <w:numPr>
+          <w:ilvl w:val="0"/>
+          <w:numId w:val="1026"/>
+        </w:numPr>
+        <w:ind w:firstLine="420"/>
+      </w:pPr>
       <w:r>
         <w:rPr>
           <w:rFonts w:hint="eastAsia" w:ascii="Times New Roman" w:hAnsi="Times New Roman" w:eastAsia="FangSong" w:cs="Times New Roman"/>
@@ -29342,7 +30301,8 @@
     </w:p>
     <w:p>
       <w:pPr>
-        <w:pStyle w:val="BodyText"/>
+        <w:pStyle w:val="FirstParagraph"/>
+        <w:ind w:firstLine="420"/>
       </w:pPr>
       <w:r>
         <w:rPr>
@@ -29362,6 +30322,7 @@
     <w:p>
       <w:pPr>
         <w:pStyle w:val="BodyText"/>
+        <w:ind w:firstLine="420"/>
       </w:pPr>
       <w:r>
         <w:rPr>
@@ -29391,6 +30352,7 @@
     <w:p>
       <w:pPr>
         <w:pStyle w:val="BodyText"/>
+        <w:ind w:firstLine="420"/>
       </w:pPr>
       <w:r>
         <w:rPr>
@@ -29444,6 +30406,7 @@
     <w:p>
       <w:pPr>
         <w:pStyle w:val="BodyText"/>
+        <w:ind w:firstLine="420"/>
       </w:pPr>
       <w:r>
         <w:rPr>
@@ -29545,6 +30508,7 @@
     <w:p>
       <w:pPr>
         <w:pStyle w:val="BodyText"/>
+        <w:ind w:firstLine="420"/>
       </w:pPr>
       <w:r>
         <w:rPr>
@@ -29612,8 +30576,9 @@
         <w:pStyle w:val="Compact"/>
         <w:numPr>
           <w:ilvl w:val="0"/>
-          <w:numId w:val="1020"/>
+          <w:numId w:val="1027"/>
         </w:numPr>
+        <w:ind w:firstLine="420"/>
       </w:pPr>
       <w:r>
         <w:rPr>
@@ -29691,6 +30656,7 @@
     <w:p>
       <w:pPr>
         <w:pStyle w:val="FirstParagraph"/>
+        <w:ind w:firstLine="420"/>
       </w:pPr>
       <w:r>
         <w:rPr>
@@ -29946,6 +30912,7 @@
     <w:p>
       <w:pPr>
         <w:pStyle w:val="FirstParagraph"/>
+        <w:ind w:firstLine="420"/>
       </w:pPr>
       <w:r>
         <w:rPr>
@@ -30135,6 +31102,7 @@
     <w:p>
       <w:pPr>
         <w:pStyle w:val="BodyText"/>
+        <w:ind w:firstLine="420"/>
       </w:pPr>
       <w:r>
         <w:rPr>
@@ -30260,6 +31228,7 @@
     <w:p>
       <w:pPr>
         <w:pStyle w:val="BodyText"/>
+        <w:ind w:firstLine="420"/>
       </w:pPr>
       <w:r>
         <w:rPr>
@@ -30361,8 +31330,9 @@
         <w:pStyle w:val="Compact"/>
         <w:numPr>
           <w:ilvl w:val="0"/>
-          <w:numId w:val="1021"/>
+          <w:numId w:val="1028"/>
         </w:numPr>
+        <w:ind w:firstLine="420"/>
       </w:pPr>
       <w:r>
         <w:rPr>
@@ -30509,6 +31479,7 @@
     <w:p>
       <w:pPr>
         <w:pStyle w:val="FirstParagraph"/>
+        <w:ind w:firstLine="420"/>
       </w:pPr>
       <w:r>
         <w:rPr>
@@ -30902,6 +31873,7 @@
     <w:p>
       <w:pPr>
         <w:pStyle w:val="FirstParagraph"/>
+        <w:ind w:firstLine="420"/>
       </w:pPr>
       <w:r>
         <w:rPr>
@@ -31009,6 +31981,7 @@
     <w:p>
       <w:pPr>
         <w:pStyle w:val="BodyText"/>
+        <w:ind w:firstLine="420"/>
       </w:pPr>
       <w:r>
         <w:rPr>
@@ -31138,6 +32111,7 @@
     <w:p>
       <w:pPr>
         <w:pStyle w:val="BodyText"/>
+        <w:ind w:firstLine="420"/>
       </w:pPr>
       <w:r>
         <w:rPr>
@@ -31309,6 +32283,16 @@
         </w:pict>
       </w:r>
     </w:p>
+    <w:p>
+      <w:pPr>
+        <w:spacing w:before="160" w:after="80"/>
+      </w:pPr>
+      <w:r>
+        <w:pict>
+          <v:rect style="width:0;height:1.5pt" o:hralign="center" o:hrstd="t" o:hr="t"/>
+        </w:pict>
+      </w:r>
+    </w:p>
     <w:bookmarkEnd w:id="79"/>
     <w:bookmarkStart w:id="80" w:name="第26题"/>
     <w:p>
@@ -31338,6 +32322,7 @@
     <w:p>
       <w:pPr>
         <w:pStyle w:val="BlockText"/>
+        <w:ind w:firstLine="420"/>
       </w:pPr>
       <w:r>
         <w:rPr>
@@ -31361,6 +32346,7 @@
     <w:p>
       <w:pPr>
         <w:pStyle w:val="FirstParagraph"/>
+        <w:ind w:firstLine="420"/>
       </w:pPr>
       <w:r>
         <w:rPr>
@@ -31819,6 +32805,7 @@
     <w:p>
       <w:pPr>
         <w:pStyle w:val="BodyText"/>
+        <w:ind w:firstLine="420"/>
       </w:pPr>
       <w:r>
         <w:rPr>
@@ -32683,6 +33670,7 @@
     <w:p>
       <w:pPr>
         <w:pStyle w:val="FirstParagraph"/>
+        <w:ind w:firstLine="420"/>
       </w:pPr>
       <w:r>
         <w:rPr>
@@ -33555,6 +34543,7 @@
     <w:p>
       <w:pPr>
         <w:pStyle w:val="FirstParagraph"/>
+        <w:ind w:firstLine="420"/>
       </w:pPr>
       <w:r>
         <w:rPr>
@@ -33703,6 +34692,7 @@
     <w:p>
       <w:pPr>
         <w:pStyle w:val="BodyText"/>
+        <w:ind w:firstLine="420"/>
       </w:pPr>
       <w:r>
         <w:rPr>
@@ -33988,6 +34978,16 @@
           <m:t>a</m:t>
         </m:r>
       </m:oMath>
+    </w:p>
+    <w:p>
+      <w:pPr>
+        <w:spacing w:before="160" w:after="80"/>
+      </w:pPr>
+      <w:r>
+        <w:pict>
+          <v:rect style="width:0;height:1.5pt" o:hralign="center" o:hrstd="t" o:hr="t"/>
+        </w:pict>
+      </w:r>
     </w:p>
     <w:p>
       <w:pPr>
@@ -34338,6 +35338,91 @@
       </w:pPr>
     </w:lvl>
   </w:abstractNum>
+  <w:abstractNum w:abstractNumId="99431">
+    <w:nsid w:val="00A99431"/>
+    <w:multiLevelType w:val="multilevel"/>
+    <w:lvl w:ilvl="0">
+      <w:start w:val="1"/>
+      <w:numFmt w:val="decimal"/>
+      <w:lvlText w:val="(%1)"/>
+      <w:lvlJc w:val="left"/>
+      <w:pPr>
+        <w:ind w:left="720" w:hanging="360"/>
+      </w:pPr>
+    </w:lvl>
+    <w:lvl w:ilvl="1">
+      <w:start w:val="1"/>
+      <w:numFmt w:val="decimal"/>
+      <w:lvlText w:val="(%2)"/>
+      <w:lvlJc w:val="left"/>
+      <w:pPr>
+        <w:ind w:left="1440" w:hanging="360"/>
+      </w:pPr>
+    </w:lvl>
+    <w:lvl w:ilvl="2">
+      <w:start w:val="1"/>
+      <w:numFmt w:val="decimal"/>
+      <w:lvlText w:val="(%3)"/>
+      <w:lvlJc w:val="left"/>
+      <w:pPr>
+        <w:ind w:left="2160" w:hanging="360"/>
+      </w:pPr>
+    </w:lvl>
+    <w:lvl w:ilvl="3">
+      <w:start w:val="1"/>
+      <w:numFmt w:val="decimal"/>
+      <w:lvlText w:val="(%4)"/>
+      <w:lvlJc w:val="left"/>
+      <w:pPr>
+        <w:ind w:left="2880" w:hanging="360"/>
+      </w:pPr>
+    </w:lvl>
+    <w:lvl w:ilvl="4">
+      <w:start w:val="1"/>
+      <w:numFmt w:val="decimal"/>
+      <w:lvlText w:val="(%5)"/>
+      <w:lvlJc w:val="left"/>
+      <w:pPr>
+        <w:ind w:left="3600" w:hanging="360"/>
+      </w:pPr>
+    </w:lvl>
+    <w:lvl w:ilvl="5">
+      <w:start w:val="1"/>
+      <w:numFmt w:val="decimal"/>
+      <w:lvlText w:val="(%6)"/>
+      <w:lvlJc w:val="left"/>
+      <w:pPr>
+        <w:ind w:left="4320" w:hanging="360"/>
+      </w:pPr>
+    </w:lvl>
+    <w:lvl w:ilvl="6">
+      <w:start w:val="1"/>
+      <w:numFmt w:val="decimal"/>
+      <w:lvlText w:val="(%7)"/>
+      <w:lvlJc w:val="left"/>
+      <w:pPr>
+        <w:ind w:left="5040" w:hanging="360"/>
+      </w:pPr>
+    </w:lvl>
+    <w:lvl w:ilvl="7">
+      <w:start w:val="1"/>
+      <w:numFmt w:val="decimal"/>
+      <w:lvlText w:val="(%8)"/>
+      <w:lvlJc w:val="left"/>
+      <w:pPr>
+        <w:ind w:left="5760" w:hanging="360"/>
+      </w:pPr>
+    </w:lvl>
+    <w:lvl w:ilvl="8">
+      <w:start w:val="1"/>
+      <w:numFmt w:val="decimal"/>
+      <w:lvlText w:val="(%9)"/>
+      <w:lvlJc w:val="left"/>
+      <w:pPr>
+        <w:ind w:left="6480" w:hanging="360"/>
+      </w:pPr>
+    </w:lvl>
+  </w:abstractNum>
   <w:abstractNum w:abstractNumId="99731">
     <w:nsid w:val="00A99731"/>
     <w:multiLevelType w:val="multilevel"/>
@@ -34502,91 +35587,6 @@
       <w:start w:val="2"/>
       <w:numFmt w:val="decimal"/>
       <w:lvlText w:val="%9."/>
-      <w:lvlJc w:val="left"/>
-      <w:pPr>
-        <w:ind w:left="6480" w:hanging="360"/>
-      </w:pPr>
-    </w:lvl>
-  </w:abstractNum>
-  <w:abstractNum w:abstractNumId="99431">
-    <w:nsid w:val="00A99431"/>
-    <w:multiLevelType w:val="multilevel"/>
-    <w:lvl w:ilvl="0">
-      <w:start w:val="1"/>
-      <w:numFmt w:val="decimal"/>
-      <w:lvlText w:val="(%1)"/>
-      <w:lvlJc w:val="left"/>
-      <w:pPr>
-        <w:ind w:left="720" w:hanging="360"/>
-      </w:pPr>
-    </w:lvl>
-    <w:lvl w:ilvl="1">
-      <w:start w:val="1"/>
-      <w:numFmt w:val="decimal"/>
-      <w:lvlText w:val="(%2)"/>
-      <w:lvlJc w:val="left"/>
-      <w:pPr>
-        <w:ind w:left="1440" w:hanging="360"/>
-      </w:pPr>
-    </w:lvl>
-    <w:lvl w:ilvl="2">
-      <w:start w:val="1"/>
-      <w:numFmt w:val="decimal"/>
-      <w:lvlText w:val="(%3)"/>
-      <w:lvlJc w:val="left"/>
-      <w:pPr>
-        <w:ind w:left="2160" w:hanging="360"/>
-      </w:pPr>
-    </w:lvl>
-    <w:lvl w:ilvl="3">
-      <w:start w:val="1"/>
-      <w:numFmt w:val="decimal"/>
-      <w:lvlText w:val="(%4)"/>
-      <w:lvlJc w:val="left"/>
-      <w:pPr>
-        <w:ind w:left="2880" w:hanging="360"/>
-      </w:pPr>
-    </w:lvl>
-    <w:lvl w:ilvl="4">
-      <w:start w:val="1"/>
-      <w:numFmt w:val="decimal"/>
-      <w:lvlText w:val="(%5)"/>
-      <w:lvlJc w:val="left"/>
-      <w:pPr>
-        <w:ind w:left="3600" w:hanging="360"/>
-      </w:pPr>
-    </w:lvl>
-    <w:lvl w:ilvl="5">
-      <w:start w:val="1"/>
-      <w:numFmt w:val="decimal"/>
-      <w:lvlText w:val="(%6)"/>
-      <w:lvlJc w:val="left"/>
-      <w:pPr>
-        <w:ind w:left="4320" w:hanging="360"/>
-      </w:pPr>
-    </w:lvl>
-    <w:lvl w:ilvl="6">
-      <w:start w:val="1"/>
-      <w:numFmt w:val="decimal"/>
-      <w:lvlText w:val="(%7)"/>
-      <w:lvlJc w:val="left"/>
-      <w:pPr>
-        <w:ind w:left="5040" w:hanging="360"/>
-      </w:pPr>
-    </w:lvl>
-    <w:lvl w:ilvl="7">
-      <w:start w:val="1"/>
-      <w:numFmt w:val="decimal"/>
-      <w:lvlText w:val="(%8)"/>
-      <w:lvlJc w:val="left"/>
-      <w:pPr>
-        <w:ind w:left="5760" w:hanging="360"/>
-      </w:pPr>
-    </w:lvl>
-    <w:lvl w:ilvl="8">
-      <w:start w:val="1"/>
-      <w:numFmt w:val="decimal"/>
-      <w:lvlText w:val="(%9)"/>
       <w:lvlJc w:val="left"/>
       <w:pPr>
         <w:ind w:left="6480" w:hanging="360"/>
@@ -34718,6 +35718,36 @@
     </w:lvlOverride>
   </w:num>
   <w:num w:numId="1004">
+    <w:abstractNumId w:val="99431"/>
+    <w:lvlOverride w:ilvl="0">
+      <w:startOverride w:val="1"/>
+    </w:lvlOverride>
+    <w:lvlOverride w:ilvl="1">
+      <w:startOverride w:val="1"/>
+    </w:lvlOverride>
+    <w:lvlOverride w:ilvl="2">
+      <w:startOverride w:val="1"/>
+    </w:lvlOverride>
+    <w:lvlOverride w:ilvl="3">
+      <w:startOverride w:val="1"/>
+    </w:lvlOverride>
+    <w:lvlOverride w:ilvl="4">
+      <w:startOverride w:val="1"/>
+    </w:lvlOverride>
+    <w:lvlOverride w:ilvl="5">
+      <w:startOverride w:val="1"/>
+    </w:lvlOverride>
+    <w:lvlOverride w:ilvl="6">
+      <w:startOverride w:val="1"/>
+    </w:lvlOverride>
+    <w:lvlOverride w:ilvl="7">
+      <w:startOverride w:val="1"/>
+    </w:lvlOverride>
+    <w:lvlOverride w:ilvl="8">
+      <w:startOverride w:val="1"/>
+    </w:lvlOverride>
+  </w:num>
+  <w:num w:numId="1005">
     <w:abstractNumId w:val="99731"/>
     <w:lvlOverride w:ilvl="0">
       <w:startOverride w:val="1"/>
@@ -34747,38 +35777,8 @@
       <w:startOverride w:val="1"/>
     </w:lvlOverride>
   </w:num>
-  <w:num w:numId="1005">
-    <w:abstractNumId w:val="99411"/>
-    <w:lvlOverride w:ilvl="0">
-      <w:startOverride w:val="1"/>
-    </w:lvlOverride>
-    <w:lvlOverride w:ilvl="1">
-      <w:startOverride w:val="1"/>
-    </w:lvlOverride>
-    <w:lvlOverride w:ilvl="2">
-      <w:startOverride w:val="1"/>
-    </w:lvlOverride>
-    <w:lvlOverride w:ilvl="3">
-      <w:startOverride w:val="1"/>
-    </w:lvlOverride>
-    <w:lvlOverride w:ilvl="4">
-      <w:startOverride w:val="1"/>
-    </w:lvlOverride>
-    <w:lvlOverride w:ilvl="5">
-      <w:startOverride w:val="1"/>
-    </w:lvlOverride>
-    <w:lvlOverride w:ilvl="6">
-      <w:startOverride w:val="1"/>
-    </w:lvlOverride>
-    <w:lvlOverride w:ilvl="7">
-      <w:startOverride w:val="1"/>
-    </w:lvlOverride>
-    <w:lvlOverride w:ilvl="8">
-      <w:startOverride w:val="1"/>
-    </w:lvlOverride>
-  </w:num>
   <w:num w:numId="1006">
-    <w:abstractNumId w:val="99411"/>
+    <w:abstractNumId w:val="99431"/>
     <w:lvlOverride w:ilvl="0">
       <w:startOverride w:val="1"/>
     </w:lvlOverride>
@@ -34808,7 +35808,7 @@
     </w:lvlOverride>
   </w:num>
   <w:num w:numId="1007">
-    <w:abstractNumId w:val="99411"/>
+    <w:abstractNumId w:val="99431"/>
     <w:lvlOverride w:ilvl="0">
       <w:startOverride w:val="1"/>
     </w:lvlOverride>
@@ -34868,33 +35868,33 @@
     </w:lvlOverride>
   </w:num>
   <w:num w:numId="1009">
-    <w:abstractNumId w:val="99412"/>
+    <w:abstractNumId w:val="99411"/>
     <w:lvlOverride w:ilvl="0">
-      <w:startOverride w:val="2"/>
+      <w:startOverride w:val="1"/>
     </w:lvlOverride>
     <w:lvlOverride w:ilvl="1">
-      <w:startOverride w:val="2"/>
+      <w:startOverride w:val="1"/>
     </w:lvlOverride>
     <w:lvlOverride w:ilvl="2">
-      <w:startOverride w:val="2"/>
+      <w:startOverride w:val="1"/>
     </w:lvlOverride>
     <w:lvlOverride w:ilvl="3">
-      <w:startOverride w:val="2"/>
+      <w:startOverride w:val="1"/>
     </w:lvlOverride>
     <w:lvlOverride w:ilvl="4">
-      <w:startOverride w:val="2"/>
+      <w:startOverride w:val="1"/>
     </w:lvlOverride>
     <w:lvlOverride w:ilvl="5">
-      <w:startOverride w:val="2"/>
+      <w:startOverride w:val="1"/>
     </w:lvlOverride>
     <w:lvlOverride w:ilvl="6">
-      <w:startOverride w:val="2"/>
+      <w:startOverride w:val="1"/>
     </w:lvlOverride>
     <w:lvlOverride w:ilvl="7">
-      <w:startOverride w:val="2"/>
+      <w:startOverride w:val="1"/>
     </w:lvlOverride>
     <w:lvlOverride w:ilvl="8">
-      <w:startOverride w:val="2"/>
+      <w:startOverride w:val="1"/>
     </w:lvlOverride>
   </w:num>
   <w:num w:numId="1010">
@@ -34958,33 +35958,33 @@
     </w:lvlOverride>
   </w:num>
   <w:num w:numId="1012">
-    <w:abstractNumId w:val="99411"/>
+    <w:abstractNumId w:val="99412"/>
     <w:lvlOverride w:ilvl="0">
-      <w:startOverride w:val="1"/>
+      <w:startOverride w:val="2"/>
     </w:lvlOverride>
     <w:lvlOverride w:ilvl="1">
-      <w:startOverride w:val="1"/>
+      <w:startOverride w:val="2"/>
     </w:lvlOverride>
     <w:lvlOverride w:ilvl="2">
-      <w:startOverride w:val="1"/>
+      <w:startOverride w:val="2"/>
     </w:lvlOverride>
     <w:lvlOverride w:ilvl="3">
-      <w:startOverride w:val="1"/>
+      <w:startOverride w:val="2"/>
     </w:lvlOverride>
     <w:lvlOverride w:ilvl="4">
-      <w:startOverride w:val="1"/>
+      <w:startOverride w:val="2"/>
     </w:lvlOverride>
     <w:lvlOverride w:ilvl="5">
-      <w:startOverride w:val="1"/>
+      <w:startOverride w:val="2"/>
     </w:lvlOverride>
     <w:lvlOverride w:ilvl="6">
-      <w:startOverride w:val="1"/>
+      <w:startOverride w:val="2"/>
     </w:lvlOverride>
     <w:lvlOverride w:ilvl="7">
-      <w:startOverride w:val="1"/>
+      <w:startOverride w:val="2"/>
     </w:lvlOverride>
     <w:lvlOverride w:ilvl="8">
-      <w:startOverride w:val="1"/>
+      <w:startOverride w:val="2"/>
     </w:lvlOverride>
   </w:num>
   <w:num w:numId="1013">
@@ -35018,6 +36018,96 @@
     </w:lvlOverride>
   </w:num>
   <w:num w:numId="1014">
+    <w:abstractNumId w:val="99411"/>
+    <w:lvlOverride w:ilvl="0">
+      <w:startOverride w:val="1"/>
+    </w:lvlOverride>
+    <w:lvlOverride w:ilvl="1">
+      <w:startOverride w:val="1"/>
+    </w:lvlOverride>
+    <w:lvlOverride w:ilvl="2">
+      <w:startOverride w:val="1"/>
+    </w:lvlOverride>
+    <w:lvlOverride w:ilvl="3">
+      <w:startOverride w:val="1"/>
+    </w:lvlOverride>
+    <w:lvlOverride w:ilvl="4">
+      <w:startOverride w:val="1"/>
+    </w:lvlOverride>
+    <w:lvlOverride w:ilvl="5">
+      <w:startOverride w:val="1"/>
+    </w:lvlOverride>
+    <w:lvlOverride w:ilvl="6">
+      <w:startOverride w:val="1"/>
+    </w:lvlOverride>
+    <w:lvlOverride w:ilvl="7">
+      <w:startOverride w:val="1"/>
+    </w:lvlOverride>
+    <w:lvlOverride w:ilvl="8">
+      <w:startOverride w:val="1"/>
+    </w:lvlOverride>
+  </w:num>
+  <w:num w:numId="1015">
+    <w:abstractNumId w:val="99411"/>
+    <w:lvlOverride w:ilvl="0">
+      <w:startOverride w:val="1"/>
+    </w:lvlOverride>
+    <w:lvlOverride w:ilvl="1">
+      <w:startOverride w:val="1"/>
+    </w:lvlOverride>
+    <w:lvlOverride w:ilvl="2">
+      <w:startOverride w:val="1"/>
+    </w:lvlOverride>
+    <w:lvlOverride w:ilvl="3">
+      <w:startOverride w:val="1"/>
+    </w:lvlOverride>
+    <w:lvlOverride w:ilvl="4">
+      <w:startOverride w:val="1"/>
+    </w:lvlOverride>
+    <w:lvlOverride w:ilvl="5">
+      <w:startOverride w:val="1"/>
+    </w:lvlOverride>
+    <w:lvlOverride w:ilvl="6">
+      <w:startOverride w:val="1"/>
+    </w:lvlOverride>
+    <w:lvlOverride w:ilvl="7">
+      <w:startOverride w:val="1"/>
+    </w:lvlOverride>
+    <w:lvlOverride w:ilvl="8">
+      <w:startOverride w:val="1"/>
+    </w:lvlOverride>
+  </w:num>
+  <w:num w:numId="1016">
+    <w:abstractNumId w:val="99411"/>
+    <w:lvlOverride w:ilvl="0">
+      <w:startOverride w:val="1"/>
+    </w:lvlOverride>
+    <w:lvlOverride w:ilvl="1">
+      <w:startOverride w:val="1"/>
+    </w:lvlOverride>
+    <w:lvlOverride w:ilvl="2">
+      <w:startOverride w:val="1"/>
+    </w:lvlOverride>
+    <w:lvlOverride w:ilvl="3">
+      <w:startOverride w:val="1"/>
+    </w:lvlOverride>
+    <w:lvlOverride w:ilvl="4">
+      <w:startOverride w:val="1"/>
+    </w:lvlOverride>
+    <w:lvlOverride w:ilvl="5">
+      <w:startOverride w:val="1"/>
+    </w:lvlOverride>
+    <w:lvlOverride w:ilvl="6">
+      <w:startOverride w:val="1"/>
+    </w:lvlOverride>
+    <w:lvlOverride w:ilvl="7">
+      <w:startOverride w:val="1"/>
+    </w:lvlOverride>
+    <w:lvlOverride w:ilvl="8">
+      <w:startOverride w:val="1"/>
+    </w:lvlOverride>
+  </w:num>
+  <w:num w:numId="1017">
     <w:abstractNumId w:val="99412"/>
     <w:lvlOverride w:ilvl="0">
       <w:startOverride w:val="2"/>
@@ -35047,15 +36137,6 @@
       <w:startOverride w:val="2"/>
     </w:lvlOverride>
   </w:num>
-  <w:num w:numId="1015">
-    <w:abstractNumId w:val="991"/>
-  </w:num>
-  <w:num w:numId="1016">
-    <w:abstractNumId w:val="991"/>
-  </w:num>
-  <w:num w:numId="1017">
-    <w:abstractNumId w:val="991"/>
-  </w:num>
   <w:num w:numId="1018">
     <w:abstractNumId w:val="991"/>
   </w:num>
@@ -35063,6 +36144,15 @@
     <w:abstractNumId w:val="991"/>
   </w:num>
   <w:num w:numId="1020">
+    <w:abstractNumId w:val="991"/>
+  </w:num>
+  <w:num w:numId="1021">
+    <w:abstractNumId w:val="991"/>
+  </w:num>
+  <w:num w:numId="1022">
+    <w:abstractNumId w:val="991"/>
+  </w:num>
+  <w:num w:numId="1023">
     <w:abstractNumId w:val="99431"/>
     <w:lvlOverride w:ilvl="0">
       <w:startOverride w:val="1"/>
@@ -35092,7 +36182,127 @@
       <w:startOverride w:val="1"/>
     </w:lvlOverride>
   </w:num>
-  <w:num w:numId="1021">
+  <w:num w:numId="1024">
+    <w:abstractNumId w:val="99431"/>
+    <w:lvlOverride w:ilvl="0">
+      <w:startOverride w:val="1"/>
+    </w:lvlOverride>
+    <w:lvlOverride w:ilvl="1">
+      <w:startOverride w:val="1"/>
+    </w:lvlOverride>
+    <w:lvlOverride w:ilvl="2">
+      <w:startOverride w:val="1"/>
+    </w:lvlOverride>
+    <w:lvlOverride w:ilvl="3">
+      <w:startOverride w:val="1"/>
+    </w:lvlOverride>
+    <w:lvlOverride w:ilvl="4">
+      <w:startOverride w:val="1"/>
+    </w:lvlOverride>
+    <w:lvlOverride w:ilvl="5">
+      <w:startOverride w:val="1"/>
+    </w:lvlOverride>
+    <w:lvlOverride w:ilvl="6">
+      <w:startOverride w:val="1"/>
+    </w:lvlOverride>
+    <w:lvlOverride w:ilvl="7">
+      <w:startOverride w:val="1"/>
+    </w:lvlOverride>
+    <w:lvlOverride w:ilvl="8">
+      <w:startOverride w:val="1"/>
+    </w:lvlOverride>
+  </w:num>
+  <w:num w:numId="1025">
+    <w:abstractNumId w:val="99432"/>
+    <w:lvlOverride w:ilvl="0">
+      <w:startOverride w:val="2"/>
+    </w:lvlOverride>
+    <w:lvlOverride w:ilvl="1">
+      <w:startOverride w:val="2"/>
+    </w:lvlOverride>
+    <w:lvlOverride w:ilvl="2">
+      <w:startOverride w:val="2"/>
+    </w:lvlOverride>
+    <w:lvlOverride w:ilvl="3">
+      <w:startOverride w:val="2"/>
+    </w:lvlOverride>
+    <w:lvlOverride w:ilvl="4">
+      <w:startOverride w:val="2"/>
+    </w:lvlOverride>
+    <w:lvlOverride w:ilvl="5">
+      <w:startOverride w:val="2"/>
+    </w:lvlOverride>
+    <w:lvlOverride w:ilvl="6">
+      <w:startOverride w:val="2"/>
+    </w:lvlOverride>
+    <w:lvlOverride w:ilvl="7">
+      <w:startOverride w:val="2"/>
+    </w:lvlOverride>
+    <w:lvlOverride w:ilvl="8">
+      <w:startOverride w:val="2"/>
+    </w:lvlOverride>
+  </w:num>
+  <w:num w:numId="1026">
+    <w:abstractNumId w:val="99431"/>
+    <w:lvlOverride w:ilvl="0">
+      <w:startOverride w:val="1"/>
+    </w:lvlOverride>
+    <w:lvlOverride w:ilvl="1">
+      <w:startOverride w:val="1"/>
+    </w:lvlOverride>
+    <w:lvlOverride w:ilvl="2">
+      <w:startOverride w:val="1"/>
+    </w:lvlOverride>
+    <w:lvlOverride w:ilvl="3">
+      <w:startOverride w:val="1"/>
+    </w:lvlOverride>
+    <w:lvlOverride w:ilvl="4">
+      <w:startOverride w:val="1"/>
+    </w:lvlOverride>
+    <w:lvlOverride w:ilvl="5">
+      <w:startOverride w:val="1"/>
+    </w:lvlOverride>
+    <w:lvlOverride w:ilvl="6">
+      <w:startOverride w:val="1"/>
+    </w:lvlOverride>
+    <w:lvlOverride w:ilvl="7">
+      <w:startOverride w:val="1"/>
+    </w:lvlOverride>
+    <w:lvlOverride w:ilvl="8">
+      <w:startOverride w:val="1"/>
+    </w:lvlOverride>
+  </w:num>
+  <w:num w:numId="1027">
+    <w:abstractNumId w:val="99431"/>
+    <w:lvlOverride w:ilvl="0">
+      <w:startOverride w:val="1"/>
+    </w:lvlOverride>
+    <w:lvlOverride w:ilvl="1">
+      <w:startOverride w:val="1"/>
+    </w:lvlOverride>
+    <w:lvlOverride w:ilvl="2">
+      <w:startOverride w:val="1"/>
+    </w:lvlOverride>
+    <w:lvlOverride w:ilvl="3">
+      <w:startOverride w:val="1"/>
+    </w:lvlOverride>
+    <w:lvlOverride w:ilvl="4">
+      <w:startOverride w:val="1"/>
+    </w:lvlOverride>
+    <w:lvlOverride w:ilvl="5">
+      <w:startOverride w:val="1"/>
+    </w:lvlOverride>
+    <w:lvlOverride w:ilvl="6">
+      <w:startOverride w:val="1"/>
+    </w:lvlOverride>
+    <w:lvlOverride w:ilvl="7">
+      <w:startOverride w:val="1"/>
+    </w:lvlOverride>
+    <w:lvlOverride w:ilvl="8">
+      <w:startOverride w:val="1"/>
+    </w:lvlOverride>
+  </w:num>
+  <w:num w:numId="1028">
     <w:abstractNumId w:val="99432"/>
     <w:lvlOverride w:ilvl="0">
       <w:startOverride w:val="2"/>

--- a/00-首页/题组Word/第一轮·综合套卷/第一轮综合卷11（教师版）.docx
+++ b/00-首页/题组Word/第一轮·综合套卷/第一轮综合卷11（教师版）.docx
@@ -889,16 +889,6 @@
         </w:pict>
       </w:r>
     </w:p>
-    <w:p>
-      <w:pPr>
-        <w:spacing w:before="160" w:after="80"/>
-      </w:pPr>
-      <w:r>
-        <w:pict>
-          <v:rect style="width:0;height:1.5pt" o:hralign="center" o:hrstd="t" o:hr="t"/>
-        </w:pict>
-      </w:r>
-    </w:p>
     <w:bookmarkEnd w:id="10"/>
     <w:bookmarkStart w:id="11" w:name="第2题"/>
     <w:p>
@@ -1695,16 +1685,6 @@
           <w:bCs/>
         </w:rPr>
         <w:t>：C</w:t>
-      </w:r>
-    </w:p>
-    <w:p>
-      <w:pPr>
-        <w:spacing w:before="160" w:after="80"/>
-      </w:pPr>
-      <w:r>
-        <w:pict>
-          <v:rect style="width:0;height:1.5pt" o:hralign="center" o:hrstd="t" o:hr="t"/>
-        </w:pict>
       </w:r>
     </w:p>
     <w:p>
@@ -2345,16 +2325,6 @@
         </w:pict>
       </w:r>
     </w:p>
-    <w:p>
-      <w:pPr>
-        <w:spacing w:before="160" w:after="80"/>
-      </w:pPr>
-      <w:r>
-        <w:pict>
-          <v:rect style="width:0;height:1.5pt" o:hralign="center" o:hrstd="t" o:hr="t"/>
-        </w:pict>
-      </w:r>
-    </w:p>
     <w:bookmarkEnd w:id="12"/>
     <w:bookmarkStart w:id="13" w:name="第4题"/>
     <w:p>
@@ -2541,7 +2511,7 @@
         <w:rPr>
           <w:rFonts w:ascii="Times New Roman" w:hAnsi="Times New Roman" w:eastAsia="Times New Roman" w:cs="Times New Roman"/>
         </w:rPr>
-        <w:t xml:space="preserve">- A.</w:t>
+        <w:t xml:space="preserve">A.</w:t>
       </w:r>
       <w:r>
         <w:rPr>
@@ -2608,7 +2578,7 @@
         <w:rPr>
           <w:rFonts w:ascii="Times New Roman" w:hAnsi="Times New Roman" w:eastAsia="Times New Roman" w:cs="Times New Roman"/>
         </w:rPr>
-        <w:t xml:space="preserve">- B.</w:t>
+        <w:t xml:space="preserve">B.</w:t>
       </w:r>
       <w:r>
         <w:rPr>
@@ -2675,7 +2645,7 @@
         <w:rPr>
           <w:rFonts w:ascii="Times New Roman" w:hAnsi="Times New Roman" w:eastAsia="Times New Roman" w:cs="Times New Roman"/>
         </w:rPr>
-        <w:t xml:space="preserve">- C.</w:t>
+        <w:t xml:space="preserve">C.</w:t>
       </w:r>
       <w:r>
         <w:rPr>
@@ -2751,7 +2721,7 @@
         <w:rPr>
           <w:rFonts w:ascii="Times New Roman" w:hAnsi="Times New Roman" w:eastAsia="Times New Roman" w:cs="Times New Roman"/>
         </w:rPr>
-        <w:t xml:space="preserve">- D.</w:t>
+        <w:t xml:space="preserve">D.</w:t>
       </w:r>
       <w:r>
         <w:rPr>
@@ -2870,16 +2840,6 @@
         </w:pict>
       </w:r>
     </w:p>
-    <w:p>
-      <w:pPr>
-        <w:spacing w:before="160" w:after="80"/>
-      </w:pPr>
-      <w:r>
-        <w:pict>
-          <v:rect style="width:0;height:1.5pt" o:hralign="center" o:hrstd="t" o:hr="t"/>
-        </w:pict>
-      </w:r>
-    </w:p>
     <w:bookmarkEnd w:id="13"/>
     <w:bookmarkStart w:id="14" w:name="第5题"/>
     <w:p>
@@ -3247,16 +3207,6 @@
           <w:bCs/>
         </w:rPr>
         <w:t>：B</w:t>
-      </w:r>
-    </w:p>
-    <w:p>
-      <w:pPr>
-        <w:spacing w:before="160" w:after="80"/>
-      </w:pPr>
-      <w:r>
-        <w:pict>
-          <v:rect style="width:0;height:1.5pt" o:hralign="center" o:hrstd="t" o:hr="t"/>
-        </w:pict>
       </w:r>
     </w:p>
     <w:p>
@@ -4201,7 +4151,7 @@
         <w:rPr>
           <w:rFonts w:ascii="Times New Roman" w:hAnsi="Times New Roman" w:eastAsia="Times New Roman" w:cs="Times New Roman"/>
         </w:rPr>
-        <w:t xml:space="preserve">- A.</w:t>
+        <w:t xml:space="preserve">A.</w:t>
       </w:r>
       <w:r>
         <w:rPr>
@@ -4339,7 +4289,7 @@
         <w:rPr>
           <w:rFonts w:ascii="Times New Roman" w:hAnsi="Times New Roman" w:eastAsia="Times New Roman" w:cs="Times New Roman"/>
         </w:rPr>
-        <w:t xml:space="preserve">- B.</w:t>
+        <w:t xml:space="preserve">B.</w:t>
       </w:r>
       <w:r>
         <w:rPr>
@@ -4468,7 +4418,7 @@
         <w:rPr>
           <w:rFonts w:ascii="Times New Roman" w:hAnsi="Times New Roman" w:eastAsia="Times New Roman" w:cs="Times New Roman"/>
         </w:rPr>
-        <w:t xml:space="preserve">- C.</w:t>
+        <w:t xml:space="preserve">C.</w:t>
       </w:r>
       <w:r>
         <w:rPr>
@@ -4570,7 +4520,7 @@
         <w:rPr>
           <w:rFonts w:ascii="Times New Roman" w:hAnsi="Times New Roman" w:eastAsia="Times New Roman" w:cs="Times New Roman"/>
         </w:rPr>
-        <w:t xml:space="preserve">- D.</w:t>
+        <w:t xml:space="preserve">D.</w:t>
       </w:r>
       <w:r>
         <w:rPr>
@@ -4724,16 +4674,6 @@
         </w:pict>
       </w:r>
     </w:p>
-    <w:p>
-      <w:pPr>
-        <w:spacing w:before="160" w:after="80"/>
-      </w:pPr>
-      <w:r>
-        <w:pict>
-          <v:rect style="width:0;height:1.5pt" o:hralign="center" o:hrstd="t" o:hr="t"/>
-        </w:pict>
-      </w:r>
-    </w:p>
     <w:bookmarkEnd w:id="15"/>
     <w:bookmarkStart w:id="16" w:name="第7题"/>
     <w:p>
@@ -5288,16 +5228,6 @@
           <w:rFonts w:hint="eastAsia" w:ascii="Times New Roman" w:hAnsi="Times New Roman" w:eastAsia="Times New Roman" w:cs="Times New Roman"/>
         </w:rPr>
         <w:t>。</w:t>
-      </w:r>
-    </w:p>
-    <w:p>
-      <w:pPr>
-        <w:spacing w:before="160" w:after="80"/>
-      </w:pPr>
-      <w:r>
-        <w:pict>
-          <v:rect style="width:0;height:1.5pt" o:hralign="center" o:hrstd="t" o:hr="t"/>
-        </w:pict>
       </w:r>
     </w:p>
     <w:p>
@@ -5970,12 +5900,6 @@
         </w:rPr>
         <w:t xml:space="preserve">参考答案</w:t>
       </w:r>
-      <w:r>
-        <w:rPr>
-          <w:rFonts w:hint="eastAsia" w:ascii="Times New Roman" w:hAnsi="Times New Roman" w:eastAsia="Times New Roman" w:cs="Times New Roman"/>
-        </w:rPr>
-        <w:t xml:space="preserve">：</w:t>
-      </w:r>
     </w:p>
     <w:p>
       <w:pPr>
@@ -5985,199 +5909,183 @@
       <w:r>
         <w:rPr>
           <w:rFonts w:ascii="Times New Roman" w:hAnsi="Times New Roman" w:eastAsia="Times New Roman" w:cs="Times New Roman"/>
-        </w:rPr>
-        <w:t xml:space="preserve">19-1 </w:t>
-      </w:r>
-      <w:r>
-        <w:rPr>
-          <w:rFonts w:hint="eastAsia" w:ascii="Times New Roman" w:hAnsi="Times New Roman" w:eastAsia="FangSong" w:cs="Times New Roman"/>
-        </w:rPr>
-        <w:t xml:space="preserve">我们熟知的黄光是由</w:t>
-      </w:r>
-      <w:r>
-        <w:rPr>
-          <w:rFonts w:ascii="Times New Roman" w:hAnsi="Times New Roman" w:eastAsia="Times New Roman" w:cs="Times New Roman"/>
-        </w:rPr>
-        <w:t xml:space="preserve"> Na </w:t>
-      </w:r>
-      <w:r>
-        <w:rPr>
-          <w:rFonts w:hint="eastAsia" w:ascii="Times New Roman" w:hAnsi="Times New Roman" w:eastAsia="FangSong" w:cs="Times New Roman"/>
-        </w:rPr>
-        <w:t xml:space="preserve">的电子从</w:t>
-      </w:r>
-      <w:r>
-        <w:rPr>
-          <w:rFonts w:ascii="Times New Roman" w:hAnsi="Times New Roman" w:eastAsia="Times New Roman" w:cs="Times New Roman"/>
-        </w:rPr>
-        <w:t xml:space="preserve"> 3p </w:t>
-      </w:r>
-      <w:r>
-        <w:rPr>
-          <w:rFonts w:hint="eastAsia" w:ascii="Times New Roman" w:hAnsi="Times New Roman" w:eastAsia="FangSong" w:cs="Times New Roman"/>
-        </w:rPr>
-        <w:t xml:space="preserve">轨道到</w:t>
-      </w:r>
-      <w:r>
-        <w:rPr>
-          <w:rFonts w:ascii="Times New Roman" w:hAnsi="Times New Roman" w:eastAsia="Times New Roman" w:cs="Times New Roman"/>
-        </w:rPr>
-        <w:t xml:space="preserve"> 3s </w:t>
-      </w:r>
-      <w:r>
-        <w:rPr>
-          <w:rFonts w:hint="eastAsia" w:ascii="Times New Roman" w:hAnsi="Times New Roman" w:eastAsia="FangSong" w:cs="Times New Roman"/>
-        </w:rPr>
-        <w:t>轨道的弛豫跃迁放出的</w:t>
-      </w:r>
-      <w:r>
-        <w:rPr>
-          <w:rFonts w:hint="eastAsia" w:ascii="Times New Roman" w:hAnsi="Times New Roman" w:eastAsia="Times New Roman" w:cs="Times New Roman"/>
-        </w:rPr>
-        <w:t>，</w:t>
-      </w:r>
-      <w:r>
-        <w:rPr>
-          <w:rFonts w:hint="eastAsia" w:ascii="Times New Roman" w:hAnsi="Times New Roman" w:eastAsia="FangSong" w:cs="Times New Roman"/>
-        </w:rPr>
-        <w:t>其波长为</w:t>
-      </w:r>
-      <w:r>
-        <w:rPr>
-          <w:rFonts w:ascii="Times New Roman" w:hAnsi="Times New Roman" w:eastAsia="Times New Roman" w:cs="Times New Roman"/>
-        </w:rPr>
-        <w:t xml:space="preserve"> </w:t>
-      </w:r>
-      <w:r>
-        <w:rPr>
-          <w:rFonts w:hint="eastAsia" w:ascii="Times New Roman" w:hAnsi="Times New Roman" w:eastAsia="Times New Roman" w:cs="Times New Roman"/>
-        </w:rPr>
-        <w:t>589.3nm。</w:t>
-      </w:r>
-      <w:r>
-        <w:rPr>
-          <w:rFonts w:hint="eastAsia" w:ascii="Times New Roman" w:hAnsi="Times New Roman" w:eastAsia="FangSong" w:cs="Times New Roman"/>
-        </w:rPr>
-        <w:t>计算其能量</w:t>
-      </w:r>
-      <w:r>
-        <w:rPr>
-          <w:rFonts w:hint="eastAsia" w:ascii="Times New Roman" w:hAnsi="Times New Roman" w:eastAsia="Times New Roman" w:cs="Times New Roman"/>
-        </w:rPr>
-        <w:t>(</w:t>
-      </w:r>
-      <w:r>
-        <w:rPr>
-          <w:rFonts w:hint="eastAsia" w:ascii="Times New Roman" w:hAnsi="Times New Roman" w:eastAsia="FangSong" w:cs="Times New Roman"/>
-        </w:rPr>
-        <w:t>单位</w:t>
-      </w:r>
-      <w:r>
-        <w:rPr>
-          <w:rFonts w:hint="eastAsia" w:ascii="Times New Roman" w:hAnsi="Times New Roman" w:eastAsia="Times New Roman" w:cs="Times New Roman"/>
-        </w:rPr>
-        <w:t>：kJ/mol)。</w:t>
+          <w:b/>
+          <w:bCs/>
+        </w:rPr>
+        <w:t xml:space="preserve">(1)</w:t>
+      </w:r>
+      <w:r>
+        <w:rPr>
+          <w:rFonts w:ascii="Times New Roman" w:hAnsi="Times New Roman" w:eastAsia="Times New Roman" w:cs="Times New Roman"/>
+        </w:rPr>
+        <w:t xml:space="preserve"> </w:t>
+      </w:r>
+      <w:r>
+        <w:rPr>
+          <w:rFonts w:ascii="Times New Roman" w:hAnsi="Times New Roman" w:eastAsia="Times New Roman" w:cs="Times New Roman"/>
+        </w:rPr>
+        <w:t xml:space="preserve">Na </w:t>
+      </w:r>
+      <w:r>
+        <w:rPr>
+          <w:rFonts w:hint="eastAsia" w:ascii="Times New Roman" w:hAnsi="Times New Roman" w:eastAsia="FangSong" w:cs="Times New Roman"/>
+        </w:rPr>
+        <w:t xml:space="preserve">的外层电子排布为</w:t>
+      </w:r>
+      <w:r>
+        <w:rPr>
+          <w:rFonts w:ascii="Times New Roman" w:hAnsi="Times New Roman" w:eastAsia="Times New Roman" w:cs="Times New Roman"/>
+        </w:rPr>
+        <w:t xml:space="preserve"> </w:t>
+      </w:r>
+      <m:oMath>
+        <m:oMathPr>
+          <m:ctrlPr>
+            <w:rPr>
+              <w:sz w:val="28"/>
+              <w:szCs w:val="28"/>
+            </w:rPr>
+          </m:ctrlPr>
+        </m:oMathPr>
+        <m:r>
+          <m:t>1</m:t>
+        </m:r>
+        <m:sSup>
+          <m:e>
+            <m:r>
+              <m:t>s</m:t>
+            </m:r>
+          </m:e>
+          <m:sup>
+            <m:r>
+              <m:t>2</m:t>
+            </m:r>
+          </m:sup>
+        </m:sSup>
+        <m:r>
+          <m:t>2</m:t>
+        </m:r>
+        <m:sSup>
+          <m:e>
+            <m:r>
+              <m:t>s</m:t>
+            </m:r>
+          </m:e>
+          <m:sup>
+            <m:r>
+              <m:t>2</m:t>
+            </m:r>
+          </m:sup>
+        </m:sSup>
+        <m:r>
+          <m:t>2</m:t>
+        </m:r>
+        <m:sSup>
+          <m:e>
+            <m:r>
+              <m:t>p</m:t>
+            </m:r>
+          </m:e>
+          <m:sup>
+            <m:r>
+              <m:t>6</m:t>
+            </m:r>
+          </m:sup>
+        </m:sSup>
+        <m:r>
+          <m:t>3</m:t>
+        </m:r>
+        <m:sSup>
+          <m:e>
+            <m:r>
+              <m:t>s</m:t>
+            </m:r>
+          </m:e>
+          <m:sup>
+            <m:r>
+              <m:t>1</m:t>
+            </m:r>
+          </m:sup>
+        </m:sSup>
+      </m:oMath>
+      <w:r>
+        <w:rPr>
+          <w:rFonts w:hint="eastAsia" w:ascii="Times New Roman" w:hAnsi="Times New Roman" w:eastAsia="Times New Roman" w:cs="Times New Roman"/>
+        </w:rPr>
+        <w:t>；</w:t>
+      </w:r>
+      <w:r>
+        <w:rPr>
+          <w:rFonts w:hint="eastAsia" w:ascii="Times New Roman" w:hAnsi="Times New Roman" w:eastAsia="FangSong" w:cs="Times New Roman"/>
+        </w:rPr>
+        <w:t>价电子排布为</w:t>
+      </w:r>
+      <w:r>
+        <w:rPr>
+          <w:rFonts w:ascii="Times New Roman" w:hAnsi="Times New Roman" w:eastAsia="Times New Roman" w:cs="Times New Roman"/>
+        </w:rPr>
+        <w:t xml:space="preserve"> </w:t>
+      </w:r>
+      <m:oMath>
+        <m:r>
+          <m:t>3</m:t>
+        </m:r>
+        <m:sSup>
+          <m:e>
+            <m:r>
+              <m:t>s</m:t>
+            </m:r>
+          </m:e>
+          <m:sup>
+            <m:r>
+              <m:t>1</m:t>
+            </m:r>
+          </m:sup>
+        </m:sSup>
+      </m:oMath>
+      <w:r>
+        <w:rPr>
+          <w:rFonts w:ascii="Times New Roman" w:hAnsi="Times New Roman" w:eastAsia="Times New Roman" w:cs="Times New Roman"/>
+        </w:rPr>
+        <w:t xml:space="preserve">。</w:t>
       </w:r>
     </w:p>
     <w:p>
       <w:pPr>
-        <w:pStyle w:val="BodyText"/>
+        <w:pStyle w:val="BlockText"/>
         <w:ind w:firstLine="420"/>
       </w:pPr>
       <w:r>
         <w:rPr>
-          <w:rFonts w:ascii="Times New Roman" w:hAnsi="Times New Roman" w:eastAsia="Times New Roman" w:cs="Times New Roman"/>
-        </w:rPr>
-        <w:t xml:space="preserve">19-2 </w:t>
-      </w:r>
-      <w:r>
-        <w:rPr>
-          <w:rFonts w:hint="eastAsia" w:ascii="Times New Roman" w:hAnsi="Times New Roman" w:eastAsia="FangSong" w:cs="Times New Roman"/>
-        </w:rPr>
-        <w:t xml:space="preserve">下表是一组</w:t>
-      </w:r>
-      <w:r>
-        <w:rPr>
-          <w:rFonts w:ascii="Times New Roman" w:hAnsi="Times New Roman" w:eastAsia="Times New Roman" w:cs="Times New Roman"/>
-        </w:rPr>
-        <w:t xml:space="preserve"> Na </w:t>
-      </w:r>
-      <w:r>
-        <w:rPr>
-          <w:rFonts w:hint="eastAsia" w:ascii="Times New Roman" w:hAnsi="Times New Roman" w:eastAsia="FangSong" w:cs="Times New Roman"/>
-        </w:rPr>
-        <w:t>的发射光谱谱线波长数据</w:t>
-      </w:r>
-      <w:r>
-        <w:rPr>
-          <w:rFonts w:hint="eastAsia" w:ascii="Times New Roman" w:hAnsi="Times New Roman" w:eastAsia="Times New Roman" w:cs="Times New Roman"/>
-        </w:rPr>
-        <w:t>。Na</w:t>
-      </w:r>
-      <w:r>
-        <w:rPr>
-          <w:rFonts w:ascii="Times New Roman" w:hAnsi="Times New Roman" w:eastAsia="Times New Roman" w:cs="Times New Roman"/>
-        </w:rPr>
-        <w:t xml:space="preserve"> </w:t>
-      </w:r>
-      <w:r>
-        <w:rPr>
-          <w:rFonts w:hint="eastAsia" w:ascii="Times New Roman" w:hAnsi="Times New Roman" w:eastAsia="FangSong" w:cs="Times New Roman"/>
-        </w:rPr>
-        <w:t xml:space="preserve">的价电子被激发到</w:t>
-      </w:r>
-      <w:r>
-        <w:rPr>
-          <w:rFonts w:ascii="Times New Roman" w:hAnsi="Times New Roman" w:eastAsia="Times New Roman" w:cs="Times New Roman"/>
-        </w:rPr>
-        <w:t xml:space="preserve"> </w:t>
-      </w:r>
-      <m:oMath>
-        <m:r>
-          <m:t>n</m:t>
-        </m:r>
-        <m:r>
-          <m:t>d</m:t>
-        </m:r>
-        <m:r>
-          <m:rPr>
-            <m:sty m:val="p"/>
-          </m:rPr>
-          <m:t>(</m:t>
-        </m:r>
-        <m:r>
-          <m:t>n</m:t>
-        </m:r>
-      </m:oMath>
-      <w:r>
-        <w:rPr>
-          <w:rFonts w:ascii="Times New Roman" w:hAnsi="Times New Roman" w:eastAsia="Times New Roman" w:cs="Times New Roman"/>
-        </w:rPr>
-        <w:t xml:space="preserve"> </w:t>
-      </w:r>
-      <w:r>
-        <w:rPr>
-          <w:rFonts w:hint="eastAsia" w:ascii="Times New Roman" w:hAnsi="Times New Roman" w:eastAsia="FangSong" w:cs="Times New Roman"/>
-        </w:rPr>
-        <w:t>即主量子数</w:t>
-      </w:r>
-      <w:r>
-        <w:rPr>
-          <w:rFonts w:hint="eastAsia" w:ascii="Times New Roman" w:hAnsi="Times New Roman" w:eastAsia="Times New Roman" w:cs="Times New Roman"/>
-        </w:rPr>
-        <w:t>)</w:t>
-      </w:r>
-      <w:r>
-        <w:rPr>
-          <w:rFonts w:ascii="Times New Roman" w:hAnsi="Times New Roman" w:eastAsia="Times New Roman" w:cs="Times New Roman"/>
-        </w:rPr>
-        <w:t xml:space="preserve"> </w:t>
-      </w:r>
-      <w:r>
-        <w:rPr>
-          <w:rFonts w:hint="eastAsia" w:ascii="Times New Roman" w:hAnsi="Times New Roman" w:eastAsia="FangSong" w:cs="Times New Roman"/>
-        </w:rPr>
-        <w:t>轨道</w:t>
+          <w:rFonts w:hint="eastAsia" w:ascii="Times New Roman" w:hAnsi="Times New Roman" w:eastAsia="FangSong" w:cs="Times New Roman"/>
+          <w:b/>
+          <w:bCs/>
+        </w:rPr>
+        <w:t xml:space="preserve">校勘注</w:t>
+      </w:r>
+      <w:r>
+        <w:rPr>
+          <w:rFonts w:hint="eastAsia" w:ascii="Times New Roman" w:hAnsi="Times New Roman" w:eastAsia="Times New Roman" w:cs="Times New Roman"/>
+        </w:rPr>
+        <w:t>：</w:t>
+      </w:r>
+      <w:r>
+        <w:rPr>
+          <w:rFonts w:hint="eastAsia" w:ascii="Times New Roman" w:hAnsi="Times New Roman" w:eastAsia="FangSong" w:cs="Times New Roman"/>
+        </w:rPr>
+        <w:t>原书答案区未给出</w:t>
+      </w:r>
+      <w:r>
+        <w:rPr>
+          <w:rFonts w:ascii="Times New Roman" w:hAnsi="Times New Roman" w:eastAsia="Times New Roman" w:cs="Times New Roman"/>
+        </w:rPr>
+        <w:t xml:space="preserve"> (1) </w:t>
+      </w:r>
+      <w:r>
+        <w:rPr>
+          <w:rFonts w:hint="eastAsia" w:ascii="Times New Roman" w:hAnsi="Times New Roman" w:eastAsia="FangSong" w:cs="Times New Roman"/>
+        </w:rPr>
+        <w:t>的答案</w:t>
       </w:r>
       <w:r>
         <w:rPr>
@@ -6189,19 +6097,7 @@
         <w:rPr>
           <w:rFonts w:hint="eastAsia" w:ascii="Times New Roman" w:hAnsi="Times New Roman" w:eastAsia="FangSong" w:cs="Times New Roman"/>
         </w:rPr>
-        <w:t>该电子落至</w:t>
-      </w:r>
-      <w:r>
-        <w:rPr>
-          <w:rFonts w:ascii="Times New Roman" w:hAnsi="Times New Roman" w:eastAsia="Times New Roman" w:cs="Times New Roman"/>
-        </w:rPr>
-        <w:t xml:space="preserve"> 3p </w:t>
-      </w:r>
-      <w:r>
-        <w:rPr>
-          <w:rFonts w:hint="eastAsia" w:ascii="Times New Roman" w:hAnsi="Times New Roman" w:eastAsia="FangSong" w:cs="Times New Roman"/>
-        </w:rPr>
-        <w:t>轨道发射出了这些谱线</w:t>
+        <w:t>此处按原子结构常识补写</w:t>
       </w:r>
       <w:r>
         <w:rPr>
@@ -6212,158 +6108,15 @@
     </w:p>
     <w:p>
       <w:pPr>
-        <w:pStyle w:val="BodyText"/>
-        <w:ind w:firstLine="420"/>
-      </w:pPr>
-      <w:r>
-        <w:rPr>
-          <w:rFonts w:hint="eastAsia" w:ascii="Times New Roman" w:hAnsi="Times New Roman" w:eastAsia="FangSong" w:cs="Times New Roman"/>
-        </w:rPr>
-        <w:t>波长</w:t>
-      </w:r>
-      <w:r>
-        <w:rPr>
-          <w:rFonts w:hint="eastAsia" w:ascii="Times New Roman" w:hAnsi="Times New Roman" w:eastAsia="Times New Roman" w:cs="Times New Roman"/>
-        </w:rPr>
-        <w:t>/nm</w:t>
-      </w:r>
-      <w:r>
-        <w:rPr>
-          <w:rFonts w:ascii="Times New Roman" w:hAnsi="Times New Roman" w:eastAsia="Times New Roman" w:cs="Times New Roman"/>
-        </w:rPr>
-        <w:t xml:space="preserve"> </w:t>
-      </w:r>
-      <w:r>
-        <w:rPr>
-          <w:rFonts w:ascii="Times New Roman" w:hAnsi="Times New Roman" w:eastAsia="Times New Roman" w:cs="Times New Roman"/>
-        </w:rPr>
-        <w:t xml:space="preserve">466.6</w:t>
-      </w:r>
-      <w:r>
-        <w:rPr>
-          <w:rFonts w:ascii="Times New Roman" w:hAnsi="Times New Roman" w:eastAsia="Times New Roman" w:cs="Times New Roman"/>
-        </w:rPr>
-        <w:t xml:space="preserve"> </w:t>
-      </w:r>
-      <w:r>
-        <w:rPr>
-          <w:rFonts w:ascii="Times New Roman" w:hAnsi="Times New Roman" w:eastAsia="Times New Roman" w:cs="Times New Roman"/>
-        </w:rPr>
-        <w:t xml:space="preserve">498.0</w:t>
-      </w:r>
-      <w:r>
-        <w:rPr>
-          <w:rFonts w:ascii="Times New Roman" w:hAnsi="Times New Roman" w:eastAsia="Times New Roman" w:cs="Times New Roman"/>
-        </w:rPr>
-        <w:t xml:space="preserve"> </w:t>
-      </w:r>
-      <w:r>
-        <w:rPr>
-          <w:rFonts w:ascii="Times New Roman" w:hAnsi="Times New Roman" w:eastAsia="Times New Roman" w:cs="Times New Roman"/>
-        </w:rPr>
-        <w:t xml:space="preserve">568.1</w:t>
-      </w:r>
-      <w:r>
-        <w:rPr>
-          <w:rFonts w:ascii="Times New Roman" w:hAnsi="Times New Roman" w:eastAsia="Times New Roman" w:cs="Times New Roman"/>
-        </w:rPr>
-        <w:t xml:space="preserve"> </w:t>
-      </w:r>
-      <w:r>
-        <w:rPr>
-          <w:rFonts w:ascii="Times New Roman" w:hAnsi="Times New Roman" w:eastAsia="Times New Roman" w:cs="Times New Roman"/>
-        </w:rPr>
-        <w:t xml:space="preserve">818.1</w:t>
-      </w:r>
-      <w:r>
-        <w:rPr>
-          <w:rFonts w:ascii="Times New Roman" w:hAnsi="Times New Roman" w:eastAsia="Times New Roman" w:cs="Times New Roman"/>
-        </w:rPr>
-        <w:t xml:space="preserve"> </w:t>
-      </w:r>
-      <w:r>
-        <w:rPr>
-          <w:rFonts w:hint="eastAsia" w:ascii="Times New Roman" w:hAnsi="Times New Roman" w:eastAsia="FangSong" w:cs="Times New Roman"/>
-        </w:rPr>
-        <w:t xml:space="preserve">轨道</w:t>
-      </w:r>
-      <w:r>
-        <w:rPr>
-          <w:rFonts w:ascii="Times New Roman" w:hAnsi="Times New Roman" w:eastAsia="Times New Roman" w:cs="Times New Roman"/>
-        </w:rPr>
-        <w:t xml:space="preserve"> </w:t>
-      </w:r>
-      <w:r>
-        <w:rPr>
-          <w:rFonts w:ascii="Times New Roman" w:hAnsi="Times New Roman" w:eastAsia="Times New Roman" w:cs="Times New Roman"/>
-        </w:rPr>
-        <w:t xml:space="preserve">6d</w:t>
-      </w:r>
-      <w:r>
-        <w:rPr>
-          <w:rFonts w:ascii="Times New Roman" w:hAnsi="Times New Roman" w:eastAsia="Times New Roman" w:cs="Times New Roman"/>
-        </w:rPr>
-        <w:t xml:space="preserve"> </w:t>
-      </w:r>
-      <w:r>
-        <w:rPr>
-          <w:rFonts w:ascii="Times New Roman" w:hAnsi="Times New Roman" w:eastAsia="Times New Roman" w:cs="Times New Roman"/>
-        </w:rPr>
-        <w:t xml:space="preserve">5d</w:t>
-      </w:r>
-      <w:r>
-        <w:rPr>
-          <w:rFonts w:ascii="Times New Roman" w:hAnsi="Times New Roman" w:eastAsia="Times New Roman" w:cs="Times New Roman"/>
-        </w:rPr>
-        <w:t xml:space="preserve"> </w:t>
-      </w:r>
-      <w:r>
-        <w:rPr>
-          <w:rFonts w:ascii="Times New Roman" w:hAnsi="Times New Roman" w:eastAsia="Times New Roman" w:cs="Times New Roman"/>
-        </w:rPr>
-        <w:t xml:space="preserve">4d</w:t>
-      </w:r>
-      <w:r>
-        <w:rPr>
-          <w:rFonts w:ascii="Times New Roman" w:hAnsi="Times New Roman" w:eastAsia="Times New Roman" w:cs="Times New Roman"/>
-        </w:rPr>
-        <w:t xml:space="preserve"> </w:t>
-      </w:r>
-      <w:r>
-        <w:rPr>
-          <w:rFonts w:ascii="Times New Roman" w:hAnsi="Times New Roman" w:eastAsia="Times New Roman" w:cs="Times New Roman"/>
-        </w:rPr>
-        <w:t xml:space="preserve">3d</w:t>
-      </w:r>
-    </w:p>
-    <w:p>
-      <w:pPr>
-        <w:pStyle w:val="BodyText"/>
-        <w:ind w:firstLine="420"/>
-      </w:pPr>
-      <w:r>
-        <w:rPr>
-          <w:rFonts w:hint="eastAsia" w:ascii="Times New Roman" w:hAnsi="Times New Roman" w:eastAsia="FangSong" w:cs="Times New Roman"/>
-        </w:rPr>
-        <w:t xml:space="preserve">使用合理近似求</w:t>
-      </w:r>
-      <w:r>
-        <w:rPr>
-          <w:rFonts w:ascii="Times New Roman" w:hAnsi="Times New Roman" w:eastAsia="Times New Roman" w:cs="Times New Roman"/>
-        </w:rPr>
-        <w:t xml:space="preserve"> Na </w:t>
-      </w:r>
-      <w:r>
-        <w:rPr>
-          <w:rFonts w:hint="eastAsia" w:ascii="Times New Roman" w:hAnsi="Times New Roman" w:eastAsia="FangSong" w:cs="Times New Roman"/>
-        </w:rPr>
-        <w:t>的第一电离能</w:t>
-      </w:r>
-      <w:r>
-        <w:rPr>
-          <w:rFonts w:hint="eastAsia" w:ascii="Times New Roman" w:hAnsi="Times New Roman" w:eastAsia="Times New Roman" w:cs="Times New Roman"/>
-        </w:rPr>
-        <w:t>。</w:t>
+        <w:pStyle w:val="FirstParagraph"/>
+      </w:pPr>
+      <w:r>
+        <w:rPr>
+          <w:rFonts w:ascii="Times New Roman" w:hAnsi="Times New Roman" w:eastAsia="Times New Roman" w:cs="Times New Roman"/>
+          <w:b/>
+          <w:bCs/>
+        </w:rPr>
+        <w:t xml:space="preserve">(2)</w:t>
       </w:r>
     </w:p>
     <w:p>
@@ -6605,8 +6358,16 @@
       <w:r>
         <w:rPr>
           <w:rFonts w:ascii="Times New Roman" w:hAnsi="Times New Roman" w:eastAsia="Times New Roman" w:cs="Times New Roman"/>
-        </w:rPr>
-        <w:t xml:space="preserve">19-2 </w:t>
+          <w:b/>
+          <w:bCs/>
+        </w:rPr>
+        <w:t xml:space="preserve">(3)</w:t>
+      </w:r>
+      <w:r>
+        <w:rPr>
+          <w:rFonts w:ascii="Times New Roman" w:hAnsi="Times New Roman" w:eastAsia="Times New Roman" w:cs="Times New Roman"/>
+        </w:rPr>
+        <w:t xml:space="preserve"> </w:t>
       </w:r>
       <w:r>
         <w:rPr>
@@ -7491,16 +7252,6 @@
         </w:pict>
       </w:r>
     </w:p>
-    <w:p>
-      <w:pPr>
-        <w:spacing w:before="160" w:after="80"/>
-      </w:pPr>
-      <w:r>
-        <w:pict>
-          <v:rect style="width:0;height:1.5pt" o:hralign="center" o:hrstd="t" o:hr="t"/>
-        </w:pict>
-      </w:r>
-    </w:p>
     <w:bookmarkEnd w:id="17"/>
     <w:bookmarkStart w:id="21" w:name="第9题"/>
     <w:p>
@@ -7928,7 +7679,7 @@
           <w:b/>
           <w:bCs/>
         </w:rPr>
-        <w:t xml:space="preserve">(1)</w:t>
+        <w:t xml:space="preserve">73-1</w:t>
       </w:r>
       <w:r>
         <w:rPr>
@@ -7984,7 +7735,7 @@
           <w:b/>
           <w:bCs/>
         </w:rPr>
-        <w:t xml:space="preserve">(2)</w:t>
+        <w:t xml:space="preserve">73-2</w:t>
       </w:r>
       <w:r>
         <w:rPr>
@@ -8766,16 +8517,6 @@
         </w:pict>
       </w:r>
     </w:p>
-    <w:p>
-      <w:pPr>
-        <w:spacing w:before="160" w:after="80"/>
-      </w:pPr>
-      <w:r>
-        <w:pict>
-          <v:rect style="width:0;height:1.5pt" o:hralign="center" o:hrstd="t" o:hr="t"/>
-        </w:pict>
-      </w:r>
-    </w:p>
     <w:bookmarkEnd w:id="21"/>
     <w:bookmarkStart w:id="25" w:name="第10题"/>
     <w:p>
@@ -8918,62 +8659,104 @@
     </w:p>
     <w:p>
       <w:pPr>
-        <w:numPr>
-          <w:ilvl w:val="0"/>
-          <w:numId w:val="1004"/>
-        </w:numPr>
+        <w:pStyle w:val="BodyText"/>
         <w:ind w:firstLine="420"/>
       </w:pPr>
       <w:r>
         <w:rPr>
           <w:rFonts w:hint="eastAsia" w:ascii="Times New Roman" w:hAnsi="Times New Roman" w:eastAsia="FangSong" w:cs="Times New Roman"/>
-        </w:rPr>
-        <w:t xml:space="preserve">请画出</w:t>
-      </w:r>
-      <w:r>
-        <w:rPr>
-          <w:rFonts w:ascii="Times New Roman" w:hAnsi="Times New Roman" w:eastAsia="Times New Roman" w:cs="Times New Roman"/>
-        </w:rPr>
-        <w:t xml:space="preserve"> </w:t>
-      </w:r>
-      <m:oMath>
-        <m:r>
-          <m:t>γ</m:t>
-        </m:r>
-      </m:oMath>
-      <w:r>
-        <w:rPr>
-          <w:rFonts w:ascii="Times New Roman" w:hAnsi="Times New Roman" w:eastAsia="Times New Roman" w:cs="Times New Roman"/>
-        </w:rPr>
-        <w:t xml:space="preserve"> </w:t>
-      </w:r>
-      <w:r>
-        <w:rPr>
-          <w:rFonts w:ascii="Times New Roman" w:hAnsi="Times New Roman" w:eastAsia="Times New Roman" w:cs="Times New Roman"/>
-        </w:rPr>
-        <w:t xml:space="preserve">-MgAgSb </w:t>
-      </w:r>
-      <w:r>
-        <w:rPr>
-          <w:rFonts w:hint="eastAsia" w:ascii="Times New Roman" w:hAnsi="Times New Roman" w:eastAsia="FangSong" w:cs="Times New Roman"/>
-        </w:rPr>
-        <w:t>的正当晶胞</w:t>
-      </w:r>
-      <w:r>
-        <w:rPr>
-          <w:rFonts w:hint="eastAsia" w:ascii="Times New Roman" w:hAnsi="Times New Roman" w:eastAsia="Times New Roman" w:cs="Times New Roman"/>
-        </w:rPr>
-        <w:t>。</w:t>
+          <w:b/>
+          <w:bCs/>
+        </w:rPr>
+        <w:t xml:space="preserve">参考答案</w:t>
+      </w:r>
+      <w:r>
+        <w:rPr>
+          <w:rFonts w:hint="eastAsia" w:ascii="Times New Roman" w:hAnsi="Times New Roman" w:eastAsia="Times New Roman" w:cs="Times New Roman"/>
+        </w:rPr>
+        <w:t xml:space="preserve">：</w:t>
       </w:r>
     </w:p>
     <w:p>
       <w:pPr>
-        <w:numPr>
-          <w:ilvl w:val="0"/>
-          <w:numId w:val="1004"/>
-        </w:numPr>
+        <w:pStyle w:val="BodyText"/>
         <w:ind w:firstLine="420"/>
       </w:pPr>
+      <w:r>
+        <w:rPr>
+          <w:rFonts w:ascii="Times New Roman" w:hAnsi="Times New Roman" w:eastAsia="Times New Roman" w:cs="Times New Roman"/>
+          <w:b/>
+          <w:bCs/>
+        </w:rPr>
+        <w:t xml:space="preserve">(1)</w:t>
+      </w:r>
+      <w:r>
+        <w:rPr>
+          <w:rFonts w:ascii="Times New Roman" w:hAnsi="Times New Roman" w:eastAsia="Times New Roman" w:cs="Times New Roman"/>
+        </w:rPr>
+        <w:t xml:space="preserve"> </w:t>
+      </w:r>
+      <w:r>
+        <w:rPr>
+          <w:rFonts w:hint="eastAsia" w:ascii="Times New Roman" w:hAnsi="Times New Roman" w:eastAsia="FangSong" w:cs="Times New Roman"/>
+        </w:rPr>
+        <w:t xml:space="preserve">请画出</w:t>
+      </w:r>
+      <w:r>
+        <w:rPr>
+          <w:rFonts w:ascii="Times New Roman" w:hAnsi="Times New Roman" w:eastAsia="Times New Roman" w:cs="Times New Roman"/>
+        </w:rPr>
+        <w:t xml:space="preserve"> </w:t>
+      </w:r>
+      <m:oMath>
+        <m:r>
+          <m:t>γ</m:t>
+        </m:r>
+      </m:oMath>
+      <w:r>
+        <w:rPr>
+          <w:rFonts w:ascii="Times New Roman" w:hAnsi="Times New Roman" w:eastAsia="Times New Roman" w:cs="Times New Roman"/>
+        </w:rPr>
+        <w:t xml:space="preserve"> </w:t>
+      </w:r>
+      <w:r>
+        <w:rPr>
+          <w:rFonts w:ascii="Times New Roman" w:hAnsi="Times New Roman" w:eastAsia="Times New Roman" w:cs="Times New Roman"/>
+        </w:rPr>
+        <w:t xml:space="preserve">-MgAgSb </w:t>
+      </w:r>
+      <w:r>
+        <w:rPr>
+          <w:rFonts w:hint="eastAsia" w:ascii="Times New Roman" w:hAnsi="Times New Roman" w:eastAsia="FangSong" w:cs="Times New Roman"/>
+        </w:rPr>
+        <w:t>的正当晶胞</w:t>
+      </w:r>
+      <w:r>
+        <w:rPr>
+          <w:rFonts w:hint="eastAsia" w:ascii="Times New Roman" w:hAnsi="Times New Roman" w:eastAsia="Times New Roman" w:cs="Times New Roman"/>
+        </w:rPr>
+        <w:t>。</w:t>
+      </w:r>
+    </w:p>
+    <w:p>
+      <w:pPr>
+        <w:pStyle w:val="BodyText"/>
+        <w:ind w:firstLine="420"/>
+      </w:pPr>
+      <w:r>
+        <w:rPr>
+          <w:rFonts w:ascii="Times New Roman" w:hAnsi="Times New Roman" w:eastAsia="Times New Roman" w:cs="Times New Roman"/>
+          <w:b/>
+          <w:bCs/>
+        </w:rPr>
+        <w:t xml:space="preserve">(2)</w:t>
+      </w:r>
+      <w:r>
+        <w:rPr>
+          <w:rFonts w:ascii="Times New Roman" w:hAnsi="Times New Roman" w:eastAsia="Times New Roman" w:cs="Times New Roman"/>
+        </w:rPr>
+        <w:t xml:space="preserve"> </w:t>
+      </w:r>
       <w:r>
         <w:rPr>
           <w:rFonts w:hint="eastAsia" w:ascii="Times New Roman" w:hAnsi="Times New Roman" w:eastAsia="FangSong" w:cs="Times New Roman"/>
@@ -9271,34 +9054,22 @@
     </w:p>
     <w:p>
       <w:pPr>
-        <w:pStyle w:val="FirstParagraph"/>
+        <w:pStyle w:val="BodyText"/>
         <w:ind w:firstLine="420"/>
       </w:pPr>
       <w:r>
         <w:rPr>
-          <w:rFonts w:hint="eastAsia" w:ascii="Times New Roman" w:hAnsi="Times New Roman" w:eastAsia="FangSong" w:cs="Times New Roman"/>
+          <w:rFonts w:ascii="Times New Roman" w:hAnsi="Times New Roman" w:eastAsia="Times New Roman" w:cs="Times New Roman"/>
           <w:b/>
           <w:bCs/>
         </w:rPr>
-        <w:t xml:space="preserve">参考答案</w:t>
-      </w:r>
-      <w:r>
-        <w:rPr>
-          <w:rFonts w:hint="eastAsia" w:ascii="Times New Roman" w:hAnsi="Times New Roman" w:eastAsia="Times New Roman" w:cs="Times New Roman"/>
-        </w:rPr>
-        <w:t xml:space="preserve">：</w:t>
-      </w:r>
-      <w:r>
-        <w:rPr>
-          <w:rFonts w:ascii="Times New Roman" w:hAnsi="Times New Roman" w:eastAsia="Times New Roman" w:cs="Times New Roman"/>
-        </w:rPr>
-        <w:t xml:space="preserve"> </w:t>
-      </w:r>
-      <w:r>
-        <w:rPr>
-          <w:rFonts w:ascii="Times New Roman" w:hAnsi="Times New Roman" w:eastAsia="Times New Roman" w:cs="Times New Roman"/>
-        </w:rPr>
-        <w:t xml:space="preserve">(1) </w:t>
+        <w:t xml:space="preserve">(1)</w:t>
+      </w:r>
+      <w:r>
+        <w:rPr>
+          <w:rFonts w:ascii="Times New Roman" w:hAnsi="Times New Roman" w:eastAsia="Times New Roman" w:cs="Times New Roman"/>
+        </w:rPr>
+        <w:t xml:space="preserve"> </w:t>
       </w:r>
       <w:r>
         <w:rPr>
@@ -9373,8 +9144,16 @@
       <w:r>
         <w:rPr>
           <w:rFonts w:ascii="Times New Roman" w:hAnsi="Times New Roman" w:eastAsia="Times New Roman" w:cs="Times New Roman"/>
-        </w:rPr>
-        <w:t xml:space="preserve">(2) </w:t>
+          <w:b/>
+          <w:bCs/>
+        </w:rPr>
+        <w:t xml:space="preserve">(2)</w:t>
+      </w:r>
+      <w:r>
+        <w:rPr>
+          <w:rFonts w:ascii="Times New Roman" w:hAnsi="Times New Roman" w:eastAsia="Times New Roman" w:cs="Times New Roman"/>
+        </w:rPr>
+        <w:t xml:space="preserve"> </w:t>
       </w:r>
       <w:r>
         <w:rPr>
@@ -9423,16 +9202,6 @@
           <w:rFonts w:hint="eastAsia" w:ascii="Times New Roman" w:hAnsi="Times New Roman" w:eastAsia="Times New Roman" w:cs="Times New Roman"/>
         </w:rPr>
         <w:t>。</w:t>
-      </w:r>
-    </w:p>
-    <w:p>
-      <w:pPr>
-        <w:spacing w:before="160" w:after="80"/>
-      </w:pPr>
-      <w:r>
-        <w:pict>
-          <v:rect style="width:0;height:1.5pt" o:hralign="center" o:hrstd="t" o:hr="t"/>
-        </w:pict>
       </w:r>
     </w:p>
     <w:p>
@@ -9506,7 +9275,7 @@
           <w:b/>
           <w:bCs/>
         </w:rPr>
-        <w:t xml:space="preserve">(1)</w:t>
+        <w:t xml:space="preserve">75-1</w:t>
       </w:r>
       <w:r>
         <w:rPr>
@@ -9656,7 +9425,7 @@
           <w:b/>
           <w:bCs/>
         </w:rPr>
-        <w:t xml:space="preserve">(2)</w:t>
+        <w:t xml:space="preserve">75-2</w:t>
       </w:r>
       <w:r>
         <w:rPr>
@@ -9759,7 +9528,7 @@
       <w:pPr>
         <w:numPr>
           <w:ilvl w:val="0"/>
-          <w:numId w:val="1005"/>
+          <w:numId w:val="1004"/>
         </w:numPr>
         <w:ind w:firstLine="420"/>
       </w:pPr>
@@ -9862,7 +9631,7 @@
       <w:pPr>
         <w:numPr>
           <w:ilvl w:val="0"/>
-          <w:numId w:val="1005"/>
+          <w:numId w:val="1004"/>
         </w:numPr>
         <w:ind w:firstLine="420"/>
       </w:pPr>
@@ -10108,7 +9877,7 @@
           <w:b/>
           <w:bCs/>
         </w:rPr>
-        <w:t xml:space="preserve">(3)</w:t>
+        <w:t xml:space="preserve">75-3</w:t>
       </w:r>
       <w:r>
         <w:rPr>
@@ -10210,7 +9979,7 @@
           <w:b/>
           <w:bCs/>
         </w:rPr>
-        <w:t xml:space="preserve">(4)</w:t>
+        <w:t xml:space="preserve">75-4</w:t>
       </w:r>
       <w:r>
         <w:rPr>
@@ -11085,16 +10854,6 @@
         </w:pict>
       </w:r>
     </w:p>
-    <w:p>
-      <w:pPr>
-        <w:spacing w:before="160" w:after="80"/>
-      </w:pPr>
-      <w:r>
-        <w:pict>
-          <v:rect style="width:0;height:1.5pt" o:hralign="center" o:hrstd="t" o:hr="t"/>
-        </w:pict>
-      </w:r>
-    </w:p>
     <w:bookmarkEnd w:id="26"/>
     <w:bookmarkStart w:id="27" w:name="第12题"/>
     <w:p>
@@ -11323,12 +11082,15 @@
     </w:p>
     <w:p>
       <w:pPr>
-        <w:numPr>
-          <w:ilvl w:val="0"/>
-          <w:numId w:val="1006"/>
-        </w:numPr>
+        <w:pStyle w:val="BodyText"/>
         <w:ind w:firstLine="420"/>
       </w:pPr>
+      <w:r>
+        <w:rPr>
+          <w:rFonts w:ascii="Times New Roman" w:hAnsi="Times New Roman" w:eastAsia="Times New Roman" w:cs="Times New Roman"/>
+        </w:rPr>
+        <w:t xml:space="preserve">76-1 </w:t>
+      </w:r>
       <w:r>
         <w:rPr>
           <w:rFonts w:hint="eastAsia" w:ascii="Times New Roman" w:hAnsi="Times New Roman" w:eastAsia="FangSong" w:cs="Times New Roman"/>
@@ -11356,12 +11118,15 @@
     </w:p>
     <w:p>
       <w:pPr>
-        <w:numPr>
-          <w:ilvl w:val="0"/>
-          <w:numId w:val="1006"/>
-        </w:numPr>
+        <w:pStyle w:val="BodyText"/>
         <w:ind w:firstLine="420"/>
       </w:pPr>
+      <w:r>
+        <w:rPr>
+          <w:rFonts w:ascii="Times New Roman" w:hAnsi="Times New Roman" w:eastAsia="Times New Roman" w:cs="Times New Roman"/>
+        </w:rPr>
+        <w:t xml:space="preserve">76-2 </w:t>
+      </w:r>
       <w:r>
         <w:rPr>
           <w:rFonts w:hint="eastAsia" w:ascii="Times New Roman" w:hAnsi="Times New Roman" w:eastAsia="FangSong" w:cs="Times New Roman"/>
@@ -11537,7 +11302,7 @@
     </w:p>
     <w:p>
       <w:pPr>
-        <w:pStyle w:val="FirstParagraph"/>
+        <w:pStyle w:val="BodyText"/>
         <w:ind w:firstLine="420"/>
       </w:pPr>
       <w:r>
@@ -11557,27 +11322,48 @@
     </w:p>
     <w:p>
       <w:pPr>
-        <w:pStyle w:val="Compact"/>
-        <w:numPr>
-          <w:ilvl w:val="0"/>
-          <w:numId w:val="1007"/>
-        </w:numPr>
-      </w:pPr>
+        <w:pStyle w:val="BodyText"/>
+      </w:pPr>
+      <w:r>
+        <w:rPr>
+          <w:rFonts w:ascii="Times New Roman" w:hAnsi="Times New Roman" w:eastAsia="Times New Roman" w:cs="Times New Roman"/>
+          <w:b/>
+          <w:bCs/>
+        </w:rPr>
+        <w:t xml:space="preserve">(1)</w:t>
+      </w:r>
+      <w:r>
+        <w:rPr>
+          <w:rFonts w:ascii="Times New Roman" w:hAnsi="Times New Roman" w:eastAsia="Times New Roman" w:cs="Times New Roman"/>
+        </w:rPr>
+        <w:t xml:space="preserve"> </w:t>
+      </w:r>
       <w:r>
         <w:rPr>
           <w:rFonts w:ascii="Times New Roman" w:hAnsi="Times New Roman" w:eastAsia="Times New Roman" w:cs="Times New Roman"/>
         </w:rPr>
         <w:t xml:space="preserve">-3414kJ/mol。</w:t>
       </w:r>
-    </w:p>
-    <w:p>
-      <w:pPr>
-        <w:pStyle w:val="Compact"/>
-        <w:numPr>
-          <w:ilvl w:val="0"/>
-          <w:numId w:val="1007"/>
-        </w:numPr>
-      </w:pPr>
+      <w:r>
+        <w:rPr>
+          <w:rFonts w:ascii="Times New Roman" w:hAnsi="Times New Roman" w:eastAsia="Times New Roman" w:cs="Times New Roman"/>
+        </w:rPr>
+        <w:t xml:space="preserve"> </w:t>
+      </w:r>
+      <w:r>
+        <w:rPr>
+          <w:rFonts w:ascii="Times New Roman" w:hAnsi="Times New Roman" w:eastAsia="Times New Roman" w:cs="Times New Roman"/>
+          <w:b/>
+          <w:bCs/>
+        </w:rPr>
+        <w:t xml:space="preserve">(2)</w:t>
+      </w:r>
+      <w:r>
+        <w:rPr>
+          <w:rFonts w:ascii="Times New Roman" w:hAnsi="Times New Roman" w:eastAsia="Times New Roman" w:cs="Times New Roman"/>
+        </w:rPr>
+        <w:t xml:space="preserve"> </w:t>
+      </w:r>
       <w:r>
         <w:rPr>
           <w:rFonts w:ascii="Times New Roman" w:hAnsi="Times New Roman" w:eastAsia="Times New Roman" w:cs="Times New Roman"/>
@@ -11621,16 +11407,6 @@
           <w:rFonts w:ascii="Times New Roman" w:hAnsi="Times New Roman" w:eastAsia="Times New Roman" w:cs="Times New Roman"/>
         </w:rPr>
         <w:t xml:space="preserve">J。</w:t>
-      </w:r>
-    </w:p>
-    <w:p>
-      <w:pPr>
-        <w:spacing w:before="160" w:after="80"/>
-      </w:pPr>
-      <w:r>
-        <w:pict>
-          <v:rect style="width:0;height:1.5pt" o:hralign="center" o:hrstd="t" o:hr="t"/>
-        </w:pict>
       </w:r>
     </w:p>
     <w:p>
@@ -11818,7 +11594,7 @@
         <w:pStyle w:val="Compact"/>
         <w:numPr>
           <w:ilvl w:val="0"/>
-          <w:numId w:val="1008"/>
+          <w:numId w:val="1005"/>
         </w:numPr>
         <w:ind w:firstLine="420"/>
       </w:pPr>
@@ -11840,7 +11616,7 @@
         <w:pStyle w:val="Compact"/>
         <w:numPr>
           <w:ilvl w:val="0"/>
-          <w:numId w:val="1008"/>
+          <w:numId w:val="1005"/>
         </w:numPr>
         <w:ind w:firstLine="420"/>
       </w:pPr>
@@ -11911,7 +11687,7 @@
       <w:pPr>
         <w:numPr>
           <w:ilvl w:val="0"/>
-          <w:numId w:val="1009"/>
+          <w:numId w:val="1006"/>
         </w:numPr>
         <w:ind w:firstLine="420"/>
       </w:pPr>
@@ -12123,7 +11899,7 @@
       <w:pPr>
         <w:numPr>
           <w:ilvl w:val="0"/>
-          <w:numId w:val="1009"/>
+          <w:numId w:val="1006"/>
         </w:numPr>
         <w:ind w:firstLine="420"/>
       </w:pPr>
@@ -12262,16 +12038,6 @@
         </w:pict>
       </w:r>
     </w:p>
-    <w:p>
-      <w:pPr>
-        <w:spacing w:before="160" w:after="80"/>
-      </w:pPr>
-      <w:r>
-        <w:pict>
-          <v:rect style="width:0;height:1.5pt" o:hralign="center" o:hrstd="t" o:hr="t"/>
-        </w:pict>
-      </w:r>
-    </w:p>
     <w:bookmarkEnd w:id="31"/>
     <w:bookmarkStart w:id="35" w:name="第14题"/>
     <w:p>
@@ -12623,7 +12389,7 @@
         <w:pStyle w:val="Compact"/>
         <w:numPr>
           <w:ilvl w:val="0"/>
-          <w:numId w:val="1010"/>
+          <w:numId w:val="1007"/>
         </w:numPr>
         <w:ind w:firstLine="420"/>
       </w:pPr>
@@ -12657,7 +12423,7 @@
         <w:pStyle w:val="Compact"/>
         <w:numPr>
           <w:ilvl w:val="0"/>
-          <w:numId w:val="1010"/>
+          <w:numId w:val="1007"/>
         </w:numPr>
         <w:ind w:firstLine="420"/>
       </w:pPr>
@@ -12691,7 +12457,7 @@
         <w:pStyle w:val="Compact"/>
         <w:numPr>
           <w:ilvl w:val="0"/>
-          <w:numId w:val="1010"/>
+          <w:numId w:val="1007"/>
         </w:numPr>
         <w:ind w:firstLine="420"/>
       </w:pPr>
@@ -12745,7 +12511,7 @@
         <w:pStyle w:val="Compact"/>
         <w:numPr>
           <w:ilvl w:val="0"/>
-          <w:numId w:val="1011"/>
+          <w:numId w:val="1008"/>
         </w:numPr>
         <w:ind w:firstLine="420"/>
       </w:pPr>
@@ -13006,7 +12772,7 @@
       <w:pPr>
         <w:numPr>
           <w:ilvl w:val="0"/>
-          <w:numId w:val="1012"/>
+          <w:numId w:val="1009"/>
         </w:numPr>
       </w:pPr>
       <m:oMath>
@@ -13360,7 +13126,7 @@
       <w:pPr>
         <w:numPr>
           <w:ilvl w:val="0"/>
-          <w:numId w:val="1012"/>
+          <w:numId w:val="1009"/>
         </w:numPr>
         <w:ind w:firstLine="420"/>
       </w:pPr>
@@ -13484,16 +13250,6 @@
           <w:rFonts w:hint="eastAsia" w:ascii="Times New Roman" w:hAnsi="Times New Roman" w:eastAsia="Times New Roman" w:cs="Times New Roman"/>
         </w:rPr>
         <w:t>。</w:t>
-      </w:r>
-    </w:p>
-    <w:p>
-      <w:pPr>
-        <w:spacing w:before="160" w:after="80"/>
-      </w:pPr>
-      <w:r>
-        <w:pict>
-          <v:rect style="width:0;height:1.5pt" o:hralign="center" o:hrstd="t" o:hr="t"/>
-        </w:pict>
       </w:r>
     </w:p>
     <w:p>
@@ -14044,7 +13800,7 @@
         <w:pStyle w:val="Compact"/>
         <w:numPr>
           <w:ilvl w:val="0"/>
-          <w:numId w:val="1013"/>
+          <w:numId w:val="1010"/>
         </w:numPr>
         <w:ind w:firstLine="420"/>
       </w:pPr>
@@ -14144,7 +13900,7 @@
         <w:pStyle w:val="Compact"/>
         <w:numPr>
           <w:ilvl w:val="0"/>
-          <w:numId w:val="1013"/>
+          <w:numId w:val="1010"/>
         </w:numPr>
         <w:ind w:firstLine="420"/>
       </w:pPr>
@@ -14286,7 +14042,7 @@
         <w:pStyle w:val="Compact"/>
         <w:numPr>
           <w:ilvl w:val="0"/>
-          <w:numId w:val="1014"/>
+          <w:numId w:val="1011"/>
         </w:numPr>
         <w:ind w:firstLine="420"/>
       </w:pPr>
@@ -14581,16 +14337,6 @@
         </w:pict>
       </w:r>
     </w:p>
-    <w:p>
-      <w:pPr>
-        <w:spacing w:before="160" w:after="80"/>
-      </w:pPr>
-      <w:r>
-        <w:pict>
-          <v:rect style="width:0;height:1.5pt" o:hralign="center" o:hrstd="t" o:hr="t"/>
-        </w:pict>
-      </w:r>
-    </w:p>
     <w:bookmarkEnd w:id="51"/>
     <w:bookmarkStart w:id="55" w:name="第16题"/>
     <w:p>
@@ -14760,7 +14506,7 @@
         <w:pStyle w:val="Compact"/>
         <w:numPr>
           <w:ilvl w:val="0"/>
-          <w:numId w:val="1015"/>
+          <w:numId w:val="1012"/>
         </w:numPr>
         <w:ind w:firstLine="420"/>
       </w:pPr>
@@ -15066,7 +14812,7 @@
         <w:pStyle w:val="Compact"/>
         <w:numPr>
           <w:ilvl w:val="0"/>
-          <w:numId w:val="1015"/>
+          <w:numId w:val="1012"/>
         </w:numPr>
         <w:ind w:firstLine="420"/>
       </w:pPr>
@@ -15338,7 +15084,7 @@
         <w:pStyle w:val="Compact"/>
         <w:numPr>
           <w:ilvl w:val="0"/>
-          <w:numId w:val="1016"/>
+          <w:numId w:val="1013"/>
         </w:numPr>
         <w:ind w:firstLine="420"/>
       </w:pPr>
@@ -15477,7 +15223,7 @@
         <w:pStyle w:val="Compact"/>
         <w:numPr>
           <w:ilvl w:val="0"/>
-          <w:numId w:val="1017"/>
+          <w:numId w:val="1014"/>
         </w:numPr>
         <w:ind w:firstLine="420"/>
       </w:pPr>
@@ -15594,16 +15340,6 @@
           <w:rFonts w:hint="eastAsia" w:ascii="Times New Roman" w:hAnsi="Times New Roman" w:eastAsia="Times New Roman" w:cs="Times New Roman"/>
         </w:rPr>
         <w:t>。</w:t>
-      </w:r>
-    </w:p>
-    <w:p>
-      <w:pPr>
-        <w:spacing w:before="160" w:after="80"/>
-      </w:pPr>
-      <w:r>
-        <w:pict>
-          <v:rect style="width:0;height:1.5pt" o:hralign="center" o:hrstd="t" o:hr="t"/>
-        </w:pict>
       </w:r>
     </w:p>
     <w:p>
@@ -15713,7 +15449,7 @@
         <w:pStyle w:val="Compact"/>
         <w:numPr>
           <w:ilvl w:val="0"/>
-          <w:numId w:val="1018"/>
+          <w:numId w:val="1015"/>
         </w:numPr>
         <w:ind w:firstLine="420"/>
       </w:pPr>
@@ -15735,7 +15471,7 @@
         <w:pStyle w:val="Compact"/>
         <w:numPr>
           <w:ilvl w:val="0"/>
-          <w:numId w:val="1018"/>
+          <w:numId w:val="1015"/>
         </w:numPr>
         <w:ind w:firstLine="420"/>
       </w:pPr>
@@ -15781,7 +15517,7 @@
         <w:pStyle w:val="Compact"/>
         <w:numPr>
           <w:ilvl w:val="0"/>
-          <w:numId w:val="1018"/>
+          <w:numId w:val="1015"/>
         </w:numPr>
         <w:ind w:firstLine="420"/>
       </w:pPr>
@@ -15893,7 +15629,7 @@
         <w:pStyle w:val="Compact"/>
         <w:numPr>
           <w:ilvl w:val="0"/>
-          <w:numId w:val="1018"/>
+          <w:numId w:val="1015"/>
         </w:numPr>
         <w:ind w:firstLine="420"/>
       </w:pPr>
@@ -16054,16 +15790,6 @@
           <w:bCs/>
         </w:rPr>
         <w:t>：C</w:t>
-      </w:r>
-    </w:p>
-    <w:p>
-      <w:pPr>
-        <w:spacing w:before="160" w:after="80"/>
-      </w:pPr>
-      <w:r>
-        <w:pict>
-          <v:rect style="width:0;height:1.5pt" o:hralign="center" o:hrstd="t" o:hr="t"/>
-        </w:pict>
       </w:r>
     </w:p>
     <w:p>
@@ -16284,16 +16010,6 @@
         </w:pict>
       </w:r>
     </w:p>
-    <w:p>
-      <w:pPr>
-        <w:spacing w:before="160" w:after="80"/>
-      </w:pPr>
-      <w:r>
-        <w:pict>
-          <v:rect style="width:0;height:1.5pt" o:hralign="center" o:hrstd="t" o:hr="t"/>
-        </w:pict>
-      </w:r>
-    </w:p>
     <w:bookmarkEnd w:id="60"/>
     <w:bookmarkStart w:id="61" w:name="第19题"/>
     <w:p>
@@ -16667,7 +16383,7 @@
         <w:pStyle w:val="Compact"/>
         <w:numPr>
           <w:ilvl w:val="0"/>
-          <w:numId w:val="1019"/>
+          <w:numId w:val="1016"/>
         </w:numPr>
         <w:ind w:firstLine="420"/>
       </w:pPr>
@@ -16683,76 +16399,66 @@
         </w:rPr>
         <w:t xml:space="preserve">逐渐增大</w:t>
       </w:r>
+      <w:r>
+        <w:rPr>
+          <w:rFonts w:ascii="Times New Roman" w:hAnsi="Times New Roman" w:eastAsia="Times New Roman" w:cs="Times New Roman"/>
+        </w:rPr>
+        <w:t xml:space="preserve">　　B. </w:t>
+      </w:r>
+      <w:r>
+        <w:rPr>
+          <w:rFonts w:hint="eastAsia" w:ascii="Times New Roman" w:hAnsi="Times New Roman" w:eastAsia="FangSong" w:cs="Times New Roman"/>
+        </w:rPr>
+        <w:t xml:space="preserve">逐渐减小</w:t>
+      </w:r>
+      <w:r>
+        <w:rPr>
+          <w:rFonts w:ascii="Times New Roman" w:hAnsi="Times New Roman" w:eastAsia="Times New Roman" w:cs="Times New Roman"/>
+        </w:rPr>
+        <w:t xml:space="preserve">　　C. </w:t>
+      </w:r>
+      <w:r>
+        <w:rPr>
+          <w:rFonts w:hint="eastAsia" w:ascii="Times New Roman" w:hAnsi="Times New Roman" w:eastAsia="FangSong" w:cs="Times New Roman"/>
+        </w:rPr>
+        <w:t xml:space="preserve">先增大后减小</w:t>
+      </w:r>
+      <w:r>
+        <w:rPr>
+          <w:rFonts w:ascii="Times New Roman" w:hAnsi="Times New Roman" w:eastAsia="Times New Roman" w:cs="Times New Roman"/>
+        </w:rPr>
+        <w:t xml:space="preserve">　　D. </w:t>
+      </w:r>
+      <w:r>
+        <w:rPr>
+          <w:rFonts w:hint="eastAsia" w:ascii="Times New Roman" w:hAnsi="Times New Roman" w:eastAsia="FangSong" w:cs="Times New Roman"/>
+        </w:rPr>
+        <w:t xml:space="preserve">先减小后增大</w:t>
+      </w:r>
     </w:p>
     <w:p>
       <w:pPr>
-        <w:pStyle w:val="Compact"/>
-        <w:numPr>
-          <w:ilvl w:val="0"/>
-          <w:numId w:val="1019"/>
-        </w:numPr>
+        <w:pStyle w:val="FirstParagraph"/>
         <w:ind w:firstLine="420"/>
       </w:pPr>
       <w:r>
         <w:rPr>
-          <w:rFonts w:ascii="Times New Roman" w:hAnsi="Times New Roman" w:eastAsia="Times New Roman" w:cs="Times New Roman"/>
-        </w:rPr>
-        <w:t xml:space="preserve">B. </w:t>
-      </w:r>
-      <w:r>
-        <w:rPr>
-          <w:rFonts w:hint="eastAsia" w:ascii="Times New Roman" w:hAnsi="Times New Roman" w:eastAsia="FangSong" w:cs="Times New Roman"/>
-        </w:rPr>
-        <w:t xml:space="preserve">逐渐减小</w:t>
+          <w:rFonts w:hint="eastAsia" w:ascii="Times New Roman" w:hAnsi="Times New Roman" w:eastAsia="FangSong" w:cs="Times New Roman"/>
+          <w:b/>
+          <w:bCs/>
+        </w:rPr>
+        <w:t xml:space="preserve">参考答案</w:t>
+      </w:r>
+      <w:r>
+        <w:rPr>
+          <w:rFonts w:hint="eastAsia" w:ascii="Times New Roman" w:hAnsi="Times New Roman" w:eastAsia="Times New Roman" w:cs="Times New Roman"/>
+        </w:rPr>
+        <w:t xml:space="preserve">：</w:t>
       </w:r>
     </w:p>
     <w:p>
       <w:pPr>
-        <w:pStyle w:val="Compact"/>
-        <w:numPr>
-          <w:ilvl w:val="0"/>
-          <w:numId w:val="1019"/>
-        </w:numPr>
-        <w:ind w:firstLine="420"/>
-      </w:pPr>
-      <w:r>
-        <w:rPr>
-          <w:rFonts w:ascii="Times New Roman" w:hAnsi="Times New Roman" w:eastAsia="Times New Roman" w:cs="Times New Roman"/>
-        </w:rPr>
-        <w:t xml:space="preserve">C. </w:t>
-      </w:r>
-      <w:r>
-        <w:rPr>
-          <w:rFonts w:hint="eastAsia" w:ascii="Times New Roman" w:hAnsi="Times New Roman" w:eastAsia="FangSong" w:cs="Times New Roman"/>
-        </w:rPr>
-        <w:t xml:space="preserve">先增大后减小</w:t>
-      </w:r>
-    </w:p>
-    <w:p>
-      <w:pPr>
-        <w:pStyle w:val="Compact"/>
-        <w:numPr>
-          <w:ilvl w:val="0"/>
-          <w:numId w:val="1019"/>
-        </w:numPr>
-        <w:ind w:firstLine="420"/>
-      </w:pPr>
-      <w:r>
-        <w:rPr>
-          <w:rFonts w:ascii="Times New Roman" w:hAnsi="Times New Roman" w:eastAsia="Times New Roman" w:cs="Times New Roman"/>
-        </w:rPr>
-        <w:t xml:space="preserve">D. </w:t>
-      </w:r>
-      <w:r>
-        <w:rPr>
-          <w:rFonts w:hint="eastAsia" w:ascii="Times New Roman" w:hAnsi="Times New Roman" w:eastAsia="FangSong" w:cs="Times New Roman"/>
-        </w:rPr>
-        <w:t xml:space="preserve">先减小后增大</w:t>
-      </w:r>
-    </w:p>
-    <w:p>
-      <w:pPr>
-        <w:pStyle w:val="FirstParagraph"/>
+        <w:pStyle w:val="BodyText"/>
         <w:ind w:firstLine="420"/>
       </w:pPr>
       <w:r>
@@ -16761,45 +16467,15 @@
           <w:b/>
           <w:bCs/>
         </w:rPr>
-        <w:t xml:space="preserve">参考答案</w:t>
-      </w:r>
-      <w:r>
-        <w:rPr>
-          <w:rFonts w:hint="eastAsia" w:ascii="Times New Roman" w:hAnsi="Times New Roman" w:eastAsia="Times New Roman" w:cs="Times New Roman"/>
-        </w:rPr>
-        <w:t xml:space="preserve">：</w:t>
-      </w:r>
-    </w:p>
-    <w:p>
-      <w:pPr>
-        <w:pStyle w:val="BodyText"/>
-        <w:ind w:firstLine="420"/>
-      </w:pPr>
-      <w:r>
-        <w:rPr>
-          <w:rFonts w:hint="eastAsia" w:ascii="Times New Roman" w:hAnsi="Times New Roman" w:eastAsia="FangSong" w:cs="Times New Roman"/>
+        <w:t>答案</w:t>
+      </w:r>
+      <w:r>
+        <w:rPr>
+          <w:rFonts w:hint="eastAsia" w:ascii="Times New Roman" w:hAnsi="Times New Roman" w:eastAsia="Times New Roman" w:cs="Times New Roman"/>
           <w:b/>
           <w:bCs/>
         </w:rPr>
-        <w:t>答案</w:t>
-      </w:r>
-      <w:r>
-        <w:rPr>
-          <w:rFonts w:hint="eastAsia" w:ascii="Times New Roman" w:hAnsi="Times New Roman" w:eastAsia="Times New Roman" w:cs="Times New Roman"/>
-          <w:b/>
-          <w:bCs/>
-        </w:rPr>
         <w:t>：A</w:t>
-      </w:r>
-    </w:p>
-    <w:p>
-      <w:pPr>
-        <w:spacing w:before="160" w:after="80"/>
-      </w:pPr>
-      <w:r>
-        <w:pict>
-          <v:rect style="width:0;height:1.5pt" o:hralign="center" o:hrstd="t" o:hr="t"/>
-        </w:pict>
       </w:r>
     </w:p>
     <w:p>
@@ -17214,7 +16890,7 @@
         <w:pStyle w:val="Compact"/>
         <w:numPr>
           <w:ilvl w:val="0"/>
-          <w:numId w:val="1020"/>
+          <w:numId w:val="1017"/>
         </w:numPr>
         <w:ind w:firstLine="420"/>
       </w:pPr>
@@ -17308,7 +16984,7 @@
         <w:pStyle w:val="Compact"/>
         <w:numPr>
           <w:ilvl w:val="0"/>
-          <w:numId w:val="1020"/>
+          <w:numId w:val="1017"/>
         </w:numPr>
         <w:ind w:firstLine="420"/>
       </w:pPr>
@@ -17379,7 +17055,7 @@
         <w:pStyle w:val="Compact"/>
         <w:numPr>
           <w:ilvl w:val="0"/>
-          <w:numId w:val="1020"/>
+          <w:numId w:val="1017"/>
         </w:numPr>
         <w:ind w:firstLine="420"/>
       </w:pPr>
@@ -17465,7 +17141,7 @@
         <w:pStyle w:val="Compact"/>
         <w:numPr>
           <w:ilvl w:val="0"/>
-          <w:numId w:val="1020"/>
+          <w:numId w:val="1017"/>
         </w:numPr>
         <w:ind w:firstLine="420"/>
       </w:pPr>
@@ -17534,16 +17210,6 @@
           <w:bCs/>
         </w:rPr>
         <w:t>：D</w:t>
-      </w:r>
-    </w:p>
-    <w:p>
-      <w:pPr>
-        <w:spacing w:before="160" w:after="80"/>
-      </w:pPr>
-      <w:r>
-        <w:pict>
-          <v:rect style="width:0;height:1.5pt" o:hralign="center" o:hrstd="t" o:hr="t"/>
-        </w:pict>
       </w:r>
     </w:p>
     <w:p>
@@ -18340,116 +18006,6 @@
     <w:p>
       <w:pPr>
         <w:pStyle w:val="BodyText"/>
-        <w:ind w:firstLine="420"/>
-      </w:pPr>
-      <w:r>
-        <w:rPr>
-          <w:rFonts w:hint="eastAsia" w:ascii="Times New Roman" w:hAnsi="Times New Roman" w:eastAsia="FangSong" w:cs="Times New Roman"/>
-        </w:rPr>
-        <w:t>写出上述各反应的化学方程式</w:t>
-      </w:r>
-      <w:r>
-        <w:rPr>
-          <w:rFonts w:hint="eastAsia" w:ascii="Times New Roman" w:hAnsi="Times New Roman" w:eastAsia="Times New Roman" w:cs="Times New Roman"/>
-        </w:rPr>
-        <w:t>（</w:t>
-      </w:r>
-      <w:r>
-        <w:rPr>
-          <w:rFonts w:hint="eastAsia" w:ascii="Times New Roman" w:hAnsi="Times New Roman" w:eastAsia="FangSong" w:cs="Times New Roman"/>
-        </w:rPr>
-        <w:t>若为溶液中的离子反应</w:t>
-      </w:r>
-      <w:r>
-        <w:rPr>
-          <w:rFonts w:hint="eastAsia" w:ascii="Times New Roman" w:hAnsi="Times New Roman" w:eastAsia="Times New Roman" w:cs="Times New Roman"/>
-        </w:rPr>
-        <w:t>，</w:t>
-      </w:r>
-      <w:r>
-        <w:rPr>
-          <w:rFonts w:hint="eastAsia" w:ascii="Times New Roman" w:hAnsi="Times New Roman" w:eastAsia="FangSong" w:cs="Times New Roman"/>
-        </w:rPr>
-        <w:t>同时写出离子方程式</w:t>
-      </w:r>
-      <w:r>
-        <w:rPr>
-          <w:rFonts w:hint="eastAsia" w:ascii="Times New Roman" w:hAnsi="Times New Roman" w:eastAsia="Times New Roman" w:cs="Times New Roman"/>
-        </w:rPr>
-        <w:t>）。</w:t>
-      </w:r>
-    </w:p>
-    <w:p>
-      <w:pPr>
-        <w:pStyle w:val="BlockText"/>
-        <w:ind w:firstLine="420"/>
-      </w:pPr>
-      <w:r>
-        <w:rPr>
-          <w:rFonts w:hint="eastAsia" w:ascii="Times New Roman" w:hAnsi="Times New Roman" w:eastAsia="FangSong" w:cs="Times New Roman"/>
-          <w:b/>
-          <w:bCs/>
-        </w:rPr>
-        <w:t xml:space="preserve">校勘注</w:t>
-      </w:r>
-      <w:r>
-        <w:rPr>
-          <w:rFonts w:hint="eastAsia" w:ascii="Times New Roman" w:hAnsi="Times New Roman" w:eastAsia="Times New Roman" w:cs="Times New Roman"/>
-        </w:rPr>
-        <w:t>：</w:t>
-      </w:r>
-      <w:r>
-        <w:rPr>
-          <w:rFonts w:hint="eastAsia" w:ascii="Times New Roman" w:hAnsi="Times New Roman" w:eastAsia="FangSong" w:cs="Times New Roman"/>
-        </w:rPr>
-        <w:t>原书设问行在源卡转录时缺失</w:t>
-      </w:r>
-      <w:r>
-        <w:rPr>
-          <w:rFonts w:hint="eastAsia" w:ascii="Times New Roman" w:hAnsi="Times New Roman" w:eastAsia="Times New Roman" w:cs="Times New Roman"/>
-        </w:rPr>
-        <w:t>，</w:t>
-      </w:r>
-      <w:r>
-        <w:rPr>
-          <w:rFonts w:hint="eastAsia" w:ascii="Times New Roman" w:hAnsi="Times New Roman" w:eastAsia="FangSong" w:cs="Times New Roman"/>
-        </w:rPr>
-        <w:t>此处按答案结构</w:t>
-      </w:r>
-      <w:r>
-        <w:rPr>
-          <w:rFonts w:hint="eastAsia" w:ascii="Times New Roman" w:hAnsi="Times New Roman" w:eastAsia="Times New Roman" w:cs="Times New Roman"/>
-        </w:rPr>
-        <w:t>（</w:t>
-      </w:r>
-      <w:r>
-        <w:rPr>
-          <w:rFonts w:hint="eastAsia" w:ascii="Times New Roman" w:hAnsi="Times New Roman" w:eastAsia="FangSong" w:cs="Times New Roman"/>
-        </w:rPr>
-        <w:t>四个小问均要求写方程式</w:t>
-      </w:r>
-      <w:r>
-        <w:rPr>
-          <w:rFonts w:hint="eastAsia" w:ascii="Times New Roman" w:hAnsi="Times New Roman" w:eastAsia="Times New Roman" w:cs="Times New Roman"/>
-        </w:rPr>
-        <w:t>）</w:t>
-      </w:r>
-      <w:r>
-        <w:rPr>
-          <w:rFonts w:hint="eastAsia" w:ascii="Times New Roman" w:hAnsi="Times New Roman" w:eastAsia="FangSong" w:cs="Times New Roman"/>
-        </w:rPr>
-        <w:t>复原</w:t>
-      </w:r>
-      <w:r>
-        <w:rPr>
-          <w:rFonts w:hint="eastAsia" w:ascii="Times New Roman" w:hAnsi="Times New Roman" w:eastAsia="Times New Roman" w:cs="Times New Roman"/>
-        </w:rPr>
-        <w:t>。</w:t>
-      </w:r>
-    </w:p>
-    <w:p>
-      <w:pPr>
-        <w:pStyle w:val="FirstParagraph"/>
         <w:ind w:firstLine="420"/>
       </w:pPr>
       <w:r>
@@ -21523,7 +21079,7 @@
         <w:pStyle w:val="Compact"/>
         <w:numPr>
           <w:ilvl w:val="0"/>
-          <w:numId w:val="1021"/>
+          <w:numId w:val="1018"/>
         </w:numPr>
         <w:ind w:firstLine="420"/>
       </w:pPr>
@@ -21771,7 +21327,7 @@
         <w:pStyle w:val="Compact"/>
         <w:numPr>
           <w:ilvl w:val="0"/>
-          <w:numId w:val="1021"/>
+          <w:numId w:val="1018"/>
         </w:numPr>
         <w:ind w:firstLine="420"/>
       </w:pPr>
@@ -21862,7 +21418,7 @@
         <w:pStyle w:val="Compact"/>
         <w:numPr>
           <w:ilvl w:val="0"/>
-          <w:numId w:val="1021"/>
+          <w:numId w:val="1018"/>
         </w:numPr>
         <w:ind w:firstLine="420"/>
       </w:pPr>
@@ -22505,7 +22061,7 @@
         <w:pStyle w:val="Compact"/>
         <w:numPr>
           <w:ilvl w:val="0"/>
-          <w:numId w:val="1022"/>
+          <w:numId w:val="1019"/>
         </w:numPr>
       </w:pPr>
       <m:oMath>
@@ -22638,7 +22194,7 @@
         <w:pStyle w:val="Compact"/>
         <w:numPr>
           <w:ilvl w:val="0"/>
-          <w:numId w:val="1022"/>
+          <w:numId w:val="1019"/>
         </w:numPr>
       </w:pPr>
       <m:oMath>
@@ -22749,16 +22305,6 @@
           <w:rFonts w:ascii="Times New Roman" w:hAnsi="Times New Roman" w:eastAsia="Times New Roman" w:cs="Times New Roman"/>
         </w:rPr>
         <w:t xml:space="preserve">​</w:t>
-      </w:r>
-    </w:p>
-    <w:p>
-      <w:pPr>
-        <w:spacing w:before="160" w:after="80"/>
-      </w:pPr>
-      <w:r>
-        <w:pict>
-          <v:rect style="width:0;height:1.5pt" o:hralign="center" o:hrstd="t" o:hr="t"/>
-        </w:pict>
       </w:r>
     </w:p>
     <w:p>
@@ -23216,16 +22762,6 @@
           </m:sSub>
         </m:oMath>
       </m:oMathPara>
-    </w:p>
-    <w:p>
-      <w:pPr>
-        <w:spacing w:before="160" w:after="80"/>
-      </w:pPr>
-      <w:r>
-        <w:pict>
-          <v:rect style="width:0;height:1.5pt" o:hralign="center" o:hrstd="t" o:hr="t"/>
-        </w:pict>
-      </w:r>
     </w:p>
     <w:p>
       <w:pPr>
@@ -26350,16 +25886,6 @@
         </w:pict>
       </w:r>
     </w:p>
-    <w:p>
-      <w:pPr>
-        <w:spacing w:before="160" w:after="80"/>
-      </w:pPr>
-      <w:r>
-        <w:pict>
-          <v:rect style="width:0;height:1.5pt" o:hralign="center" o:hrstd="t" o:hr="t"/>
-        </w:pict>
-      </w:r>
-    </w:p>
     <w:bookmarkEnd w:id="71"/>
     <w:bookmarkStart w:id="78" w:name="第24题"/>
     <w:p>
@@ -27070,12 +26596,15 @@
     </w:p>
     <w:p>
       <w:pPr>
-        <w:numPr>
-          <w:ilvl w:val="0"/>
-          <w:numId w:val="1023"/>
-        </w:numPr>
+        <w:pStyle w:val="BodyText"/>
         <w:ind w:firstLine="420"/>
       </w:pPr>
+      <w:r>
+        <w:rPr>
+          <w:rFonts w:ascii="Times New Roman" w:hAnsi="Times New Roman" w:eastAsia="Times New Roman" w:cs="Times New Roman"/>
+        </w:rPr>
+        <w:t xml:space="preserve">10-1 </w:t>
+      </w:r>
       <w:r>
         <w:rPr>
           <w:rFonts w:hint="eastAsia" w:ascii="Times New Roman" w:hAnsi="Times New Roman" w:eastAsia="FangSong" w:cs="Times New Roman"/>
@@ -27127,12 +26656,15 @@
     </w:p>
     <w:p>
       <w:pPr>
-        <w:numPr>
-          <w:ilvl w:val="0"/>
-          <w:numId w:val="1023"/>
-        </w:numPr>
+        <w:pStyle w:val="BodyText"/>
         <w:ind w:firstLine="420"/>
       </w:pPr>
+      <w:r>
+        <w:rPr>
+          <w:rFonts w:ascii="Times New Roman" w:hAnsi="Times New Roman" w:eastAsia="Times New Roman" w:cs="Times New Roman"/>
+        </w:rPr>
+        <w:t xml:space="preserve">10-2 </w:t>
+      </w:r>
       <w:r>
         <w:rPr>
           <w:rFonts w:hint="eastAsia" w:ascii="Times New Roman" w:hAnsi="Times New Roman" w:eastAsia="FangSong" w:cs="Times New Roman"/>
@@ -27242,12 +26774,15 @@
     </w:p>
     <w:p>
       <w:pPr>
-        <w:numPr>
-          <w:ilvl w:val="0"/>
-          <w:numId w:val="1023"/>
-        </w:numPr>
+        <w:pStyle w:val="BodyText"/>
         <w:ind w:firstLine="420"/>
       </w:pPr>
+      <w:r>
+        <w:rPr>
+          <w:rFonts w:ascii="Times New Roman" w:hAnsi="Times New Roman" w:eastAsia="Times New Roman" w:cs="Times New Roman"/>
+        </w:rPr>
+        <w:t xml:space="preserve">10-3 </w:t>
+      </w:r>
       <w:r>
         <w:rPr>
           <w:rFonts w:hint="eastAsia" w:ascii="Times New Roman" w:hAnsi="Times New Roman" w:eastAsia="FangSong" w:cs="Times New Roman"/>
@@ -27263,12 +26798,15 @@
     </w:p>
     <w:p>
       <w:pPr>
-        <w:numPr>
-          <w:ilvl w:val="0"/>
-          <w:numId w:val="1023"/>
-        </w:numPr>
+        <w:pStyle w:val="BodyText"/>
         <w:ind w:firstLine="420"/>
       </w:pPr>
+      <w:r>
+        <w:rPr>
+          <w:rFonts w:ascii="Times New Roman" w:hAnsi="Times New Roman" w:eastAsia="Times New Roman" w:cs="Times New Roman"/>
+        </w:rPr>
+        <w:t xml:space="preserve">10-4 </w:t>
+      </w:r>
       <w:r>
         <w:rPr>
           <w:rFonts w:hint="eastAsia" w:ascii="Times New Roman" w:hAnsi="Times New Roman" w:eastAsia="FangSong" w:cs="Times New Roman"/>
@@ -27296,7 +26834,7 @@
     </w:p>
     <w:p>
       <w:pPr>
-        <w:pStyle w:val="FirstParagraph"/>
+        <w:pStyle w:val="BodyText"/>
         <w:ind w:firstLine="420"/>
       </w:pPr>
       <w:r>
@@ -27316,12 +26854,23 @@
     </w:p>
     <w:p>
       <w:pPr>
-        <w:numPr>
-          <w:ilvl w:val="0"/>
-          <w:numId w:val="1024"/>
-        </w:numPr>
+        <w:pStyle w:val="BodyText"/>
         <w:ind w:firstLine="420"/>
       </w:pPr>
+      <w:r>
+        <w:rPr>
+          <w:rFonts w:ascii="Times New Roman" w:hAnsi="Times New Roman" w:eastAsia="Times New Roman" w:cs="Times New Roman"/>
+          <w:b/>
+          <w:bCs/>
+        </w:rPr>
+        <w:t xml:space="preserve">(1)</w:t>
+      </w:r>
+      <w:r>
+        <w:rPr>
+          <w:rFonts w:ascii="Times New Roman" w:hAnsi="Times New Roman" w:eastAsia="Times New Roman" w:cs="Times New Roman"/>
+        </w:rPr>
+        <w:t xml:space="preserve"> </w:t>
+      </w:r>
       <m:oMath>
         <m:oMathPr>
           <m:ctrlPr>
@@ -27676,12 +27225,23 @@
     </w:p>
     <w:p>
       <w:pPr>
-        <w:numPr>
-          <w:ilvl w:val="0"/>
-          <w:numId w:val="1024"/>
-        </w:numPr>
+        <w:pStyle w:val="BodyText"/>
         <w:ind w:firstLine="420"/>
       </w:pPr>
+      <w:r>
+        <w:rPr>
+          <w:rFonts w:ascii="Times New Roman" w:hAnsi="Times New Roman" w:eastAsia="Times New Roman" w:cs="Times New Roman"/>
+          <w:b/>
+          <w:bCs/>
+        </w:rPr>
+        <w:t xml:space="preserve">(2)</w:t>
+      </w:r>
+      <w:r>
+        <w:rPr>
+          <w:rFonts w:ascii="Times New Roman" w:hAnsi="Times New Roman" w:eastAsia="Times New Roman" w:cs="Times New Roman"/>
+        </w:rPr>
+        <w:t xml:space="preserve"> </w:t>
+      </w:r>
       <w:r>
         <w:rPr>
           <w:rFonts w:hint="eastAsia" w:ascii="Times New Roman" w:hAnsi="Times New Roman" w:eastAsia="FangSong" w:cs="Times New Roman"/>
@@ -27828,12 +27388,23 @@
     </w:p>
     <w:p>
       <w:pPr>
-        <w:numPr>
-          <w:ilvl w:val="0"/>
-          <w:numId w:val="1024"/>
-        </w:numPr>
+        <w:pStyle w:val="BodyText"/>
         <w:ind w:firstLine="420"/>
       </w:pPr>
+      <w:r>
+        <w:rPr>
+          <w:rFonts w:ascii="Times New Roman" w:hAnsi="Times New Roman" w:eastAsia="Times New Roman" w:cs="Times New Roman"/>
+          <w:b/>
+          <w:bCs/>
+        </w:rPr>
+        <w:t xml:space="preserve">(3)</w:t>
+      </w:r>
+      <w:r>
+        <w:rPr>
+          <w:rFonts w:ascii="Times New Roman" w:hAnsi="Times New Roman" w:eastAsia="Times New Roman" w:cs="Times New Roman"/>
+        </w:rPr>
+        <w:t xml:space="preserve"> </w:t>
+      </w:r>
       <w:r>
         <w:rPr>
           <w:rFonts w:hint="eastAsia" w:ascii="Times New Roman" w:hAnsi="Times New Roman" w:eastAsia="FangSong" w:cs="Times New Roman"/>
@@ -27849,12 +27420,23 @@
     </w:p>
     <w:p>
       <w:pPr>
-        <w:numPr>
-          <w:ilvl w:val="0"/>
-          <w:numId w:val="1024"/>
-        </w:numPr>
+        <w:pStyle w:val="BodyText"/>
         <w:ind w:firstLine="420"/>
       </w:pPr>
+      <w:r>
+        <w:rPr>
+          <w:rFonts w:ascii="Times New Roman" w:hAnsi="Times New Roman" w:eastAsia="Times New Roman" w:cs="Times New Roman"/>
+          <w:b/>
+          <w:bCs/>
+        </w:rPr>
+        <w:t xml:space="preserve">(4)</w:t>
+      </w:r>
+      <w:r>
+        <w:rPr>
+          <w:rFonts w:ascii="Times New Roman" w:hAnsi="Times New Roman" w:eastAsia="Times New Roman" w:cs="Times New Roman"/>
+        </w:rPr>
+        <w:t xml:space="preserve"> </w:t>
+      </w:r>
       <w:r>
         <w:rPr>
           <w:rFonts w:hint="eastAsia" w:ascii="Times New Roman" w:hAnsi="Times New Roman" w:eastAsia="FangSong" w:cs="Times New Roman"/>
@@ -27935,7 +27517,7 @@
     </w:p>
     <w:p>
       <w:pPr>
-        <w:pStyle w:val="FirstParagraph"/>
+        <w:pStyle w:val="BodyText"/>
         <w:ind w:firstLine="420"/>
       </w:pPr>
       <w:r>
@@ -28950,12 +28532,23 @@
     </w:p>
     <w:p>
       <w:pPr>
-        <w:numPr>
-          <w:ilvl w:val="0"/>
-          <w:numId w:val="1025"/>
-        </w:numPr>
+        <w:pStyle w:val="BodyText"/>
         <w:ind w:firstLine="420"/>
       </w:pPr>
+      <w:r>
+        <w:rPr>
+          <w:rFonts w:ascii="Times New Roman" w:hAnsi="Times New Roman" w:eastAsia="Times New Roman" w:cs="Times New Roman"/>
+          <w:b/>
+          <w:bCs/>
+        </w:rPr>
+        <w:t xml:space="preserve">(2)</w:t>
+      </w:r>
+      <w:r>
+        <w:rPr>
+          <w:rFonts w:ascii="Times New Roman" w:hAnsi="Times New Roman" w:eastAsia="Times New Roman" w:cs="Times New Roman"/>
+        </w:rPr>
+        <w:t xml:space="preserve"> </w:t>
+      </w:r>
       <w:r>
         <w:rPr>
           <w:rFonts w:hint="eastAsia" w:ascii="Times New Roman" w:hAnsi="Times New Roman" w:eastAsia="FangSong" w:cs="Times New Roman"/>
@@ -29126,12 +28719,23 @@
     </w:p>
     <w:p>
       <w:pPr>
-        <w:numPr>
-          <w:ilvl w:val="0"/>
-          <w:numId w:val="1025"/>
-        </w:numPr>
+        <w:pStyle w:val="BodyText"/>
         <w:ind w:firstLine="420"/>
       </w:pPr>
+      <w:r>
+        <w:rPr>
+          <w:rFonts w:ascii="Times New Roman" w:hAnsi="Times New Roman" w:eastAsia="Times New Roman" w:cs="Times New Roman"/>
+          <w:b/>
+          <w:bCs/>
+        </w:rPr>
+        <w:t xml:space="preserve">(3)</w:t>
+      </w:r>
+      <w:r>
+        <w:rPr>
+          <w:rFonts w:ascii="Times New Roman" w:hAnsi="Times New Roman" w:eastAsia="Times New Roman" w:cs="Times New Roman"/>
+        </w:rPr>
+        <w:t xml:space="preserve"> </w:t>
+      </w:r>
       <w:r>
         <w:rPr>
           <w:rFonts w:hint="eastAsia" w:ascii="Times New Roman" w:hAnsi="Times New Roman" w:eastAsia="FangSong" w:cs="Times New Roman"/>
@@ -29147,12 +28751,23 @@
     </w:p>
     <w:p>
       <w:pPr>
-        <w:numPr>
-          <w:ilvl w:val="0"/>
-          <w:numId w:val="1025"/>
-        </w:numPr>
+        <w:pStyle w:val="BodyText"/>
         <w:ind w:firstLine="420"/>
       </w:pPr>
+      <w:r>
+        <w:rPr>
+          <w:rFonts w:ascii="Times New Roman" w:hAnsi="Times New Roman" w:eastAsia="Times New Roman" w:cs="Times New Roman"/>
+          <w:b/>
+          <w:bCs/>
+        </w:rPr>
+        <w:t xml:space="preserve">(4)</w:t>
+      </w:r>
+      <w:r>
+        <w:rPr>
+          <w:rFonts w:ascii="Times New Roman" w:hAnsi="Times New Roman" w:eastAsia="Times New Roman" w:cs="Times New Roman"/>
+        </w:rPr>
+        <w:t xml:space="preserve"> </w:t>
+      </w:r>
       <w:r>
         <w:rPr>
           <w:rFonts w:hint="eastAsia" w:ascii="Times New Roman" w:hAnsi="Times New Roman" w:eastAsia="FangSong" w:cs="Times New Roman"/>
@@ -29253,16 +28868,6 @@
           <w:rFonts w:hint="eastAsia" w:ascii="Times New Roman" w:hAnsi="Times New Roman" w:eastAsia="Times New Roman" w:cs="Times New Roman"/>
         </w:rPr>
         <w:t>。</w:t>
-      </w:r>
-    </w:p>
-    <w:p>
-      <w:pPr>
-        <w:spacing w:before="160" w:after="80"/>
-      </w:pPr>
-      <w:r>
-        <w:pict>
-          <v:rect style="width:0;height:1.5pt" o:hralign="center" o:hrstd="t" o:hr="t"/>
-        </w:pict>
       </w:r>
     </w:p>
     <w:p>
@@ -30215,12 +29820,15 @@
     </w:p>
     <w:p>
       <w:pPr>
-        <w:numPr>
-          <w:ilvl w:val="0"/>
-          <w:numId w:val="1026"/>
-        </w:numPr>
+        <w:pStyle w:val="BodyText"/>
         <w:ind w:firstLine="420"/>
       </w:pPr>
+      <w:r>
+        <w:rPr>
+          <w:rFonts w:ascii="Times New Roman" w:hAnsi="Times New Roman" w:eastAsia="Times New Roman" w:cs="Times New Roman"/>
+        </w:rPr>
+        <w:t xml:space="preserve">7-1 </w:t>
+      </w:r>
       <w:r>
         <w:rPr>
           <w:rFonts w:hint="eastAsia" w:ascii="Times New Roman" w:hAnsi="Times New Roman" w:eastAsia="FangSong" w:cs="Times New Roman"/>
@@ -30236,12 +29844,15 @@
     </w:p>
     <w:p>
       <w:pPr>
-        <w:numPr>
-          <w:ilvl w:val="0"/>
-          <w:numId w:val="1026"/>
-        </w:numPr>
+        <w:pStyle w:val="BodyText"/>
         <w:ind w:firstLine="420"/>
       </w:pPr>
+      <w:r>
+        <w:rPr>
+          <w:rFonts w:ascii="Times New Roman" w:hAnsi="Times New Roman" w:eastAsia="Times New Roman" w:cs="Times New Roman"/>
+        </w:rPr>
+        <w:t xml:space="preserve">7-2 </w:t>
+      </w:r>
       <w:r>
         <w:rPr>
           <w:rFonts w:hint="eastAsia" w:ascii="Times New Roman" w:hAnsi="Times New Roman" w:eastAsia="FangSong" w:cs="Times New Roman"/>
@@ -30301,7 +29912,7 @@
     </w:p>
     <w:p>
       <w:pPr>
-        <w:pStyle w:val="FirstParagraph"/>
+        <w:pStyle w:val="BodyText"/>
         <w:ind w:firstLine="420"/>
       </w:pPr>
       <w:r>
@@ -30576,7 +30187,7 @@
         <w:pStyle w:val="Compact"/>
         <w:numPr>
           <w:ilvl w:val="0"/>
-          <w:numId w:val="1027"/>
+          <w:numId w:val="1020"/>
         </w:numPr>
         <w:ind w:firstLine="420"/>
       </w:pPr>
@@ -31330,7 +30941,7 @@
         <w:pStyle w:val="Compact"/>
         <w:numPr>
           <w:ilvl w:val="0"/>
-          <w:numId w:val="1028"/>
+          <w:numId w:val="1021"/>
         </w:numPr>
         <w:ind w:firstLine="420"/>
       </w:pPr>
@@ -32272,16 +31883,6 @@
           <m:t>g</m:t>
         </m:r>
       </m:oMath>
-    </w:p>
-    <w:p>
-      <w:pPr>
-        <w:spacing w:before="160" w:after="80"/>
-      </w:pPr>
-      <w:r>
-        <w:pict>
-          <v:rect style="width:0;height:1.5pt" o:hralign="center" o:hrstd="t" o:hr="t"/>
-        </w:pict>
-      </w:r>
     </w:p>
     <w:p>
       <w:pPr>
@@ -34989,16 +34590,6 @@
         </w:pict>
       </w:r>
     </w:p>
-    <w:p>
-      <w:pPr>
-        <w:spacing w:before="160" w:after="80"/>
-      </w:pPr>
-      <w:r>
-        <w:pict>
-          <v:rect style="width:0;height:1.5pt" o:hralign="center" o:hrstd="t" o:hr="t"/>
-        </w:pict>
-      </w:r>
-    </w:p>
     <w:bookmarkEnd w:id="80"/>
     <w:bookmarkEnd w:id="81"/>
     <w:bookmarkEnd w:id="82"/>
@@ -35253,91 +34844,6 @@
       </w:rPr>
     </w:lvl>
   </w:abstractNum>
-  <w:abstractNum w:abstractNumId="99411">
-    <w:nsid w:val="00A99411"/>
-    <w:multiLevelType w:val="multilevel"/>
-    <w:lvl w:ilvl="0">
-      <w:start w:val="1"/>
-      <w:numFmt w:val="decimal"/>
-      <w:lvlText w:val="%1."/>
-      <w:lvlJc w:val="left"/>
-      <w:pPr>
-        <w:ind w:left="720" w:hanging="360"/>
-      </w:pPr>
-    </w:lvl>
-    <w:lvl w:ilvl="1">
-      <w:start w:val="1"/>
-      <w:numFmt w:val="decimal"/>
-      <w:lvlText w:val="%2."/>
-      <w:lvlJc w:val="left"/>
-      <w:pPr>
-        <w:ind w:left="1440" w:hanging="360"/>
-      </w:pPr>
-    </w:lvl>
-    <w:lvl w:ilvl="2">
-      <w:start w:val="1"/>
-      <w:numFmt w:val="decimal"/>
-      <w:lvlText w:val="%3."/>
-      <w:lvlJc w:val="left"/>
-      <w:pPr>
-        <w:ind w:left="2160" w:hanging="360"/>
-      </w:pPr>
-    </w:lvl>
-    <w:lvl w:ilvl="3">
-      <w:start w:val="1"/>
-      <w:numFmt w:val="decimal"/>
-      <w:lvlText w:val="%4."/>
-      <w:lvlJc w:val="left"/>
-      <w:pPr>
-        <w:ind w:left="2880" w:hanging="360"/>
-      </w:pPr>
-    </w:lvl>
-    <w:lvl w:ilvl="4">
-      <w:start w:val="1"/>
-      <w:numFmt w:val="decimal"/>
-      <w:lvlText w:val="%5."/>
-      <w:lvlJc w:val="left"/>
-      <w:pPr>
-        <w:ind w:left="3600" w:hanging="360"/>
-      </w:pPr>
-    </w:lvl>
-    <w:lvl w:ilvl="5">
-      <w:start w:val="1"/>
-      <w:numFmt w:val="decimal"/>
-      <w:lvlText w:val="%6."/>
-      <w:lvlJc w:val="left"/>
-      <w:pPr>
-        <w:ind w:left="4320" w:hanging="360"/>
-      </w:pPr>
-    </w:lvl>
-    <w:lvl w:ilvl="6">
-      <w:start w:val="1"/>
-      <w:numFmt w:val="decimal"/>
-      <w:lvlText w:val="%7."/>
-      <w:lvlJc w:val="left"/>
-      <w:pPr>
-        <w:ind w:left="5040" w:hanging="360"/>
-      </w:pPr>
-    </w:lvl>
-    <w:lvl w:ilvl="7">
-      <w:start w:val="1"/>
-      <w:numFmt w:val="decimal"/>
-      <w:lvlText w:val="%8."/>
-      <w:lvlJc w:val="left"/>
-      <w:pPr>
-        <w:ind w:left="5760" w:hanging="360"/>
-      </w:pPr>
-    </w:lvl>
-    <w:lvl w:ilvl="8">
-      <w:start w:val="1"/>
-      <w:numFmt w:val="decimal"/>
-      <w:lvlText w:val="%9."/>
-      <w:lvlJc w:val="left"/>
-      <w:pPr>
-        <w:ind w:left="6480" w:hanging="360"/>
-      </w:pPr>
-    </w:lvl>
-  </w:abstractNum>
   <w:abstractNum w:abstractNumId="99431">
     <w:nsid w:val="00A99431"/>
     <w:multiLevelType w:val="multilevel"/>
@@ -35502,6 +35008,91 @@
       <w:start w:val="1"/>
       <w:numFmt w:val="lowerLetter"/>
       <w:lvlText w:val="(%9)"/>
+      <w:lvlJc w:val="left"/>
+      <w:pPr>
+        <w:ind w:left="6480" w:hanging="360"/>
+      </w:pPr>
+    </w:lvl>
+  </w:abstractNum>
+  <w:abstractNum w:abstractNumId="99411">
+    <w:nsid w:val="00A99411"/>
+    <w:multiLevelType w:val="multilevel"/>
+    <w:lvl w:ilvl="0">
+      <w:start w:val="1"/>
+      <w:numFmt w:val="decimal"/>
+      <w:lvlText w:val="%1."/>
+      <w:lvlJc w:val="left"/>
+      <w:pPr>
+        <w:ind w:left="720" w:hanging="360"/>
+      </w:pPr>
+    </w:lvl>
+    <w:lvl w:ilvl="1">
+      <w:start w:val="1"/>
+      <w:numFmt w:val="decimal"/>
+      <w:lvlText w:val="%2."/>
+      <w:lvlJc w:val="left"/>
+      <w:pPr>
+        <w:ind w:left="1440" w:hanging="360"/>
+      </w:pPr>
+    </w:lvl>
+    <w:lvl w:ilvl="2">
+      <w:start w:val="1"/>
+      <w:numFmt w:val="decimal"/>
+      <w:lvlText w:val="%3."/>
+      <w:lvlJc w:val="left"/>
+      <w:pPr>
+        <w:ind w:left="2160" w:hanging="360"/>
+      </w:pPr>
+    </w:lvl>
+    <w:lvl w:ilvl="3">
+      <w:start w:val="1"/>
+      <w:numFmt w:val="decimal"/>
+      <w:lvlText w:val="%4."/>
+      <w:lvlJc w:val="left"/>
+      <w:pPr>
+        <w:ind w:left="2880" w:hanging="360"/>
+      </w:pPr>
+    </w:lvl>
+    <w:lvl w:ilvl="4">
+      <w:start w:val="1"/>
+      <w:numFmt w:val="decimal"/>
+      <w:lvlText w:val="%5."/>
+      <w:lvlJc w:val="left"/>
+      <w:pPr>
+        <w:ind w:left="3600" w:hanging="360"/>
+      </w:pPr>
+    </w:lvl>
+    <w:lvl w:ilvl="5">
+      <w:start w:val="1"/>
+      <w:numFmt w:val="decimal"/>
+      <w:lvlText w:val="%6."/>
+      <w:lvlJc w:val="left"/>
+      <w:pPr>
+        <w:ind w:left="4320" w:hanging="360"/>
+      </w:pPr>
+    </w:lvl>
+    <w:lvl w:ilvl="6">
+      <w:start w:val="1"/>
+      <w:numFmt w:val="decimal"/>
+      <w:lvlText w:val="%7."/>
+      <w:lvlJc w:val="left"/>
+      <w:pPr>
+        <w:ind w:left="5040" w:hanging="360"/>
+      </w:pPr>
+    </w:lvl>
+    <w:lvl w:ilvl="7">
+      <w:start w:val="1"/>
+      <w:numFmt w:val="decimal"/>
+      <w:lvlText w:val="%8."/>
+      <w:lvlJc w:val="left"/>
+      <w:pPr>
+        <w:ind w:left="5760" w:hanging="360"/>
+      </w:pPr>
+    </w:lvl>
+    <w:lvl w:ilvl="8">
+      <w:start w:val="1"/>
+      <w:numFmt w:val="decimal"/>
+      <w:lvlText w:val="%9."/>
       <w:lvlJc w:val="left"/>
       <w:pPr>
         <w:ind w:left="6480" w:hanging="360"/>
@@ -35688,6 +35279,66 @@
     <w:abstractNumId w:val="991"/>
   </w:num>
   <w:num w:numId="1003">
+    <w:abstractNumId w:val="99431"/>
+    <w:lvlOverride w:ilvl="0">
+      <w:startOverride w:val="1"/>
+    </w:lvlOverride>
+    <w:lvlOverride w:ilvl="1">
+      <w:startOverride w:val="1"/>
+    </w:lvlOverride>
+    <w:lvlOverride w:ilvl="2">
+      <w:startOverride w:val="1"/>
+    </w:lvlOverride>
+    <w:lvlOverride w:ilvl="3">
+      <w:startOverride w:val="1"/>
+    </w:lvlOverride>
+    <w:lvlOverride w:ilvl="4">
+      <w:startOverride w:val="1"/>
+    </w:lvlOverride>
+    <w:lvlOverride w:ilvl="5">
+      <w:startOverride w:val="1"/>
+    </w:lvlOverride>
+    <w:lvlOverride w:ilvl="6">
+      <w:startOverride w:val="1"/>
+    </w:lvlOverride>
+    <w:lvlOverride w:ilvl="7">
+      <w:startOverride w:val="1"/>
+    </w:lvlOverride>
+    <w:lvlOverride w:ilvl="8">
+      <w:startOverride w:val="1"/>
+    </w:lvlOverride>
+  </w:num>
+  <w:num w:numId="1004">
+    <w:abstractNumId w:val="99731"/>
+    <w:lvlOverride w:ilvl="0">
+      <w:startOverride w:val="1"/>
+    </w:lvlOverride>
+    <w:lvlOverride w:ilvl="1">
+      <w:startOverride w:val="1"/>
+    </w:lvlOverride>
+    <w:lvlOverride w:ilvl="2">
+      <w:startOverride w:val="1"/>
+    </w:lvlOverride>
+    <w:lvlOverride w:ilvl="3">
+      <w:startOverride w:val="1"/>
+    </w:lvlOverride>
+    <w:lvlOverride w:ilvl="4">
+      <w:startOverride w:val="1"/>
+    </w:lvlOverride>
+    <w:lvlOverride w:ilvl="5">
+      <w:startOverride w:val="1"/>
+    </w:lvlOverride>
+    <w:lvlOverride w:ilvl="6">
+      <w:startOverride w:val="1"/>
+    </w:lvlOverride>
+    <w:lvlOverride w:ilvl="7">
+      <w:startOverride w:val="1"/>
+    </w:lvlOverride>
+    <w:lvlOverride w:ilvl="8">
+      <w:startOverride w:val="1"/>
+    </w:lvlOverride>
+  </w:num>
+  <w:num w:numId="1005">
     <w:abstractNumId w:val="99411"/>
     <w:lvlOverride w:ilvl="0">
       <w:startOverride w:val="1"/>
@@ -35717,68 +35368,8 @@
       <w:startOverride w:val="1"/>
     </w:lvlOverride>
   </w:num>
-  <w:num w:numId="1004">
-    <w:abstractNumId w:val="99431"/>
-    <w:lvlOverride w:ilvl="0">
-      <w:startOverride w:val="1"/>
-    </w:lvlOverride>
-    <w:lvlOverride w:ilvl="1">
-      <w:startOverride w:val="1"/>
-    </w:lvlOverride>
-    <w:lvlOverride w:ilvl="2">
-      <w:startOverride w:val="1"/>
-    </w:lvlOverride>
-    <w:lvlOverride w:ilvl="3">
-      <w:startOverride w:val="1"/>
-    </w:lvlOverride>
-    <w:lvlOverride w:ilvl="4">
-      <w:startOverride w:val="1"/>
-    </w:lvlOverride>
-    <w:lvlOverride w:ilvl="5">
-      <w:startOverride w:val="1"/>
-    </w:lvlOverride>
-    <w:lvlOverride w:ilvl="6">
-      <w:startOverride w:val="1"/>
-    </w:lvlOverride>
-    <w:lvlOverride w:ilvl="7">
-      <w:startOverride w:val="1"/>
-    </w:lvlOverride>
-    <w:lvlOverride w:ilvl="8">
-      <w:startOverride w:val="1"/>
-    </w:lvlOverride>
-  </w:num>
-  <w:num w:numId="1005">
-    <w:abstractNumId w:val="99731"/>
-    <w:lvlOverride w:ilvl="0">
-      <w:startOverride w:val="1"/>
-    </w:lvlOverride>
-    <w:lvlOverride w:ilvl="1">
-      <w:startOverride w:val="1"/>
-    </w:lvlOverride>
-    <w:lvlOverride w:ilvl="2">
-      <w:startOverride w:val="1"/>
-    </w:lvlOverride>
-    <w:lvlOverride w:ilvl="3">
-      <w:startOverride w:val="1"/>
-    </w:lvlOverride>
-    <w:lvlOverride w:ilvl="4">
-      <w:startOverride w:val="1"/>
-    </w:lvlOverride>
-    <w:lvlOverride w:ilvl="5">
-      <w:startOverride w:val="1"/>
-    </w:lvlOverride>
-    <w:lvlOverride w:ilvl="6">
-      <w:startOverride w:val="1"/>
-    </w:lvlOverride>
-    <w:lvlOverride w:ilvl="7">
-      <w:startOverride w:val="1"/>
-    </w:lvlOverride>
-    <w:lvlOverride w:ilvl="8">
-      <w:startOverride w:val="1"/>
-    </w:lvlOverride>
-  </w:num>
   <w:num w:numId="1006">
-    <w:abstractNumId w:val="99431"/>
+    <w:abstractNumId w:val="99411"/>
     <w:lvlOverride w:ilvl="0">
       <w:startOverride w:val="1"/>
     </w:lvlOverride>
@@ -35808,7 +35399,7 @@
     </w:lvlOverride>
   </w:num>
   <w:num w:numId="1007">
-    <w:abstractNumId w:val="99431"/>
+    <w:abstractNumId w:val="99411"/>
     <w:lvlOverride w:ilvl="0">
       <w:startOverride w:val="1"/>
     </w:lvlOverride>
@@ -35868,33 +35459,33 @@
     </w:lvlOverride>
   </w:num>
   <w:num w:numId="1009">
-    <w:abstractNumId w:val="99411"/>
+    <w:abstractNumId w:val="99412"/>
     <w:lvlOverride w:ilvl="0">
-      <w:startOverride w:val="1"/>
+      <w:startOverride w:val="2"/>
     </w:lvlOverride>
     <w:lvlOverride w:ilvl="1">
-      <w:startOverride w:val="1"/>
+      <w:startOverride w:val="2"/>
     </w:lvlOverride>
     <w:lvlOverride w:ilvl="2">
-      <w:startOverride w:val="1"/>
+      <w:startOverride w:val="2"/>
     </w:lvlOverride>
     <w:lvlOverride w:ilvl="3">
-      <w:startOverride w:val="1"/>
+      <w:startOverride w:val="2"/>
     </w:lvlOverride>
     <w:lvlOverride w:ilvl="4">
-      <w:startOverride w:val="1"/>
+      <w:startOverride w:val="2"/>
     </w:lvlOverride>
     <w:lvlOverride w:ilvl="5">
-      <w:startOverride w:val="1"/>
+      <w:startOverride w:val="2"/>
     </w:lvlOverride>
     <w:lvlOverride w:ilvl="6">
-      <w:startOverride w:val="1"/>
+      <w:startOverride w:val="2"/>
     </w:lvlOverride>
     <w:lvlOverride w:ilvl="7">
-      <w:startOverride w:val="1"/>
+      <w:startOverride w:val="2"/>
     </w:lvlOverride>
     <w:lvlOverride w:ilvl="8">
-      <w:startOverride w:val="1"/>
+      <w:startOverride w:val="2"/>
     </w:lvlOverride>
   </w:num>
   <w:num w:numId="1010">
@@ -35958,33 +35549,33 @@
     </w:lvlOverride>
   </w:num>
   <w:num w:numId="1012">
-    <w:abstractNumId w:val="99412"/>
+    <w:abstractNumId w:val="99411"/>
     <w:lvlOverride w:ilvl="0">
-      <w:startOverride w:val="2"/>
+      <w:startOverride w:val="1"/>
     </w:lvlOverride>
     <w:lvlOverride w:ilvl="1">
-      <w:startOverride w:val="2"/>
+      <w:startOverride w:val="1"/>
     </w:lvlOverride>
     <w:lvlOverride w:ilvl="2">
-      <w:startOverride w:val="2"/>
+      <w:startOverride w:val="1"/>
     </w:lvlOverride>
     <w:lvlOverride w:ilvl="3">
-      <w:startOverride w:val="2"/>
+      <w:startOverride w:val="1"/>
     </w:lvlOverride>
     <w:lvlOverride w:ilvl="4">
-      <w:startOverride w:val="2"/>
+      <w:startOverride w:val="1"/>
     </w:lvlOverride>
     <w:lvlOverride w:ilvl="5">
-      <w:startOverride w:val="2"/>
+      <w:startOverride w:val="1"/>
     </w:lvlOverride>
     <w:lvlOverride w:ilvl="6">
-      <w:startOverride w:val="2"/>
+      <w:startOverride w:val="1"/>
     </w:lvlOverride>
     <w:lvlOverride w:ilvl="7">
-      <w:startOverride w:val="2"/>
+      <w:startOverride w:val="1"/>
     </w:lvlOverride>
     <w:lvlOverride w:ilvl="8">
-      <w:startOverride w:val="2"/>
+      <w:startOverride w:val="1"/>
     </w:lvlOverride>
   </w:num>
   <w:num w:numId="1013">
@@ -36018,96 +35609,6 @@
     </w:lvlOverride>
   </w:num>
   <w:num w:numId="1014">
-    <w:abstractNumId w:val="99411"/>
-    <w:lvlOverride w:ilvl="0">
-      <w:startOverride w:val="1"/>
-    </w:lvlOverride>
-    <w:lvlOverride w:ilvl="1">
-      <w:startOverride w:val="1"/>
-    </w:lvlOverride>
-    <w:lvlOverride w:ilvl="2">
-      <w:startOverride w:val="1"/>
-    </w:lvlOverride>
-    <w:lvlOverride w:ilvl="3">
-      <w:startOverride w:val="1"/>
-    </w:lvlOverride>
-    <w:lvlOverride w:ilvl="4">
-      <w:startOverride w:val="1"/>
-    </w:lvlOverride>
-    <w:lvlOverride w:ilvl="5">
-      <w:startOverride w:val="1"/>
-    </w:lvlOverride>
-    <w:lvlOverride w:ilvl="6">
-      <w:startOverride w:val="1"/>
-    </w:lvlOverride>
-    <w:lvlOverride w:ilvl="7">
-      <w:startOverride w:val="1"/>
-    </w:lvlOverride>
-    <w:lvlOverride w:ilvl="8">
-      <w:startOverride w:val="1"/>
-    </w:lvlOverride>
-  </w:num>
-  <w:num w:numId="1015">
-    <w:abstractNumId w:val="99411"/>
-    <w:lvlOverride w:ilvl="0">
-      <w:startOverride w:val="1"/>
-    </w:lvlOverride>
-    <w:lvlOverride w:ilvl="1">
-      <w:startOverride w:val="1"/>
-    </w:lvlOverride>
-    <w:lvlOverride w:ilvl="2">
-      <w:startOverride w:val="1"/>
-    </w:lvlOverride>
-    <w:lvlOverride w:ilvl="3">
-      <w:startOverride w:val="1"/>
-    </w:lvlOverride>
-    <w:lvlOverride w:ilvl="4">
-      <w:startOverride w:val="1"/>
-    </w:lvlOverride>
-    <w:lvlOverride w:ilvl="5">
-      <w:startOverride w:val="1"/>
-    </w:lvlOverride>
-    <w:lvlOverride w:ilvl="6">
-      <w:startOverride w:val="1"/>
-    </w:lvlOverride>
-    <w:lvlOverride w:ilvl="7">
-      <w:startOverride w:val="1"/>
-    </w:lvlOverride>
-    <w:lvlOverride w:ilvl="8">
-      <w:startOverride w:val="1"/>
-    </w:lvlOverride>
-  </w:num>
-  <w:num w:numId="1016">
-    <w:abstractNumId w:val="99411"/>
-    <w:lvlOverride w:ilvl="0">
-      <w:startOverride w:val="1"/>
-    </w:lvlOverride>
-    <w:lvlOverride w:ilvl="1">
-      <w:startOverride w:val="1"/>
-    </w:lvlOverride>
-    <w:lvlOverride w:ilvl="2">
-      <w:startOverride w:val="1"/>
-    </w:lvlOverride>
-    <w:lvlOverride w:ilvl="3">
-      <w:startOverride w:val="1"/>
-    </w:lvlOverride>
-    <w:lvlOverride w:ilvl="4">
-      <w:startOverride w:val="1"/>
-    </w:lvlOverride>
-    <w:lvlOverride w:ilvl="5">
-      <w:startOverride w:val="1"/>
-    </w:lvlOverride>
-    <w:lvlOverride w:ilvl="6">
-      <w:startOverride w:val="1"/>
-    </w:lvlOverride>
-    <w:lvlOverride w:ilvl="7">
-      <w:startOverride w:val="1"/>
-    </w:lvlOverride>
-    <w:lvlOverride w:ilvl="8">
-      <w:startOverride w:val="1"/>
-    </w:lvlOverride>
-  </w:num>
-  <w:num w:numId="1017">
     <w:abstractNumId w:val="99412"/>
     <w:lvlOverride w:ilvl="0">
       <w:startOverride w:val="2"/>
@@ -36137,6 +35638,15 @@
       <w:startOverride w:val="2"/>
     </w:lvlOverride>
   </w:num>
+  <w:num w:numId="1015">
+    <w:abstractNumId w:val="991"/>
+  </w:num>
+  <w:num w:numId="1016">
+    <w:abstractNumId w:val="991"/>
+  </w:num>
+  <w:num w:numId="1017">
+    <w:abstractNumId w:val="991"/>
+  </w:num>
   <w:num w:numId="1018">
     <w:abstractNumId w:val="991"/>
   </w:num>
@@ -36144,15 +35654,6 @@
     <w:abstractNumId w:val="991"/>
   </w:num>
   <w:num w:numId="1020">
-    <w:abstractNumId w:val="991"/>
-  </w:num>
-  <w:num w:numId="1021">
-    <w:abstractNumId w:val="991"/>
-  </w:num>
-  <w:num w:numId="1022">
-    <w:abstractNumId w:val="991"/>
-  </w:num>
-  <w:num w:numId="1023">
     <w:abstractNumId w:val="99431"/>
     <w:lvlOverride w:ilvl="0">
       <w:startOverride w:val="1"/>
@@ -36182,127 +35683,7 @@
       <w:startOverride w:val="1"/>
     </w:lvlOverride>
   </w:num>
-  <w:num w:numId="1024">
-    <w:abstractNumId w:val="99431"/>
-    <w:lvlOverride w:ilvl="0">
-      <w:startOverride w:val="1"/>
-    </w:lvlOverride>
-    <w:lvlOverride w:ilvl="1">
-      <w:startOverride w:val="1"/>
-    </w:lvlOverride>
-    <w:lvlOverride w:ilvl="2">
-      <w:startOverride w:val="1"/>
-    </w:lvlOverride>
-    <w:lvlOverride w:ilvl="3">
-      <w:startOverride w:val="1"/>
-    </w:lvlOverride>
-    <w:lvlOverride w:ilvl="4">
-      <w:startOverride w:val="1"/>
-    </w:lvlOverride>
-    <w:lvlOverride w:ilvl="5">
-      <w:startOverride w:val="1"/>
-    </w:lvlOverride>
-    <w:lvlOverride w:ilvl="6">
-      <w:startOverride w:val="1"/>
-    </w:lvlOverride>
-    <w:lvlOverride w:ilvl="7">
-      <w:startOverride w:val="1"/>
-    </w:lvlOverride>
-    <w:lvlOverride w:ilvl="8">
-      <w:startOverride w:val="1"/>
-    </w:lvlOverride>
-  </w:num>
-  <w:num w:numId="1025">
-    <w:abstractNumId w:val="99432"/>
-    <w:lvlOverride w:ilvl="0">
-      <w:startOverride w:val="2"/>
-    </w:lvlOverride>
-    <w:lvlOverride w:ilvl="1">
-      <w:startOverride w:val="2"/>
-    </w:lvlOverride>
-    <w:lvlOverride w:ilvl="2">
-      <w:startOverride w:val="2"/>
-    </w:lvlOverride>
-    <w:lvlOverride w:ilvl="3">
-      <w:startOverride w:val="2"/>
-    </w:lvlOverride>
-    <w:lvlOverride w:ilvl="4">
-      <w:startOverride w:val="2"/>
-    </w:lvlOverride>
-    <w:lvlOverride w:ilvl="5">
-      <w:startOverride w:val="2"/>
-    </w:lvlOverride>
-    <w:lvlOverride w:ilvl="6">
-      <w:startOverride w:val="2"/>
-    </w:lvlOverride>
-    <w:lvlOverride w:ilvl="7">
-      <w:startOverride w:val="2"/>
-    </w:lvlOverride>
-    <w:lvlOverride w:ilvl="8">
-      <w:startOverride w:val="2"/>
-    </w:lvlOverride>
-  </w:num>
-  <w:num w:numId="1026">
-    <w:abstractNumId w:val="99431"/>
-    <w:lvlOverride w:ilvl="0">
-      <w:startOverride w:val="1"/>
-    </w:lvlOverride>
-    <w:lvlOverride w:ilvl="1">
-      <w:startOverride w:val="1"/>
-    </w:lvlOverride>
-    <w:lvlOverride w:ilvl="2">
-      <w:startOverride w:val="1"/>
-    </w:lvlOverride>
-    <w:lvlOverride w:ilvl="3">
-      <w:startOverride w:val="1"/>
-    </w:lvlOverride>
-    <w:lvlOverride w:ilvl="4">
-      <w:startOverride w:val="1"/>
-    </w:lvlOverride>
-    <w:lvlOverride w:ilvl="5">
-      <w:startOverride w:val="1"/>
-    </w:lvlOverride>
-    <w:lvlOverride w:ilvl="6">
-      <w:startOverride w:val="1"/>
-    </w:lvlOverride>
-    <w:lvlOverride w:ilvl="7">
-      <w:startOverride w:val="1"/>
-    </w:lvlOverride>
-    <w:lvlOverride w:ilvl="8">
-      <w:startOverride w:val="1"/>
-    </w:lvlOverride>
-  </w:num>
-  <w:num w:numId="1027">
-    <w:abstractNumId w:val="99431"/>
-    <w:lvlOverride w:ilvl="0">
-      <w:startOverride w:val="1"/>
-    </w:lvlOverride>
-    <w:lvlOverride w:ilvl="1">
-      <w:startOverride w:val="1"/>
-    </w:lvlOverride>
-    <w:lvlOverride w:ilvl="2">
-      <w:startOverride w:val="1"/>
-    </w:lvlOverride>
-    <w:lvlOverride w:ilvl="3">
-      <w:startOverride w:val="1"/>
-    </w:lvlOverride>
-    <w:lvlOverride w:ilvl="4">
-      <w:startOverride w:val="1"/>
-    </w:lvlOverride>
-    <w:lvlOverride w:ilvl="5">
-      <w:startOverride w:val="1"/>
-    </w:lvlOverride>
-    <w:lvlOverride w:ilvl="6">
-      <w:startOverride w:val="1"/>
-    </w:lvlOverride>
-    <w:lvlOverride w:ilvl="7">
-      <w:startOverride w:val="1"/>
-    </w:lvlOverride>
-    <w:lvlOverride w:ilvl="8">
-      <w:startOverride w:val="1"/>
-    </w:lvlOverride>
-  </w:num>
-  <w:num w:numId="1028">
+  <w:num w:numId="1021">
     <w:abstractNumId w:val="99432"/>
     <w:lvlOverride w:ilvl="0">
       <w:startOverride w:val="2"/>

--- a/00-首页/题组Word/第一轮·综合套卷/第一轮综合卷11（教师版）.docx
+++ b/00-首页/题组Word/第一轮·综合套卷/第一轮综合卷11（教师版）.docx
@@ -2511,7 +2511,7 @@
         <w:rPr>
           <w:rFonts w:ascii="Times New Roman" w:hAnsi="Times New Roman" w:eastAsia="Times New Roman" w:cs="Times New Roman"/>
         </w:rPr>
-        <w:t xml:space="preserve">A.</w:t>
+        <w:t xml:space="preserve">- A.</w:t>
       </w:r>
       <w:r>
         <w:rPr>
@@ -2578,7 +2578,7 @@
         <w:rPr>
           <w:rFonts w:ascii="Times New Roman" w:hAnsi="Times New Roman" w:eastAsia="Times New Roman" w:cs="Times New Roman"/>
         </w:rPr>
-        <w:t xml:space="preserve">B.</w:t>
+        <w:t xml:space="preserve">- B.</w:t>
       </w:r>
       <w:r>
         <w:rPr>
@@ -2645,7 +2645,7 @@
         <w:rPr>
           <w:rFonts w:ascii="Times New Roman" w:hAnsi="Times New Roman" w:eastAsia="Times New Roman" w:cs="Times New Roman"/>
         </w:rPr>
-        <w:t xml:space="preserve">C.</w:t>
+        <w:t xml:space="preserve">- C.</w:t>
       </w:r>
       <w:r>
         <w:rPr>
@@ -2721,7 +2721,7 @@
         <w:rPr>
           <w:rFonts w:ascii="Times New Roman" w:hAnsi="Times New Roman" w:eastAsia="Times New Roman" w:cs="Times New Roman"/>
         </w:rPr>
-        <w:t xml:space="preserve">D.</w:t>
+        <w:t xml:space="preserve">- D.</w:t>
       </w:r>
       <w:r>
         <w:rPr>
@@ -4151,7 +4151,7 @@
         <w:rPr>
           <w:rFonts w:ascii="Times New Roman" w:hAnsi="Times New Roman" w:eastAsia="Times New Roman" w:cs="Times New Roman"/>
         </w:rPr>
-        <w:t xml:space="preserve">A.</w:t>
+        <w:t xml:space="preserve">- A.</w:t>
       </w:r>
       <w:r>
         <w:rPr>
@@ -4289,7 +4289,7 @@
         <w:rPr>
           <w:rFonts w:ascii="Times New Roman" w:hAnsi="Times New Roman" w:eastAsia="Times New Roman" w:cs="Times New Roman"/>
         </w:rPr>
-        <w:t xml:space="preserve">B.</w:t>
+        <w:t xml:space="preserve">- B.</w:t>
       </w:r>
       <w:r>
         <w:rPr>
@@ -4418,7 +4418,7 @@
         <w:rPr>
           <w:rFonts w:ascii="Times New Roman" w:hAnsi="Times New Roman" w:eastAsia="Times New Roman" w:cs="Times New Roman"/>
         </w:rPr>
-        <w:t xml:space="preserve">C.</w:t>
+        <w:t xml:space="preserve">- C.</w:t>
       </w:r>
       <w:r>
         <w:rPr>
@@ -4520,7 +4520,7 @@
         <w:rPr>
           <w:rFonts w:ascii="Times New Roman" w:hAnsi="Times New Roman" w:eastAsia="Times New Roman" w:cs="Times New Roman"/>
         </w:rPr>
-        <w:t xml:space="preserve">D.</w:t>
+        <w:t xml:space="preserve">- D.</w:t>
       </w:r>
       <w:r>
         <w:rPr>
@@ -7679,7 +7679,7 @@
           <w:b/>
           <w:bCs/>
         </w:rPr>
-        <w:t xml:space="preserve">73-1</w:t>
+        <w:t xml:space="preserve">(1)</w:t>
       </w:r>
       <w:r>
         <w:rPr>
@@ -7735,7 +7735,7 @@
           <w:b/>
           <w:bCs/>
         </w:rPr>
-        <w:t xml:space="preserve">73-2</w:t>
+        <w:t xml:space="preserve">(2)</w:t>
       </w:r>
       <w:r>
         <w:rPr>
@@ -8659,104 +8659,62 @@
     </w:p>
     <w:p>
       <w:pPr>
-        <w:pStyle w:val="BodyText"/>
+        <w:numPr>
+          <w:ilvl w:val="0"/>
+          <w:numId w:val="1004"/>
+        </w:numPr>
         <w:ind w:firstLine="420"/>
       </w:pPr>
       <w:r>
         <w:rPr>
           <w:rFonts w:hint="eastAsia" w:ascii="Times New Roman" w:hAnsi="Times New Roman" w:eastAsia="FangSong" w:cs="Times New Roman"/>
-          <w:b/>
-          <w:bCs/>
-        </w:rPr>
-        <w:t xml:space="preserve">参考答案</w:t>
-      </w:r>
-      <w:r>
-        <w:rPr>
-          <w:rFonts w:hint="eastAsia" w:ascii="Times New Roman" w:hAnsi="Times New Roman" w:eastAsia="Times New Roman" w:cs="Times New Roman"/>
-        </w:rPr>
-        <w:t xml:space="preserve">：</w:t>
+        </w:rPr>
+        <w:t xml:space="preserve">请画出</w:t>
+      </w:r>
+      <w:r>
+        <w:rPr>
+          <w:rFonts w:ascii="Times New Roman" w:hAnsi="Times New Roman" w:eastAsia="Times New Roman" w:cs="Times New Roman"/>
+        </w:rPr>
+        <w:t xml:space="preserve"> </w:t>
+      </w:r>
+      <m:oMath>
+        <m:r>
+          <m:t>γ</m:t>
+        </m:r>
+      </m:oMath>
+      <w:r>
+        <w:rPr>
+          <w:rFonts w:ascii="Times New Roman" w:hAnsi="Times New Roman" w:eastAsia="Times New Roman" w:cs="Times New Roman"/>
+        </w:rPr>
+        <w:t xml:space="preserve"> </w:t>
+      </w:r>
+      <w:r>
+        <w:rPr>
+          <w:rFonts w:ascii="Times New Roman" w:hAnsi="Times New Roman" w:eastAsia="Times New Roman" w:cs="Times New Roman"/>
+        </w:rPr>
+        <w:t xml:space="preserve">-MgAgSb </w:t>
+      </w:r>
+      <w:r>
+        <w:rPr>
+          <w:rFonts w:hint="eastAsia" w:ascii="Times New Roman" w:hAnsi="Times New Roman" w:eastAsia="FangSong" w:cs="Times New Roman"/>
+        </w:rPr>
+        <w:t>的正当晶胞</w:t>
+      </w:r>
+      <w:r>
+        <w:rPr>
+          <w:rFonts w:hint="eastAsia" w:ascii="Times New Roman" w:hAnsi="Times New Roman" w:eastAsia="Times New Roman" w:cs="Times New Roman"/>
+        </w:rPr>
+        <w:t>。</w:t>
       </w:r>
     </w:p>
     <w:p>
       <w:pPr>
-        <w:pStyle w:val="BodyText"/>
+        <w:numPr>
+          <w:ilvl w:val="0"/>
+          <w:numId w:val="1004"/>
+        </w:numPr>
         <w:ind w:firstLine="420"/>
       </w:pPr>
-      <w:r>
-        <w:rPr>
-          <w:rFonts w:ascii="Times New Roman" w:hAnsi="Times New Roman" w:eastAsia="Times New Roman" w:cs="Times New Roman"/>
-          <w:b/>
-          <w:bCs/>
-        </w:rPr>
-        <w:t xml:space="preserve">(1)</w:t>
-      </w:r>
-      <w:r>
-        <w:rPr>
-          <w:rFonts w:ascii="Times New Roman" w:hAnsi="Times New Roman" w:eastAsia="Times New Roman" w:cs="Times New Roman"/>
-        </w:rPr>
-        <w:t xml:space="preserve"> </w:t>
-      </w:r>
-      <w:r>
-        <w:rPr>
-          <w:rFonts w:hint="eastAsia" w:ascii="Times New Roman" w:hAnsi="Times New Roman" w:eastAsia="FangSong" w:cs="Times New Roman"/>
-        </w:rPr>
-        <w:t xml:space="preserve">请画出</w:t>
-      </w:r>
-      <w:r>
-        <w:rPr>
-          <w:rFonts w:ascii="Times New Roman" w:hAnsi="Times New Roman" w:eastAsia="Times New Roman" w:cs="Times New Roman"/>
-        </w:rPr>
-        <w:t xml:space="preserve"> </w:t>
-      </w:r>
-      <m:oMath>
-        <m:r>
-          <m:t>γ</m:t>
-        </m:r>
-      </m:oMath>
-      <w:r>
-        <w:rPr>
-          <w:rFonts w:ascii="Times New Roman" w:hAnsi="Times New Roman" w:eastAsia="Times New Roman" w:cs="Times New Roman"/>
-        </w:rPr>
-        <w:t xml:space="preserve"> </w:t>
-      </w:r>
-      <w:r>
-        <w:rPr>
-          <w:rFonts w:ascii="Times New Roman" w:hAnsi="Times New Roman" w:eastAsia="Times New Roman" w:cs="Times New Roman"/>
-        </w:rPr>
-        <w:t xml:space="preserve">-MgAgSb </w:t>
-      </w:r>
-      <w:r>
-        <w:rPr>
-          <w:rFonts w:hint="eastAsia" w:ascii="Times New Roman" w:hAnsi="Times New Roman" w:eastAsia="FangSong" w:cs="Times New Roman"/>
-        </w:rPr>
-        <w:t>的正当晶胞</w:t>
-      </w:r>
-      <w:r>
-        <w:rPr>
-          <w:rFonts w:hint="eastAsia" w:ascii="Times New Roman" w:hAnsi="Times New Roman" w:eastAsia="Times New Roman" w:cs="Times New Roman"/>
-        </w:rPr>
-        <w:t>。</w:t>
-      </w:r>
-    </w:p>
-    <w:p>
-      <w:pPr>
-        <w:pStyle w:val="BodyText"/>
-        <w:ind w:firstLine="420"/>
-      </w:pPr>
-      <w:r>
-        <w:rPr>
-          <w:rFonts w:ascii="Times New Roman" w:hAnsi="Times New Roman" w:eastAsia="Times New Roman" w:cs="Times New Roman"/>
-          <w:b/>
-          <w:bCs/>
-        </w:rPr>
-        <w:t xml:space="preserve">(2)</w:t>
-      </w:r>
-      <w:r>
-        <w:rPr>
-          <w:rFonts w:ascii="Times New Roman" w:hAnsi="Times New Roman" w:eastAsia="Times New Roman" w:cs="Times New Roman"/>
-        </w:rPr>
-        <w:t xml:space="preserve"> </w:t>
-      </w:r>
       <w:r>
         <w:rPr>
           <w:rFonts w:hint="eastAsia" w:ascii="Times New Roman" w:hAnsi="Times New Roman" w:eastAsia="FangSong" w:cs="Times New Roman"/>
@@ -9050,6 +9008,26 @@
           <w:rFonts w:ascii="Times New Roman" w:hAnsi="Times New Roman" w:eastAsia="Times New Roman" w:cs="Times New Roman"/>
         </w:rPr>
         <w:t xml:space="preserve">。</w:t>
+      </w:r>
+    </w:p>
+    <w:p>
+      <w:pPr>
+        <w:pStyle w:val="FirstParagraph"/>
+        <w:ind w:firstLine="420"/>
+      </w:pPr>
+      <w:r>
+        <w:rPr>
+          <w:rFonts w:hint="eastAsia" w:ascii="Times New Roman" w:hAnsi="Times New Roman" w:eastAsia="FangSong" w:cs="Times New Roman"/>
+          <w:b/>
+          <w:bCs/>
+        </w:rPr>
+        <w:t xml:space="preserve">参考答案</w:t>
+      </w:r>
+      <w:r>
+        <w:rPr>
+          <w:rFonts w:hint="eastAsia" w:ascii="Times New Roman" w:hAnsi="Times New Roman" w:eastAsia="Times New Roman" w:cs="Times New Roman"/>
+        </w:rPr>
+        <w:t xml:space="preserve">：</w:t>
       </w:r>
     </w:p>
     <w:p>
@@ -9275,7 +9253,7 @@
           <w:b/>
           <w:bCs/>
         </w:rPr>
-        <w:t xml:space="preserve">75-1</w:t>
+        <w:t xml:space="preserve">(1)</w:t>
       </w:r>
       <w:r>
         <w:rPr>
@@ -9425,7 +9403,7 @@
           <w:b/>
           <w:bCs/>
         </w:rPr>
-        <w:t xml:space="preserve">75-2</w:t>
+        <w:t xml:space="preserve">(2)</w:t>
       </w:r>
       <w:r>
         <w:rPr>
@@ -9528,7 +9506,7 @@
       <w:pPr>
         <w:numPr>
           <w:ilvl w:val="0"/>
-          <w:numId w:val="1004"/>
+          <w:numId w:val="1005"/>
         </w:numPr>
         <w:ind w:firstLine="420"/>
       </w:pPr>
@@ -9631,7 +9609,7 @@
       <w:pPr>
         <w:numPr>
           <w:ilvl w:val="0"/>
-          <w:numId w:val="1004"/>
+          <w:numId w:val="1005"/>
         </w:numPr>
         <w:ind w:firstLine="420"/>
       </w:pPr>
@@ -9877,7 +9855,7 @@
           <w:b/>
           <w:bCs/>
         </w:rPr>
-        <w:t xml:space="preserve">75-3</w:t>
+        <w:t xml:space="preserve">(3)</w:t>
       </w:r>
       <w:r>
         <w:rPr>
@@ -9979,7 +9957,7 @@
           <w:b/>
           <w:bCs/>
         </w:rPr>
-        <w:t xml:space="preserve">75-4</w:t>
+        <w:t xml:space="preserve">(4)</w:t>
       </w:r>
       <w:r>
         <w:rPr>
@@ -11082,15 +11060,12 @@
     </w:p>
     <w:p>
       <w:pPr>
-        <w:pStyle w:val="BodyText"/>
+        <w:numPr>
+          <w:ilvl w:val="0"/>
+          <w:numId w:val="1006"/>
+        </w:numPr>
         <w:ind w:firstLine="420"/>
       </w:pPr>
-      <w:r>
-        <w:rPr>
-          <w:rFonts w:ascii="Times New Roman" w:hAnsi="Times New Roman" w:eastAsia="Times New Roman" w:cs="Times New Roman"/>
-        </w:rPr>
-        <w:t xml:space="preserve">76-1 </w:t>
-      </w:r>
       <w:r>
         <w:rPr>
           <w:rFonts w:hint="eastAsia" w:ascii="Times New Roman" w:hAnsi="Times New Roman" w:eastAsia="FangSong" w:cs="Times New Roman"/>
@@ -11118,15 +11093,12 @@
     </w:p>
     <w:p>
       <w:pPr>
-        <w:pStyle w:val="BodyText"/>
+        <w:numPr>
+          <w:ilvl w:val="0"/>
+          <w:numId w:val="1006"/>
+        </w:numPr>
         <w:ind w:firstLine="420"/>
       </w:pPr>
-      <w:r>
-        <w:rPr>
-          <w:rFonts w:ascii="Times New Roman" w:hAnsi="Times New Roman" w:eastAsia="Times New Roman" w:cs="Times New Roman"/>
-        </w:rPr>
-        <w:t xml:space="preserve">76-2 </w:t>
-      </w:r>
       <w:r>
         <w:rPr>
           <w:rFonts w:hint="eastAsia" w:ascii="Times New Roman" w:hAnsi="Times New Roman" w:eastAsia="FangSong" w:cs="Times New Roman"/>
@@ -11302,7 +11274,7 @@
     </w:p>
     <w:p>
       <w:pPr>
-        <w:pStyle w:val="BodyText"/>
+        <w:pStyle w:val="FirstParagraph"/>
         <w:ind w:firstLine="420"/>
       </w:pPr>
       <w:r>
@@ -11594,7 +11566,7 @@
         <w:pStyle w:val="Compact"/>
         <w:numPr>
           <w:ilvl w:val="0"/>
-          <w:numId w:val="1005"/>
+          <w:numId w:val="1007"/>
         </w:numPr>
         <w:ind w:firstLine="420"/>
       </w:pPr>
@@ -11616,7 +11588,7 @@
         <w:pStyle w:val="Compact"/>
         <w:numPr>
           <w:ilvl w:val="0"/>
-          <w:numId w:val="1005"/>
+          <w:numId w:val="1007"/>
         </w:numPr>
         <w:ind w:firstLine="420"/>
       </w:pPr>
@@ -11687,7 +11659,7 @@
       <w:pPr>
         <w:numPr>
           <w:ilvl w:val="0"/>
-          <w:numId w:val="1006"/>
+          <w:numId w:val="1008"/>
         </w:numPr>
         <w:ind w:firstLine="420"/>
       </w:pPr>
@@ -11899,7 +11871,7 @@
       <w:pPr>
         <w:numPr>
           <w:ilvl w:val="0"/>
-          <w:numId w:val="1006"/>
+          <w:numId w:val="1008"/>
         </w:numPr>
         <w:ind w:firstLine="420"/>
       </w:pPr>
@@ -12389,7 +12361,7 @@
         <w:pStyle w:val="Compact"/>
         <w:numPr>
           <w:ilvl w:val="0"/>
-          <w:numId w:val="1007"/>
+          <w:numId w:val="1009"/>
         </w:numPr>
         <w:ind w:firstLine="420"/>
       </w:pPr>
@@ -12423,7 +12395,7 @@
         <w:pStyle w:val="Compact"/>
         <w:numPr>
           <w:ilvl w:val="0"/>
-          <w:numId w:val="1007"/>
+          <w:numId w:val="1009"/>
         </w:numPr>
         <w:ind w:firstLine="420"/>
       </w:pPr>
@@ -12457,7 +12429,7 @@
         <w:pStyle w:val="Compact"/>
         <w:numPr>
           <w:ilvl w:val="0"/>
-          <w:numId w:val="1007"/>
+          <w:numId w:val="1009"/>
         </w:numPr>
         <w:ind w:firstLine="420"/>
       </w:pPr>
@@ -12511,7 +12483,7 @@
         <w:pStyle w:val="Compact"/>
         <w:numPr>
           <w:ilvl w:val="0"/>
-          <w:numId w:val="1008"/>
+          <w:numId w:val="1010"/>
         </w:numPr>
         <w:ind w:firstLine="420"/>
       </w:pPr>
@@ -12772,7 +12744,7 @@
       <w:pPr>
         <w:numPr>
           <w:ilvl w:val="0"/>
-          <w:numId w:val="1009"/>
+          <w:numId w:val="1011"/>
         </w:numPr>
       </w:pPr>
       <m:oMath>
@@ -13126,7 +13098,7 @@
       <w:pPr>
         <w:numPr>
           <w:ilvl w:val="0"/>
-          <w:numId w:val="1009"/>
+          <w:numId w:val="1011"/>
         </w:numPr>
         <w:ind w:firstLine="420"/>
       </w:pPr>
@@ -13800,7 +13772,7 @@
         <w:pStyle w:val="Compact"/>
         <w:numPr>
           <w:ilvl w:val="0"/>
-          <w:numId w:val="1010"/>
+          <w:numId w:val="1012"/>
         </w:numPr>
         <w:ind w:firstLine="420"/>
       </w:pPr>
@@ -13900,7 +13872,7 @@
         <w:pStyle w:val="Compact"/>
         <w:numPr>
           <w:ilvl w:val="0"/>
-          <w:numId w:val="1010"/>
+          <w:numId w:val="1012"/>
         </w:numPr>
         <w:ind w:firstLine="420"/>
       </w:pPr>
@@ -14042,7 +14014,7 @@
         <w:pStyle w:val="Compact"/>
         <w:numPr>
           <w:ilvl w:val="0"/>
-          <w:numId w:val="1011"/>
+          <w:numId w:val="1013"/>
         </w:numPr>
         <w:ind w:firstLine="420"/>
       </w:pPr>
@@ -14506,7 +14478,7 @@
         <w:pStyle w:val="Compact"/>
         <w:numPr>
           <w:ilvl w:val="0"/>
-          <w:numId w:val="1012"/>
+          <w:numId w:val="1014"/>
         </w:numPr>
         <w:ind w:firstLine="420"/>
       </w:pPr>
@@ -14812,7 +14784,7 @@
         <w:pStyle w:val="Compact"/>
         <w:numPr>
           <w:ilvl w:val="0"/>
-          <w:numId w:val="1012"/>
+          <w:numId w:val="1014"/>
         </w:numPr>
         <w:ind w:firstLine="420"/>
       </w:pPr>
@@ -15084,7 +15056,7 @@
         <w:pStyle w:val="Compact"/>
         <w:numPr>
           <w:ilvl w:val="0"/>
-          <w:numId w:val="1013"/>
+          <w:numId w:val="1015"/>
         </w:numPr>
         <w:ind w:firstLine="420"/>
       </w:pPr>
@@ -15223,7 +15195,7 @@
         <w:pStyle w:val="Compact"/>
         <w:numPr>
           <w:ilvl w:val="0"/>
-          <w:numId w:val="1014"/>
+          <w:numId w:val="1016"/>
         </w:numPr>
         <w:ind w:firstLine="420"/>
       </w:pPr>
@@ -15449,7 +15421,7 @@
         <w:pStyle w:val="Compact"/>
         <w:numPr>
           <w:ilvl w:val="0"/>
-          <w:numId w:val="1015"/>
+          <w:numId w:val="1017"/>
         </w:numPr>
         <w:ind w:firstLine="420"/>
       </w:pPr>
@@ -15471,7 +15443,7 @@
         <w:pStyle w:val="Compact"/>
         <w:numPr>
           <w:ilvl w:val="0"/>
-          <w:numId w:val="1015"/>
+          <w:numId w:val="1017"/>
         </w:numPr>
         <w:ind w:firstLine="420"/>
       </w:pPr>
@@ -15517,7 +15489,7 @@
         <w:pStyle w:val="Compact"/>
         <w:numPr>
           <w:ilvl w:val="0"/>
-          <w:numId w:val="1015"/>
+          <w:numId w:val="1017"/>
         </w:numPr>
         <w:ind w:firstLine="420"/>
       </w:pPr>
@@ -15629,7 +15601,7 @@
         <w:pStyle w:val="Compact"/>
         <w:numPr>
           <w:ilvl w:val="0"/>
-          <w:numId w:val="1015"/>
+          <w:numId w:val="1017"/>
         </w:numPr>
         <w:ind w:firstLine="420"/>
       </w:pPr>
@@ -16383,7 +16355,7 @@
         <w:pStyle w:val="Compact"/>
         <w:numPr>
           <w:ilvl w:val="0"/>
-          <w:numId w:val="1016"/>
+          <w:numId w:val="1018"/>
         </w:numPr>
         <w:ind w:firstLine="420"/>
       </w:pPr>
@@ -16399,11 +16371,21 @@
         </w:rPr>
         <w:t xml:space="preserve">逐渐增大</w:t>
       </w:r>
-      <w:r>
-        <w:rPr>
-          <w:rFonts w:ascii="Times New Roman" w:hAnsi="Times New Roman" w:eastAsia="Times New Roman" w:cs="Times New Roman"/>
-        </w:rPr>
-        <w:t xml:space="preserve">　　B. </w:t>
+    </w:p>
+    <w:p>
+      <w:pPr>
+        <w:pStyle w:val="Compact"/>
+        <w:numPr>
+          <w:ilvl w:val="0"/>
+          <w:numId w:val="1018"/>
+        </w:numPr>
+        <w:ind w:firstLine="420"/>
+      </w:pPr>
+      <w:r>
+        <w:rPr>
+          <w:rFonts w:ascii="Times New Roman" w:hAnsi="Times New Roman" w:eastAsia="Times New Roman" w:cs="Times New Roman"/>
+        </w:rPr>
+        <w:t xml:space="preserve">B. </w:t>
       </w:r>
       <w:r>
         <w:rPr>
@@ -16411,11 +16393,21 @@
         </w:rPr>
         <w:t xml:space="preserve">逐渐减小</w:t>
       </w:r>
-      <w:r>
-        <w:rPr>
-          <w:rFonts w:ascii="Times New Roman" w:hAnsi="Times New Roman" w:eastAsia="Times New Roman" w:cs="Times New Roman"/>
-        </w:rPr>
-        <w:t xml:space="preserve">　　C. </w:t>
+    </w:p>
+    <w:p>
+      <w:pPr>
+        <w:pStyle w:val="Compact"/>
+        <w:numPr>
+          <w:ilvl w:val="0"/>
+          <w:numId w:val="1018"/>
+        </w:numPr>
+        <w:ind w:firstLine="420"/>
+      </w:pPr>
+      <w:r>
+        <w:rPr>
+          <w:rFonts w:ascii="Times New Roman" w:hAnsi="Times New Roman" w:eastAsia="Times New Roman" w:cs="Times New Roman"/>
+        </w:rPr>
+        <w:t xml:space="preserve">C. </w:t>
       </w:r>
       <w:r>
         <w:rPr>
@@ -16423,11 +16415,21 @@
         </w:rPr>
         <w:t xml:space="preserve">先增大后减小</w:t>
       </w:r>
-      <w:r>
-        <w:rPr>
-          <w:rFonts w:ascii="Times New Roman" w:hAnsi="Times New Roman" w:eastAsia="Times New Roman" w:cs="Times New Roman"/>
-        </w:rPr>
-        <w:t xml:space="preserve">　　D. </w:t>
+    </w:p>
+    <w:p>
+      <w:pPr>
+        <w:pStyle w:val="Compact"/>
+        <w:numPr>
+          <w:ilvl w:val="0"/>
+          <w:numId w:val="1018"/>
+        </w:numPr>
+        <w:ind w:firstLine="420"/>
+      </w:pPr>
+      <w:r>
+        <w:rPr>
+          <w:rFonts w:ascii="Times New Roman" w:hAnsi="Times New Roman" w:eastAsia="Times New Roman" w:cs="Times New Roman"/>
+        </w:rPr>
+        <w:t xml:space="preserve">D. </w:t>
       </w:r>
       <w:r>
         <w:rPr>
@@ -16890,7 +16892,7 @@
         <w:pStyle w:val="Compact"/>
         <w:numPr>
           <w:ilvl w:val="0"/>
-          <w:numId w:val="1017"/>
+          <w:numId w:val="1019"/>
         </w:numPr>
         <w:ind w:firstLine="420"/>
       </w:pPr>
@@ -16984,7 +16986,7 @@
         <w:pStyle w:val="Compact"/>
         <w:numPr>
           <w:ilvl w:val="0"/>
-          <w:numId w:val="1017"/>
+          <w:numId w:val="1019"/>
         </w:numPr>
         <w:ind w:firstLine="420"/>
       </w:pPr>
@@ -17055,7 +17057,7 @@
         <w:pStyle w:val="Compact"/>
         <w:numPr>
           <w:ilvl w:val="0"/>
-          <w:numId w:val="1017"/>
+          <w:numId w:val="1019"/>
         </w:numPr>
         <w:ind w:firstLine="420"/>
       </w:pPr>
@@ -17141,7 +17143,7 @@
         <w:pStyle w:val="Compact"/>
         <w:numPr>
           <w:ilvl w:val="0"/>
-          <w:numId w:val="1017"/>
+          <w:numId w:val="1019"/>
         </w:numPr>
         <w:ind w:firstLine="420"/>
       </w:pPr>
@@ -17299,6 +17301,27 @@
     <w:p>
       <w:pPr>
         <w:pStyle w:val="FirstParagraph"/>
+        <w:ind w:firstLine="420"/>
+      </w:pPr>
+      <w:r>
+        <w:rPr>
+          <w:rFonts w:hint="eastAsia" w:ascii="Times New Roman" w:hAnsi="Times New Roman" w:eastAsia="FangSong" w:cs="Times New Roman"/>
+        </w:rPr>
+        <w:t>写出下列各化学反应的方程式</w:t>
+      </w:r>
+      <w:r>
+        <w:rPr>
+          <w:rFonts w:hint="eastAsia" w:ascii="Times New Roman" w:hAnsi="Times New Roman" w:eastAsia="Times New Roman" w:cs="Times New Roman"/>
+        </w:rPr>
+        <w:t>：</w:t>
+      </w:r>
+    </w:p>
+    <w:p>
+      <w:pPr>
+        <w:numPr>
+          <w:ilvl w:val="0"/>
+          <w:numId w:val="1020"/>
+        </w:numPr>
         <w:ind w:firstLine="420"/>
       </w:pPr>
       <w:r>
@@ -17441,7 +17464,10 @@
     </w:p>
     <w:p>
       <w:pPr>
-        <w:pStyle w:val="BodyText"/>
+        <w:numPr>
+          <w:ilvl w:val="0"/>
+          <w:numId w:val="1020"/>
+        </w:numPr>
         <w:ind w:firstLine="420"/>
       </w:pPr>
       <w:r>
@@ -17637,7 +17663,10 @@
     </w:p>
     <w:p>
       <w:pPr>
-        <w:pStyle w:val="BodyText"/>
+        <w:numPr>
+          <w:ilvl w:val="0"/>
+          <w:numId w:val="1020"/>
+        </w:numPr>
         <w:ind w:firstLine="420"/>
       </w:pPr>
       <w:r>
@@ -17828,7 +17857,10 @@
     </w:p>
     <w:p>
       <w:pPr>
-        <w:pStyle w:val="BodyText"/>
+        <w:numPr>
+          <w:ilvl w:val="0"/>
+          <w:numId w:val="1020"/>
+        </w:numPr>
         <w:ind w:firstLine="420"/>
       </w:pPr>
       <w:r>
@@ -18005,7 +18037,7 @@
     </w:p>
     <w:p>
       <w:pPr>
-        <w:pStyle w:val="BodyText"/>
+        <w:pStyle w:val="FirstParagraph"/>
         <w:ind w:firstLine="420"/>
       </w:pPr>
       <w:r>
@@ -21079,7 +21111,7 @@
         <w:pStyle w:val="Compact"/>
         <w:numPr>
           <w:ilvl w:val="0"/>
-          <w:numId w:val="1018"/>
+          <w:numId w:val="1021"/>
         </w:numPr>
         <w:ind w:firstLine="420"/>
       </w:pPr>
@@ -21327,7 +21359,7 @@
         <w:pStyle w:val="Compact"/>
         <w:numPr>
           <w:ilvl w:val="0"/>
-          <w:numId w:val="1018"/>
+          <w:numId w:val="1021"/>
         </w:numPr>
         <w:ind w:firstLine="420"/>
       </w:pPr>
@@ -21418,7 +21450,7 @@
         <w:pStyle w:val="Compact"/>
         <w:numPr>
           <w:ilvl w:val="0"/>
-          <w:numId w:val="1018"/>
+          <w:numId w:val="1021"/>
         </w:numPr>
         <w:ind w:firstLine="420"/>
       </w:pPr>
@@ -22061,7 +22093,7 @@
         <w:pStyle w:val="Compact"/>
         <w:numPr>
           <w:ilvl w:val="0"/>
-          <w:numId w:val="1019"/>
+          <w:numId w:val="1022"/>
         </w:numPr>
       </w:pPr>
       <m:oMath>
@@ -22194,7 +22226,7 @@
         <w:pStyle w:val="Compact"/>
         <w:numPr>
           <w:ilvl w:val="0"/>
-          <w:numId w:val="1019"/>
+          <w:numId w:val="1022"/>
         </w:numPr>
       </w:pPr>
       <m:oMath>
@@ -26596,15 +26628,12 @@
     </w:p>
     <w:p>
       <w:pPr>
-        <w:pStyle w:val="BodyText"/>
+        <w:numPr>
+          <w:ilvl w:val="0"/>
+          <w:numId w:val="1023"/>
+        </w:numPr>
         <w:ind w:firstLine="420"/>
       </w:pPr>
-      <w:r>
-        <w:rPr>
-          <w:rFonts w:ascii="Times New Roman" w:hAnsi="Times New Roman" w:eastAsia="Times New Roman" w:cs="Times New Roman"/>
-        </w:rPr>
-        <w:t xml:space="preserve">10-1 </w:t>
-      </w:r>
       <w:r>
         <w:rPr>
           <w:rFonts w:hint="eastAsia" w:ascii="Times New Roman" w:hAnsi="Times New Roman" w:eastAsia="FangSong" w:cs="Times New Roman"/>
@@ -26656,15 +26685,12 @@
     </w:p>
     <w:p>
       <w:pPr>
-        <w:pStyle w:val="BodyText"/>
+        <w:numPr>
+          <w:ilvl w:val="0"/>
+          <w:numId w:val="1023"/>
+        </w:numPr>
         <w:ind w:firstLine="420"/>
       </w:pPr>
-      <w:r>
-        <w:rPr>
-          <w:rFonts w:ascii="Times New Roman" w:hAnsi="Times New Roman" w:eastAsia="Times New Roman" w:cs="Times New Roman"/>
-        </w:rPr>
-        <w:t xml:space="preserve">10-2 </w:t>
-      </w:r>
       <w:r>
         <w:rPr>
           <w:rFonts w:hint="eastAsia" w:ascii="Times New Roman" w:hAnsi="Times New Roman" w:eastAsia="FangSong" w:cs="Times New Roman"/>
@@ -26774,15 +26800,12 @@
     </w:p>
     <w:p>
       <w:pPr>
-        <w:pStyle w:val="BodyText"/>
+        <w:numPr>
+          <w:ilvl w:val="0"/>
+          <w:numId w:val="1023"/>
+        </w:numPr>
         <w:ind w:firstLine="420"/>
       </w:pPr>
-      <w:r>
-        <w:rPr>
-          <w:rFonts w:ascii="Times New Roman" w:hAnsi="Times New Roman" w:eastAsia="Times New Roman" w:cs="Times New Roman"/>
-        </w:rPr>
-        <w:t xml:space="preserve">10-3 </w:t>
-      </w:r>
       <w:r>
         <w:rPr>
           <w:rFonts w:hint="eastAsia" w:ascii="Times New Roman" w:hAnsi="Times New Roman" w:eastAsia="FangSong" w:cs="Times New Roman"/>
@@ -26798,15 +26821,12 @@
     </w:p>
     <w:p>
       <w:pPr>
-        <w:pStyle w:val="BodyText"/>
+        <w:numPr>
+          <w:ilvl w:val="0"/>
+          <w:numId w:val="1023"/>
+        </w:numPr>
         <w:ind w:firstLine="420"/>
       </w:pPr>
-      <w:r>
-        <w:rPr>
-          <w:rFonts w:ascii="Times New Roman" w:hAnsi="Times New Roman" w:eastAsia="Times New Roman" w:cs="Times New Roman"/>
-        </w:rPr>
-        <w:t xml:space="preserve">10-4 </w:t>
-      </w:r>
       <w:r>
         <w:rPr>
           <w:rFonts w:hint="eastAsia" w:ascii="Times New Roman" w:hAnsi="Times New Roman" w:eastAsia="FangSong" w:cs="Times New Roman"/>
@@ -26834,7 +26854,7 @@
     </w:p>
     <w:p>
       <w:pPr>
-        <w:pStyle w:val="BodyText"/>
+        <w:pStyle w:val="FirstParagraph"/>
         <w:ind w:firstLine="420"/>
       </w:pPr>
       <w:r>
@@ -29820,15 +29840,12 @@
     </w:p>
     <w:p>
       <w:pPr>
-        <w:pStyle w:val="BodyText"/>
+        <w:numPr>
+          <w:ilvl w:val="0"/>
+          <w:numId w:val="1024"/>
+        </w:numPr>
         <w:ind w:firstLine="420"/>
       </w:pPr>
-      <w:r>
-        <w:rPr>
-          <w:rFonts w:ascii="Times New Roman" w:hAnsi="Times New Roman" w:eastAsia="Times New Roman" w:cs="Times New Roman"/>
-        </w:rPr>
-        <w:t xml:space="preserve">7-1 </w:t>
-      </w:r>
       <w:r>
         <w:rPr>
           <w:rFonts w:hint="eastAsia" w:ascii="Times New Roman" w:hAnsi="Times New Roman" w:eastAsia="FangSong" w:cs="Times New Roman"/>
@@ -29844,15 +29861,12 @@
     </w:p>
     <w:p>
       <w:pPr>
-        <w:pStyle w:val="BodyText"/>
+        <w:numPr>
+          <w:ilvl w:val="0"/>
+          <w:numId w:val="1024"/>
+        </w:numPr>
         <w:ind w:firstLine="420"/>
       </w:pPr>
-      <w:r>
-        <w:rPr>
-          <w:rFonts w:ascii="Times New Roman" w:hAnsi="Times New Roman" w:eastAsia="Times New Roman" w:cs="Times New Roman"/>
-        </w:rPr>
-        <w:t xml:space="preserve">7-2 </w:t>
-      </w:r>
       <w:r>
         <w:rPr>
           <w:rFonts w:hint="eastAsia" w:ascii="Times New Roman" w:hAnsi="Times New Roman" w:eastAsia="FangSong" w:cs="Times New Roman"/>
@@ -29912,7 +29926,7 @@
     </w:p>
     <w:p>
       <w:pPr>
-        <w:pStyle w:val="BodyText"/>
+        <w:pStyle w:val="FirstParagraph"/>
         <w:ind w:firstLine="420"/>
       </w:pPr>
       <w:r>
@@ -30187,7 +30201,7 @@
         <w:pStyle w:val="Compact"/>
         <w:numPr>
           <w:ilvl w:val="0"/>
-          <w:numId w:val="1020"/>
+          <w:numId w:val="1025"/>
         </w:numPr>
         <w:ind w:firstLine="420"/>
       </w:pPr>
@@ -30941,7 +30955,7 @@
         <w:pStyle w:val="Compact"/>
         <w:numPr>
           <w:ilvl w:val="0"/>
-          <w:numId w:val="1021"/>
+          <w:numId w:val="1026"/>
         </w:numPr>
         <w:ind w:firstLine="420"/>
       </w:pPr>
@@ -35309,6 +35323,36 @@
     </w:lvlOverride>
   </w:num>
   <w:num w:numId="1004">
+    <w:abstractNumId w:val="99431"/>
+    <w:lvlOverride w:ilvl="0">
+      <w:startOverride w:val="1"/>
+    </w:lvlOverride>
+    <w:lvlOverride w:ilvl="1">
+      <w:startOverride w:val="1"/>
+    </w:lvlOverride>
+    <w:lvlOverride w:ilvl="2">
+      <w:startOverride w:val="1"/>
+    </w:lvlOverride>
+    <w:lvlOverride w:ilvl="3">
+      <w:startOverride w:val="1"/>
+    </w:lvlOverride>
+    <w:lvlOverride w:ilvl="4">
+      <w:startOverride w:val="1"/>
+    </w:lvlOverride>
+    <w:lvlOverride w:ilvl="5">
+      <w:startOverride w:val="1"/>
+    </w:lvlOverride>
+    <w:lvlOverride w:ilvl="6">
+      <w:startOverride w:val="1"/>
+    </w:lvlOverride>
+    <w:lvlOverride w:ilvl="7">
+      <w:startOverride w:val="1"/>
+    </w:lvlOverride>
+    <w:lvlOverride w:ilvl="8">
+      <w:startOverride w:val="1"/>
+    </w:lvlOverride>
+  </w:num>
+  <w:num w:numId="1005">
     <w:abstractNumId w:val="99731"/>
     <w:lvlOverride w:ilvl="0">
       <w:startOverride w:val="1"/>
@@ -35338,38 +35382,8 @@
       <w:startOverride w:val="1"/>
     </w:lvlOverride>
   </w:num>
-  <w:num w:numId="1005">
-    <w:abstractNumId w:val="99411"/>
-    <w:lvlOverride w:ilvl="0">
-      <w:startOverride w:val="1"/>
-    </w:lvlOverride>
-    <w:lvlOverride w:ilvl="1">
-      <w:startOverride w:val="1"/>
-    </w:lvlOverride>
-    <w:lvlOverride w:ilvl="2">
-      <w:startOverride w:val="1"/>
-    </w:lvlOverride>
-    <w:lvlOverride w:ilvl="3">
-      <w:startOverride w:val="1"/>
-    </w:lvlOverride>
-    <w:lvlOverride w:ilvl="4">
-      <w:startOverride w:val="1"/>
-    </w:lvlOverride>
-    <w:lvlOverride w:ilvl="5">
-      <w:startOverride w:val="1"/>
-    </w:lvlOverride>
-    <w:lvlOverride w:ilvl="6">
-      <w:startOverride w:val="1"/>
-    </w:lvlOverride>
-    <w:lvlOverride w:ilvl="7">
-      <w:startOverride w:val="1"/>
-    </w:lvlOverride>
-    <w:lvlOverride w:ilvl="8">
-      <w:startOverride w:val="1"/>
-    </w:lvlOverride>
-  </w:num>
   <w:num w:numId="1006">
-    <w:abstractNumId w:val="99411"/>
+    <w:abstractNumId w:val="99431"/>
     <w:lvlOverride w:ilvl="0">
       <w:startOverride w:val="1"/>
     </w:lvlOverride>
@@ -35459,33 +35473,33 @@
     </w:lvlOverride>
   </w:num>
   <w:num w:numId="1009">
-    <w:abstractNumId w:val="99412"/>
+    <w:abstractNumId w:val="99411"/>
     <w:lvlOverride w:ilvl="0">
-      <w:startOverride w:val="2"/>
+      <w:startOverride w:val="1"/>
     </w:lvlOverride>
     <w:lvlOverride w:ilvl="1">
-      <w:startOverride w:val="2"/>
+      <w:startOverride w:val="1"/>
     </w:lvlOverride>
     <w:lvlOverride w:ilvl="2">
-      <w:startOverride w:val="2"/>
+      <w:startOverride w:val="1"/>
     </w:lvlOverride>
     <w:lvlOverride w:ilvl="3">
-      <w:startOverride w:val="2"/>
+      <w:startOverride w:val="1"/>
     </w:lvlOverride>
     <w:lvlOverride w:ilvl="4">
-      <w:startOverride w:val="2"/>
+      <w:startOverride w:val="1"/>
     </w:lvlOverride>
     <w:lvlOverride w:ilvl="5">
-      <w:startOverride w:val="2"/>
+      <w:startOverride w:val="1"/>
     </w:lvlOverride>
     <w:lvlOverride w:ilvl="6">
-      <w:startOverride w:val="2"/>
+      <w:startOverride w:val="1"/>
     </w:lvlOverride>
     <w:lvlOverride w:ilvl="7">
-      <w:startOverride w:val="2"/>
+      <w:startOverride w:val="1"/>
     </w:lvlOverride>
     <w:lvlOverride w:ilvl="8">
-      <w:startOverride w:val="2"/>
+      <w:startOverride w:val="1"/>
     </w:lvlOverride>
   </w:num>
   <w:num w:numId="1010">
@@ -35519,33 +35533,33 @@
     </w:lvlOverride>
   </w:num>
   <w:num w:numId="1011">
-    <w:abstractNumId w:val="99411"/>
+    <w:abstractNumId w:val="99412"/>
     <w:lvlOverride w:ilvl="0">
-      <w:startOverride w:val="1"/>
+      <w:startOverride w:val="2"/>
     </w:lvlOverride>
     <w:lvlOverride w:ilvl="1">
-      <w:startOverride w:val="1"/>
+      <w:startOverride w:val="2"/>
     </w:lvlOverride>
     <w:lvlOverride w:ilvl="2">
-      <w:startOverride w:val="1"/>
+      <w:startOverride w:val="2"/>
     </w:lvlOverride>
     <w:lvlOverride w:ilvl="3">
-      <w:startOverride w:val="1"/>
+      <w:startOverride w:val="2"/>
     </w:lvlOverride>
     <w:lvlOverride w:ilvl="4">
-      <w:startOverride w:val="1"/>
+      <w:startOverride w:val="2"/>
     </w:lvlOverride>
     <w:lvlOverride w:ilvl="5">
-      <w:startOverride w:val="1"/>
+      <w:startOverride w:val="2"/>
     </w:lvlOverride>
     <w:lvlOverride w:ilvl="6">
-      <w:startOverride w:val="1"/>
+      <w:startOverride w:val="2"/>
     </w:lvlOverride>
     <w:lvlOverride w:ilvl="7">
-      <w:startOverride w:val="1"/>
+      <w:startOverride w:val="2"/>
     </w:lvlOverride>
     <w:lvlOverride w:ilvl="8">
-      <w:startOverride w:val="1"/>
+      <w:startOverride w:val="2"/>
     </w:lvlOverride>
   </w:num>
   <w:num w:numId="1012">
@@ -35609,6 +35623,66 @@
     </w:lvlOverride>
   </w:num>
   <w:num w:numId="1014">
+    <w:abstractNumId w:val="99411"/>
+    <w:lvlOverride w:ilvl="0">
+      <w:startOverride w:val="1"/>
+    </w:lvlOverride>
+    <w:lvlOverride w:ilvl="1">
+      <w:startOverride w:val="1"/>
+    </w:lvlOverride>
+    <w:lvlOverride w:ilvl="2">
+      <w:startOverride w:val="1"/>
+    </w:lvlOverride>
+    <w:lvlOverride w:ilvl="3">
+      <w:startOverride w:val="1"/>
+    </w:lvlOverride>
+    <w:lvlOverride w:ilvl="4">
+      <w:startOverride w:val="1"/>
+    </w:lvlOverride>
+    <w:lvlOverride w:ilvl="5">
+      <w:startOverride w:val="1"/>
+    </w:lvlOverride>
+    <w:lvlOverride w:ilvl="6">
+      <w:startOverride w:val="1"/>
+    </w:lvlOverride>
+    <w:lvlOverride w:ilvl="7">
+      <w:startOverride w:val="1"/>
+    </w:lvlOverride>
+    <w:lvlOverride w:ilvl="8">
+      <w:startOverride w:val="1"/>
+    </w:lvlOverride>
+  </w:num>
+  <w:num w:numId="1015">
+    <w:abstractNumId w:val="99411"/>
+    <w:lvlOverride w:ilvl="0">
+      <w:startOverride w:val="1"/>
+    </w:lvlOverride>
+    <w:lvlOverride w:ilvl="1">
+      <w:startOverride w:val="1"/>
+    </w:lvlOverride>
+    <w:lvlOverride w:ilvl="2">
+      <w:startOverride w:val="1"/>
+    </w:lvlOverride>
+    <w:lvlOverride w:ilvl="3">
+      <w:startOverride w:val="1"/>
+    </w:lvlOverride>
+    <w:lvlOverride w:ilvl="4">
+      <w:startOverride w:val="1"/>
+    </w:lvlOverride>
+    <w:lvlOverride w:ilvl="5">
+      <w:startOverride w:val="1"/>
+    </w:lvlOverride>
+    <w:lvlOverride w:ilvl="6">
+      <w:startOverride w:val="1"/>
+    </w:lvlOverride>
+    <w:lvlOverride w:ilvl="7">
+      <w:startOverride w:val="1"/>
+    </w:lvlOverride>
+    <w:lvlOverride w:ilvl="8">
+      <w:startOverride w:val="1"/>
+    </w:lvlOverride>
+  </w:num>
+  <w:num w:numId="1016">
     <w:abstractNumId w:val="99412"/>
     <w:lvlOverride w:ilvl="0">
       <w:startOverride w:val="2"/>
@@ -35637,12 +35711,6 @@
     <w:lvlOverride w:ilvl="8">
       <w:startOverride w:val="2"/>
     </w:lvlOverride>
-  </w:num>
-  <w:num w:numId="1015">
-    <w:abstractNumId w:val="991"/>
-  </w:num>
-  <w:num w:numId="1016">
-    <w:abstractNumId w:val="991"/>
   </w:num>
   <w:num w:numId="1017">
     <w:abstractNumId w:val="991"/>
@@ -35684,6 +35752,102 @@
     </w:lvlOverride>
   </w:num>
   <w:num w:numId="1021">
+    <w:abstractNumId w:val="991"/>
+  </w:num>
+  <w:num w:numId="1022">
+    <w:abstractNumId w:val="991"/>
+  </w:num>
+  <w:num w:numId="1023">
+    <w:abstractNumId w:val="99431"/>
+    <w:lvlOverride w:ilvl="0">
+      <w:startOverride w:val="1"/>
+    </w:lvlOverride>
+    <w:lvlOverride w:ilvl="1">
+      <w:startOverride w:val="1"/>
+    </w:lvlOverride>
+    <w:lvlOverride w:ilvl="2">
+      <w:startOverride w:val="1"/>
+    </w:lvlOverride>
+    <w:lvlOverride w:ilvl="3">
+      <w:startOverride w:val="1"/>
+    </w:lvlOverride>
+    <w:lvlOverride w:ilvl="4">
+      <w:startOverride w:val="1"/>
+    </w:lvlOverride>
+    <w:lvlOverride w:ilvl="5">
+      <w:startOverride w:val="1"/>
+    </w:lvlOverride>
+    <w:lvlOverride w:ilvl="6">
+      <w:startOverride w:val="1"/>
+    </w:lvlOverride>
+    <w:lvlOverride w:ilvl="7">
+      <w:startOverride w:val="1"/>
+    </w:lvlOverride>
+    <w:lvlOverride w:ilvl="8">
+      <w:startOverride w:val="1"/>
+    </w:lvlOverride>
+  </w:num>
+  <w:num w:numId="1024">
+    <w:abstractNumId w:val="99431"/>
+    <w:lvlOverride w:ilvl="0">
+      <w:startOverride w:val="1"/>
+    </w:lvlOverride>
+    <w:lvlOverride w:ilvl="1">
+      <w:startOverride w:val="1"/>
+    </w:lvlOverride>
+    <w:lvlOverride w:ilvl="2">
+      <w:startOverride w:val="1"/>
+    </w:lvlOverride>
+    <w:lvlOverride w:ilvl="3">
+      <w:startOverride w:val="1"/>
+    </w:lvlOverride>
+    <w:lvlOverride w:ilvl="4">
+      <w:startOverride w:val="1"/>
+    </w:lvlOverride>
+    <w:lvlOverride w:ilvl="5">
+      <w:startOverride w:val="1"/>
+    </w:lvlOverride>
+    <w:lvlOverride w:ilvl="6">
+      <w:startOverride w:val="1"/>
+    </w:lvlOverride>
+    <w:lvlOverride w:ilvl="7">
+      <w:startOverride w:val="1"/>
+    </w:lvlOverride>
+    <w:lvlOverride w:ilvl="8">
+      <w:startOverride w:val="1"/>
+    </w:lvlOverride>
+  </w:num>
+  <w:num w:numId="1025">
+    <w:abstractNumId w:val="99431"/>
+    <w:lvlOverride w:ilvl="0">
+      <w:startOverride w:val="1"/>
+    </w:lvlOverride>
+    <w:lvlOverride w:ilvl="1">
+      <w:startOverride w:val="1"/>
+    </w:lvlOverride>
+    <w:lvlOverride w:ilvl="2">
+      <w:startOverride w:val="1"/>
+    </w:lvlOverride>
+    <w:lvlOverride w:ilvl="3">
+      <w:startOverride w:val="1"/>
+    </w:lvlOverride>
+    <w:lvlOverride w:ilvl="4">
+      <w:startOverride w:val="1"/>
+    </w:lvlOverride>
+    <w:lvlOverride w:ilvl="5">
+      <w:startOverride w:val="1"/>
+    </w:lvlOverride>
+    <w:lvlOverride w:ilvl="6">
+      <w:startOverride w:val="1"/>
+    </w:lvlOverride>
+    <w:lvlOverride w:ilvl="7">
+      <w:startOverride w:val="1"/>
+    </w:lvlOverride>
+    <w:lvlOverride w:ilvl="8">
+      <w:startOverride w:val="1"/>
+    </w:lvlOverride>
+  </w:num>
+  <w:num w:numId="1026">
     <w:abstractNumId w:val="99432"/>
     <w:lvlOverride w:ilvl="0">
       <w:startOverride w:val="2"/>

--- a/00-首页/题组Word/第一轮·综合套卷/第一轮综合卷11（教师版）.docx
+++ b/00-首页/题组Word/第一轮·综合套卷/第一轮综合卷11（教师版）.docx
@@ -2,7 +2,7 @@
 <file path=word/document.xml><?xml version="1.0" encoding="utf-8"?>
 <w:document xmlns:w="http://schemas.openxmlformats.org/wordprocessingml/2006/main" xmlns:m="http://schemas.openxmlformats.org/officeDocument/2006/math" xmlns:r="http://schemas.openxmlformats.org/officeDocument/2006/relationships" xmlns:o="urn:schemas-microsoft-com:office:office" xmlns:v="urn:schemas-microsoft-com:vml" xmlns:w10="urn:schemas-microsoft-com:office:word" xmlns:a="http://schemas.openxmlformats.org/drawingml/2006/main" xmlns:pic="http://schemas.openxmlformats.org/drawingml/2006/picture" xmlns:wp="http://schemas.openxmlformats.org/drawingml/2006/wordprocessingDrawing">
   <w:body>
-    <w:bookmarkStart w:id="82" w:name="第一轮综合练习-第11卷"/>
+    <w:bookmarkStart w:id="79" w:name="第一轮综合练习-第11卷"/>
     <w:p>
       <w:pPr>
         <w:pStyle w:val="Heading1"/>
@@ -567,7 +567,7 @@
       </w:r>
     </w:p>
     <w:bookmarkEnd w:id="9"/>
-    <w:bookmarkStart w:id="81" w:name="题目"/>
+    <w:bookmarkStart w:id="78" w:name="题目"/>
     <w:p>
       <w:pPr>
         <w:pStyle w:val="Heading2"/>
@@ -13235,7 +13235,7 @@
       </w:r>
     </w:p>
     <w:bookmarkEnd w:id="35"/>
-    <w:bookmarkStart w:id="51" w:name="第15题"/>
+    <w:bookmarkStart w:id="48" w:name="第15题"/>
     <w:p>
       <w:pPr>
         <w:pStyle w:val="Heading3"/>
@@ -13892,183 +13892,131 @@
     <w:p>
       <w:pPr>
         <w:pStyle w:val="FirstParagraph"/>
+        <w:ind w:firstLine="420"/>
+      </w:pPr>
+      <w:r>
+        <w:rPr>
+          <w:rFonts w:hint="eastAsia" w:ascii="Times New Roman" w:hAnsi="Times New Roman" w:eastAsia="Times New Roman" w:cs="Times New Roman"/>
+        </w:rPr>
+        <w:t>（</w:t>
+      </w:r>
+      <w:r>
+        <w:rPr>
+          <w:rFonts w:hint="eastAsia" w:ascii="Times New Roman" w:hAnsi="Times New Roman" w:eastAsia="FangSong" w:cs="Times New Roman"/>
+        </w:rPr>
+        <w:t>注</w:t>
+      </w:r>
+      <w:r>
+        <w:rPr>
+          <w:rFonts w:hint="eastAsia" w:ascii="Times New Roman" w:hAnsi="Times New Roman" w:eastAsia="Times New Roman" w:cs="Times New Roman"/>
+        </w:rPr>
+        <w:t>：</w:t>
+      </w:r>
+      <w:r>
+        <w:rPr>
+          <w:rFonts w:hint="eastAsia" w:ascii="Times New Roman" w:hAnsi="Times New Roman" w:eastAsia="FangSong" w:cs="Times New Roman"/>
+        </w:rPr>
+        <w:t>原题含化学反应方程式图片</w:t>
+      </w:r>
+      <w:r>
+        <w:rPr>
+          <w:rFonts w:hint="eastAsia" w:ascii="Times New Roman" w:hAnsi="Times New Roman" w:eastAsia="Times New Roman" w:cs="Times New Roman"/>
+        </w:rPr>
+        <w:t>，OCR</w:t>
+      </w:r>
+      <w:r>
+        <w:rPr>
+          <w:rFonts w:hint="eastAsia" w:ascii="Times New Roman" w:hAnsi="Times New Roman" w:eastAsia="FangSong" w:cs="Times New Roman"/>
+        </w:rPr>
+        <w:t>原文中为图片引用</w:t>
+      </w:r>
+      <w:r>
+        <w:rPr>
+          <w:rFonts w:hint="eastAsia" w:ascii="Times New Roman" w:hAnsi="Times New Roman" w:eastAsia="Times New Roman" w:cs="Times New Roman"/>
+        </w:rPr>
+        <w:t>）</w:t>
+      </w:r>
+    </w:p>
+    <w:p>
+      <w:pPr>
+        <w:pStyle w:val="BodyText"/>
+        <w:ind w:firstLine="420"/>
+      </w:pPr>
+      <w:r>
+        <w:rPr>
+          <w:rFonts w:hint="eastAsia" w:ascii="Times New Roman" w:hAnsi="Times New Roman" w:eastAsia="FangSong" w:cs="Times New Roman"/>
+          <w:b/>
+          <w:bCs/>
+        </w:rPr>
+        <w:t xml:space="preserve">参考答案</w:t>
+      </w:r>
+      <w:r>
+        <w:rPr>
+          <w:rFonts w:hint="eastAsia" w:ascii="Times New Roman" w:hAnsi="Times New Roman" w:eastAsia="Times New Roman" w:cs="Times New Roman"/>
+        </w:rPr>
+        <w:t xml:space="preserve">：</w:t>
+      </w:r>
+    </w:p>
+    <w:p>
+      <w:pPr>
+        <w:pStyle w:val="Compact"/>
+        <w:numPr>
+          <w:ilvl w:val="0"/>
+          <w:numId w:val="1013"/>
+        </w:numPr>
+        <w:ind w:firstLine="420"/>
+      </w:pPr>
+      <w:r>
+        <w:rPr>
+          <w:rFonts w:hint="eastAsia" w:ascii="Times New Roman" w:hAnsi="Times New Roman" w:eastAsia="FangSong" w:cs="Times New Roman"/>
+        </w:rPr>
+        <w:t>如下图所示</w:t>
+      </w:r>
+      <w:r>
+        <w:rPr>
+          <w:rFonts w:hint="eastAsia" w:ascii="Times New Roman" w:hAnsi="Times New Roman" w:eastAsia="Times New Roman" w:cs="Times New Roman"/>
+        </w:rPr>
+        <w:t>。</w:t>
+      </w:r>
+      <w:r>
+        <w:rPr>
+          <w:rFonts w:ascii="Times New Roman" w:hAnsi="Times New Roman" w:eastAsia="Times New Roman" w:cs="Times New Roman"/>
+        </w:rPr>
+        <w:t xml:space="preserve"> 2. </w:t>
+      </w:r>
+      <w:r>
+        <w:rPr>
+          <w:rFonts w:hint="eastAsia" w:ascii="Times New Roman" w:hAnsi="Times New Roman" w:eastAsia="FangSong" w:cs="Times New Roman"/>
+        </w:rPr>
+        <w:t xml:space="preserve">略</w:t>
+      </w:r>
+    </w:p>
+    <w:p>
+      <w:pPr>
+        <w:pStyle w:val="FirstParagraph"/>
         <w:spacing w:before="160" w:after="80"/>
         <w:jc w:val="center"/>
       </w:pPr>
       <w:r>
         <w:rPr>
-          <w:rFonts w:hint="eastAsia" w:ascii="Times New Roman" w:hAnsi="Times New Roman" w:eastAsia="Times New Roman" w:cs="Times New Roman"/>
-        </w:rPr>
-        <w:t>（</w:t>
-      </w:r>
-      <w:r>
-        <w:rPr>
-          <w:rFonts w:hint="eastAsia" w:ascii="Times New Roman" w:hAnsi="Times New Roman" w:eastAsia="FangSong" w:cs="Times New Roman"/>
-        </w:rPr>
-        <w:t>注</w:t>
-      </w:r>
-      <w:r>
-        <w:rPr>
-          <w:rFonts w:hint="eastAsia" w:ascii="Times New Roman" w:hAnsi="Times New Roman" w:eastAsia="Times New Roman" w:cs="Times New Roman"/>
-        </w:rPr>
-        <w:t>：</w:t>
-      </w:r>
-      <w:r>
-        <w:rPr>
-          <w:rFonts w:hint="eastAsia" w:ascii="Times New Roman" w:hAnsi="Times New Roman" w:eastAsia="FangSong" w:cs="Times New Roman"/>
-        </w:rPr>
-        <w:t>原题含化学反应方程式图片</w:t>
-      </w:r>
-      <w:r>
-        <w:rPr>
-          <w:rFonts w:hint="eastAsia" w:ascii="Times New Roman" w:hAnsi="Times New Roman" w:eastAsia="Times New Roman" w:cs="Times New Roman"/>
-        </w:rPr>
-        <w:t>，OCR</w:t>
-      </w:r>
-      <w:r>
-        <w:rPr>
-          <w:rFonts w:hint="eastAsia" w:ascii="Times New Roman" w:hAnsi="Times New Roman" w:eastAsia="FangSong" w:cs="Times New Roman"/>
-        </w:rPr>
-        <w:t>原文中为图片引用</w:t>
-      </w:r>
-      <w:r>
-        <w:rPr>
-          <w:rFonts w:hint="eastAsia" w:ascii="Times New Roman" w:hAnsi="Times New Roman" w:eastAsia="Times New Roman" w:cs="Times New Roman"/>
-        </w:rPr>
-        <w:t>）</w:t>
-      </w:r>
-      <w:r>
-        <w:rPr>
-          <w:rFonts w:ascii="Times New Roman" w:hAnsi="Times New Roman" w:eastAsia="Times New Roman" w:cs="Times New Roman"/>
-        </w:rPr>
-        <w:t xml:space="preserve"> </w:t>
-      </w:r>
-      <w:r>
-        <w:rPr>
           <w:rFonts w:ascii="Times New Roman" w:hAnsi="Times New Roman" w:eastAsia="Times New Roman" w:cs="Times New Roman"/>
         </w:rPr>
         <w:drawing>
           <wp:inline>
-            <wp:extent cx="3600000" cy="2308332"/>
+            <wp:extent cx="2235200" cy="2590800"/>
             <wp:effectExtent b="0" l="0" r="0" t="0"/>
             <wp:docPr descr="" title="" id="37" name="Picture"/>
             <a:graphic>
               <a:graphicData uri="http://schemas.openxmlformats.org/drawingml/2006/picture">
                 <pic:pic>
                   <pic:nvPicPr>
-                    <pic:cNvPr descr="7937fa3a4ad6d5d9124ba067bca2710abd9c4ab591c0e70741f298f0452bda78.png" id="38" name="Picture"/>
+                    <pic:cNvPr descr="67e22c6046af14b38462d3c606cd7040922e4068ad05dd628f23869a76217de4.jpg" id="38" name="Picture"/>
                     <pic:cNvPicPr>
                       <a:picLocks noChangeArrowheads="1" noChangeAspect="1"/>
                     </pic:cNvPicPr>
                   </pic:nvPicPr>
                   <pic:blipFill>
                     <a:blip r:embed="rId36"/>
-                    <a:stretch>
-                      <a:fillRect/>
-                    </a:stretch>
-                  </pic:blipFill>
-                  <pic:spPr bwMode="auto">
-                    <a:xfrm>
-                      <a:off x="0" y="0"/>
-                      <a:ext cx="3600000" cy="2308332"/>
-                    </a:xfrm>
-                    <a:prstGeom prst="rect">
-                      <a:avLst/>
-                    </a:prstGeom>
-                    <a:noFill/>
-                    <a:ln w="9525">
-                      <a:noFill/>
-                      <a:headEnd/>
-                      <a:tailEnd/>
-                    </a:ln>
-                  </pic:spPr>
-                </pic:pic>
-              </a:graphicData>
-            </a:graphic>
-          </wp:inline>
-        </w:drawing>
-      </w:r>
-    </w:p>
-    <w:p>
-      <w:pPr>
-        <w:pStyle w:val="BodyText"/>
-        <w:ind w:firstLine="420"/>
-      </w:pPr>
-      <w:r>
-        <w:rPr>
-          <w:rFonts w:hint="eastAsia" w:ascii="Times New Roman" w:hAnsi="Times New Roman" w:eastAsia="FangSong" w:cs="Times New Roman"/>
-          <w:b/>
-          <w:bCs/>
-        </w:rPr>
-        <w:t xml:space="preserve">参考答案</w:t>
-      </w:r>
-      <w:r>
-        <w:rPr>
-          <w:rFonts w:hint="eastAsia" w:ascii="Times New Roman" w:hAnsi="Times New Roman" w:eastAsia="Times New Roman" w:cs="Times New Roman"/>
-        </w:rPr>
-        <w:t xml:space="preserve">：</w:t>
-      </w:r>
-    </w:p>
-    <w:p>
-      <w:pPr>
-        <w:pStyle w:val="Compact"/>
-        <w:numPr>
-          <w:ilvl w:val="0"/>
-          <w:numId w:val="1013"/>
-        </w:numPr>
-        <w:ind w:firstLine="420"/>
-      </w:pPr>
-      <w:r>
-        <w:rPr>
-          <w:rFonts w:hint="eastAsia" w:ascii="Times New Roman" w:hAnsi="Times New Roman" w:eastAsia="FangSong" w:cs="Times New Roman"/>
-        </w:rPr>
-        <w:t>如下图所示</w:t>
-      </w:r>
-      <w:r>
-        <w:rPr>
-          <w:rFonts w:hint="eastAsia" w:ascii="Times New Roman" w:hAnsi="Times New Roman" w:eastAsia="Times New Roman" w:cs="Times New Roman"/>
-        </w:rPr>
-        <w:t>。</w:t>
-      </w:r>
-      <w:r>
-        <w:rPr>
-          <w:rFonts w:ascii="Times New Roman" w:hAnsi="Times New Roman" w:eastAsia="Times New Roman" w:cs="Times New Roman"/>
-        </w:rPr>
-        <w:t xml:space="preserve"> 2. </w:t>
-      </w:r>
-      <w:r>
-        <w:rPr>
-          <w:rFonts w:hint="eastAsia" w:ascii="Times New Roman" w:hAnsi="Times New Roman" w:eastAsia="FangSong" w:cs="Times New Roman"/>
-        </w:rPr>
-        <w:t xml:space="preserve">略</w:t>
-      </w:r>
-    </w:p>
-    <w:p>
-      <w:pPr>
-        <w:pStyle w:val="FirstParagraph"/>
-        <w:spacing w:before="160" w:after="80"/>
-        <w:jc w:val="center"/>
-      </w:pPr>
-      <w:r>
-        <w:rPr>
-          <w:rFonts w:ascii="Times New Roman" w:hAnsi="Times New Roman" w:eastAsia="Times New Roman" w:cs="Times New Roman"/>
-        </w:rPr>
-        <w:drawing>
-          <wp:inline>
-            <wp:extent cx="2235200" cy="2590800"/>
-            <wp:effectExtent b="0" l="0" r="0" t="0"/>
-            <wp:docPr descr="" title="" id="40" name="Picture"/>
-            <a:graphic>
-              <a:graphicData uri="http://schemas.openxmlformats.org/drawingml/2006/picture">
-                <pic:pic>
-                  <pic:nvPicPr>
-                    <pic:cNvPr descr="67e22c6046af14b38462d3c606cd7040922e4068ad05dd628f23869a76217de4.jpg" id="41" name="Picture"/>
-                    <pic:cNvPicPr>
-                      <a:picLocks noChangeArrowheads="1" noChangeAspect="1"/>
-                    </pic:cNvPicPr>
-                  </pic:nvPicPr>
-                  <pic:blipFill>
-                    <a:blip r:embed="rId39"/>
                     <a:stretch>
                       <a:fillRect/>
                     </a:stretch>
@@ -14121,18 +14069,18 @@
           <wp:inline>
             <wp:extent cx="1879600" cy="2616200"/>
             <wp:effectExtent b="0" l="0" r="0" t="0"/>
-            <wp:docPr descr="" title="" id="43" name="Picture"/>
+            <wp:docPr descr="" title="" id="40" name="Picture"/>
             <a:graphic>
               <a:graphicData uri="http://schemas.openxmlformats.org/drawingml/2006/picture">
                 <pic:pic>
                   <pic:nvPicPr>
-                    <pic:cNvPr descr="b39c089dfe1e18f270723c7d9e242f301bba040bd155b7c8288cf0e1121fec16.jpg" id="44" name="Picture"/>
+                    <pic:cNvPr descr="b39c089dfe1e18f270723c7d9e242f301bba040bd155b7c8288cf0e1121fec16.jpg" id="41" name="Picture"/>
                     <pic:cNvPicPr>
                       <a:picLocks noChangeArrowheads="1" noChangeAspect="1"/>
                     </pic:cNvPicPr>
                   </pic:nvPicPr>
                   <pic:blipFill>
-                    <a:blip r:embed="rId42"/>
+                    <a:blip r:embed="rId39"/>
                     <a:stretch>
                       <a:fillRect/>
                     </a:stretch>
@@ -14185,18 +14133,18 @@
           <wp:inline>
             <wp:extent cx="1803400" cy="2794000"/>
             <wp:effectExtent b="0" l="0" r="0" t="0"/>
-            <wp:docPr descr="" title="" id="46" name="Picture"/>
+            <wp:docPr descr="" title="" id="43" name="Picture"/>
             <a:graphic>
               <a:graphicData uri="http://schemas.openxmlformats.org/drawingml/2006/picture">
                 <pic:pic>
                   <pic:nvPicPr>
-                    <pic:cNvPr descr="9cac69e53b6ef9a8ad7af7f439e144f2e39598ea803e7afdd1866124e2342f52.jpg" id="47" name="Picture"/>
+                    <pic:cNvPr descr="9cac69e53b6ef9a8ad7af7f439e144f2e39598ea803e7afdd1866124e2342f52.jpg" id="44" name="Picture"/>
                     <pic:cNvPicPr>
                       <a:picLocks noChangeArrowheads="1" noChangeAspect="1"/>
                     </pic:cNvPicPr>
                   </pic:nvPicPr>
                   <pic:blipFill>
-                    <a:blip r:embed="rId45"/>
+                    <a:blip r:embed="rId42"/>
                     <a:stretch>
                       <a:fillRect/>
                     </a:stretch>
@@ -14249,18 +14197,18 @@
           <wp:inline>
             <wp:extent cx="1879600" cy="2692400"/>
             <wp:effectExtent b="0" l="0" r="0" t="0"/>
-            <wp:docPr descr="" title="" id="49" name="Picture"/>
+            <wp:docPr descr="" title="" id="46" name="Picture"/>
             <a:graphic>
               <a:graphicData uri="http://schemas.openxmlformats.org/drawingml/2006/picture">
                 <pic:pic>
                   <pic:nvPicPr>
-                    <pic:cNvPr descr="ebf872e10f3c6f2f6490e347a53b48778f23c9275e107033de65cd4ef05e027f.jpg" id="50" name="Picture"/>
+                    <pic:cNvPr descr="ebf872e10f3c6f2f6490e347a53b48778f23c9275e107033de65cd4ef05e027f.jpg" id="47" name="Picture"/>
                     <pic:cNvPicPr>
                       <a:picLocks noChangeArrowheads="1" noChangeAspect="1"/>
                     </pic:cNvPicPr>
                   </pic:nvPicPr>
                   <pic:blipFill>
-                    <a:blip r:embed="rId48"/>
+                    <a:blip r:embed="rId45"/>
                     <a:stretch>
                       <a:fillRect/>
                     </a:stretch>
@@ -14309,8 +14257,8 @@
         </w:pict>
       </w:r>
     </w:p>
-    <w:bookmarkEnd w:id="51"/>
-    <w:bookmarkStart w:id="55" w:name="第16题"/>
+    <w:bookmarkEnd w:id="48"/>
+    <w:bookmarkStart w:id="52" w:name="第16题"/>
     <w:p>
       <w:pPr>
         <w:pStyle w:val="Heading3"/>
@@ -15152,18 +15100,18 @@
           <wp:inline>
             <wp:extent cx="3600000" cy="2245100"/>
             <wp:effectExtent b="0" l="0" r="0" t="0"/>
-            <wp:docPr descr="" title="" id="53" name="Picture"/>
+            <wp:docPr descr="" title="" id="50" name="Picture"/>
             <a:graphic>
               <a:graphicData uri="http://schemas.openxmlformats.org/drawingml/2006/picture">
                 <pic:pic>
                   <pic:nvPicPr>
-                    <pic:cNvPr descr="0fb4dca164bec5fddd4aa3fa2198c9a3c3b71baf89185962896ec5cb694bfe98.jpg" id="54" name="Picture"/>
+                    <pic:cNvPr descr="0fb4dca164bec5fddd4aa3fa2198c9a3c3b71baf89185962896ec5cb694bfe98.jpg" id="51" name="Picture"/>
                     <pic:cNvPicPr>
                       <a:picLocks noChangeArrowheads="1" noChangeAspect="1"/>
                     </pic:cNvPicPr>
                   </pic:nvPicPr>
                   <pic:blipFill>
-                    <a:blip r:embed="rId52"/>
+                    <a:blip r:embed="rId49"/>
                     <a:stretch>
                       <a:fillRect/>
                     </a:stretch>
@@ -15324,8 +15272,8 @@
         </w:pict>
       </w:r>
     </w:p>
-    <w:bookmarkEnd w:id="55"/>
-    <w:bookmarkStart w:id="56" w:name="第17题"/>
+    <w:bookmarkEnd w:id="52"/>
+    <w:bookmarkStart w:id="53" w:name="第17题"/>
     <w:p>
       <w:pPr>
         <w:pStyle w:val="Heading3"/>
@@ -15774,8 +15722,8 @@
         </w:pict>
       </w:r>
     </w:p>
-    <w:bookmarkEnd w:id="56"/>
-    <w:bookmarkStart w:id="60" w:name="第18题"/>
+    <w:bookmarkEnd w:id="53"/>
+    <w:bookmarkStart w:id="57" w:name="第18题"/>
     <w:p>
       <w:pPr>
         <w:pStyle w:val="Heading3"/>
@@ -15892,18 +15840,18 @@
           <wp:inline>
             <wp:extent cx="3600000" cy="690908"/>
             <wp:effectExtent b="0" l="0" r="0" t="0"/>
-            <wp:docPr descr="" title="" id="58" name="Picture"/>
+            <wp:docPr descr="" title="" id="55" name="Picture"/>
             <a:graphic>
               <a:graphicData uri="http://schemas.openxmlformats.org/drawingml/2006/picture">
                 <pic:pic>
                   <pic:nvPicPr>
-                    <pic:cNvPr descr="bf4abd03f46fc9c3.png" id="59" name="Picture"/>
+                    <pic:cNvPr descr="bf4abd03f46fc9c3.png" id="56" name="Picture"/>
                     <pic:cNvPicPr>
                       <a:picLocks noChangeArrowheads="1" noChangeAspect="1"/>
                     </pic:cNvPicPr>
                   </pic:nvPicPr>
                   <pic:blipFill>
-                    <a:blip r:embed="rId57"/>
+                    <a:blip r:embed="rId54"/>
                     <a:stretch>
                       <a:fillRect/>
                     </a:stretch>
@@ -15982,8 +15930,8 @@
         </w:pict>
       </w:r>
     </w:p>
-    <w:bookmarkEnd w:id="60"/>
-    <w:bookmarkStart w:id="61" w:name="第19题"/>
+    <w:bookmarkEnd w:id="57"/>
+    <w:bookmarkStart w:id="58" w:name="第19题"/>
     <w:p>
       <w:pPr>
         <w:pStyle w:val="Heading3"/>
@@ -16490,8 +16438,8 @@
         </w:pict>
       </w:r>
     </w:p>
-    <w:bookmarkEnd w:id="61"/>
-    <w:bookmarkStart w:id="65" w:name="第20题"/>
+    <w:bookmarkEnd w:id="58"/>
+    <w:bookmarkStart w:id="62" w:name="第20题"/>
     <w:p>
       <w:pPr>
         <w:pStyle w:val="Heading3"/>
@@ -16849,18 +16797,18 @@
           <wp:inline>
             <wp:extent cx="3600000" cy="1489250"/>
             <wp:effectExtent b="0" l="0" r="0" t="0"/>
-            <wp:docPr descr="" title="" id="63" name="Picture"/>
+            <wp:docPr descr="" title="" id="60" name="Picture"/>
             <a:graphic>
               <a:graphicData uri="http://schemas.openxmlformats.org/drawingml/2006/picture">
                 <pic:pic>
                   <pic:nvPicPr>
-                    <pic:cNvPr descr="38468233632903bb.png" id="64" name="Picture"/>
+                    <pic:cNvPr descr="38468233632903bb.png" id="61" name="Picture"/>
                     <pic:cNvPicPr>
                       <a:picLocks noChangeArrowheads="1" noChangeAspect="1"/>
                     </pic:cNvPicPr>
                   </pic:nvPicPr>
                   <pic:blipFill>
-                    <a:blip r:embed="rId62"/>
+                    <a:blip r:embed="rId59"/>
                     <a:stretch>
                       <a:fillRect/>
                     </a:stretch>
@@ -17224,8 +17172,8 @@
         </w:pict>
       </w:r>
     </w:p>
-    <w:bookmarkEnd w:id="65"/>
-    <w:bookmarkStart w:id="66" w:name="第21题"/>
+    <w:bookmarkEnd w:id="62"/>
+    <w:bookmarkStart w:id="63" w:name="第21题"/>
     <w:p>
       <w:pPr>
         <w:pStyle w:val="Heading3"/>
@@ -22349,8 +22297,8 @@
         </w:pict>
       </w:r>
     </w:p>
-    <w:bookmarkEnd w:id="66"/>
-    <w:bookmarkStart w:id="67" w:name="第22题"/>
+    <w:bookmarkEnd w:id="63"/>
+    <w:bookmarkStart w:id="64" w:name="第22题"/>
     <w:p>
       <w:pPr>
         <w:pStyle w:val="Heading3"/>
@@ -22805,8 +22753,8 @@
         </w:pict>
       </w:r>
     </w:p>
-    <w:bookmarkEnd w:id="67"/>
-    <w:bookmarkStart w:id="71" w:name="第23题"/>
+    <w:bookmarkEnd w:id="64"/>
+    <w:bookmarkStart w:id="68" w:name="第23题"/>
     <w:p>
       <w:pPr>
         <w:pStyle w:val="Heading3"/>
@@ -24560,18 +24508,18 @@
           <wp:inline>
             <wp:extent cx="3600000" cy="2099041"/>
             <wp:effectExtent b="0" l="0" r="0" t="0"/>
-            <wp:docPr descr="" title="" id="69" name="Picture"/>
+            <wp:docPr descr="" title="" id="66" name="Picture"/>
             <a:graphic>
               <a:graphicData uri="http://schemas.openxmlformats.org/drawingml/2006/picture">
                 <pic:pic>
                   <pic:nvPicPr>
-                    <pic:cNvPr descr="c934fb94c98b60ba79699b5ab886dfca6cc84c7780623a611d3f4ef0a2454024.jpg" id="70" name="Picture"/>
+                    <pic:cNvPr descr="c934fb94c98b60ba79699b5ab886dfca6cc84c7780623a611d3f4ef0a2454024.jpg" id="67" name="Picture"/>
                     <pic:cNvPicPr>
                       <a:picLocks noChangeArrowheads="1" noChangeAspect="1"/>
                     </pic:cNvPicPr>
                   </pic:nvPicPr>
                   <pic:blipFill>
-                    <a:blip r:embed="rId68"/>
+                    <a:blip r:embed="rId65"/>
                     <a:stretch>
                       <a:fillRect/>
                     </a:stretch>
@@ -25918,8 +25866,8 @@
         </w:pict>
       </w:r>
     </w:p>
-    <w:bookmarkEnd w:id="71"/>
-    <w:bookmarkStart w:id="78" w:name="第24题"/>
+    <w:bookmarkEnd w:id="68"/>
+    <w:bookmarkStart w:id="75" w:name="第24题"/>
     <w:p>
       <w:pPr>
         <w:pStyle w:val="Heading3"/>
@@ -26178,18 +26126,18 @@
           <wp:inline>
             <wp:extent cx="2654300" cy="1816100"/>
             <wp:effectExtent b="0" l="0" r="0" t="0"/>
-            <wp:docPr descr="" title="" id="73" name="Picture"/>
+            <wp:docPr descr="" title="" id="70" name="Picture"/>
             <a:graphic>
               <a:graphicData uri="http://schemas.openxmlformats.org/drawingml/2006/picture">
                 <pic:pic>
                   <pic:nvPicPr>
-                    <pic:cNvPr descr="f7d1189b37a09b50253b53792883563ae8eb6868f82a7445cb43180e89aabfd7.jpg" id="74" name="Picture"/>
+                    <pic:cNvPr descr="f7d1189b37a09b50253b53792883563ae8eb6868f82a7445cb43180e89aabfd7.jpg" id="71" name="Picture"/>
                     <pic:cNvPicPr>
                       <a:picLocks noChangeArrowheads="1" noChangeAspect="1"/>
                     </pic:cNvPicPr>
                   </pic:nvPicPr>
                   <pic:blipFill>
-                    <a:blip r:embed="rId72"/>
+                    <a:blip r:embed="rId69"/>
                     <a:stretch>
                       <a:fillRect/>
                     </a:stretch>
@@ -26546,18 +26494,18 @@
           <wp:inline>
             <wp:extent cx="3600000" cy="2543119"/>
             <wp:effectExtent b="0" l="0" r="0" t="0"/>
-            <wp:docPr descr="" title="" id="76" name="Picture"/>
+            <wp:docPr descr="" title="" id="73" name="Picture"/>
             <a:graphic>
               <a:graphicData uri="http://schemas.openxmlformats.org/drawingml/2006/picture">
                 <pic:pic>
                   <pic:nvPicPr>
-                    <pic:cNvPr descr="5b14386fb0b452fff0a37af3bf785b303ac550ebc7b4183db003f61e6424b355.jpg" id="77" name="Picture"/>
+                    <pic:cNvPr descr="5b14386fb0b452fff0a37af3bf785b303ac550ebc7b4183db003f61e6424b355.jpg" id="74" name="Picture"/>
                     <pic:cNvPicPr>
                       <a:picLocks noChangeArrowheads="1" noChangeAspect="1"/>
                     </pic:cNvPicPr>
                   </pic:nvPicPr>
                   <pic:blipFill>
-                    <a:blip r:embed="rId75"/>
+                    <a:blip r:embed="rId72"/>
                     <a:stretch>
                       <a:fillRect/>
                     </a:stretch>
@@ -28900,8 +28848,8 @@
         </w:pict>
       </w:r>
     </w:p>
-    <w:bookmarkEnd w:id="78"/>
-    <w:bookmarkStart w:id="79" w:name="第25题"/>
+    <w:bookmarkEnd w:id="75"/>
+    <w:bookmarkStart w:id="76" w:name="第25题"/>
     <w:p>
       <w:pPr>
         <w:pStyle w:val="Heading3"/>
@@ -31908,8 +31856,8 @@
         </w:pict>
       </w:r>
     </w:p>
-    <w:bookmarkEnd w:id="79"/>
-    <w:bookmarkStart w:id="80" w:name="第26题"/>
+    <w:bookmarkEnd w:id="76"/>
+    <w:bookmarkStart w:id="77" w:name="第26题"/>
     <w:p>
       <w:pPr>
         <w:pStyle w:val="Heading3"/>
@@ -34604,9 +34552,9 @@
         </w:pict>
       </w:r>
     </w:p>
-    <w:bookmarkEnd w:id="80"/>
-    <w:bookmarkEnd w:id="81"/>
-    <w:bookmarkEnd w:id="82"/>
+    <w:bookmarkEnd w:id="77"/>
+    <w:bookmarkEnd w:id="78"/>
+    <w:bookmarkEnd w:id="79"/>
     <w:sectPr>
       <w:footerReference w:type="default" r:id="rId9"/>
       <w:footnotePr>
